--- a/Hálózatprogramozás dokumentáció.docx
+++ b/Hálózatprogramozás dokumentáció.docx
@@ -492,6 +492,7 @@
       <w:r>
         <w:rPr>
           <w:rFonts w:ascii="Times New Roman" w:hAnsi="Times New Roman" w:cs="Times New Roman"/>
+          <w:noProof/>
           <w:sz w:val="20"/>
           <w:szCs w:val="20"/>
         </w:rPr>
@@ -544,6 +545,7 @@
       <w:r>
         <w:rPr>
           <w:rFonts w:ascii="Times New Roman" w:hAnsi="Times New Roman" w:cs="Times New Roman"/>
+          <w:noProof/>
           <w:sz w:val="28"/>
           <w:szCs w:val="28"/>
         </w:rPr>
@@ -607,6 +609,7 @@
       <w:r>
         <w:rPr>
           <w:rFonts w:ascii="Times New Roman" w:hAnsi="Times New Roman" w:cs="Times New Roman"/>
+          <w:noProof/>
           <w:sz w:val="28"/>
           <w:szCs w:val="28"/>
         </w:rPr>
@@ -1397,6 +1400,7 @@
         <w:t xml:space="preserve"> szerver egy adott szöveges csatornájához lehet létrehozni. Ez az URL lehetővé teszi, hogy külső alkalmazások (pl. Python script, GitHub, </w:t>
       </w:r>
       <w:proofErr w:type="spellStart"/>
+      <w:proofErr w:type="gramStart"/>
       <w:r>
         <w:rPr>
           <w:rFonts w:ascii="Times New Roman" w:hAnsi="Times New Roman" w:cs="Times New Roman"/>
@@ -1412,7 +1416,16 @@
           <w:sz w:val="28"/>
           <w:szCs w:val="28"/>
         </w:rPr>
-        <w:t xml:space="preserve">, stb.) </w:t>
+        <w:t>,</w:t>
+      </w:r>
+      <w:proofErr w:type="gramEnd"/>
+      <w:r>
+        <w:rPr>
+          <w:rFonts w:ascii="Times New Roman" w:hAnsi="Times New Roman" w:cs="Times New Roman"/>
+          <w:sz w:val="28"/>
+          <w:szCs w:val="28"/>
+        </w:rPr>
+        <w:t xml:space="preserve"> stb.) </w:t>
       </w:r>
       <w:r>
         <w:rPr>
@@ -1446,7 +1459,7 @@
           <w:sz w:val="28"/>
           <w:szCs w:val="28"/>
         </w:rPr>
-        <w:t>hogy D</w:t>
+        <w:t xml:space="preserve">hogy </w:t>
       </w:r>
       <w:proofErr w:type="spellStart"/>
       <w:r>
@@ -1455,7 +1468,7 @@
           <w:sz w:val="28"/>
           <w:szCs w:val="28"/>
         </w:rPr>
-        <w:t>iscord</w:t>
+        <w:t>Discord</w:t>
       </w:r>
       <w:proofErr w:type="spellEnd"/>
       <w:r>
@@ -1521,6 +1534,7 @@
       <w:r>
         <w:rPr>
           <w:rFonts w:ascii="Times New Roman" w:hAnsi="Times New Roman" w:cs="Times New Roman"/>
+          <w:noProof/>
           <w:sz w:val="28"/>
           <w:szCs w:val="28"/>
         </w:rPr>
@@ -1573,6 +1587,7 @@
       <w:r>
         <w:rPr>
           <w:rFonts w:ascii="Times New Roman" w:hAnsi="Times New Roman" w:cs="Times New Roman"/>
+          <w:noProof/>
           <w:sz w:val="28"/>
           <w:szCs w:val="28"/>
         </w:rPr>
@@ -1733,6 +1748,7 @@
       <w:r>
         <w:rPr>
           <w:rFonts w:ascii="Times New Roman" w:hAnsi="Times New Roman" w:cs="Times New Roman"/>
+          <w:noProof/>
           <w:sz w:val="28"/>
           <w:szCs w:val="28"/>
         </w:rPr>
@@ -1854,6 +1870,7 @@
         <w:t xml:space="preserve"> bejegyzéseket tartalmaz (</w:t>
       </w:r>
       <w:proofErr w:type="spellStart"/>
+      <w:proofErr w:type="gramStart"/>
       <w:r>
         <w:rPr>
           <w:rFonts w:ascii="Times New Roman" w:hAnsi="Times New Roman" w:cs="Times New Roman"/>
@@ -1869,7 +1886,16 @@
           <w:sz w:val="28"/>
           <w:szCs w:val="28"/>
         </w:rPr>
-        <w:t>()),</w:t>
+        <w:t>(</w:t>
+      </w:r>
+      <w:proofErr w:type="gramEnd"/>
+      <w:r>
+        <w:rPr>
+          <w:rFonts w:ascii="Times New Roman" w:hAnsi="Times New Roman" w:cs="Times New Roman"/>
+          <w:sz w:val="28"/>
+          <w:szCs w:val="28"/>
+        </w:rPr>
+        <w:t>)),</w:t>
       </w:r>
     </w:p>
     <w:p>
@@ -2350,6 +2376,7 @@
       <w:r>
         <w:rPr>
           <w:rFonts w:ascii="Times New Roman" w:hAnsi="Times New Roman" w:cs="Times New Roman"/>
+          <w:noProof/>
           <w:sz w:val="28"/>
           <w:szCs w:val="28"/>
         </w:rPr>
@@ -2402,6 +2429,7 @@
       <w:r>
         <w:rPr>
           <w:rFonts w:ascii="Times New Roman" w:hAnsi="Times New Roman" w:cs="Times New Roman"/>
+          <w:noProof/>
           <w:sz w:val="28"/>
           <w:szCs w:val="28"/>
         </w:rPr>
@@ -2520,6 +2548,7 @@
       <w:r>
         <w:rPr>
           <w:rFonts w:ascii="Times New Roman" w:hAnsi="Times New Roman" w:cs="Times New Roman"/>
+          <w:noProof/>
           <w:sz w:val="28"/>
           <w:szCs w:val="28"/>
         </w:rPr>
@@ -2573,6 +2602,7 @@
       <w:r>
         <w:rPr>
           <w:rFonts w:ascii="Times New Roman" w:hAnsi="Times New Roman" w:cs="Times New Roman"/>
+          <w:noProof/>
           <w:sz w:val="28"/>
           <w:szCs w:val="28"/>
         </w:rPr>
@@ -5156,6 +5186,7 @@
   <w:style w:type="character" w:default="1" w:styleId="Bekezdsalapbettpusa">
     <w:name w:val="Default Paragraph Font"/>
     <w:uiPriority w:val="1"/>
+    <w:semiHidden/>
     <w:unhideWhenUsed/>
   </w:style>
   <w:style w:type="table" w:default="1" w:styleId="Normltblzat">

--- a/Hálózatprogramozás dokumentáció.docx
+++ b/Hálózatprogramozás dokumentáció.docx
@@ -45,129 +45,29 @@
         </w:rPr>
         <w:t xml:space="preserve">A debreceni telephelyen van egy </w:t>
       </w:r>
-      <w:proofErr w:type="spellStart"/>
-      <w:r>
-        <w:rPr>
-          <w:rFonts w:ascii="Times New Roman" w:hAnsi="Times New Roman" w:cs="Times New Roman"/>
-          <w:sz w:val="28"/>
-          <w:szCs w:val="28"/>
-        </w:rPr>
-        <w:t>cisco</w:t>
-      </w:r>
-      <w:proofErr w:type="spellEnd"/>
-      <w:r>
-        <w:rPr>
-          <w:rFonts w:ascii="Times New Roman" w:hAnsi="Times New Roman" w:cs="Times New Roman"/>
-          <w:sz w:val="28"/>
-          <w:szCs w:val="28"/>
-        </w:rPr>
-        <w:t xml:space="preserve"> router-</w:t>
-      </w:r>
-      <w:proofErr w:type="spellStart"/>
-      <w:r>
-        <w:rPr>
-          <w:rFonts w:ascii="Times New Roman" w:hAnsi="Times New Roman" w:cs="Times New Roman"/>
-          <w:sz w:val="28"/>
-          <w:szCs w:val="28"/>
-        </w:rPr>
-        <w:t>ünk</w:t>
-      </w:r>
-      <w:proofErr w:type="spellEnd"/>
-      <w:r>
-        <w:rPr>
-          <w:rFonts w:ascii="Times New Roman" w:hAnsi="Times New Roman" w:cs="Times New Roman"/>
-          <w:sz w:val="28"/>
-          <w:szCs w:val="28"/>
-        </w:rPr>
-        <w:t xml:space="preserve">, egy Catalyst8000-es. </w:t>
-      </w:r>
-      <w:r>
-        <w:rPr>
-          <w:rFonts w:ascii="Times New Roman" w:hAnsi="Times New Roman" w:cs="Times New Roman"/>
-          <w:sz w:val="28"/>
-          <w:szCs w:val="28"/>
-        </w:rPr>
-        <w:t xml:space="preserve">A megoldás alapját egy Pythonban írt </w:t>
-      </w:r>
-      <w:proofErr w:type="spellStart"/>
-      <w:r>
-        <w:rPr>
-          <w:rFonts w:ascii="Times New Roman" w:hAnsi="Times New Roman" w:cs="Times New Roman"/>
-          <w:sz w:val="28"/>
-          <w:szCs w:val="28"/>
-        </w:rPr>
-        <w:t>szkript</w:t>
-      </w:r>
-      <w:proofErr w:type="spellEnd"/>
-      <w:r>
-        <w:rPr>
-          <w:rFonts w:ascii="Times New Roman" w:hAnsi="Times New Roman" w:cs="Times New Roman"/>
-          <w:sz w:val="28"/>
-          <w:szCs w:val="28"/>
-        </w:rPr>
-        <w:t xml:space="preserve"> adja, amely SSH‑kapcsolaton keresztül lekérdezi a router aktuális BGP‑állapotát, majd a kimenetet feldolgozza, XML formátumban archiválja, és szükség esetén </w:t>
-      </w:r>
-      <w:proofErr w:type="spellStart"/>
-      <w:r>
-        <w:rPr>
-          <w:rFonts w:ascii="Times New Roman" w:hAnsi="Times New Roman" w:cs="Times New Roman"/>
-          <w:sz w:val="28"/>
-          <w:szCs w:val="28"/>
-        </w:rPr>
-        <w:t>Discord</w:t>
-      </w:r>
-      <w:proofErr w:type="spellEnd"/>
-      <w:r>
-        <w:rPr>
-          <w:rFonts w:ascii="Times New Roman" w:hAnsi="Times New Roman" w:cs="Times New Roman"/>
-          <w:sz w:val="28"/>
-          <w:szCs w:val="28"/>
-        </w:rPr>
-        <w:t>‑értesítést generál</w:t>
-      </w:r>
-      <w:r>
-        <w:rPr>
-          <w:rFonts w:ascii="Times New Roman" w:hAnsi="Times New Roman" w:cs="Times New Roman"/>
-          <w:sz w:val="28"/>
-          <w:szCs w:val="28"/>
-        </w:rPr>
-        <w:t xml:space="preserve"> a Telekom </w:t>
-      </w:r>
-      <w:proofErr w:type="spellStart"/>
-      <w:r>
-        <w:rPr>
-          <w:rFonts w:ascii="Times New Roman" w:hAnsi="Times New Roman" w:cs="Times New Roman"/>
-          <w:sz w:val="28"/>
-          <w:szCs w:val="28"/>
-        </w:rPr>
-        <w:t>Discord</w:t>
-      </w:r>
-      <w:proofErr w:type="spellEnd"/>
-      <w:r>
-        <w:rPr>
-          <w:rFonts w:ascii="Times New Roman" w:hAnsi="Times New Roman" w:cs="Times New Roman"/>
-          <w:sz w:val="28"/>
-          <w:szCs w:val="28"/>
-        </w:rPr>
-        <w:t xml:space="preserve"> szerverére, amivel a </w:t>
-      </w:r>
-      <w:proofErr w:type="spellStart"/>
-      <w:r>
-        <w:rPr>
-          <w:rFonts w:ascii="Times New Roman" w:hAnsi="Times New Roman" w:cs="Times New Roman"/>
-          <w:sz w:val="28"/>
-          <w:szCs w:val="28"/>
-        </w:rPr>
-        <w:t>rendszergazdág</w:t>
-      </w:r>
-      <w:proofErr w:type="spellEnd"/>
-      <w:r>
-        <w:rPr>
-          <w:rFonts w:ascii="Times New Roman" w:hAnsi="Times New Roman" w:cs="Times New Roman"/>
-          <w:sz w:val="28"/>
-          <w:szCs w:val="28"/>
-        </w:rPr>
-        <w:t xml:space="preserve"> dolgoznak</w:t>
+      <w:r>
+        <w:rPr>
+          <w:rFonts w:ascii="Times New Roman" w:hAnsi="Times New Roman" w:cs="Times New Roman"/>
+          <w:sz w:val="28"/>
+          <w:szCs w:val="28"/>
+        </w:rPr>
+        <w:t xml:space="preserve">cisco router-ünk, egy Catalyst8000-es. </w:t>
+      </w:r>
+      <w:r>
+        <w:rPr>
+          <w:rFonts w:ascii="Times New Roman" w:hAnsi="Times New Roman" w:cs="Times New Roman"/>
+          <w:sz w:val="28"/>
+          <w:szCs w:val="28"/>
+        </w:rPr>
+        <w:t>A megoldás alapját egy Pythonban írt szkript adja, amely SSH‑kapcsolaton keresztül lekérdezi a router aktuális BGP‑állapotát, majd a kimenetet feldolgozza, XML formátumban archiválja, és szükség esetén Discord‑értesítést generál</w:t>
+      </w:r>
+      <w:r>
+        <w:rPr>
+          <w:rFonts w:ascii="Times New Roman" w:hAnsi="Times New Roman" w:cs="Times New Roman"/>
+          <w:sz w:val="28"/>
+          <w:szCs w:val="28"/>
+        </w:rPr>
+        <w:t xml:space="preserve"> a Telekom Discord szerverére, amivel a rendszergazdág dolgoznak</w:t>
       </w:r>
       <w:r>
         <w:rPr>
@@ -183,43 +83,7 @@
           <w:sz w:val="28"/>
           <w:szCs w:val="28"/>
         </w:rPr>
-        <w:t xml:space="preserve"> Bármilyen kapcsolat megszűnik eszközök között, arról egy kritikus </w:t>
-      </w:r>
-      <w:proofErr w:type="spellStart"/>
-      <w:r>
-        <w:rPr>
-          <w:rFonts w:ascii="Times New Roman" w:hAnsi="Times New Roman" w:cs="Times New Roman"/>
-          <w:sz w:val="28"/>
-          <w:szCs w:val="28"/>
-        </w:rPr>
-        <w:t>értesítest</w:t>
-      </w:r>
-      <w:proofErr w:type="spellEnd"/>
-      <w:r>
-        <w:rPr>
-          <w:rFonts w:ascii="Times New Roman" w:hAnsi="Times New Roman" w:cs="Times New Roman"/>
-          <w:sz w:val="28"/>
-          <w:szCs w:val="28"/>
-        </w:rPr>
-        <w:t xml:space="preserve"> kapnak a rendszergazdák, hogy minél gyorsabban és hatékonyabban meg lehessen </w:t>
-      </w:r>
-      <w:proofErr w:type="spellStart"/>
-      <w:r>
-        <w:rPr>
-          <w:rFonts w:ascii="Times New Roman" w:hAnsi="Times New Roman" w:cs="Times New Roman"/>
-          <w:sz w:val="28"/>
-          <w:szCs w:val="28"/>
-        </w:rPr>
-        <w:t>oldan</w:t>
-      </w:r>
-      <w:proofErr w:type="spellEnd"/>
-      <w:r>
-        <w:rPr>
-          <w:rFonts w:ascii="Times New Roman" w:hAnsi="Times New Roman" w:cs="Times New Roman"/>
-          <w:sz w:val="28"/>
-          <w:szCs w:val="28"/>
-        </w:rPr>
-        <w:t xml:space="preserve"> és ne jelentsen kiesést a </w:t>
+        <w:t xml:space="preserve"> Bármilyen kapcsolat megszűnik eszközök között, arról egy kritikus értesítest kapnak a rendszergazdák, hogy minél gyorsabban és hatékonyabban meg lehessen oldan és ne jelentsen kiesést a </w:t>
       </w:r>
       <w:r>
         <w:rPr>
@@ -245,6 +109,42 @@
           <w:sz w:val="28"/>
           <w:szCs w:val="28"/>
         </w:rPr>
+        <w:t>Netconf működése</w:t>
+      </w:r>
+      <w:r>
+        <w:rPr>
+          <w:rFonts w:ascii="Times New Roman" w:hAnsi="Times New Roman" w:cs="Times New Roman"/>
+          <w:sz w:val="28"/>
+          <w:szCs w:val="28"/>
+        </w:rPr>
+        <w:t xml:space="preserve"> a Catalyst8000-es Routeren: </w:t>
+      </w:r>
+    </w:p>
+    <w:p>
+      <w:pPr>
+        <w:jc w:val="both"/>
+        <w:rPr>
+          <w:rFonts w:ascii="Times New Roman" w:hAnsi="Times New Roman" w:cs="Times New Roman"/>
+          <w:sz w:val="28"/>
+          <w:szCs w:val="28"/>
+        </w:rPr>
+      </w:pPr>
+    </w:p>
+    <w:p>
+      <w:pPr>
+        <w:jc w:val="both"/>
+        <w:rPr>
+          <w:rFonts w:ascii="Times New Roman" w:hAnsi="Times New Roman" w:cs="Times New Roman"/>
+          <w:sz w:val="28"/>
+          <w:szCs w:val="28"/>
+        </w:rPr>
+      </w:pPr>
+      <w:r>
+        <w:rPr>
+          <w:rFonts w:ascii="Times New Roman" w:hAnsi="Times New Roman" w:cs="Times New Roman"/>
+          <w:sz w:val="28"/>
+          <w:szCs w:val="28"/>
+        </w:rPr>
         <w:t>Ez a való életben minden Routeren be van állítva, de mi egy Routeren fogjuk bemutatni.</w:t>
       </w:r>
       <w:r>
@@ -271,7 +171,6 @@
         </w:rPr>
         <w:t xml:space="preserve"> </w:t>
       </w:r>
-      <w:proofErr w:type="spellStart"/>
       <w:r>
         <w:rPr>
           <w:rFonts w:ascii="Times New Roman" w:hAnsi="Times New Roman" w:cs="Times New Roman"/>
@@ -286,18 +185,8 @@
           <w:sz w:val="28"/>
           <w:szCs w:val="28"/>
         </w:rPr>
-        <w:t>evnet</w:t>
-      </w:r>
-      <w:proofErr w:type="spellEnd"/>
-      <w:r>
-        <w:rPr>
-          <w:rFonts w:ascii="Times New Roman" w:hAnsi="Times New Roman" w:cs="Times New Roman"/>
-          <w:sz w:val="28"/>
-          <w:szCs w:val="28"/>
-        </w:rPr>
-        <w:t xml:space="preserve"> </w:t>
-      </w:r>
-      <w:proofErr w:type="spellStart"/>
+        <w:t xml:space="preserve">evnet </w:t>
+      </w:r>
       <w:r>
         <w:rPr>
           <w:rFonts w:ascii="Times New Roman" w:hAnsi="Times New Roman" w:cs="Times New Roman"/>
@@ -312,16 +201,7 @@
           <w:sz w:val="28"/>
           <w:szCs w:val="28"/>
         </w:rPr>
-        <w:t>andbox</w:t>
-      </w:r>
-      <w:proofErr w:type="spellEnd"/>
-      <w:r>
-        <w:rPr>
-          <w:rFonts w:ascii="Times New Roman" w:hAnsi="Times New Roman" w:cs="Times New Roman"/>
-          <w:sz w:val="28"/>
-          <w:szCs w:val="28"/>
-        </w:rPr>
-        <w:t xml:space="preserve"> segítségével szimuláljuk</w:t>
+        <w:t>andbox segítségével szimuláljuk</w:t>
       </w:r>
       <w:r>
         <w:rPr>
@@ -337,105 +217,15 @@
           <w:sz w:val="28"/>
           <w:szCs w:val="28"/>
         </w:rPr>
-        <w:t xml:space="preserve">Cisco </w:t>
-      </w:r>
-      <w:proofErr w:type="spellStart"/>
-      <w:r>
-        <w:rPr>
-          <w:rFonts w:ascii="Times New Roman" w:hAnsi="Times New Roman" w:cs="Times New Roman"/>
-          <w:sz w:val="28"/>
-          <w:szCs w:val="28"/>
-        </w:rPr>
-        <w:t>Catalyst</w:t>
-      </w:r>
-      <w:proofErr w:type="spellEnd"/>
-      <w:r>
-        <w:rPr>
-          <w:rFonts w:ascii="Times New Roman" w:hAnsi="Times New Roman" w:cs="Times New Roman"/>
-          <w:sz w:val="28"/>
-          <w:szCs w:val="28"/>
-        </w:rPr>
-        <w:t xml:space="preserve"> 8000V (</w:t>
-      </w:r>
-      <w:proofErr w:type="spellStart"/>
-      <w:r>
-        <w:rPr>
-          <w:rFonts w:ascii="Times New Roman" w:hAnsi="Times New Roman" w:cs="Times New Roman"/>
-          <w:sz w:val="28"/>
-          <w:szCs w:val="28"/>
-        </w:rPr>
-        <w:t>Always</w:t>
-      </w:r>
-      <w:proofErr w:type="spellEnd"/>
-      <w:r>
-        <w:rPr>
-          <w:rFonts w:ascii="Times New Roman" w:hAnsi="Times New Roman" w:cs="Times New Roman"/>
-          <w:sz w:val="28"/>
-          <w:szCs w:val="28"/>
-        </w:rPr>
-        <w:t xml:space="preserve"> </w:t>
-      </w:r>
-      <w:proofErr w:type="spellStart"/>
-      <w:r>
-        <w:rPr>
-          <w:rFonts w:ascii="Times New Roman" w:hAnsi="Times New Roman" w:cs="Times New Roman"/>
-          <w:sz w:val="28"/>
-          <w:szCs w:val="28"/>
-        </w:rPr>
-        <w:t>On</w:t>
-      </w:r>
-      <w:proofErr w:type="spellEnd"/>
-      <w:r>
-        <w:rPr>
-          <w:rFonts w:ascii="Times New Roman" w:hAnsi="Times New Roman" w:cs="Times New Roman"/>
-          <w:sz w:val="28"/>
-          <w:szCs w:val="28"/>
-        </w:rPr>
-        <w:t>)</w:t>
-      </w:r>
-      <w:r>
-        <w:rPr>
-          <w:rFonts w:ascii="Times New Roman" w:hAnsi="Times New Roman" w:cs="Times New Roman"/>
-          <w:sz w:val="28"/>
-          <w:szCs w:val="28"/>
-        </w:rPr>
-        <w:t xml:space="preserve"> eszközt használunk, amire SSH-</w:t>
-      </w:r>
-      <w:proofErr w:type="spellStart"/>
-      <w:r>
-        <w:rPr>
-          <w:rFonts w:ascii="Times New Roman" w:hAnsi="Times New Roman" w:cs="Times New Roman"/>
-          <w:sz w:val="28"/>
-          <w:szCs w:val="28"/>
-        </w:rPr>
-        <w:t>val</w:t>
-      </w:r>
-      <w:proofErr w:type="spellEnd"/>
-      <w:r>
-        <w:rPr>
-          <w:rFonts w:ascii="Times New Roman" w:hAnsi="Times New Roman" w:cs="Times New Roman"/>
-          <w:sz w:val="28"/>
-          <w:szCs w:val="28"/>
-        </w:rPr>
-        <w:t xml:space="preserve"> lépünk fel és állítjuk be a </w:t>
-      </w:r>
-      <w:proofErr w:type="spellStart"/>
-      <w:r>
-        <w:rPr>
-          <w:rFonts w:ascii="Times New Roman" w:hAnsi="Times New Roman" w:cs="Times New Roman"/>
-          <w:sz w:val="28"/>
-          <w:szCs w:val="28"/>
-        </w:rPr>
-        <w:t>configjait</w:t>
-      </w:r>
-      <w:proofErr w:type="spellEnd"/>
-      <w:r>
-        <w:rPr>
-          <w:rFonts w:ascii="Times New Roman" w:hAnsi="Times New Roman" w:cs="Times New Roman"/>
-          <w:sz w:val="28"/>
-          <w:szCs w:val="28"/>
-        </w:rPr>
-        <w:t xml:space="preserve">. </w:t>
+        <w:t>Cisco Catalyst 8000V (Always On)</w:t>
+      </w:r>
+      <w:r>
+        <w:rPr>
+          <w:rFonts w:ascii="Times New Roman" w:hAnsi="Times New Roman" w:cs="Times New Roman"/>
+          <w:sz w:val="28"/>
+          <w:szCs w:val="28"/>
+        </w:rPr>
+        <w:t xml:space="preserve"> eszközt használunk, amire SSH-val lépünk fel és állítjuk be a configjait. </w:t>
       </w:r>
       <w:r>
         <w:rPr>
@@ -451,25 +241,7 @@
           <w:sz w:val="28"/>
           <w:szCs w:val="28"/>
         </w:rPr>
-        <w:t xml:space="preserve"> megírjuk a </w:t>
-      </w:r>
-      <w:proofErr w:type="spellStart"/>
-      <w:r>
-        <w:rPr>
-          <w:rFonts w:ascii="Times New Roman" w:hAnsi="Times New Roman" w:cs="Times New Roman"/>
-          <w:sz w:val="28"/>
-          <w:szCs w:val="28"/>
-        </w:rPr>
-        <w:t>python</w:t>
-      </w:r>
-      <w:proofErr w:type="spellEnd"/>
-      <w:r>
-        <w:rPr>
-          <w:rFonts w:ascii="Times New Roman" w:hAnsi="Times New Roman" w:cs="Times New Roman"/>
-          <w:sz w:val="28"/>
-          <w:szCs w:val="28"/>
-        </w:rPr>
-        <w:t xml:space="preserve"> scriptet</w:t>
+        <w:t xml:space="preserve"> megírjuk a python scriptet</w:t>
       </w:r>
       <w:r>
         <w:rPr>
@@ -478,6 +250,14 @@
           <w:szCs w:val="28"/>
         </w:rPr>
         <w:t xml:space="preserve">, ami így néz ki: </w:t>
+      </w:r>
+      <w:r>
+        <w:rPr>
+          <w:rFonts w:ascii="Times New Roman" w:hAnsi="Times New Roman" w:cs="Times New Roman"/>
+          <w:sz w:val="28"/>
+          <w:szCs w:val="28"/>
+        </w:rPr>
+        <w:t>(script szöveg formátumban)</w:t>
       </w:r>
     </w:p>
     <w:p>
@@ -489,49 +269,6 @@
           <w:szCs w:val="20"/>
         </w:rPr>
       </w:pPr>
-      <w:r>
-        <w:rPr>
-          <w:rFonts w:ascii="Times New Roman" w:hAnsi="Times New Roman" w:cs="Times New Roman"/>
-          <w:noProof/>
-          <w:sz w:val="20"/>
-          <w:szCs w:val="20"/>
-        </w:rPr>
-        <w:drawing>
-          <wp:inline distT="0" distB="0" distL="0" distR="0" wp14:anchorId="44A74D30" wp14:editId="60E20314">
-            <wp:extent cx="4575564" cy="5238115"/>
-            <wp:effectExtent l="0" t="0" r="0" b="635"/>
-            <wp:docPr id="1377844475" name="Kép 1" descr="A képen szöveg, képernyőkép, Betűtípus, menü látható&#10;&#10;Előfordulhat, hogy az AI által létrehozott tartalom helytelen."/>
-            <wp:cNvGraphicFramePr>
-              <a:graphicFrameLocks xmlns:a="http://schemas.openxmlformats.org/drawingml/2006/main" noChangeAspect="1"/>
-            </wp:cNvGraphicFramePr>
-            <a:graphic xmlns:a="http://schemas.openxmlformats.org/drawingml/2006/main">
-              <a:graphicData uri="http://schemas.openxmlformats.org/drawingml/2006/picture">
-                <pic:pic xmlns:pic="http://schemas.openxmlformats.org/drawingml/2006/picture">
-                  <pic:nvPicPr>
-                    <pic:cNvPr id="1377844475" name="Kép 1" descr="A képen szöveg, képernyőkép, Betűtípus, menü látható&#10;&#10;Előfordulhat, hogy az AI által létrehozott tartalom helytelen."/>
-                    <pic:cNvPicPr/>
-                  </pic:nvPicPr>
-                  <pic:blipFill>
-                    <a:blip r:embed="rId6"/>
-                    <a:stretch>
-                      <a:fillRect/>
-                    </a:stretch>
-                  </pic:blipFill>
-                  <pic:spPr>
-                    <a:xfrm>
-                      <a:off x="0" y="0"/>
-                      <a:ext cx="4578685" cy="5241688"/>
-                    </a:xfrm>
-                    <a:prstGeom prst="rect">
-                      <a:avLst/>
-                    </a:prstGeom>
-                  </pic:spPr>
-                </pic:pic>
-              </a:graphicData>
-            </a:graphic>
-          </wp:inline>
-        </w:drawing>
-      </w:r>
     </w:p>
     <w:p>
       <w:pPr>
@@ -542,50 +279,6 @@
           <w:szCs w:val="28"/>
         </w:rPr>
       </w:pPr>
-      <w:r>
-        <w:rPr>
-          <w:rFonts w:ascii="Times New Roman" w:hAnsi="Times New Roman" w:cs="Times New Roman"/>
-          <w:noProof/>
-          <w:sz w:val="28"/>
-          <w:szCs w:val="28"/>
-        </w:rPr>
-        <w:lastRenderedPageBreak/>
-        <w:drawing>
-          <wp:inline distT="0" distB="0" distL="0" distR="0" wp14:anchorId="1272A5E8" wp14:editId="08CFA1EA">
-            <wp:extent cx="4889500" cy="4225637"/>
-            <wp:effectExtent l="0" t="0" r="6350" b="3810"/>
-            <wp:docPr id="1344893990" name="Kép 1" descr="A képen szöveg, képernyőkép, Betűtípus látható&#10;&#10;Előfordulhat, hogy az AI által létrehozott tartalom helytelen."/>
-            <wp:cNvGraphicFramePr>
-              <a:graphicFrameLocks xmlns:a="http://schemas.openxmlformats.org/drawingml/2006/main" noChangeAspect="1"/>
-            </wp:cNvGraphicFramePr>
-            <a:graphic xmlns:a="http://schemas.openxmlformats.org/drawingml/2006/main">
-              <a:graphicData uri="http://schemas.openxmlformats.org/drawingml/2006/picture">
-                <pic:pic xmlns:pic="http://schemas.openxmlformats.org/drawingml/2006/picture">
-                  <pic:nvPicPr>
-                    <pic:cNvPr id="1344893990" name="Kép 1" descr="A képen szöveg, képernyőkép, Betűtípus látható&#10;&#10;Előfordulhat, hogy az AI által létrehozott tartalom helytelen."/>
-                    <pic:cNvPicPr/>
-                  </pic:nvPicPr>
-                  <pic:blipFill>
-                    <a:blip r:embed="rId7"/>
-                    <a:stretch>
-                      <a:fillRect/>
-                    </a:stretch>
-                  </pic:blipFill>
-                  <pic:spPr>
-                    <a:xfrm>
-                      <a:off x="0" y="0"/>
-                      <a:ext cx="4892979" cy="4228643"/>
-                    </a:xfrm>
-                    <a:prstGeom prst="rect">
-                      <a:avLst/>
-                    </a:prstGeom>
-                  </pic:spPr>
-                </pic:pic>
-              </a:graphicData>
-            </a:graphic>
-          </wp:inline>
-        </w:drawing>
-      </w:r>
     </w:p>
     <w:p>
       <w:pPr>
@@ -606,58 +299,6 @@
           <w:szCs w:val="28"/>
         </w:rPr>
       </w:pPr>
-      <w:r>
-        <w:rPr>
-          <w:rFonts w:ascii="Times New Roman" w:hAnsi="Times New Roman" w:cs="Times New Roman"/>
-          <w:noProof/>
-          <w:sz w:val="28"/>
-          <w:szCs w:val="28"/>
-        </w:rPr>
-        <w:drawing>
-          <wp:inline distT="0" distB="0" distL="0" distR="0" wp14:anchorId="63F05498" wp14:editId="66635A91">
-            <wp:extent cx="4853444" cy="2330450"/>
-            <wp:effectExtent l="0" t="0" r="4445" b="0"/>
-            <wp:docPr id="943806813" name="Kép 1" descr="A képen szöveg, képernyőkép, szoftver, Betűtípus látható&#10;&#10;Előfordulhat, hogy az AI által létrehozott tartalom helytelen."/>
-            <wp:cNvGraphicFramePr>
-              <a:graphicFrameLocks xmlns:a="http://schemas.openxmlformats.org/drawingml/2006/main" noChangeAspect="1"/>
-            </wp:cNvGraphicFramePr>
-            <a:graphic xmlns:a="http://schemas.openxmlformats.org/drawingml/2006/main">
-              <a:graphicData uri="http://schemas.openxmlformats.org/drawingml/2006/picture">
-                <pic:pic xmlns:pic="http://schemas.openxmlformats.org/drawingml/2006/picture">
-                  <pic:nvPicPr>
-                    <pic:cNvPr id="943806813" name="Kép 1" descr="A képen szöveg, képernyőkép, szoftver, Betűtípus látható&#10;&#10;Előfordulhat, hogy az AI által létrehozott tartalom helytelen."/>
-                    <pic:cNvPicPr/>
-                  </pic:nvPicPr>
-                  <pic:blipFill rotWithShape="1">
-                    <a:blip r:embed="rId8"/>
-                    <a:srcRect r="20561" b="591"/>
-                    <a:stretch>
-                      <a:fillRect/>
-                    </a:stretch>
-                  </pic:blipFill>
-                  <pic:spPr bwMode="auto">
-                    <a:xfrm>
-                      <a:off x="0" y="0"/>
-                      <a:ext cx="4864627" cy="2335820"/>
-                    </a:xfrm>
-                    <a:prstGeom prst="rect">
-                      <a:avLst/>
-                    </a:prstGeom>
-                    <a:ln>
-                      <a:noFill/>
-                    </a:ln>
-                    <a:extLst>
-                      <a:ext uri="{53640926-AAD7-44D8-BBD7-CCE9431645EC}">
-                        <a14:shadowObscured xmlns:a14="http://schemas.microsoft.com/office/drawing/2010/main"/>
-                      </a:ext>
-                    </a:extLst>
-                  </pic:spPr>
-                </pic:pic>
-              </a:graphicData>
-            </a:graphic>
-          </wp:inline>
-        </w:drawing>
-      </w:r>
     </w:p>
     <w:p>
       <w:pPr>
@@ -748,7 +389,6 @@
           <w:sz w:val="28"/>
           <w:szCs w:val="28"/>
         </w:rPr>
-        <w:lastRenderedPageBreak/>
         <w:t>SSH kapcsolat létrehozása</w:t>
       </w:r>
     </w:p>
@@ -767,61 +407,7 @@
           <w:sz w:val="28"/>
           <w:szCs w:val="28"/>
         </w:rPr>
-        <w:t xml:space="preserve">A </w:t>
-      </w:r>
-      <w:proofErr w:type="spellStart"/>
-      <w:r>
-        <w:rPr>
-          <w:rFonts w:ascii="Times New Roman" w:hAnsi="Times New Roman" w:cs="Times New Roman"/>
-          <w:sz w:val="28"/>
-          <w:szCs w:val="28"/>
-        </w:rPr>
-        <w:t>paramiko</w:t>
-      </w:r>
-      <w:proofErr w:type="spellEnd"/>
-      <w:r>
-        <w:rPr>
-          <w:rFonts w:ascii="Times New Roman" w:hAnsi="Times New Roman" w:cs="Times New Roman"/>
-          <w:sz w:val="28"/>
-          <w:szCs w:val="28"/>
-        </w:rPr>
-        <w:t xml:space="preserve"> könyvtár segítségével a script SSH kapcsolatot létesít a megadott routerrel. Az </w:t>
-      </w:r>
-      <w:proofErr w:type="spellStart"/>
-      <w:r>
-        <w:rPr>
-          <w:rFonts w:ascii="Times New Roman" w:hAnsi="Times New Roman" w:cs="Times New Roman"/>
-          <w:sz w:val="28"/>
-          <w:szCs w:val="28"/>
-        </w:rPr>
-        <w:t>AutoAddPolicy</w:t>
-      </w:r>
-      <w:proofErr w:type="spellEnd"/>
-      <w:r>
-        <w:rPr>
-          <w:rFonts w:ascii="Times New Roman" w:hAnsi="Times New Roman" w:cs="Times New Roman"/>
-          <w:sz w:val="28"/>
-          <w:szCs w:val="28"/>
-        </w:rPr>
-        <w:t xml:space="preserve"> lehetővé teszi, hogy a script automatikusan elfogadja az ismeretlen </w:t>
-      </w:r>
-      <w:proofErr w:type="spellStart"/>
-      <w:r>
-        <w:rPr>
-          <w:rFonts w:ascii="Times New Roman" w:hAnsi="Times New Roman" w:cs="Times New Roman"/>
-          <w:sz w:val="28"/>
-          <w:szCs w:val="28"/>
-        </w:rPr>
-        <w:t>host</w:t>
-      </w:r>
-      <w:proofErr w:type="spellEnd"/>
-      <w:r>
-        <w:rPr>
-          <w:rFonts w:ascii="Times New Roman" w:hAnsi="Times New Roman" w:cs="Times New Roman"/>
-          <w:sz w:val="28"/>
-          <w:szCs w:val="28"/>
-        </w:rPr>
-        <w:t xml:space="preserve"> kulcsokat (ez kényelmes, de nem ajánlott éles környezetben).</w:t>
+        <w:t>A paramiko könyvtár segítségével a script SSH kapcsolatot létesít a megadott routerrel. Az AutoAddPolicy lehetővé teszi, hogy a script automatikusan elfogadja az ismeretlen host kulcsokat (ez kényelmes, de nem ajánlott éles környezetben).</w:t>
       </w:r>
     </w:p>
     <w:p>
@@ -844,6 +430,7 @@
           <w:sz w:val="28"/>
           <w:szCs w:val="28"/>
         </w:rPr>
+        <w:lastRenderedPageBreak/>
         <w:t>BGP összegzés lekérdezése</w:t>
       </w:r>
     </w:p>
@@ -862,43 +449,7 @@
           <w:sz w:val="28"/>
           <w:szCs w:val="28"/>
         </w:rPr>
-        <w:t xml:space="preserve">A script elküldi a show </w:t>
-      </w:r>
-      <w:proofErr w:type="spellStart"/>
-      <w:r>
-        <w:rPr>
-          <w:rFonts w:ascii="Times New Roman" w:hAnsi="Times New Roman" w:cs="Times New Roman"/>
-          <w:sz w:val="28"/>
-          <w:szCs w:val="28"/>
-        </w:rPr>
-        <w:t>bgp</w:t>
-      </w:r>
-      <w:proofErr w:type="spellEnd"/>
-      <w:r>
-        <w:rPr>
-          <w:rFonts w:ascii="Times New Roman" w:hAnsi="Times New Roman" w:cs="Times New Roman"/>
-          <w:sz w:val="28"/>
-          <w:szCs w:val="28"/>
-        </w:rPr>
-        <w:t xml:space="preserve"> </w:t>
-      </w:r>
-      <w:proofErr w:type="spellStart"/>
-      <w:r>
-        <w:rPr>
-          <w:rFonts w:ascii="Times New Roman" w:hAnsi="Times New Roman" w:cs="Times New Roman"/>
-          <w:sz w:val="28"/>
-          <w:szCs w:val="28"/>
-        </w:rPr>
-        <w:t>summary</w:t>
-      </w:r>
-      <w:proofErr w:type="spellEnd"/>
-      <w:r>
-        <w:rPr>
-          <w:rFonts w:ascii="Times New Roman" w:hAnsi="Times New Roman" w:cs="Times New Roman"/>
-          <w:sz w:val="28"/>
-          <w:szCs w:val="28"/>
-        </w:rPr>
-        <w:t xml:space="preserve"> parancsot a routernek, amely visszaadja a BGP szomszédságok állapotát. A kimenetet szövegként (output) olvassa be, majd lezárja az SSH kapcsolatot.</w:t>
+        <w:t>A script elküldi a show bgp summary parancsot a routernek, amely visszaadja a BGP szomszédságok állapotát. A kimenetet szövegként (output) olvassa be, majd lezárja az SSH kapcsolatot.</w:t>
       </w:r>
     </w:p>
     <w:p>
@@ -939,61 +490,7 @@
           <w:sz w:val="28"/>
           <w:szCs w:val="28"/>
         </w:rPr>
-        <w:t xml:space="preserve">Ez a rész sorokra bontja a kimenetet, majd minden olyan sort, amely IP-címmel kezdődik (pl. 192.0.2.1), BGP szomszédsági sornak tekint. Kinyeri a szomszéd IP-címét és az utolsó mezőt, amely vagy egy szám (prefixek száma, ha </w:t>
-      </w:r>
-      <w:proofErr w:type="spellStart"/>
-      <w:r>
-        <w:rPr>
-          <w:rFonts w:ascii="Times New Roman" w:hAnsi="Times New Roman" w:cs="Times New Roman"/>
-          <w:sz w:val="28"/>
-          <w:szCs w:val="28"/>
-        </w:rPr>
-        <w:t>Established</w:t>
-      </w:r>
-      <w:proofErr w:type="spellEnd"/>
-      <w:r>
-        <w:rPr>
-          <w:rFonts w:ascii="Times New Roman" w:hAnsi="Times New Roman" w:cs="Times New Roman"/>
-          <w:sz w:val="28"/>
-          <w:szCs w:val="28"/>
-        </w:rPr>
-        <w:t>), vagy egy állapot (</w:t>
-      </w:r>
-      <w:proofErr w:type="spellStart"/>
-      <w:r>
-        <w:rPr>
-          <w:rFonts w:ascii="Times New Roman" w:hAnsi="Times New Roman" w:cs="Times New Roman"/>
-          <w:sz w:val="28"/>
-          <w:szCs w:val="28"/>
-        </w:rPr>
-        <w:t>Idle</w:t>
-      </w:r>
-      <w:proofErr w:type="spellEnd"/>
-      <w:r>
-        <w:rPr>
-          <w:rFonts w:ascii="Times New Roman" w:hAnsi="Times New Roman" w:cs="Times New Roman"/>
-          <w:sz w:val="28"/>
-          <w:szCs w:val="28"/>
-        </w:rPr>
-        <w:t xml:space="preserve">, </w:t>
-      </w:r>
-      <w:proofErr w:type="spellStart"/>
-      <w:r>
-        <w:rPr>
-          <w:rFonts w:ascii="Times New Roman" w:hAnsi="Times New Roman" w:cs="Times New Roman"/>
-          <w:sz w:val="28"/>
-          <w:szCs w:val="28"/>
-        </w:rPr>
-        <w:t>Active</w:t>
-      </w:r>
-      <w:proofErr w:type="spellEnd"/>
-      <w:r>
-        <w:rPr>
-          <w:rFonts w:ascii="Times New Roman" w:hAnsi="Times New Roman" w:cs="Times New Roman"/>
-          <w:sz w:val="28"/>
-          <w:szCs w:val="28"/>
-        </w:rPr>
-        <w:t xml:space="preserve"> stb.).</w:t>
+        <w:t>Ez a rész sorokra bontja a kimenetet, majd minden olyan sort, amely IP-címmel kezdődik (pl. 192.0.2.1), BGP szomszédsági sornak tekint. Kinyeri a szomszéd IP-címét és az utolsó mezőt, amely vagy egy szám (prefixek száma, ha Established), vagy egy állapot (Idle, Active stb.).</w:t>
       </w:r>
     </w:p>
     <w:p>
@@ -1034,25 +531,7 @@
           <w:sz w:val="28"/>
           <w:szCs w:val="28"/>
         </w:rPr>
-        <w:t xml:space="preserve">A script létrehoz egy XML fájlt (bgp_status.xml), amely tartalmazza az összes BGP szomszéd IP-címét és azok állapotát. Ez hasznos lehet automatizált </w:t>
-      </w:r>
-      <w:proofErr w:type="spellStart"/>
-      <w:r>
-        <w:rPr>
-          <w:rFonts w:ascii="Times New Roman" w:hAnsi="Times New Roman" w:cs="Times New Roman"/>
-          <w:sz w:val="28"/>
-          <w:szCs w:val="28"/>
-        </w:rPr>
-        <w:t>riportáláshoz</w:t>
-      </w:r>
-      <w:proofErr w:type="spellEnd"/>
-      <w:r>
-        <w:rPr>
-          <w:rFonts w:ascii="Times New Roman" w:hAnsi="Times New Roman" w:cs="Times New Roman"/>
-          <w:sz w:val="28"/>
-          <w:szCs w:val="28"/>
-        </w:rPr>
-        <w:t xml:space="preserve"> vagy archiváláshoz.</w:t>
+        <w:t>A script létrehoz egy XML fájlt (bgp_status.xml), amely tartalmazza az összes BGP szomszéd IP-címét és azok állapotát. Ez hasznos lehet automatizált riportáláshoz vagy archiváláshoz.</w:t>
       </w:r>
     </w:p>
     <w:p>
@@ -1075,25 +554,7 @@
           <w:sz w:val="28"/>
           <w:szCs w:val="28"/>
         </w:rPr>
-        <w:t xml:space="preserve">BGP állapot ellenőrzése és </w:t>
-      </w:r>
-      <w:proofErr w:type="spellStart"/>
-      <w:r>
-        <w:rPr>
-          <w:rFonts w:ascii="Times New Roman" w:hAnsi="Times New Roman" w:cs="Times New Roman"/>
-          <w:sz w:val="28"/>
-          <w:szCs w:val="28"/>
-        </w:rPr>
-        <w:t>Discord</w:t>
-      </w:r>
-      <w:proofErr w:type="spellEnd"/>
-      <w:r>
-        <w:rPr>
-          <w:rFonts w:ascii="Times New Roman" w:hAnsi="Times New Roman" w:cs="Times New Roman"/>
-          <w:sz w:val="28"/>
-          <w:szCs w:val="28"/>
-        </w:rPr>
-        <w:t xml:space="preserve"> riasztás</w:t>
+        <w:t>BGP állapot ellenőrzése és Discord riasztás</w:t>
       </w:r>
     </w:p>
     <w:p>
@@ -1111,43 +572,7 @@
           <w:sz w:val="28"/>
           <w:szCs w:val="28"/>
         </w:rPr>
-        <w:t>Ez a rész ellenőrzi, hogy minden BGP szomszéd „</w:t>
-      </w:r>
-      <w:proofErr w:type="spellStart"/>
-      <w:r>
-        <w:rPr>
-          <w:rFonts w:ascii="Times New Roman" w:hAnsi="Times New Roman" w:cs="Times New Roman"/>
-          <w:sz w:val="28"/>
-          <w:szCs w:val="28"/>
-        </w:rPr>
-        <w:t>Established</w:t>
-      </w:r>
-      <w:proofErr w:type="spellEnd"/>
-      <w:r>
-        <w:rPr>
-          <w:rFonts w:ascii="Times New Roman" w:hAnsi="Times New Roman" w:cs="Times New Roman"/>
-          <w:sz w:val="28"/>
-          <w:szCs w:val="28"/>
-        </w:rPr>
-        <w:t>” állapotban van-e. Ha az utolsó mező nem szám (pl. „</w:t>
-      </w:r>
-      <w:proofErr w:type="spellStart"/>
-      <w:r>
-        <w:rPr>
-          <w:rFonts w:ascii="Times New Roman" w:hAnsi="Times New Roman" w:cs="Times New Roman"/>
-          <w:sz w:val="28"/>
-          <w:szCs w:val="28"/>
-        </w:rPr>
-        <w:t>Idle</w:t>
-      </w:r>
-      <w:proofErr w:type="spellEnd"/>
-      <w:r>
-        <w:rPr>
-          <w:rFonts w:ascii="Times New Roman" w:hAnsi="Times New Roman" w:cs="Times New Roman"/>
-          <w:sz w:val="28"/>
-          <w:szCs w:val="28"/>
-        </w:rPr>
-        <w:t>”), akkor azt problémának tekinti.</w:t>
+        <w:t>Ez a rész ellenőrzi, hogy minden BGP szomszéd „Established” állapotban van-e. Ha az utolsó mező nem szám (pl. „Idle”), akkor azt problémának tekinti.</w:t>
       </w:r>
       <w:r>
         <w:rPr>
@@ -1163,43 +588,7 @@
           <w:sz w:val="28"/>
           <w:szCs w:val="28"/>
         </w:rPr>
-        <w:t xml:space="preserve">Ha probléma van, a script egy figyelmeztető üzenetet küld egy megadott </w:t>
-      </w:r>
-      <w:proofErr w:type="spellStart"/>
-      <w:r>
-        <w:rPr>
-          <w:rFonts w:ascii="Times New Roman" w:hAnsi="Times New Roman" w:cs="Times New Roman"/>
-          <w:sz w:val="28"/>
-          <w:szCs w:val="28"/>
-        </w:rPr>
-        <w:t>Discord</w:t>
-      </w:r>
-      <w:proofErr w:type="spellEnd"/>
-      <w:r>
-        <w:rPr>
-          <w:rFonts w:ascii="Times New Roman" w:hAnsi="Times New Roman" w:cs="Times New Roman"/>
-          <w:sz w:val="28"/>
-          <w:szCs w:val="28"/>
-        </w:rPr>
-        <w:t xml:space="preserve"> </w:t>
-      </w:r>
-      <w:proofErr w:type="spellStart"/>
-      <w:r>
-        <w:rPr>
-          <w:rFonts w:ascii="Times New Roman" w:hAnsi="Times New Roman" w:cs="Times New Roman"/>
-          <w:sz w:val="28"/>
-          <w:szCs w:val="28"/>
-        </w:rPr>
-        <w:t>webhook</w:t>
-      </w:r>
-      <w:proofErr w:type="spellEnd"/>
-      <w:r>
-        <w:rPr>
-          <w:rFonts w:ascii="Times New Roman" w:hAnsi="Times New Roman" w:cs="Times New Roman"/>
-          <w:sz w:val="28"/>
-          <w:szCs w:val="28"/>
-        </w:rPr>
-        <w:t xml:space="preserve"> URL-re. Ez lehetővé teszi, hogy a hálózati adminisztrátorok azonnal értesüljenek a hibáról.</w:t>
+        <w:t>Ha probléma van, a script egy figyelmeztető üzenetet küld egy megadott Discord webhook URL-re. Ez lehetővé teszi, hogy a hálózati adminisztrátorok azonnal értesüljenek a hibáról.</w:t>
       </w:r>
       <w:r>
         <w:rPr>
@@ -1290,24 +679,13 @@
           <w:szCs w:val="28"/>
         </w:rPr>
       </w:pPr>
-      <w:proofErr w:type="spellStart"/>
-      <w:r>
-        <w:rPr>
-          <w:rFonts w:ascii="Times New Roman" w:hAnsi="Times New Roman" w:cs="Times New Roman"/>
-          <w:sz w:val="28"/>
-          <w:szCs w:val="28"/>
-        </w:rPr>
-        <w:lastRenderedPageBreak/>
-        <w:t>Discord</w:t>
-      </w:r>
-      <w:proofErr w:type="spellEnd"/>
-      <w:r>
-        <w:rPr>
-          <w:rFonts w:ascii="Times New Roman" w:hAnsi="Times New Roman" w:cs="Times New Roman"/>
-          <w:sz w:val="28"/>
-          <w:szCs w:val="28"/>
-        </w:rPr>
-        <w:t xml:space="preserve"> szerver: </w:t>
+      <w:r>
+        <w:rPr>
+          <w:rFonts w:ascii="Times New Roman" w:hAnsi="Times New Roman" w:cs="Times New Roman"/>
+          <w:sz w:val="28"/>
+          <w:szCs w:val="28"/>
+        </w:rPr>
+        <w:t xml:space="preserve">Discord szerver: </w:t>
       </w:r>
     </w:p>
     <w:p>
@@ -1319,49 +697,21 @@
           <w:szCs w:val="28"/>
         </w:rPr>
       </w:pPr>
-      <w:proofErr w:type="spellStart"/>
-      <w:r>
-        <w:rPr>
-          <w:rFonts w:ascii="Times New Roman" w:hAnsi="Times New Roman" w:cs="Times New Roman"/>
-          <w:sz w:val="28"/>
-          <w:szCs w:val="28"/>
-        </w:rPr>
-        <w:t>Webhookal</w:t>
-      </w:r>
-      <w:proofErr w:type="spellEnd"/>
-      <w:r>
-        <w:rPr>
-          <w:rFonts w:ascii="Times New Roman" w:hAnsi="Times New Roman" w:cs="Times New Roman"/>
-          <w:sz w:val="28"/>
-          <w:szCs w:val="28"/>
-        </w:rPr>
-        <w:t xml:space="preserve"> működik. </w:t>
-      </w:r>
-      <w:r>
-        <w:rPr>
-          <w:rFonts w:ascii="Times New Roman" w:hAnsi="Times New Roman" w:cs="Times New Roman"/>
-          <w:sz w:val="28"/>
-          <w:szCs w:val="28"/>
-        </w:rPr>
-        <w:t xml:space="preserve">Egy </w:t>
-      </w:r>
-      <w:proofErr w:type="spellStart"/>
-      <w:r>
-        <w:rPr>
-          <w:rFonts w:ascii="Times New Roman" w:hAnsi="Times New Roman" w:cs="Times New Roman"/>
-          <w:sz w:val="28"/>
-          <w:szCs w:val="28"/>
-        </w:rPr>
-        <w:t>webhook</w:t>
-      </w:r>
-      <w:proofErr w:type="spellEnd"/>
-      <w:r>
-        <w:rPr>
-          <w:rFonts w:ascii="Times New Roman" w:hAnsi="Times New Roman" w:cs="Times New Roman"/>
-          <w:sz w:val="28"/>
-          <w:szCs w:val="28"/>
-        </w:rPr>
-        <w:t xml:space="preserve"> egy </w:t>
+      <w:r>
+        <w:rPr>
+          <w:rFonts w:ascii="Times New Roman" w:hAnsi="Times New Roman" w:cs="Times New Roman"/>
+          <w:sz w:val="28"/>
+          <w:szCs w:val="28"/>
+        </w:rPr>
+        <w:t xml:space="preserve">Webhookal működik. </w:t>
+      </w:r>
+      <w:r>
+        <w:rPr>
+          <w:rFonts w:ascii="Times New Roman" w:hAnsi="Times New Roman" w:cs="Times New Roman"/>
+          <w:sz w:val="28"/>
+          <w:szCs w:val="28"/>
+        </w:rPr>
+        <w:t xml:space="preserve">Egy webhook egy </w:t>
       </w:r>
       <w:r>
         <w:rPr>
@@ -1379,53 +729,7 @@
           <w:sz w:val="28"/>
           <w:szCs w:val="28"/>
         </w:rPr>
-        <w:t xml:space="preserve">, amelyet egy </w:t>
-      </w:r>
-      <w:proofErr w:type="spellStart"/>
-      <w:r>
-        <w:rPr>
-          <w:rFonts w:ascii="Times New Roman" w:hAnsi="Times New Roman" w:cs="Times New Roman"/>
-          <w:sz w:val="28"/>
-          <w:szCs w:val="28"/>
-        </w:rPr>
-        <w:t>Discord</w:t>
-      </w:r>
-      <w:proofErr w:type="spellEnd"/>
-      <w:r>
-        <w:rPr>
-          <w:rFonts w:ascii="Times New Roman" w:hAnsi="Times New Roman" w:cs="Times New Roman"/>
-          <w:sz w:val="28"/>
-          <w:szCs w:val="28"/>
-        </w:rPr>
-        <w:t xml:space="preserve"> szerver egy adott szöveges csatornájához lehet létrehozni. Ez az URL lehetővé teszi, hogy külső alkalmazások (pl. Python script, GitHub, </w:t>
-      </w:r>
-      <w:proofErr w:type="spellStart"/>
-      <w:proofErr w:type="gramStart"/>
-      <w:r>
-        <w:rPr>
-          <w:rFonts w:ascii="Times New Roman" w:hAnsi="Times New Roman" w:cs="Times New Roman"/>
-          <w:sz w:val="28"/>
-          <w:szCs w:val="28"/>
-        </w:rPr>
-        <w:t>Jenkins</w:t>
-      </w:r>
-      <w:proofErr w:type="spellEnd"/>
-      <w:r>
-        <w:rPr>
-          <w:rFonts w:ascii="Times New Roman" w:hAnsi="Times New Roman" w:cs="Times New Roman"/>
-          <w:sz w:val="28"/>
-          <w:szCs w:val="28"/>
-        </w:rPr>
-        <w:t>,</w:t>
-      </w:r>
-      <w:proofErr w:type="gramEnd"/>
-      <w:r>
-        <w:rPr>
-          <w:rFonts w:ascii="Times New Roman" w:hAnsi="Times New Roman" w:cs="Times New Roman"/>
-          <w:sz w:val="28"/>
-          <w:szCs w:val="28"/>
-        </w:rPr>
-        <w:t xml:space="preserve"> stb.) </w:t>
+        <w:t xml:space="preserve">, amelyet egy Discord szerver egy adott szöveges csatornájához lehet létrehozni. Ez az URL lehetővé teszi, hogy külső alkalmazások (pl. Python script, GitHub, Jenkins, stb.) </w:t>
       </w:r>
       <w:r>
         <w:rPr>
@@ -1459,25 +763,16 @@
           <w:sz w:val="28"/>
           <w:szCs w:val="28"/>
         </w:rPr>
-        <w:t xml:space="preserve">hogy </w:t>
-      </w:r>
-      <w:proofErr w:type="spellStart"/>
-      <w:r>
-        <w:rPr>
-          <w:rFonts w:ascii="Times New Roman" w:hAnsi="Times New Roman" w:cs="Times New Roman"/>
-          <w:sz w:val="28"/>
-          <w:szCs w:val="28"/>
-        </w:rPr>
-        <w:t>Discord</w:t>
-      </w:r>
-      <w:proofErr w:type="spellEnd"/>
-      <w:r>
-        <w:rPr>
-          <w:rFonts w:ascii="Times New Roman" w:hAnsi="Times New Roman" w:cs="Times New Roman"/>
-          <w:sz w:val="28"/>
-          <w:szCs w:val="28"/>
-        </w:rPr>
-        <w:t xml:space="preserve"> botot kellene írni vagy regisztrálni.</w:t>
+        <w:t xml:space="preserve">hogy Discord botot </w:t>
+      </w:r>
+      <w:r>
+        <w:rPr>
+          <w:rFonts w:ascii="Times New Roman" w:hAnsi="Times New Roman" w:cs="Times New Roman"/>
+          <w:sz w:val="28"/>
+          <w:szCs w:val="28"/>
+        </w:rPr>
+        <w:lastRenderedPageBreak/>
+        <w:t>kellene írni vagy regisztrálni.</w:t>
       </w:r>
       <w:r>
         <w:rPr>
@@ -1493,25 +788,7 @@
           <w:sz w:val="28"/>
           <w:szCs w:val="28"/>
         </w:rPr>
-        <w:t xml:space="preserve">Az </w:t>
-      </w:r>
-      <w:proofErr w:type="spellStart"/>
-      <w:r>
-        <w:rPr>
-          <w:rFonts w:ascii="Times New Roman" w:hAnsi="Times New Roman" w:cs="Times New Roman"/>
-          <w:sz w:val="28"/>
-          <w:szCs w:val="28"/>
-        </w:rPr>
-        <w:t>alerts</w:t>
-      </w:r>
-      <w:proofErr w:type="spellEnd"/>
-      <w:r>
-        <w:rPr>
-          <w:rFonts w:ascii="Times New Roman" w:hAnsi="Times New Roman" w:cs="Times New Roman"/>
-          <w:sz w:val="28"/>
-          <w:szCs w:val="28"/>
-        </w:rPr>
-        <w:t xml:space="preserve"> csator</w:t>
+        <w:t>Az alerts csator</w:t>
       </w:r>
       <w:r>
         <w:rPr>
@@ -1554,7 +831,7 @@
                     <pic:cNvPicPr/>
                   </pic:nvPicPr>
                   <pic:blipFill>
-                    <a:blip r:embed="rId9"/>
+                    <a:blip r:embed="rId6"/>
                     <a:stretch>
                       <a:fillRect/>
                     </a:stretch>
@@ -1607,7 +884,7 @@
                     <pic:cNvPicPr/>
                   </pic:nvPicPr>
                   <pic:blipFill>
-                    <a:blip r:embed="rId10"/>
+                    <a:blip r:embed="rId7"/>
                     <a:stretch>
                       <a:fillRect/>
                     </a:stretch>
@@ -1637,108 +914,26 @@
           <w:szCs w:val="28"/>
         </w:rPr>
       </w:pPr>
-      <w:proofErr w:type="spellStart"/>
-      <w:r>
-        <w:rPr>
-          <w:rFonts w:ascii="Times New Roman" w:hAnsi="Times New Roman" w:cs="Times New Roman"/>
-          <w:sz w:val="28"/>
-          <w:szCs w:val="28"/>
-        </w:rPr>
-        <w:t>Scrip</w:t>
-      </w:r>
-      <w:proofErr w:type="spellEnd"/>
-      <w:r>
-        <w:rPr>
-          <w:rFonts w:ascii="Times New Roman" w:hAnsi="Times New Roman" w:cs="Times New Roman"/>
-          <w:sz w:val="28"/>
-          <w:szCs w:val="28"/>
-        </w:rPr>
-        <w:t xml:space="preserve"> kimenete: </w:t>
-      </w:r>
-      <w:r>
-        <w:rPr>
-          <w:rFonts w:ascii="Times New Roman" w:hAnsi="Times New Roman" w:cs="Times New Roman"/>
-          <w:sz w:val="28"/>
-          <w:szCs w:val="28"/>
-        </w:rPr>
-        <w:t>A script kimenete egy BGP (</w:t>
-      </w:r>
-      <w:proofErr w:type="spellStart"/>
-      <w:r>
-        <w:rPr>
-          <w:rFonts w:ascii="Times New Roman" w:hAnsi="Times New Roman" w:cs="Times New Roman"/>
-          <w:sz w:val="28"/>
-          <w:szCs w:val="28"/>
-        </w:rPr>
-        <w:t>Border</w:t>
-      </w:r>
-      <w:proofErr w:type="spellEnd"/>
-      <w:r>
-        <w:rPr>
-          <w:rFonts w:ascii="Times New Roman" w:hAnsi="Times New Roman" w:cs="Times New Roman"/>
-          <w:sz w:val="28"/>
-          <w:szCs w:val="28"/>
-        </w:rPr>
-        <w:t xml:space="preserve"> </w:t>
-      </w:r>
-      <w:proofErr w:type="spellStart"/>
-      <w:r>
-        <w:rPr>
-          <w:rFonts w:ascii="Times New Roman" w:hAnsi="Times New Roman" w:cs="Times New Roman"/>
-          <w:sz w:val="28"/>
-          <w:szCs w:val="28"/>
-        </w:rPr>
-        <w:t>Gateway</w:t>
-      </w:r>
-      <w:proofErr w:type="spellEnd"/>
-      <w:r>
-        <w:rPr>
-          <w:rFonts w:ascii="Times New Roman" w:hAnsi="Times New Roman" w:cs="Times New Roman"/>
-          <w:sz w:val="28"/>
-          <w:szCs w:val="28"/>
-        </w:rPr>
-        <w:t xml:space="preserve"> </w:t>
-      </w:r>
-      <w:proofErr w:type="spellStart"/>
-      <w:r>
-        <w:rPr>
-          <w:rFonts w:ascii="Times New Roman" w:hAnsi="Times New Roman" w:cs="Times New Roman"/>
-          <w:sz w:val="28"/>
-          <w:szCs w:val="28"/>
-        </w:rPr>
-        <w:t>Protocol</w:t>
-      </w:r>
-      <w:proofErr w:type="spellEnd"/>
-      <w:r>
-        <w:rPr>
-          <w:rFonts w:ascii="Times New Roman" w:hAnsi="Times New Roman" w:cs="Times New Roman"/>
-          <w:sz w:val="28"/>
-          <w:szCs w:val="28"/>
-        </w:rPr>
-        <w:t xml:space="preserve">) állapotfigyelő rendszer eredményeit jeleníti meg, amely egy Cisco routerhez csatlakozik, lekéri a BGP szomszédság és </w:t>
-      </w:r>
-      <w:proofErr w:type="spellStart"/>
-      <w:r>
-        <w:rPr>
-          <w:rFonts w:ascii="Times New Roman" w:hAnsi="Times New Roman" w:cs="Times New Roman"/>
-          <w:sz w:val="28"/>
-          <w:szCs w:val="28"/>
-        </w:rPr>
-        <w:t>routing</w:t>
-      </w:r>
-      <w:proofErr w:type="spellEnd"/>
-      <w:r>
-        <w:rPr>
-          <w:rFonts w:ascii="Times New Roman" w:hAnsi="Times New Roman" w:cs="Times New Roman"/>
-          <w:sz w:val="28"/>
-          <w:szCs w:val="28"/>
-        </w:rPr>
-        <w:t xml:space="preserve"> tábla adatait, majd ezek alapján riportot készít és riasztást küld, ha probléma van.</w:t>
-      </w:r>
-    </w:p>
-    <w:p>
-      <w:pPr>
-        <w:jc w:val="both"/>
+      <w:r>
+        <w:rPr>
+          <w:rFonts w:ascii="Times New Roman" w:hAnsi="Times New Roman" w:cs="Times New Roman"/>
+          <w:sz w:val="28"/>
+          <w:szCs w:val="28"/>
+        </w:rPr>
+        <w:t xml:space="preserve">Scrip kimenete: </w:t>
+      </w:r>
+      <w:r>
+        <w:rPr>
+          <w:rFonts w:ascii="Times New Roman" w:hAnsi="Times New Roman" w:cs="Times New Roman"/>
+          <w:sz w:val="28"/>
+          <w:szCs w:val="28"/>
+        </w:rPr>
+        <w:t>A script kimenete egy BGP (Border Gateway Protocol) állapotfigyelő rendszer eredményeit jeleníti meg, amely egy Cisco routerhez csatlakozik, lekéri a BGP szomszédság és routing tábla adatait, majd ezek alapján riportot készít és riasztást küld, ha probléma van.</w:t>
+      </w:r>
+    </w:p>
+    <w:p>
+      <w:pPr>
+        <w:jc w:val="center"/>
         <w:rPr>
           <w:rFonts w:ascii="Times New Roman" w:hAnsi="Times New Roman" w:cs="Times New Roman"/>
           <w:sz w:val="28"/>
@@ -1768,7 +963,7 @@
                     <pic:cNvPicPr/>
                   </pic:nvPicPr>
                   <pic:blipFill>
-                    <a:blip r:embed="rId11"/>
+                    <a:blip r:embed="rId8"/>
                     <a:stretch>
                       <a:fillRect/>
                     </a:stretch>
@@ -1803,7 +998,6 @@
           <w:sz w:val="28"/>
           <w:szCs w:val="28"/>
         </w:rPr>
-        <w:lastRenderedPageBreak/>
         <w:t>XML file</w:t>
       </w:r>
       <w:r>
@@ -1867,35 +1061,7 @@
           <w:sz w:val="28"/>
           <w:szCs w:val="28"/>
         </w:rPr>
-        <w:t xml:space="preserve"> bejegyzéseket tartalmaz (</w:t>
-      </w:r>
-      <w:proofErr w:type="spellStart"/>
-      <w:proofErr w:type="gramStart"/>
-      <w:r>
-        <w:rPr>
-          <w:rFonts w:ascii="Times New Roman" w:hAnsi="Times New Roman" w:cs="Times New Roman"/>
-          <w:sz w:val="28"/>
-          <w:szCs w:val="28"/>
-        </w:rPr>
-        <w:t>datetime.now</w:t>
-      </w:r>
-      <w:proofErr w:type="spellEnd"/>
-      <w:r>
-        <w:rPr>
-          <w:rFonts w:ascii="Times New Roman" w:hAnsi="Times New Roman" w:cs="Times New Roman"/>
-          <w:sz w:val="28"/>
-          <w:szCs w:val="28"/>
-        </w:rPr>
-        <w:t>(</w:t>
-      </w:r>
-      <w:proofErr w:type="gramEnd"/>
-      <w:r>
-        <w:rPr>
-          <w:rFonts w:ascii="Times New Roman" w:hAnsi="Times New Roman" w:cs="Times New Roman"/>
-          <w:sz w:val="28"/>
-          <w:szCs w:val="28"/>
-        </w:rPr>
-        <w:t>)),</w:t>
+        <w:t xml:space="preserve"> bejegyzéseket tartalmaz (datetime.now()),</w:t>
       </w:r>
     </w:p>
     <w:p>
@@ -1917,79 +1083,7 @@
           <w:sz w:val="28"/>
           <w:szCs w:val="28"/>
         </w:rPr>
-        <w:t xml:space="preserve">tartalmazza a show </w:t>
-      </w:r>
-      <w:proofErr w:type="spellStart"/>
-      <w:r>
-        <w:rPr>
-          <w:rFonts w:ascii="Times New Roman" w:hAnsi="Times New Roman" w:cs="Times New Roman"/>
-          <w:sz w:val="28"/>
-          <w:szCs w:val="28"/>
-        </w:rPr>
-        <w:t>bgp</w:t>
-      </w:r>
-      <w:proofErr w:type="spellEnd"/>
-      <w:r>
-        <w:rPr>
-          <w:rFonts w:ascii="Times New Roman" w:hAnsi="Times New Roman" w:cs="Times New Roman"/>
-          <w:sz w:val="28"/>
-          <w:szCs w:val="28"/>
-        </w:rPr>
-        <w:t xml:space="preserve"> </w:t>
-      </w:r>
-      <w:proofErr w:type="spellStart"/>
-      <w:r>
-        <w:rPr>
-          <w:rFonts w:ascii="Times New Roman" w:hAnsi="Times New Roman" w:cs="Times New Roman"/>
-          <w:sz w:val="28"/>
-          <w:szCs w:val="28"/>
-        </w:rPr>
-        <w:t>summary</w:t>
-      </w:r>
-      <w:proofErr w:type="spellEnd"/>
-      <w:r>
-        <w:rPr>
-          <w:rFonts w:ascii="Times New Roman" w:hAnsi="Times New Roman" w:cs="Times New Roman"/>
-          <w:sz w:val="28"/>
-          <w:szCs w:val="28"/>
-        </w:rPr>
-        <w:t xml:space="preserve"> és show </w:t>
-      </w:r>
-      <w:proofErr w:type="spellStart"/>
-      <w:r>
-        <w:rPr>
-          <w:rFonts w:ascii="Times New Roman" w:hAnsi="Times New Roman" w:cs="Times New Roman"/>
-          <w:sz w:val="28"/>
-          <w:szCs w:val="28"/>
-        </w:rPr>
-        <w:t>ip</w:t>
-      </w:r>
-      <w:proofErr w:type="spellEnd"/>
-      <w:r>
-        <w:rPr>
-          <w:rFonts w:ascii="Times New Roman" w:hAnsi="Times New Roman" w:cs="Times New Roman"/>
-          <w:sz w:val="28"/>
-          <w:szCs w:val="28"/>
-        </w:rPr>
-        <w:t xml:space="preserve"> </w:t>
-      </w:r>
-      <w:proofErr w:type="spellStart"/>
-      <w:r>
-        <w:rPr>
-          <w:rFonts w:ascii="Times New Roman" w:hAnsi="Times New Roman" w:cs="Times New Roman"/>
-          <w:sz w:val="28"/>
-          <w:szCs w:val="28"/>
-        </w:rPr>
-        <w:t>bgp</w:t>
-      </w:r>
-      <w:proofErr w:type="spellEnd"/>
-      <w:r>
-        <w:rPr>
-          <w:rFonts w:ascii="Times New Roman" w:hAnsi="Times New Roman" w:cs="Times New Roman"/>
-          <w:sz w:val="28"/>
-          <w:szCs w:val="28"/>
-        </w:rPr>
-        <w:t xml:space="preserve"> teljes kimenetét,</w:t>
+        <w:t>tartalmazza a show bgp summary és show ip bgp teljes kimenetét,</w:t>
       </w:r>
     </w:p>
     <w:p>
@@ -2011,6 +1105,7 @@
           <w:sz w:val="28"/>
           <w:szCs w:val="28"/>
         </w:rPr>
+        <w:lastRenderedPageBreak/>
         <w:t xml:space="preserve">segít </w:t>
       </w:r>
       <w:r>
@@ -2047,25 +1142,7 @@
           <w:sz w:val="28"/>
           <w:szCs w:val="28"/>
         </w:rPr>
-        <w:t xml:space="preserve">A naplózás formátuma egyszerű szöveg, így könnyen olvasható vagy feldolgozható más eszközökkel (pl. log elemzők, </w:t>
-      </w:r>
-      <w:proofErr w:type="spellStart"/>
-      <w:r>
-        <w:rPr>
-          <w:rFonts w:ascii="Times New Roman" w:hAnsi="Times New Roman" w:cs="Times New Roman"/>
-          <w:sz w:val="28"/>
-          <w:szCs w:val="28"/>
-        </w:rPr>
-        <w:t>grep</w:t>
-      </w:r>
-      <w:proofErr w:type="spellEnd"/>
-      <w:r>
-        <w:rPr>
-          <w:rFonts w:ascii="Times New Roman" w:hAnsi="Times New Roman" w:cs="Times New Roman"/>
-          <w:sz w:val="28"/>
-          <w:szCs w:val="28"/>
-        </w:rPr>
-        <w:t>, Python).</w:t>
+        <w:t>A naplózás formátuma egyszerű szöveg, így könnyen olvasható vagy feldolgozható más eszközökkel (pl. log elemzők, grep, Python).</w:t>
       </w:r>
     </w:p>
     <w:p>
@@ -2105,43 +1182,7 @@
           <w:sz w:val="28"/>
           <w:szCs w:val="28"/>
         </w:rPr>
-        <w:t>a BGP szomszédok IP-címét és állapotát (pl. „</w:t>
-      </w:r>
-      <w:proofErr w:type="spellStart"/>
-      <w:r>
-        <w:rPr>
-          <w:rFonts w:ascii="Times New Roman" w:hAnsi="Times New Roman" w:cs="Times New Roman"/>
-          <w:sz w:val="28"/>
-          <w:szCs w:val="28"/>
-        </w:rPr>
-        <w:t>Established</w:t>
-      </w:r>
-      <w:proofErr w:type="spellEnd"/>
-      <w:r>
-        <w:rPr>
-          <w:rFonts w:ascii="Times New Roman" w:hAnsi="Times New Roman" w:cs="Times New Roman"/>
-          <w:sz w:val="28"/>
-          <w:szCs w:val="28"/>
-        </w:rPr>
-        <w:t>”, „</w:t>
-      </w:r>
-      <w:proofErr w:type="spellStart"/>
-      <w:r>
-        <w:rPr>
-          <w:rFonts w:ascii="Times New Roman" w:hAnsi="Times New Roman" w:cs="Times New Roman"/>
-          <w:sz w:val="28"/>
-          <w:szCs w:val="28"/>
-        </w:rPr>
-        <w:t>Idle</w:t>
-      </w:r>
-      <w:proofErr w:type="spellEnd"/>
-      <w:r>
-        <w:rPr>
-          <w:rFonts w:ascii="Times New Roman" w:hAnsi="Times New Roman" w:cs="Times New Roman"/>
-          <w:sz w:val="28"/>
-          <w:szCs w:val="28"/>
-        </w:rPr>
-        <w:t>”),</w:t>
+        <w:t>a BGP szomszédok IP-címét és állapotát (pl. „Established”, „Idle”),</w:t>
       </w:r>
     </w:p>
     <w:p>
@@ -2163,61 +1204,7 @@
           <w:sz w:val="28"/>
           <w:szCs w:val="28"/>
         </w:rPr>
-        <w:t xml:space="preserve">az összes BGP prefixet (hirdetett </w:t>
-      </w:r>
-      <w:proofErr w:type="spellStart"/>
-      <w:r>
-        <w:rPr>
-          <w:rFonts w:ascii="Times New Roman" w:hAnsi="Times New Roman" w:cs="Times New Roman"/>
-          <w:sz w:val="28"/>
-          <w:szCs w:val="28"/>
-        </w:rPr>
-        <w:t>hálózatokat</w:t>
-      </w:r>
-      <w:proofErr w:type="spellEnd"/>
-      <w:r>
-        <w:rPr>
-          <w:rFonts w:ascii="Times New Roman" w:hAnsi="Times New Roman" w:cs="Times New Roman"/>
-          <w:sz w:val="28"/>
-          <w:szCs w:val="28"/>
-        </w:rPr>
-        <w:t xml:space="preserve">) a show </w:t>
-      </w:r>
-      <w:proofErr w:type="spellStart"/>
-      <w:r>
-        <w:rPr>
-          <w:rFonts w:ascii="Times New Roman" w:hAnsi="Times New Roman" w:cs="Times New Roman"/>
-          <w:sz w:val="28"/>
-          <w:szCs w:val="28"/>
-        </w:rPr>
-        <w:t>ip</w:t>
-      </w:r>
-      <w:proofErr w:type="spellEnd"/>
-      <w:r>
-        <w:rPr>
-          <w:rFonts w:ascii="Times New Roman" w:hAnsi="Times New Roman" w:cs="Times New Roman"/>
-          <w:sz w:val="28"/>
-          <w:szCs w:val="28"/>
-        </w:rPr>
-        <w:t xml:space="preserve"> </w:t>
-      </w:r>
-      <w:proofErr w:type="spellStart"/>
-      <w:r>
-        <w:rPr>
-          <w:rFonts w:ascii="Times New Roman" w:hAnsi="Times New Roman" w:cs="Times New Roman"/>
-          <w:sz w:val="28"/>
-          <w:szCs w:val="28"/>
-        </w:rPr>
-        <w:t>bgp</w:t>
-      </w:r>
-      <w:proofErr w:type="spellEnd"/>
-      <w:r>
-        <w:rPr>
-          <w:rFonts w:ascii="Times New Roman" w:hAnsi="Times New Roman" w:cs="Times New Roman"/>
-          <w:sz w:val="28"/>
-          <w:szCs w:val="28"/>
-        </w:rPr>
-        <w:t xml:space="preserve"> kimenetből,</w:t>
+        <w:t>az összes BGP prefixet (hirdetett hálózatokat) a show ip bgp kimenetből,</w:t>
       </w:r>
     </w:p>
     <w:p>
@@ -2281,45 +1268,15 @@
           <w:sz w:val="28"/>
           <w:szCs w:val="28"/>
         </w:rPr>
-        <w:t xml:space="preserve">automatizált </w:t>
-      </w:r>
-      <w:proofErr w:type="spellStart"/>
-      <w:r>
-        <w:rPr>
-          <w:rFonts w:ascii="Times New Roman" w:hAnsi="Times New Roman" w:cs="Times New Roman"/>
-          <w:b/>
-          <w:bCs/>
-          <w:sz w:val="28"/>
-          <w:szCs w:val="28"/>
-        </w:rPr>
-        <w:t>riportáláshoz</w:t>
-      </w:r>
-      <w:proofErr w:type="spellEnd"/>
-      <w:r>
-        <w:rPr>
-          <w:rFonts w:ascii="Times New Roman" w:hAnsi="Times New Roman" w:cs="Times New Roman"/>
-          <w:sz w:val="28"/>
-          <w:szCs w:val="28"/>
-        </w:rPr>
-        <w:t xml:space="preserve"> (pl. e-mailben vagy </w:t>
-      </w:r>
-      <w:proofErr w:type="spellStart"/>
-      <w:r>
-        <w:rPr>
-          <w:rFonts w:ascii="Times New Roman" w:hAnsi="Times New Roman" w:cs="Times New Roman"/>
-          <w:sz w:val="28"/>
-          <w:szCs w:val="28"/>
-        </w:rPr>
-        <w:t>dashboardon</w:t>
-      </w:r>
-      <w:proofErr w:type="spellEnd"/>
-      <w:r>
-        <w:rPr>
-          <w:rFonts w:ascii="Times New Roman" w:hAnsi="Times New Roman" w:cs="Times New Roman"/>
-          <w:sz w:val="28"/>
-          <w:szCs w:val="28"/>
-        </w:rPr>
-        <w:t xml:space="preserve"> megjelenítve),</w:t>
+        <w:t>automatizált riportáláshoz</w:t>
+      </w:r>
+      <w:r>
+        <w:rPr>
+          <w:rFonts w:ascii="Times New Roman" w:hAnsi="Times New Roman" w:cs="Times New Roman"/>
+          <w:sz w:val="28"/>
+          <w:szCs w:val="28"/>
+        </w:rPr>
+        <w:t xml:space="preserve"> (pl. e-mailben vagy dashboardon megjelenítve),</w:t>
       </w:r>
     </w:p>
     <w:p>
@@ -2396,7 +1353,7 @@
                     <pic:cNvPicPr/>
                   </pic:nvPicPr>
                   <pic:blipFill>
-                    <a:blip r:embed="rId12"/>
+                    <a:blip r:embed="rId9"/>
                     <a:stretch>
                       <a:fillRect/>
                     </a:stretch>
@@ -2433,7 +1390,6 @@
           <w:sz w:val="28"/>
           <w:szCs w:val="28"/>
         </w:rPr>
-        <w:lastRenderedPageBreak/>
         <w:drawing>
           <wp:inline distT="0" distB="0" distL="0" distR="0" wp14:anchorId="23FF1FC3" wp14:editId="6F16331D">
             <wp:extent cx="5760720" cy="1166495"/>
@@ -2450,7 +1406,7 @@
                     <pic:cNvPicPr/>
                   </pic:nvPicPr>
                   <pic:blipFill>
-                    <a:blip r:embed="rId13"/>
+                    <a:blip r:embed="rId10"/>
                     <a:stretch>
                       <a:fillRect/>
                     </a:stretch>
@@ -2486,6 +1442,7 @@
           <w:sz w:val="28"/>
           <w:szCs w:val="28"/>
         </w:rPr>
+        <w:lastRenderedPageBreak/>
         <w:t xml:space="preserve">Időzítés: </w:t>
       </w:r>
       <w:r>
@@ -2493,39 +1450,7 @@
           <w:sz w:val="28"/>
           <w:szCs w:val="28"/>
         </w:rPr>
-        <w:t>A script manuálisan vagy időzítve is futtatható. Időzítéshez ajánlott a Windows Feladatütemező (</w:t>
-      </w:r>
-      <w:proofErr w:type="spellStart"/>
-      <w:r>
-        <w:rPr>
-          <w:sz w:val="28"/>
-          <w:szCs w:val="28"/>
-        </w:rPr>
-        <w:t>Task</w:t>
-      </w:r>
-      <w:proofErr w:type="spellEnd"/>
-      <w:r>
-        <w:rPr>
-          <w:sz w:val="28"/>
-          <w:szCs w:val="28"/>
-        </w:rPr>
-        <w:t xml:space="preserve"> </w:t>
-      </w:r>
-      <w:proofErr w:type="spellStart"/>
-      <w:r>
-        <w:rPr>
-          <w:sz w:val="28"/>
-          <w:szCs w:val="28"/>
-        </w:rPr>
-        <w:t>Scheduler</w:t>
-      </w:r>
-      <w:proofErr w:type="spellEnd"/>
-      <w:r>
-        <w:rPr>
-          <w:sz w:val="28"/>
-          <w:szCs w:val="28"/>
-        </w:rPr>
-        <w:t>) használata, amely lehetővé teszi, hogy a script:</w:t>
+        <w:t>A script manuálisan vagy időzítve is futtatható. Időzítéshez ajánlott a Windows Feladatütemező (Task Scheduler) használata, amely lehetővé teszi, hogy a script:</w:t>
       </w:r>
       <w:r>
         <w:rPr>
@@ -2568,7 +1493,7 @@
                     <pic:cNvPicPr/>
                   </pic:nvPicPr>
                   <pic:blipFill>
-                    <a:blip r:embed="rId14"/>
+                    <a:blip r:embed="rId11"/>
                     <a:stretch>
                       <a:fillRect/>
                     </a:stretch>
@@ -2622,7 +1547,7 @@
                     <pic:cNvPicPr/>
                   </pic:nvPicPr>
                   <pic:blipFill>
-                    <a:blip r:embed="rId15"/>
+                    <a:blip r:embed="rId12"/>
                     <a:stretch>
                       <a:fillRect/>
                     </a:stretch>

--- a/Hálózatprogramozás dokumentáció.docx
+++ b/Hálózatprogramozás dokumentáció.docx
@@ -43,31 +43,220 @@
           <w:sz w:val="28"/>
           <w:szCs w:val="28"/>
         </w:rPr>
-        <w:t xml:space="preserve">A debreceni telephelyen van egy </w:t>
-      </w:r>
-      <w:r>
-        <w:rPr>
-          <w:rFonts w:ascii="Times New Roman" w:hAnsi="Times New Roman" w:cs="Times New Roman"/>
-          <w:sz w:val="28"/>
-          <w:szCs w:val="28"/>
-        </w:rPr>
-        <w:t xml:space="preserve">cisco router-ünk, egy Catalyst8000-es. </w:t>
-      </w:r>
-      <w:r>
-        <w:rPr>
-          <w:rFonts w:ascii="Times New Roman" w:hAnsi="Times New Roman" w:cs="Times New Roman"/>
-          <w:sz w:val="28"/>
-          <w:szCs w:val="28"/>
-        </w:rPr>
-        <w:t>A megoldás alapját egy Pythonban írt szkript adja, amely SSH‑kapcsolaton keresztül lekérdezi a router aktuális BGP‑állapotát, majd a kimenetet feldolgozza, XML formátumban archiválja, és szükség esetén Discord‑értesítést generál</w:t>
-      </w:r>
-      <w:r>
-        <w:rPr>
-          <w:rFonts w:ascii="Times New Roman" w:hAnsi="Times New Roman" w:cs="Times New Roman"/>
-          <w:sz w:val="28"/>
-          <w:szCs w:val="28"/>
-        </w:rPr>
-        <w:t xml:space="preserve"> a Telekom Discord szerverére, amivel a rendszergazdág dolgoznak</w:t>
+        <w:t xml:space="preserve">A </w:t>
+      </w:r>
+      <w:r>
+        <w:rPr>
+          <w:rFonts w:ascii="Times New Roman" w:hAnsi="Times New Roman" w:cs="Times New Roman"/>
+          <w:color w:val="0E2841" w:themeColor="text2"/>
+          <w:sz w:val="28"/>
+          <w:szCs w:val="28"/>
+        </w:rPr>
+        <w:t>szeged titkársági</w:t>
+      </w:r>
+      <w:r>
+        <w:rPr>
+          <w:rFonts w:ascii="Times New Roman" w:hAnsi="Times New Roman" w:cs="Times New Roman"/>
+          <w:color w:val="0E2841" w:themeColor="text2"/>
+          <w:sz w:val="28"/>
+          <w:szCs w:val="28"/>
+        </w:rPr>
+        <w:t xml:space="preserve"> telephelyen </w:t>
+      </w:r>
+      <w:r>
+        <w:rPr>
+          <w:rFonts w:ascii="Times New Roman" w:hAnsi="Times New Roman" w:cs="Times New Roman"/>
+          <w:sz w:val="28"/>
+          <w:szCs w:val="28"/>
+        </w:rPr>
+        <w:t xml:space="preserve">van egy </w:t>
+      </w:r>
+      <w:proofErr w:type="spellStart"/>
+      <w:r>
+        <w:rPr>
+          <w:rFonts w:ascii="Times New Roman" w:hAnsi="Times New Roman" w:cs="Times New Roman"/>
+          <w:sz w:val="28"/>
+          <w:szCs w:val="28"/>
+        </w:rPr>
+        <w:t>cisco</w:t>
+      </w:r>
+      <w:proofErr w:type="spellEnd"/>
+      <w:r>
+        <w:rPr>
+          <w:rFonts w:ascii="Times New Roman" w:hAnsi="Times New Roman" w:cs="Times New Roman"/>
+          <w:sz w:val="28"/>
+          <w:szCs w:val="28"/>
+        </w:rPr>
+        <w:t xml:space="preserve"> router-</w:t>
+      </w:r>
+      <w:proofErr w:type="spellStart"/>
+      <w:r>
+        <w:rPr>
+          <w:rFonts w:ascii="Times New Roman" w:hAnsi="Times New Roman" w:cs="Times New Roman"/>
+          <w:sz w:val="28"/>
+          <w:szCs w:val="28"/>
+        </w:rPr>
+        <w:t>ünk</w:t>
+      </w:r>
+      <w:proofErr w:type="spellEnd"/>
+      <w:r>
+        <w:rPr>
+          <w:rFonts w:ascii="Times New Roman" w:hAnsi="Times New Roman" w:cs="Times New Roman"/>
+          <w:sz w:val="28"/>
+          <w:szCs w:val="28"/>
+        </w:rPr>
+        <w:t xml:space="preserve">, egy </w:t>
+      </w:r>
+      <w:r>
+        <w:rPr>
+          <w:rFonts w:ascii="Times New Roman" w:hAnsi="Times New Roman" w:cs="Times New Roman"/>
+          <w:color w:val="0E2841" w:themeColor="text2"/>
+          <w:sz w:val="28"/>
+          <w:szCs w:val="28"/>
+        </w:rPr>
+        <w:t>Catalyst8000-es</w:t>
+      </w:r>
+      <w:r>
+        <w:rPr>
+          <w:rFonts w:ascii="Times New Roman" w:hAnsi="Times New Roman" w:cs="Times New Roman"/>
+          <w:sz w:val="28"/>
+          <w:szCs w:val="28"/>
+        </w:rPr>
+        <w:t xml:space="preserve">. </w:t>
+      </w:r>
+      <w:r>
+        <w:rPr>
+          <w:rFonts w:ascii="Times New Roman" w:hAnsi="Times New Roman" w:cs="Times New Roman"/>
+          <w:sz w:val="28"/>
+          <w:szCs w:val="28"/>
+        </w:rPr>
+        <w:t xml:space="preserve">A megoldás alapját egy Pythonban írt </w:t>
+      </w:r>
+      <w:proofErr w:type="spellStart"/>
+      <w:r>
+        <w:rPr>
+          <w:rFonts w:ascii="Times New Roman" w:hAnsi="Times New Roman" w:cs="Times New Roman"/>
+          <w:sz w:val="28"/>
+          <w:szCs w:val="28"/>
+        </w:rPr>
+        <w:t>szkript</w:t>
+      </w:r>
+      <w:proofErr w:type="spellEnd"/>
+      <w:r>
+        <w:rPr>
+          <w:rFonts w:ascii="Times New Roman" w:hAnsi="Times New Roman" w:cs="Times New Roman"/>
+          <w:sz w:val="28"/>
+          <w:szCs w:val="28"/>
+        </w:rPr>
+        <w:t xml:space="preserve"> adja, amely SSH‑kapcsolaton keresztül lekérdezi a router aktuális BGP‑állapotát, majd a kimenetet feldolgozza, </w:t>
+      </w:r>
+      <w:r>
+        <w:rPr>
+          <w:rFonts w:ascii="Times New Roman" w:hAnsi="Times New Roman" w:cs="Times New Roman"/>
+          <w:color w:val="0E2841" w:themeColor="text2"/>
+          <w:sz w:val="28"/>
+          <w:szCs w:val="28"/>
+        </w:rPr>
+        <w:t xml:space="preserve">XML formátumban </w:t>
+      </w:r>
+      <w:r>
+        <w:rPr>
+          <w:rFonts w:ascii="Times New Roman" w:hAnsi="Times New Roman" w:cs="Times New Roman"/>
+          <w:sz w:val="28"/>
+          <w:szCs w:val="28"/>
+        </w:rPr>
+        <w:t xml:space="preserve">archiválja, és szükség esetén </w:t>
+      </w:r>
+      <w:proofErr w:type="spellStart"/>
+      <w:r>
+        <w:rPr>
+          <w:rFonts w:ascii="Times New Roman" w:hAnsi="Times New Roman" w:cs="Times New Roman"/>
+          <w:color w:val="0E2841" w:themeColor="text2"/>
+          <w:sz w:val="28"/>
+          <w:szCs w:val="28"/>
+        </w:rPr>
+        <w:t>Discord</w:t>
+      </w:r>
+      <w:proofErr w:type="spellEnd"/>
+      <w:r>
+        <w:rPr>
+          <w:rFonts w:ascii="Times New Roman" w:hAnsi="Times New Roman" w:cs="Times New Roman"/>
+          <w:color w:val="0E2841" w:themeColor="text2"/>
+          <w:sz w:val="28"/>
+          <w:szCs w:val="28"/>
+        </w:rPr>
+        <w:t xml:space="preserve">‑értesítést </w:t>
+      </w:r>
+      <w:r>
+        <w:rPr>
+          <w:rFonts w:ascii="Times New Roman" w:hAnsi="Times New Roman" w:cs="Times New Roman"/>
+          <w:sz w:val="28"/>
+          <w:szCs w:val="28"/>
+        </w:rPr>
+        <w:t>generál</w:t>
+      </w:r>
+      <w:r>
+        <w:rPr>
+          <w:rFonts w:ascii="Times New Roman" w:hAnsi="Times New Roman" w:cs="Times New Roman"/>
+          <w:sz w:val="28"/>
+          <w:szCs w:val="28"/>
+        </w:rPr>
+        <w:t xml:space="preserve"> a </w:t>
+      </w:r>
+      <w:r>
+        <w:rPr>
+          <w:rFonts w:ascii="Times New Roman" w:hAnsi="Times New Roman" w:cs="Times New Roman"/>
+          <w:color w:val="D86DCB" w:themeColor="accent5" w:themeTint="99"/>
+          <w:sz w:val="28"/>
+          <w:szCs w:val="28"/>
+        </w:rPr>
+        <w:t xml:space="preserve">Telekom </w:t>
+      </w:r>
+      <w:proofErr w:type="spellStart"/>
+      <w:r>
+        <w:rPr>
+          <w:rFonts w:ascii="Times New Roman" w:hAnsi="Times New Roman" w:cs="Times New Roman"/>
+          <w:color w:val="D86DCB" w:themeColor="accent5" w:themeTint="99"/>
+          <w:sz w:val="28"/>
+          <w:szCs w:val="28"/>
+        </w:rPr>
+        <w:t>Discord</w:t>
+      </w:r>
+      <w:proofErr w:type="spellEnd"/>
+      <w:r>
+        <w:rPr>
+          <w:rFonts w:ascii="Times New Roman" w:hAnsi="Times New Roman" w:cs="Times New Roman"/>
+          <w:color w:val="D86DCB" w:themeColor="accent5" w:themeTint="99"/>
+          <w:sz w:val="28"/>
+          <w:szCs w:val="28"/>
+        </w:rPr>
+        <w:t xml:space="preserve"> </w:t>
+      </w:r>
+      <w:r>
+        <w:rPr>
+          <w:rFonts w:ascii="Times New Roman" w:hAnsi="Times New Roman" w:cs="Times New Roman"/>
+          <w:sz w:val="28"/>
+          <w:szCs w:val="28"/>
+        </w:rPr>
+        <w:t xml:space="preserve">szerverére, amivel a </w:t>
+      </w:r>
+      <w:proofErr w:type="spellStart"/>
+      <w:r>
+        <w:rPr>
+          <w:rFonts w:ascii="Times New Roman" w:hAnsi="Times New Roman" w:cs="Times New Roman"/>
+          <w:sz w:val="28"/>
+          <w:szCs w:val="28"/>
+        </w:rPr>
+        <w:t>rendszergazdág</w:t>
+      </w:r>
+      <w:proofErr w:type="spellEnd"/>
+      <w:r>
+        <w:rPr>
+          <w:rFonts w:ascii="Times New Roman" w:hAnsi="Times New Roman" w:cs="Times New Roman"/>
+          <w:sz w:val="28"/>
+          <w:szCs w:val="28"/>
+        </w:rPr>
+        <w:t xml:space="preserve"> dolgoznak</w:t>
       </w:r>
       <w:r>
         <w:rPr>
@@ -83,7 +272,57 @@
           <w:sz w:val="28"/>
           <w:szCs w:val="28"/>
         </w:rPr>
-        <w:t xml:space="preserve"> Bármilyen kapcsolat megszűnik eszközök között, arról egy kritikus értesítest kapnak a rendszergazdák, hogy minél gyorsabban és hatékonyabban meg lehessen oldan és ne jelentsen kiesést a </w:t>
+        <w:t xml:space="preserve"> Bármilyen kapcsolat megszűnik eszközök között, arról egy kritikus </w:t>
+      </w:r>
+      <w:proofErr w:type="spellStart"/>
+      <w:r>
+        <w:rPr>
+          <w:rFonts w:ascii="Times New Roman" w:hAnsi="Times New Roman" w:cs="Times New Roman"/>
+          <w:sz w:val="28"/>
+          <w:szCs w:val="28"/>
+        </w:rPr>
+        <w:t>értesítest</w:t>
+      </w:r>
+      <w:proofErr w:type="spellEnd"/>
+      <w:r>
+        <w:rPr>
+          <w:rFonts w:ascii="Times New Roman" w:hAnsi="Times New Roman" w:cs="Times New Roman"/>
+          <w:sz w:val="28"/>
+          <w:szCs w:val="28"/>
+        </w:rPr>
+        <w:t xml:space="preserve"> kapnak a rendszergazdák, hogy minél gyorsabban és hatékonyabban meg lehessen oldan</w:t>
+      </w:r>
+      <w:r>
+        <w:rPr>
+          <w:rFonts w:ascii="Times New Roman" w:hAnsi="Times New Roman" w:cs="Times New Roman"/>
+          <w:sz w:val="28"/>
+          <w:szCs w:val="28"/>
+        </w:rPr>
+        <w:t>i</w:t>
+      </w:r>
+      <w:r>
+        <w:rPr>
+          <w:rFonts w:ascii="Times New Roman" w:hAnsi="Times New Roman" w:cs="Times New Roman"/>
+          <w:sz w:val="28"/>
+          <w:szCs w:val="28"/>
+        </w:rPr>
+        <w:t xml:space="preserve"> és ne jelentsen</w:t>
+      </w:r>
+      <w:r>
+        <w:rPr>
+          <w:rFonts w:ascii="Times New Roman" w:hAnsi="Times New Roman" w:cs="Times New Roman"/>
+          <w:sz w:val="28"/>
+          <w:szCs w:val="28"/>
+        </w:rPr>
+        <w:t xml:space="preserve"> bevételkiesést</w:t>
+      </w:r>
+      <w:r>
+        <w:rPr>
+          <w:rFonts w:ascii="Times New Roman" w:hAnsi="Times New Roman" w:cs="Times New Roman"/>
+          <w:sz w:val="28"/>
+          <w:szCs w:val="28"/>
+        </w:rPr>
+        <w:t xml:space="preserve"> a </w:t>
       </w:r>
       <w:r>
         <w:rPr>
@@ -103,13 +342,23 @@
           <w:szCs w:val="28"/>
         </w:rPr>
       </w:pPr>
-      <w:r>
-        <w:rPr>
-          <w:rFonts w:ascii="Times New Roman" w:hAnsi="Times New Roman" w:cs="Times New Roman"/>
-          <w:sz w:val="28"/>
-          <w:szCs w:val="28"/>
-        </w:rPr>
-        <w:t>Netconf működése</w:t>
+      <w:proofErr w:type="spellStart"/>
+      <w:r>
+        <w:rPr>
+          <w:rFonts w:ascii="Times New Roman" w:hAnsi="Times New Roman" w:cs="Times New Roman"/>
+          <w:sz w:val="28"/>
+          <w:szCs w:val="28"/>
+        </w:rPr>
+        <w:t>Netconf</w:t>
+      </w:r>
+      <w:proofErr w:type="spellEnd"/>
+      <w:r>
+        <w:rPr>
+          <w:rFonts w:ascii="Times New Roman" w:hAnsi="Times New Roman" w:cs="Times New Roman"/>
+          <w:sz w:val="28"/>
+          <w:szCs w:val="28"/>
+        </w:rPr>
+        <w:t xml:space="preserve"> működése</w:t>
       </w:r>
       <w:r>
         <w:rPr>
@@ -122,13 +371,56 @@
     </w:p>
     <w:p>
       <w:pPr>
-        <w:jc w:val="both"/>
-        <w:rPr>
-          <w:rFonts w:ascii="Times New Roman" w:hAnsi="Times New Roman" w:cs="Times New Roman"/>
-          <w:sz w:val="28"/>
-          <w:szCs w:val="28"/>
-        </w:rPr>
-      </w:pPr>
+        <w:jc w:val="center"/>
+        <w:rPr>
+          <w:rFonts w:ascii="Times New Roman" w:hAnsi="Times New Roman" w:cs="Times New Roman"/>
+          <w:sz w:val="28"/>
+          <w:szCs w:val="28"/>
+        </w:rPr>
+      </w:pPr>
+      <w:r>
+        <w:rPr>
+          <w:rFonts w:ascii="Times New Roman" w:hAnsi="Times New Roman" w:cs="Times New Roman"/>
+          <w:noProof/>
+          <w:sz w:val="28"/>
+          <w:szCs w:val="28"/>
+        </w:rPr>
+        <w:drawing>
+          <wp:inline distT="0" distB="0" distL="0" distR="0" wp14:anchorId="33689EAB" wp14:editId="7E1585FC">
+            <wp:extent cx="5760720" cy="1393825"/>
+            <wp:effectExtent l="0" t="0" r="0" b="0"/>
+            <wp:docPr id="350937720" name="Kép 1"/>
+            <wp:cNvGraphicFramePr>
+              <a:graphicFrameLocks xmlns:a="http://schemas.openxmlformats.org/drawingml/2006/main" noChangeAspect="1"/>
+            </wp:cNvGraphicFramePr>
+            <a:graphic xmlns:a="http://schemas.openxmlformats.org/drawingml/2006/main">
+              <a:graphicData uri="http://schemas.openxmlformats.org/drawingml/2006/picture">
+                <pic:pic xmlns:pic="http://schemas.openxmlformats.org/drawingml/2006/picture">
+                  <pic:nvPicPr>
+                    <pic:cNvPr id="350937720" name=""/>
+                    <pic:cNvPicPr/>
+                  </pic:nvPicPr>
+                  <pic:blipFill>
+                    <a:blip r:embed="rId6"/>
+                    <a:stretch>
+                      <a:fillRect/>
+                    </a:stretch>
+                  </pic:blipFill>
+                  <pic:spPr>
+                    <a:xfrm>
+                      <a:off x="0" y="0"/>
+                      <a:ext cx="5760720" cy="1393825"/>
+                    </a:xfrm>
+                    <a:prstGeom prst="rect">
+                      <a:avLst/>
+                    </a:prstGeom>
+                  </pic:spPr>
+                </pic:pic>
+              </a:graphicData>
+            </a:graphic>
+          </wp:inline>
+        </w:drawing>
+      </w:r>
     </w:p>
     <w:p>
       <w:pPr>
@@ -171,6 +463,7 @@
         </w:rPr>
         <w:t xml:space="preserve"> </w:t>
       </w:r>
+      <w:proofErr w:type="spellStart"/>
       <w:r>
         <w:rPr>
           <w:rFonts w:ascii="Times New Roman" w:hAnsi="Times New Roman" w:cs="Times New Roman"/>
@@ -185,8 +478,18 @@
           <w:sz w:val="28"/>
           <w:szCs w:val="28"/>
         </w:rPr>
-        <w:t xml:space="preserve">evnet </w:t>
-      </w:r>
+        <w:t>evnet</w:t>
+      </w:r>
+      <w:proofErr w:type="spellEnd"/>
+      <w:r>
+        <w:rPr>
+          <w:rFonts w:ascii="Times New Roman" w:hAnsi="Times New Roman" w:cs="Times New Roman"/>
+          <w:sz w:val="28"/>
+          <w:szCs w:val="28"/>
+        </w:rPr>
+        <w:t xml:space="preserve"> </w:t>
+      </w:r>
+      <w:proofErr w:type="spellStart"/>
       <w:r>
         <w:rPr>
           <w:rFonts w:ascii="Times New Roman" w:hAnsi="Times New Roman" w:cs="Times New Roman"/>
@@ -201,7 +504,16 @@
           <w:sz w:val="28"/>
           <w:szCs w:val="28"/>
         </w:rPr>
-        <w:t>andbox segítségével szimuláljuk</w:t>
+        <w:t>andbox</w:t>
+      </w:r>
+      <w:proofErr w:type="spellEnd"/>
+      <w:r>
+        <w:rPr>
+          <w:rFonts w:ascii="Times New Roman" w:hAnsi="Times New Roman" w:cs="Times New Roman"/>
+          <w:sz w:val="28"/>
+          <w:szCs w:val="28"/>
+        </w:rPr>
+        <w:t xml:space="preserve"> segítségével szimuláljuk</w:t>
       </w:r>
       <w:r>
         <w:rPr>
@@ -217,15 +529,105 @@
           <w:sz w:val="28"/>
           <w:szCs w:val="28"/>
         </w:rPr>
-        <w:t>Cisco Catalyst 8000V (Always On)</w:t>
-      </w:r>
-      <w:r>
-        <w:rPr>
-          <w:rFonts w:ascii="Times New Roman" w:hAnsi="Times New Roman" w:cs="Times New Roman"/>
-          <w:sz w:val="28"/>
-          <w:szCs w:val="28"/>
-        </w:rPr>
-        <w:t xml:space="preserve"> eszközt használunk, amire SSH-val lépünk fel és állítjuk be a configjait. </w:t>
+        <w:t xml:space="preserve">Cisco </w:t>
+      </w:r>
+      <w:proofErr w:type="spellStart"/>
+      <w:r>
+        <w:rPr>
+          <w:rFonts w:ascii="Times New Roman" w:hAnsi="Times New Roman" w:cs="Times New Roman"/>
+          <w:sz w:val="28"/>
+          <w:szCs w:val="28"/>
+        </w:rPr>
+        <w:t>Catalyst</w:t>
+      </w:r>
+      <w:proofErr w:type="spellEnd"/>
+      <w:r>
+        <w:rPr>
+          <w:rFonts w:ascii="Times New Roman" w:hAnsi="Times New Roman" w:cs="Times New Roman"/>
+          <w:sz w:val="28"/>
+          <w:szCs w:val="28"/>
+        </w:rPr>
+        <w:t xml:space="preserve"> 8000V (</w:t>
+      </w:r>
+      <w:proofErr w:type="spellStart"/>
+      <w:r>
+        <w:rPr>
+          <w:rFonts w:ascii="Times New Roman" w:hAnsi="Times New Roman" w:cs="Times New Roman"/>
+          <w:sz w:val="28"/>
+          <w:szCs w:val="28"/>
+        </w:rPr>
+        <w:t>Always</w:t>
+      </w:r>
+      <w:proofErr w:type="spellEnd"/>
+      <w:r>
+        <w:rPr>
+          <w:rFonts w:ascii="Times New Roman" w:hAnsi="Times New Roman" w:cs="Times New Roman"/>
+          <w:sz w:val="28"/>
+          <w:szCs w:val="28"/>
+        </w:rPr>
+        <w:t xml:space="preserve"> </w:t>
+      </w:r>
+      <w:proofErr w:type="spellStart"/>
+      <w:r>
+        <w:rPr>
+          <w:rFonts w:ascii="Times New Roman" w:hAnsi="Times New Roman" w:cs="Times New Roman"/>
+          <w:sz w:val="28"/>
+          <w:szCs w:val="28"/>
+        </w:rPr>
+        <w:t>On</w:t>
+      </w:r>
+      <w:proofErr w:type="spellEnd"/>
+      <w:r>
+        <w:rPr>
+          <w:rFonts w:ascii="Times New Roman" w:hAnsi="Times New Roman" w:cs="Times New Roman"/>
+          <w:sz w:val="28"/>
+          <w:szCs w:val="28"/>
+        </w:rPr>
+        <w:t>)</w:t>
+      </w:r>
+      <w:r>
+        <w:rPr>
+          <w:rFonts w:ascii="Times New Roman" w:hAnsi="Times New Roman" w:cs="Times New Roman"/>
+          <w:sz w:val="28"/>
+          <w:szCs w:val="28"/>
+        </w:rPr>
+        <w:t xml:space="preserve"> eszközt használunk, amire SSH-</w:t>
+      </w:r>
+      <w:proofErr w:type="spellStart"/>
+      <w:r>
+        <w:rPr>
+          <w:rFonts w:ascii="Times New Roman" w:hAnsi="Times New Roman" w:cs="Times New Roman"/>
+          <w:sz w:val="28"/>
+          <w:szCs w:val="28"/>
+        </w:rPr>
+        <w:t>val</w:t>
+      </w:r>
+      <w:proofErr w:type="spellEnd"/>
+      <w:r>
+        <w:rPr>
+          <w:rFonts w:ascii="Times New Roman" w:hAnsi="Times New Roman" w:cs="Times New Roman"/>
+          <w:sz w:val="28"/>
+          <w:szCs w:val="28"/>
+        </w:rPr>
+        <w:t xml:space="preserve"> lépünk fel és állítjuk be a </w:t>
+      </w:r>
+      <w:proofErr w:type="spellStart"/>
+      <w:r>
+        <w:rPr>
+          <w:rFonts w:ascii="Times New Roman" w:hAnsi="Times New Roman" w:cs="Times New Roman"/>
+          <w:sz w:val="28"/>
+          <w:szCs w:val="28"/>
+        </w:rPr>
+        <w:t>configjait</w:t>
+      </w:r>
+      <w:proofErr w:type="spellEnd"/>
+      <w:r>
+        <w:rPr>
+          <w:rFonts w:ascii="Times New Roman" w:hAnsi="Times New Roman" w:cs="Times New Roman"/>
+          <w:sz w:val="28"/>
+          <w:szCs w:val="28"/>
+        </w:rPr>
+        <w:t xml:space="preserve">. </w:t>
       </w:r>
       <w:r>
         <w:rPr>
@@ -241,7 +643,25 @@
           <w:sz w:val="28"/>
           <w:szCs w:val="28"/>
         </w:rPr>
-        <w:t xml:space="preserve"> megírjuk a python scriptet</w:t>
+        <w:t xml:space="preserve"> megírjuk a </w:t>
+      </w:r>
+      <w:proofErr w:type="spellStart"/>
+      <w:r>
+        <w:rPr>
+          <w:rFonts w:ascii="Times New Roman" w:hAnsi="Times New Roman" w:cs="Times New Roman"/>
+          <w:sz w:val="28"/>
+          <w:szCs w:val="28"/>
+        </w:rPr>
+        <w:t>python</w:t>
+      </w:r>
+      <w:proofErr w:type="spellEnd"/>
+      <w:r>
+        <w:rPr>
+          <w:rFonts w:ascii="Times New Roman" w:hAnsi="Times New Roman" w:cs="Times New Roman"/>
+          <w:sz w:val="28"/>
+          <w:szCs w:val="28"/>
+        </w:rPr>
+        <w:t xml:space="preserve"> scriptet</w:t>
       </w:r>
       <w:r>
         <w:rPr>
@@ -259,36 +679,4103 @@
         </w:rPr>
         <w:t>(script szöveg formátumban)</w:t>
       </w:r>
-    </w:p>
-    <w:p>
-      <w:pPr>
-        <w:jc w:val="center"/>
-        <w:rPr>
-          <w:rFonts w:ascii="Times New Roman" w:hAnsi="Times New Roman" w:cs="Times New Roman"/>
-          <w:sz w:val="20"/>
-          <w:szCs w:val="20"/>
-        </w:rPr>
-      </w:pPr>
-    </w:p>
-    <w:p>
-      <w:pPr>
-        <w:jc w:val="center"/>
-        <w:rPr>
-          <w:rFonts w:ascii="Times New Roman" w:hAnsi="Times New Roman" w:cs="Times New Roman"/>
-          <w:sz w:val="28"/>
-          <w:szCs w:val="28"/>
-        </w:rPr>
-      </w:pPr>
-    </w:p>
-    <w:p>
-      <w:pPr>
-        <w:jc w:val="center"/>
-        <w:rPr>
-          <w:rFonts w:ascii="Times New Roman" w:hAnsi="Times New Roman" w:cs="Times New Roman"/>
-          <w:sz w:val="28"/>
-          <w:szCs w:val="28"/>
-        </w:rPr>
-      </w:pPr>
+      <w:r>
+        <w:rPr>
+          <w:rFonts w:ascii="Times New Roman" w:hAnsi="Times New Roman" w:cs="Times New Roman"/>
+          <w:sz w:val="28"/>
+          <w:szCs w:val="28"/>
+        </w:rPr>
+        <w:t xml:space="preserve">. </w:t>
+      </w:r>
+      <w:r>
+        <w:rPr>
+          <w:rFonts w:ascii="Times New Roman" w:hAnsi="Times New Roman" w:cs="Times New Roman"/>
+          <w:sz w:val="28"/>
+          <w:szCs w:val="28"/>
+          <w:highlight w:val="yellow"/>
+        </w:rPr>
+        <w:t>Script:</w:t>
+      </w:r>
+    </w:p>
+    <w:p>
+      <w:pPr>
+        <w:spacing w:after="0"/>
+        <w:jc w:val="both"/>
+        <w:rPr>
+          <w:rFonts w:ascii="Cascadia Code" w:hAnsi="Cascadia Code" w:cs="Cascadia Code"/>
+          <w:color w:val="0E2841" w:themeColor="text2"/>
+          <w:sz w:val="28"/>
+          <w:szCs w:val="28"/>
+        </w:rPr>
+      </w:pPr>
+      <w:proofErr w:type="spellStart"/>
+      <w:r>
+        <w:rPr>
+          <w:rFonts w:ascii="Cascadia Code" w:hAnsi="Cascadia Code" w:cs="Cascadia Code"/>
+          <w:color w:val="0E2841" w:themeColor="text2"/>
+          <w:sz w:val="28"/>
+          <w:szCs w:val="28"/>
+        </w:rPr>
+        <w:t>from</w:t>
+      </w:r>
+      <w:proofErr w:type="spellEnd"/>
+      <w:r>
+        <w:rPr>
+          <w:rFonts w:ascii="Cascadia Code" w:hAnsi="Cascadia Code" w:cs="Cascadia Code"/>
+          <w:color w:val="0E2841" w:themeColor="text2"/>
+          <w:sz w:val="28"/>
+          <w:szCs w:val="28"/>
+        </w:rPr>
+        <w:t xml:space="preserve"> </w:t>
+      </w:r>
+      <w:proofErr w:type="spellStart"/>
+      <w:r>
+        <w:rPr>
+          <w:rFonts w:ascii="Cascadia Code" w:hAnsi="Cascadia Code" w:cs="Cascadia Code"/>
+          <w:color w:val="0E2841" w:themeColor="text2"/>
+          <w:sz w:val="28"/>
+          <w:szCs w:val="28"/>
+        </w:rPr>
+        <w:t>datetime</w:t>
+      </w:r>
+      <w:proofErr w:type="spellEnd"/>
+      <w:r>
+        <w:rPr>
+          <w:rFonts w:ascii="Cascadia Code" w:hAnsi="Cascadia Code" w:cs="Cascadia Code"/>
+          <w:color w:val="0E2841" w:themeColor="text2"/>
+          <w:sz w:val="28"/>
+          <w:szCs w:val="28"/>
+        </w:rPr>
+        <w:t xml:space="preserve"> import </w:t>
+      </w:r>
+      <w:proofErr w:type="spellStart"/>
+      <w:r>
+        <w:rPr>
+          <w:rFonts w:ascii="Cascadia Code" w:hAnsi="Cascadia Code" w:cs="Cascadia Code"/>
+          <w:color w:val="0E2841" w:themeColor="text2"/>
+          <w:sz w:val="28"/>
+          <w:szCs w:val="28"/>
+        </w:rPr>
+        <w:t>datetime</w:t>
+      </w:r>
+      <w:proofErr w:type="spellEnd"/>
+    </w:p>
+    <w:p>
+      <w:pPr>
+        <w:spacing w:after="0"/>
+        <w:jc w:val="both"/>
+        <w:rPr>
+          <w:rFonts w:ascii="Cascadia Code" w:hAnsi="Cascadia Code" w:cs="Cascadia Code"/>
+          <w:color w:val="0E2841" w:themeColor="text2"/>
+          <w:sz w:val="28"/>
+          <w:szCs w:val="28"/>
+        </w:rPr>
+      </w:pPr>
+      <w:r>
+        <w:rPr>
+          <w:rFonts w:ascii="Cascadia Code" w:hAnsi="Cascadia Code" w:cs="Cascadia Code"/>
+          <w:color w:val="0E2841" w:themeColor="text2"/>
+          <w:sz w:val="28"/>
+          <w:szCs w:val="28"/>
+        </w:rPr>
+        <w:t xml:space="preserve">import </w:t>
+      </w:r>
+      <w:proofErr w:type="spellStart"/>
+      <w:r>
+        <w:rPr>
+          <w:rFonts w:ascii="Cascadia Code" w:hAnsi="Cascadia Code" w:cs="Cascadia Code"/>
+          <w:color w:val="0E2841" w:themeColor="text2"/>
+          <w:sz w:val="28"/>
+          <w:szCs w:val="28"/>
+        </w:rPr>
+        <w:t>paramiko</w:t>
+      </w:r>
+      <w:proofErr w:type="spellEnd"/>
+    </w:p>
+    <w:p>
+      <w:pPr>
+        <w:spacing w:after="0"/>
+        <w:jc w:val="both"/>
+        <w:rPr>
+          <w:rFonts w:ascii="Cascadia Code" w:hAnsi="Cascadia Code" w:cs="Cascadia Code"/>
+          <w:color w:val="0E2841" w:themeColor="text2"/>
+          <w:sz w:val="28"/>
+          <w:szCs w:val="28"/>
+        </w:rPr>
+      </w:pPr>
+      <w:r>
+        <w:rPr>
+          <w:rFonts w:ascii="Cascadia Code" w:hAnsi="Cascadia Code" w:cs="Cascadia Code"/>
+          <w:color w:val="0E2841" w:themeColor="text2"/>
+          <w:sz w:val="28"/>
+          <w:szCs w:val="28"/>
+        </w:rPr>
+        <w:t xml:space="preserve">import </w:t>
+      </w:r>
+      <w:proofErr w:type="spellStart"/>
+      <w:proofErr w:type="gramStart"/>
+      <w:r>
+        <w:rPr>
+          <w:rFonts w:ascii="Cascadia Code" w:hAnsi="Cascadia Code" w:cs="Cascadia Code"/>
+          <w:color w:val="0E2841" w:themeColor="text2"/>
+          <w:sz w:val="28"/>
+          <w:szCs w:val="28"/>
+        </w:rPr>
+        <w:t>xml.etree</w:t>
+      </w:r>
+      <w:proofErr w:type="gramEnd"/>
+      <w:r>
+        <w:rPr>
+          <w:rFonts w:ascii="Cascadia Code" w:hAnsi="Cascadia Code" w:cs="Cascadia Code"/>
+          <w:color w:val="0E2841" w:themeColor="text2"/>
+          <w:sz w:val="28"/>
+          <w:szCs w:val="28"/>
+        </w:rPr>
+        <w:t>.ElementTree</w:t>
+      </w:r>
+      <w:proofErr w:type="spellEnd"/>
+      <w:r>
+        <w:rPr>
+          <w:rFonts w:ascii="Cascadia Code" w:hAnsi="Cascadia Code" w:cs="Cascadia Code"/>
+          <w:color w:val="0E2841" w:themeColor="text2"/>
+          <w:sz w:val="28"/>
+          <w:szCs w:val="28"/>
+        </w:rPr>
+        <w:t xml:space="preserve"> </w:t>
+      </w:r>
+      <w:proofErr w:type="spellStart"/>
+      <w:r>
+        <w:rPr>
+          <w:rFonts w:ascii="Cascadia Code" w:hAnsi="Cascadia Code" w:cs="Cascadia Code"/>
+          <w:color w:val="0E2841" w:themeColor="text2"/>
+          <w:sz w:val="28"/>
+          <w:szCs w:val="28"/>
+        </w:rPr>
+        <w:t>as</w:t>
+      </w:r>
+      <w:proofErr w:type="spellEnd"/>
+      <w:r>
+        <w:rPr>
+          <w:rFonts w:ascii="Cascadia Code" w:hAnsi="Cascadia Code" w:cs="Cascadia Code"/>
+          <w:color w:val="0E2841" w:themeColor="text2"/>
+          <w:sz w:val="28"/>
+          <w:szCs w:val="28"/>
+        </w:rPr>
+        <w:t xml:space="preserve"> ET</w:t>
+      </w:r>
+    </w:p>
+    <w:p>
+      <w:pPr>
+        <w:spacing w:after="0"/>
+        <w:jc w:val="both"/>
+        <w:rPr>
+          <w:rFonts w:ascii="Cascadia Code" w:hAnsi="Cascadia Code" w:cs="Cascadia Code"/>
+          <w:color w:val="0E2841" w:themeColor="text2"/>
+          <w:sz w:val="28"/>
+          <w:szCs w:val="28"/>
+        </w:rPr>
+      </w:pPr>
+      <w:r>
+        <w:rPr>
+          <w:rFonts w:ascii="Cascadia Code" w:hAnsi="Cascadia Code" w:cs="Cascadia Code"/>
+          <w:color w:val="0E2841" w:themeColor="text2"/>
+          <w:sz w:val="28"/>
+          <w:szCs w:val="28"/>
+        </w:rPr>
+        <w:t xml:space="preserve">import </w:t>
+      </w:r>
+      <w:proofErr w:type="spellStart"/>
+      <w:r>
+        <w:rPr>
+          <w:rFonts w:ascii="Cascadia Code" w:hAnsi="Cascadia Code" w:cs="Cascadia Code"/>
+          <w:color w:val="0E2841" w:themeColor="text2"/>
+          <w:sz w:val="28"/>
+          <w:szCs w:val="28"/>
+        </w:rPr>
+        <w:t>requests</w:t>
+      </w:r>
+      <w:proofErr w:type="spellEnd"/>
+    </w:p>
+    <w:p>
+      <w:pPr>
+        <w:spacing w:after="0"/>
+        <w:jc w:val="both"/>
+        <w:rPr>
+          <w:rFonts w:ascii="Cascadia Code" w:hAnsi="Cascadia Code" w:cs="Cascadia Code"/>
+          <w:sz w:val="28"/>
+          <w:szCs w:val="28"/>
+        </w:rPr>
+      </w:pPr>
+    </w:p>
+    <w:p>
+      <w:pPr>
+        <w:spacing w:after="0"/>
+        <w:jc w:val="both"/>
+        <w:rPr>
+          <w:rFonts w:ascii="Cascadia Code" w:hAnsi="Cascadia Code" w:cs="Cascadia Code"/>
+          <w:color w:val="0E2841" w:themeColor="text2"/>
+          <w:sz w:val="28"/>
+          <w:szCs w:val="28"/>
+        </w:rPr>
+      </w:pPr>
+      <w:r>
+        <w:rPr>
+          <w:rFonts w:ascii="Cascadia Code" w:hAnsi="Cascadia Code" w:cs="Cascadia Code"/>
+          <w:color w:val="0E2841" w:themeColor="text2"/>
+          <w:sz w:val="28"/>
+          <w:szCs w:val="28"/>
+        </w:rPr>
+        <w:t># -----------------------------------------------------</w:t>
+      </w:r>
+    </w:p>
+    <w:p>
+      <w:pPr>
+        <w:spacing w:after="0"/>
+        <w:jc w:val="both"/>
+        <w:rPr>
+          <w:rFonts w:ascii="Cascadia Code" w:hAnsi="Cascadia Code" w:cs="Cascadia Code"/>
+          <w:color w:val="0E2841" w:themeColor="text2"/>
+          <w:sz w:val="28"/>
+          <w:szCs w:val="28"/>
+        </w:rPr>
+      </w:pPr>
+      <w:r>
+        <w:rPr>
+          <w:rFonts w:ascii="Cascadia Code" w:hAnsi="Cascadia Code" w:cs="Cascadia Code"/>
+          <w:color w:val="0E2841" w:themeColor="text2"/>
+          <w:sz w:val="28"/>
+          <w:szCs w:val="28"/>
+        </w:rPr>
+        <w:t># 1) Router adatok (</w:t>
+      </w:r>
+      <w:proofErr w:type="spellStart"/>
+      <w:r>
+        <w:rPr>
+          <w:rFonts w:ascii="Cascadia Code" w:hAnsi="Cascadia Code" w:cs="Cascadia Code"/>
+          <w:color w:val="0E2841" w:themeColor="text2"/>
+          <w:sz w:val="28"/>
+          <w:szCs w:val="28"/>
+        </w:rPr>
+        <w:t>Always-On</w:t>
+      </w:r>
+      <w:proofErr w:type="spellEnd"/>
+      <w:r>
+        <w:rPr>
+          <w:rFonts w:ascii="Cascadia Code" w:hAnsi="Cascadia Code" w:cs="Cascadia Code"/>
+          <w:color w:val="0E2841" w:themeColor="text2"/>
+          <w:sz w:val="28"/>
+          <w:szCs w:val="28"/>
+        </w:rPr>
+        <w:t xml:space="preserve"> </w:t>
+      </w:r>
+      <w:proofErr w:type="spellStart"/>
+      <w:r>
+        <w:rPr>
+          <w:rFonts w:ascii="Cascadia Code" w:hAnsi="Cascadia Code" w:cs="Cascadia Code"/>
+          <w:color w:val="0E2841" w:themeColor="text2"/>
+          <w:sz w:val="28"/>
+          <w:szCs w:val="28"/>
+        </w:rPr>
+        <w:t>sandbox</w:t>
+      </w:r>
+      <w:proofErr w:type="spellEnd"/>
+      <w:r>
+        <w:rPr>
+          <w:rFonts w:ascii="Cascadia Code" w:hAnsi="Cascadia Code" w:cs="Cascadia Code"/>
+          <w:color w:val="0E2841" w:themeColor="text2"/>
+          <w:sz w:val="28"/>
+          <w:szCs w:val="28"/>
+        </w:rPr>
+        <w:t>)</w:t>
+      </w:r>
+    </w:p>
+    <w:p>
+      <w:pPr>
+        <w:spacing w:after="0"/>
+        <w:jc w:val="both"/>
+        <w:rPr>
+          <w:rFonts w:ascii="Cascadia Code" w:hAnsi="Cascadia Code" w:cs="Cascadia Code"/>
+          <w:color w:val="0E2841" w:themeColor="text2"/>
+          <w:sz w:val="28"/>
+          <w:szCs w:val="28"/>
+        </w:rPr>
+      </w:pPr>
+      <w:r>
+        <w:rPr>
+          <w:rFonts w:ascii="Cascadia Code" w:hAnsi="Cascadia Code" w:cs="Cascadia Code"/>
+          <w:color w:val="0E2841" w:themeColor="text2"/>
+          <w:sz w:val="28"/>
+          <w:szCs w:val="28"/>
+        </w:rPr>
+        <w:t># -----------------------------------------------------</w:t>
+      </w:r>
+    </w:p>
+    <w:p>
+      <w:pPr>
+        <w:spacing w:after="0"/>
+        <w:jc w:val="both"/>
+        <w:rPr>
+          <w:rFonts w:ascii="Cascadia Code" w:hAnsi="Cascadia Code" w:cs="Cascadia Code"/>
+          <w:color w:val="0E2841" w:themeColor="text2"/>
+          <w:sz w:val="28"/>
+          <w:szCs w:val="28"/>
+        </w:rPr>
+      </w:pPr>
+      <w:r>
+        <w:rPr>
+          <w:rFonts w:ascii="Cascadia Code" w:hAnsi="Cascadia Code" w:cs="Cascadia Code"/>
+          <w:color w:val="0E2841" w:themeColor="text2"/>
+          <w:sz w:val="28"/>
+          <w:szCs w:val="28"/>
+        </w:rPr>
+        <w:t>ROUTER = "devnetsandboxiosxec8k.cisco.com"</w:t>
+      </w:r>
+    </w:p>
+    <w:p>
+      <w:pPr>
+        <w:spacing w:after="0"/>
+        <w:jc w:val="both"/>
+        <w:rPr>
+          <w:rFonts w:ascii="Cascadia Code" w:hAnsi="Cascadia Code" w:cs="Cascadia Code"/>
+          <w:color w:val="0E2841" w:themeColor="text2"/>
+          <w:sz w:val="28"/>
+          <w:szCs w:val="28"/>
+        </w:rPr>
+      </w:pPr>
+      <w:r>
+        <w:rPr>
+          <w:rFonts w:ascii="Cascadia Code" w:hAnsi="Cascadia Code" w:cs="Cascadia Code"/>
+          <w:color w:val="0E2841" w:themeColor="text2"/>
+          <w:sz w:val="28"/>
+          <w:szCs w:val="28"/>
+        </w:rPr>
+        <w:t>PORT = 22</w:t>
+      </w:r>
+    </w:p>
+    <w:p>
+      <w:pPr>
+        <w:spacing w:after="0"/>
+        <w:jc w:val="both"/>
+        <w:rPr>
+          <w:rFonts w:ascii="Cascadia Code" w:hAnsi="Cascadia Code" w:cs="Cascadia Code"/>
+          <w:color w:val="0E2841" w:themeColor="text2"/>
+          <w:sz w:val="28"/>
+          <w:szCs w:val="28"/>
+        </w:rPr>
+      </w:pPr>
+    </w:p>
+    <w:p>
+      <w:pPr>
+        <w:spacing w:after="0"/>
+        <w:jc w:val="both"/>
+        <w:rPr>
+          <w:rFonts w:ascii="Cascadia Code" w:hAnsi="Cascadia Code" w:cs="Cascadia Code"/>
+          <w:color w:val="0E2841" w:themeColor="text2"/>
+          <w:sz w:val="28"/>
+          <w:szCs w:val="28"/>
+        </w:rPr>
+      </w:pPr>
+      <w:proofErr w:type="gramStart"/>
+      <w:r>
+        <w:rPr>
+          <w:rFonts w:ascii="Cascadia Code" w:hAnsi="Cascadia Code" w:cs="Cascadia Code"/>
+          <w:color w:val="0E2841" w:themeColor="text2"/>
+          <w:sz w:val="28"/>
+          <w:szCs w:val="28"/>
+        </w:rPr>
+        <w:t>print(</w:t>
+      </w:r>
+      <w:proofErr w:type="gramEnd"/>
+      <w:r>
+        <w:rPr>
+          <w:rFonts w:ascii="Cascadia Code" w:hAnsi="Cascadia Code" w:cs="Cascadia Code"/>
+          <w:color w:val="0E2841" w:themeColor="text2"/>
+          <w:sz w:val="28"/>
+          <w:szCs w:val="28"/>
+        </w:rPr>
+        <w:t>"Add meg a router hitelesítési adatokat:")</w:t>
+      </w:r>
+    </w:p>
+    <w:p>
+      <w:pPr>
+        <w:spacing w:after="0"/>
+        <w:jc w:val="both"/>
+        <w:rPr>
+          <w:rFonts w:ascii="Cascadia Code" w:hAnsi="Cascadia Code" w:cs="Cascadia Code"/>
+          <w:color w:val="0E2841" w:themeColor="text2"/>
+          <w:sz w:val="28"/>
+          <w:szCs w:val="28"/>
+        </w:rPr>
+      </w:pPr>
+      <w:proofErr w:type="spellStart"/>
+      <w:r>
+        <w:rPr>
+          <w:rFonts w:ascii="Cascadia Code" w:hAnsi="Cascadia Code" w:cs="Cascadia Code"/>
+          <w:color w:val="0E2841" w:themeColor="text2"/>
+          <w:sz w:val="28"/>
+          <w:szCs w:val="28"/>
+        </w:rPr>
+        <w:t>username</w:t>
+      </w:r>
+      <w:proofErr w:type="spellEnd"/>
+      <w:r>
+        <w:rPr>
+          <w:rFonts w:ascii="Cascadia Code" w:hAnsi="Cascadia Code" w:cs="Cascadia Code"/>
+          <w:color w:val="0E2841" w:themeColor="text2"/>
+          <w:sz w:val="28"/>
+          <w:szCs w:val="28"/>
+        </w:rPr>
+        <w:t xml:space="preserve"> = "</w:t>
+      </w:r>
+      <w:proofErr w:type="spellStart"/>
+      <w:proofErr w:type="gramStart"/>
+      <w:r>
+        <w:rPr>
+          <w:rFonts w:ascii="Cascadia Code" w:hAnsi="Cascadia Code" w:cs="Cascadia Code"/>
+          <w:color w:val="0E2841" w:themeColor="text2"/>
+          <w:sz w:val="28"/>
+          <w:szCs w:val="28"/>
+        </w:rPr>
+        <w:t>mark.bakajenko</w:t>
+      </w:r>
+      <w:proofErr w:type="spellEnd"/>
+      <w:proofErr w:type="gramEnd"/>
+      <w:r>
+        <w:rPr>
+          <w:rFonts w:ascii="Cascadia Code" w:hAnsi="Cascadia Code" w:cs="Cascadia Code"/>
+          <w:color w:val="0E2841" w:themeColor="text2"/>
+          <w:sz w:val="28"/>
+          <w:szCs w:val="28"/>
+        </w:rPr>
+        <w:t>"</w:t>
+      </w:r>
+    </w:p>
+    <w:p>
+      <w:pPr>
+        <w:spacing w:after="0"/>
+        <w:jc w:val="both"/>
+        <w:rPr>
+          <w:rFonts w:ascii="Cascadia Code" w:hAnsi="Cascadia Code" w:cs="Cascadia Code"/>
+          <w:color w:val="0E2841" w:themeColor="text2"/>
+          <w:sz w:val="28"/>
+          <w:szCs w:val="28"/>
+        </w:rPr>
+      </w:pPr>
+      <w:proofErr w:type="spellStart"/>
+      <w:r>
+        <w:rPr>
+          <w:rFonts w:ascii="Cascadia Code" w:hAnsi="Cascadia Code" w:cs="Cascadia Code"/>
+          <w:color w:val="0E2841" w:themeColor="text2"/>
+          <w:sz w:val="28"/>
+          <w:szCs w:val="28"/>
+        </w:rPr>
+        <w:lastRenderedPageBreak/>
+        <w:t>password</w:t>
+      </w:r>
+      <w:proofErr w:type="spellEnd"/>
+      <w:r>
+        <w:rPr>
+          <w:rFonts w:ascii="Cascadia Code" w:hAnsi="Cascadia Code" w:cs="Cascadia Code"/>
+          <w:color w:val="0E2841" w:themeColor="text2"/>
+          <w:sz w:val="28"/>
+          <w:szCs w:val="28"/>
+        </w:rPr>
+        <w:t xml:space="preserve"> = </w:t>
+      </w:r>
+      <w:proofErr w:type="gramStart"/>
+      <w:r>
+        <w:rPr>
+          <w:rFonts w:ascii="Cascadia Code" w:hAnsi="Cascadia Code" w:cs="Cascadia Code"/>
+          <w:color w:val="0E2841" w:themeColor="text2"/>
+          <w:sz w:val="28"/>
+          <w:szCs w:val="28"/>
+        </w:rPr>
+        <w:t>input(</w:t>
+      </w:r>
+      <w:proofErr w:type="gramEnd"/>
+      <w:r>
+        <w:rPr>
+          <w:rFonts w:ascii="Cascadia Code" w:hAnsi="Cascadia Code" w:cs="Cascadia Code"/>
+          <w:color w:val="0E2841" w:themeColor="text2"/>
+          <w:sz w:val="28"/>
+          <w:szCs w:val="28"/>
+        </w:rPr>
+        <w:t>"Jelszó: ")</w:t>
+      </w:r>
+    </w:p>
+    <w:p>
+      <w:pPr>
+        <w:spacing w:after="0"/>
+        <w:jc w:val="both"/>
+        <w:rPr>
+          <w:rFonts w:ascii="Cascadia Code" w:hAnsi="Cascadia Code" w:cs="Cascadia Code"/>
+          <w:color w:val="0E2841" w:themeColor="text2"/>
+          <w:sz w:val="28"/>
+          <w:szCs w:val="28"/>
+        </w:rPr>
+      </w:pPr>
+    </w:p>
+    <w:p>
+      <w:pPr>
+        <w:spacing w:after="0"/>
+        <w:jc w:val="both"/>
+        <w:rPr>
+          <w:rFonts w:ascii="Cascadia Code" w:hAnsi="Cascadia Code" w:cs="Cascadia Code"/>
+          <w:color w:val="0E2841" w:themeColor="text2"/>
+          <w:sz w:val="28"/>
+          <w:szCs w:val="28"/>
+        </w:rPr>
+      </w:pPr>
+      <w:r>
+        <w:rPr>
+          <w:rFonts w:ascii="Cascadia Code" w:hAnsi="Cascadia Code" w:cs="Cascadia Code"/>
+          <w:color w:val="0E2841" w:themeColor="text2"/>
+          <w:sz w:val="28"/>
+          <w:szCs w:val="28"/>
+        </w:rPr>
+        <w:t># -----------------------------------------------------</w:t>
+      </w:r>
+    </w:p>
+    <w:p>
+      <w:pPr>
+        <w:spacing w:after="0"/>
+        <w:jc w:val="both"/>
+        <w:rPr>
+          <w:rFonts w:ascii="Cascadia Code" w:hAnsi="Cascadia Code" w:cs="Cascadia Code"/>
+          <w:color w:val="0E2841" w:themeColor="text2"/>
+          <w:sz w:val="28"/>
+          <w:szCs w:val="28"/>
+        </w:rPr>
+      </w:pPr>
+      <w:r>
+        <w:rPr>
+          <w:rFonts w:ascii="Cascadia Code" w:hAnsi="Cascadia Code" w:cs="Cascadia Code"/>
+          <w:color w:val="0E2841" w:themeColor="text2"/>
+          <w:sz w:val="28"/>
+          <w:szCs w:val="28"/>
+        </w:rPr>
+        <w:t># 2) SSH kapcsolat és parancs futtatása</w:t>
+      </w:r>
+    </w:p>
+    <w:p>
+      <w:pPr>
+        <w:spacing w:after="0"/>
+        <w:jc w:val="both"/>
+        <w:rPr>
+          <w:rFonts w:ascii="Cascadia Code" w:hAnsi="Cascadia Code" w:cs="Cascadia Code"/>
+          <w:color w:val="0E2841" w:themeColor="text2"/>
+          <w:sz w:val="28"/>
+          <w:szCs w:val="28"/>
+        </w:rPr>
+      </w:pPr>
+      <w:r>
+        <w:rPr>
+          <w:rFonts w:ascii="Cascadia Code" w:hAnsi="Cascadia Code" w:cs="Cascadia Code"/>
+          <w:color w:val="0E2841" w:themeColor="text2"/>
+          <w:sz w:val="28"/>
+          <w:szCs w:val="28"/>
+        </w:rPr>
+        <w:t># -----------------------------------------------------</w:t>
+      </w:r>
+    </w:p>
+    <w:p>
+      <w:pPr>
+        <w:spacing w:after="0"/>
+        <w:jc w:val="both"/>
+        <w:rPr>
+          <w:rFonts w:ascii="Cascadia Code" w:hAnsi="Cascadia Code" w:cs="Cascadia Code"/>
+          <w:color w:val="0E2841" w:themeColor="text2"/>
+          <w:sz w:val="28"/>
+          <w:szCs w:val="28"/>
+        </w:rPr>
+      </w:pPr>
+      <w:proofErr w:type="spellStart"/>
+      <w:r>
+        <w:rPr>
+          <w:rFonts w:ascii="Cascadia Code" w:hAnsi="Cascadia Code" w:cs="Cascadia Code"/>
+          <w:color w:val="0E2841" w:themeColor="text2"/>
+          <w:sz w:val="28"/>
+          <w:szCs w:val="28"/>
+        </w:rPr>
+        <w:t>client</w:t>
+      </w:r>
+      <w:proofErr w:type="spellEnd"/>
+      <w:r>
+        <w:rPr>
+          <w:rFonts w:ascii="Cascadia Code" w:hAnsi="Cascadia Code" w:cs="Cascadia Code"/>
+          <w:color w:val="0E2841" w:themeColor="text2"/>
+          <w:sz w:val="28"/>
+          <w:szCs w:val="28"/>
+        </w:rPr>
+        <w:t xml:space="preserve"> = </w:t>
+      </w:r>
+      <w:proofErr w:type="spellStart"/>
+      <w:proofErr w:type="gramStart"/>
+      <w:r>
+        <w:rPr>
+          <w:rFonts w:ascii="Cascadia Code" w:hAnsi="Cascadia Code" w:cs="Cascadia Code"/>
+          <w:color w:val="0E2841" w:themeColor="text2"/>
+          <w:sz w:val="28"/>
+          <w:szCs w:val="28"/>
+        </w:rPr>
+        <w:t>paramiko.SSHClient</w:t>
+      </w:r>
+      <w:proofErr w:type="spellEnd"/>
+      <w:proofErr w:type="gramEnd"/>
+      <w:r>
+        <w:rPr>
+          <w:rFonts w:ascii="Cascadia Code" w:hAnsi="Cascadia Code" w:cs="Cascadia Code"/>
+          <w:color w:val="0E2841" w:themeColor="text2"/>
+          <w:sz w:val="28"/>
+          <w:szCs w:val="28"/>
+        </w:rPr>
+        <w:t>()</w:t>
+      </w:r>
+    </w:p>
+    <w:p>
+      <w:pPr>
+        <w:spacing w:after="0"/>
+        <w:jc w:val="both"/>
+        <w:rPr>
+          <w:rFonts w:ascii="Cascadia Code" w:hAnsi="Cascadia Code" w:cs="Cascadia Code"/>
+          <w:color w:val="0E2841" w:themeColor="text2"/>
+          <w:sz w:val="28"/>
+          <w:szCs w:val="28"/>
+        </w:rPr>
+      </w:pPr>
+      <w:proofErr w:type="spellStart"/>
+      <w:r>
+        <w:rPr>
+          <w:rFonts w:ascii="Cascadia Code" w:hAnsi="Cascadia Code" w:cs="Cascadia Code"/>
+          <w:color w:val="0E2841" w:themeColor="text2"/>
+          <w:sz w:val="28"/>
+          <w:szCs w:val="28"/>
+        </w:rPr>
+        <w:t>client.set_missing_host_key_policy</w:t>
+      </w:r>
+      <w:proofErr w:type="spellEnd"/>
+      <w:r>
+        <w:rPr>
+          <w:rFonts w:ascii="Cascadia Code" w:hAnsi="Cascadia Code" w:cs="Cascadia Code"/>
+          <w:color w:val="0E2841" w:themeColor="text2"/>
+          <w:sz w:val="28"/>
+          <w:szCs w:val="28"/>
+        </w:rPr>
+        <w:t>(</w:t>
+      </w:r>
+      <w:proofErr w:type="spellStart"/>
+      <w:proofErr w:type="gramStart"/>
+      <w:r>
+        <w:rPr>
+          <w:rFonts w:ascii="Cascadia Code" w:hAnsi="Cascadia Code" w:cs="Cascadia Code"/>
+          <w:color w:val="0E2841" w:themeColor="text2"/>
+          <w:sz w:val="28"/>
+          <w:szCs w:val="28"/>
+        </w:rPr>
+        <w:t>paramiko.AutoAddPolicy</w:t>
+      </w:r>
+      <w:proofErr w:type="spellEnd"/>
+      <w:proofErr w:type="gramEnd"/>
+      <w:r>
+        <w:rPr>
+          <w:rFonts w:ascii="Cascadia Code" w:hAnsi="Cascadia Code" w:cs="Cascadia Code"/>
+          <w:color w:val="0E2841" w:themeColor="text2"/>
+          <w:sz w:val="28"/>
+          <w:szCs w:val="28"/>
+        </w:rPr>
+        <w:t>())</w:t>
+      </w:r>
+    </w:p>
+    <w:p>
+      <w:pPr>
+        <w:spacing w:after="0"/>
+        <w:jc w:val="both"/>
+        <w:rPr>
+          <w:rFonts w:ascii="Cascadia Code" w:hAnsi="Cascadia Code" w:cs="Cascadia Code"/>
+          <w:color w:val="0E2841" w:themeColor="text2"/>
+          <w:sz w:val="28"/>
+          <w:szCs w:val="28"/>
+        </w:rPr>
+      </w:pPr>
+    </w:p>
+    <w:p>
+      <w:pPr>
+        <w:spacing w:after="0"/>
+        <w:jc w:val="both"/>
+        <w:rPr>
+          <w:rFonts w:ascii="Cascadia Code" w:hAnsi="Cascadia Code" w:cs="Cascadia Code"/>
+          <w:color w:val="0E2841" w:themeColor="text2"/>
+          <w:sz w:val="28"/>
+          <w:szCs w:val="28"/>
+        </w:rPr>
+      </w:pPr>
+      <w:proofErr w:type="spellStart"/>
+      <w:proofErr w:type="gramStart"/>
+      <w:r>
+        <w:rPr>
+          <w:rFonts w:ascii="Cascadia Code" w:hAnsi="Cascadia Code" w:cs="Cascadia Code"/>
+          <w:color w:val="0E2841" w:themeColor="text2"/>
+          <w:sz w:val="28"/>
+          <w:szCs w:val="28"/>
+        </w:rPr>
+        <w:t>client.connect</w:t>
+      </w:r>
+      <w:proofErr w:type="spellEnd"/>
+      <w:proofErr w:type="gramEnd"/>
+      <w:r>
+        <w:rPr>
+          <w:rFonts w:ascii="Cascadia Code" w:hAnsi="Cascadia Code" w:cs="Cascadia Code"/>
+          <w:color w:val="0E2841" w:themeColor="text2"/>
+          <w:sz w:val="28"/>
+          <w:szCs w:val="28"/>
+        </w:rPr>
+        <w:t>(</w:t>
+      </w:r>
+    </w:p>
+    <w:p>
+      <w:pPr>
+        <w:spacing w:after="0"/>
+        <w:jc w:val="both"/>
+        <w:rPr>
+          <w:rFonts w:ascii="Cascadia Code" w:hAnsi="Cascadia Code" w:cs="Cascadia Code"/>
+          <w:color w:val="0E2841" w:themeColor="text2"/>
+          <w:sz w:val="28"/>
+          <w:szCs w:val="28"/>
+        </w:rPr>
+      </w:pPr>
+      <w:r>
+        <w:rPr>
+          <w:rFonts w:ascii="Cascadia Code" w:hAnsi="Cascadia Code" w:cs="Cascadia Code"/>
+          <w:color w:val="0E2841" w:themeColor="text2"/>
+          <w:sz w:val="28"/>
+          <w:szCs w:val="28"/>
+        </w:rPr>
+        <w:t xml:space="preserve">    </w:t>
+      </w:r>
+      <w:proofErr w:type="spellStart"/>
+      <w:r>
+        <w:rPr>
+          <w:rFonts w:ascii="Cascadia Code" w:hAnsi="Cascadia Code" w:cs="Cascadia Code"/>
+          <w:color w:val="0E2841" w:themeColor="text2"/>
+          <w:sz w:val="28"/>
+          <w:szCs w:val="28"/>
+        </w:rPr>
+        <w:t>hostname</w:t>
+      </w:r>
+      <w:proofErr w:type="spellEnd"/>
+      <w:r>
+        <w:rPr>
+          <w:rFonts w:ascii="Cascadia Code" w:hAnsi="Cascadia Code" w:cs="Cascadia Code"/>
+          <w:color w:val="0E2841" w:themeColor="text2"/>
+          <w:sz w:val="28"/>
+          <w:szCs w:val="28"/>
+        </w:rPr>
+        <w:t>=ROUTER,</w:t>
+      </w:r>
+    </w:p>
+    <w:p>
+      <w:pPr>
+        <w:spacing w:after="0"/>
+        <w:jc w:val="both"/>
+        <w:rPr>
+          <w:rFonts w:ascii="Cascadia Code" w:hAnsi="Cascadia Code" w:cs="Cascadia Code"/>
+          <w:color w:val="0E2841" w:themeColor="text2"/>
+          <w:sz w:val="28"/>
+          <w:szCs w:val="28"/>
+        </w:rPr>
+      </w:pPr>
+      <w:r>
+        <w:rPr>
+          <w:rFonts w:ascii="Cascadia Code" w:hAnsi="Cascadia Code" w:cs="Cascadia Code"/>
+          <w:color w:val="0E2841" w:themeColor="text2"/>
+          <w:sz w:val="28"/>
+          <w:szCs w:val="28"/>
+        </w:rPr>
+        <w:t xml:space="preserve">    port=PORT,</w:t>
+      </w:r>
+    </w:p>
+    <w:p>
+      <w:pPr>
+        <w:spacing w:after="0"/>
+        <w:jc w:val="both"/>
+        <w:rPr>
+          <w:rFonts w:ascii="Cascadia Code" w:hAnsi="Cascadia Code" w:cs="Cascadia Code"/>
+          <w:color w:val="0E2841" w:themeColor="text2"/>
+          <w:sz w:val="28"/>
+          <w:szCs w:val="28"/>
+        </w:rPr>
+      </w:pPr>
+      <w:r>
+        <w:rPr>
+          <w:rFonts w:ascii="Cascadia Code" w:hAnsi="Cascadia Code" w:cs="Cascadia Code"/>
+          <w:color w:val="0E2841" w:themeColor="text2"/>
+          <w:sz w:val="28"/>
+          <w:szCs w:val="28"/>
+        </w:rPr>
+        <w:t xml:space="preserve">    </w:t>
+      </w:r>
+      <w:proofErr w:type="spellStart"/>
+      <w:r>
+        <w:rPr>
+          <w:rFonts w:ascii="Cascadia Code" w:hAnsi="Cascadia Code" w:cs="Cascadia Code"/>
+          <w:color w:val="0E2841" w:themeColor="text2"/>
+          <w:sz w:val="28"/>
+          <w:szCs w:val="28"/>
+        </w:rPr>
+        <w:t>username</w:t>
+      </w:r>
+      <w:proofErr w:type="spellEnd"/>
+      <w:r>
+        <w:rPr>
+          <w:rFonts w:ascii="Cascadia Code" w:hAnsi="Cascadia Code" w:cs="Cascadia Code"/>
+          <w:color w:val="0E2841" w:themeColor="text2"/>
+          <w:sz w:val="28"/>
+          <w:szCs w:val="28"/>
+        </w:rPr>
+        <w:t>=</w:t>
+      </w:r>
+      <w:proofErr w:type="spellStart"/>
+      <w:r>
+        <w:rPr>
+          <w:rFonts w:ascii="Cascadia Code" w:hAnsi="Cascadia Code" w:cs="Cascadia Code"/>
+          <w:color w:val="0E2841" w:themeColor="text2"/>
+          <w:sz w:val="28"/>
+          <w:szCs w:val="28"/>
+        </w:rPr>
+        <w:t>username</w:t>
+      </w:r>
+      <w:proofErr w:type="spellEnd"/>
+      <w:r>
+        <w:rPr>
+          <w:rFonts w:ascii="Cascadia Code" w:hAnsi="Cascadia Code" w:cs="Cascadia Code"/>
+          <w:color w:val="0E2841" w:themeColor="text2"/>
+          <w:sz w:val="28"/>
+          <w:szCs w:val="28"/>
+        </w:rPr>
+        <w:t>,</w:t>
+      </w:r>
+    </w:p>
+    <w:p>
+      <w:pPr>
+        <w:spacing w:after="0"/>
+        <w:jc w:val="both"/>
+        <w:rPr>
+          <w:rFonts w:ascii="Cascadia Code" w:hAnsi="Cascadia Code" w:cs="Cascadia Code"/>
+          <w:color w:val="0E2841" w:themeColor="text2"/>
+          <w:sz w:val="28"/>
+          <w:szCs w:val="28"/>
+        </w:rPr>
+      </w:pPr>
+      <w:r>
+        <w:rPr>
+          <w:rFonts w:ascii="Cascadia Code" w:hAnsi="Cascadia Code" w:cs="Cascadia Code"/>
+          <w:color w:val="0E2841" w:themeColor="text2"/>
+          <w:sz w:val="28"/>
+          <w:szCs w:val="28"/>
+        </w:rPr>
+        <w:t xml:space="preserve">    </w:t>
+      </w:r>
+      <w:proofErr w:type="spellStart"/>
+      <w:r>
+        <w:rPr>
+          <w:rFonts w:ascii="Cascadia Code" w:hAnsi="Cascadia Code" w:cs="Cascadia Code"/>
+          <w:color w:val="0E2841" w:themeColor="text2"/>
+          <w:sz w:val="28"/>
+          <w:szCs w:val="28"/>
+        </w:rPr>
+        <w:t>password</w:t>
+      </w:r>
+      <w:proofErr w:type="spellEnd"/>
+      <w:r>
+        <w:rPr>
+          <w:rFonts w:ascii="Cascadia Code" w:hAnsi="Cascadia Code" w:cs="Cascadia Code"/>
+          <w:color w:val="0E2841" w:themeColor="text2"/>
+          <w:sz w:val="28"/>
+          <w:szCs w:val="28"/>
+        </w:rPr>
+        <w:t>=</w:t>
+      </w:r>
+      <w:proofErr w:type="spellStart"/>
+      <w:r>
+        <w:rPr>
+          <w:rFonts w:ascii="Cascadia Code" w:hAnsi="Cascadia Code" w:cs="Cascadia Code"/>
+          <w:color w:val="0E2841" w:themeColor="text2"/>
+          <w:sz w:val="28"/>
+          <w:szCs w:val="28"/>
+        </w:rPr>
+        <w:t>password</w:t>
+      </w:r>
+      <w:proofErr w:type="spellEnd"/>
+      <w:r>
+        <w:rPr>
+          <w:rFonts w:ascii="Cascadia Code" w:hAnsi="Cascadia Code" w:cs="Cascadia Code"/>
+          <w:color w:val="0E2841" w:themeColor="text2"/>
+          <w:sz w:val="28"/>
+          <w:szCs w:val="28"/>
+        </w:rPr>
+        <w:t>,</w:t>
+      </w:r>
+    </w:p>
+    <w:p>
+      <w:pPr>
+        <w:spacing w:after="0"/>
+        <w:jc w:val="both"/>
+        <w:rPr>
+          <w:rFonts w:ascii="Cascadia Code" w:hAnsi="Cascadia Code" w:cs="Cascadia Code"/>
+          <w:color w:val="0E2841" w:themeColor="text2"/>
+          <w:sz w:val="28"/>
+          <w:szCs w:val="28"/>
+        </w:rPr>
+      </w:pPr>
+      <w:r>
+        <w:rPr>
+          <w:rFonts w:ascii="Cascadia Code" w:hAnsi="Cascadia Code" w:cs="Cascadia Code"/>
+          <w:color w:val="0E2841" w:themeColor="text2"/>
+          <w:sz w:val="28"/>
+          <w:szCs w:val="28"/>
+        </w:rPr>
+        <w:t xml:space="preserve">    </w:t>
+      </w:r>
+      <w:proofErr w:type="spellStart"/>
+      <w:r>
+        <w:rPr>
+          <w:rFonts w:ascii="Cascadia Code" w:hAnsi="Cascadia Code" w:cs="Cascadia Code"/>
+          <w:color w:val="0E2841" w:themeColor="text2"/>
+          <w:sz w:val="28"/>
+          <w:szCs w:val="28"/>
+        </w:rPr>
+        <w:t>look_for_keys</w:t>
+      </w:r>
+      <w:proofErr w:type="spellEnd"/>
+      <w:r>
+        <w:rPr>
+          <w:rFonts w:ascii="Cascadia Code" w:hAnsi="Cascadia Code" w:cs="Cascadia Code"/>
+          <w:color w:val="0E2841" w:themeColor="text2"/>
+          <w:sz w:val="28"/>
+          <w:szCs w:val="28"/>
+        </w:rPr>
+        <w:t>=</w:t>
+      </w:r>
+      <w:proofErr w:type="spellStart"/>
+      <w:r>
+        <w:rPr>
+          <w:rFonts w:ascii="Cascadia Code" w:hAnsi="Cascadia Code" w:cs="Cascadia Code"/>
+          <w:color w:val="0E2841" w:themeColor="text2"/>
+          <w:sz w:val="28"/>
+          <w:szCs w:val="28"/>
+        </w:rPr>
+        <w:t>False</w:t>
+      </w:r>
+      <w:proofErr w:type="spellEnd"/>
+      <w:r>
+        <w:rPr>
+          <w:rFonts w:ascii="Cascadia Code" w:hAnsi="Cascadia Code" w:cs="Cascadia Code"/>
+          <w:color w:val="0E2841" w:themeColor="text2"/>
+          <w:sz w:val="28"/>
+          <w:szCs w:val="28"/>
+        </w:rPr>
+        <w:t>,</w:t>
+      </w:r>
+    </w:p>
+    <w:p>
+      <w:pPr>
+        <w:spacing w:after="0"/>
+        <w:jc w:val="both"/>
+        <w:rPr>
+          <w:rFonts w:ascii="Cascadia Code" w:hAnsi="Cascadia Code" w:cs="Cascadia Code"/>
+          <w:color w:val="0E2841" w:themeColor="text2"/>
+          <w:sz w:val="28"/>
+          <w:szCs w:val="28"/>
+        </w:rPr>
+      </w:pPr>
+      <w:r>
+        <w:rPr>
+          <w:rFonts w:ascii="Cascadia Code" w:hAnsi="Cascadia Code" w:cs="Cascadia Code"/>
+          <w:color w:val="0E2841" w:themeColor="text2"/>
+          <w:sz w:val="28"/>
+          <w:szCs w:val="28"/>
+        </w:rPr>
+        <w:t xml:space="preserve">    </w:t>
+      </w:r>
+      <w:proofErr w:type="spellStart"/>
+      <w:r>
+        <w:rPr>
+          <w:rFonts w:ascii="Cascadia Code" w:hAnsi="Cascadia Code" w:cs="Cascadia Code"/>
+          <w:color w:val="0E2841" w:themeColor="text2"/>
+          <w:sz w:val="28"/>
+          <w:szCs w:val="28"/>
+        </w:rPr>
+        <w:t>allow_agent</w:t>
+      </w:r>
+      <w:proofErr w:type="spellEnd"/>
+      <w:r>
+        <w:rPr>
+          <w:rFonts w:ascii="Cascadia Code" w:hAnsi="Cascadia Code" w:cs="Cascadia Code"/>
+          <w:color w:val="0E2841" w:themeColor="text2"/>
+          <w:sz w:val="28"/>
+          <w:szCs w:val="28"/>
+        </w:rPr>
+        <w:t>=</w:t>
+      </w:r>
+      <w:proofErr w:type="spellStart"/>
+      <w:r>
+        <w:rPr>
+          <w:rFonts w:ascii="Cascadia Code" w:hAnsi="Cascadia Code" w:cs="Cascadia Code"/>
+          <w:color w:val="0E2841" w:themeColor="text2"/>
+          <w:sz w:val="28"/>
+          <w:szCs w:val="28"/>
+        </w:rPr>
+        <w:t>False</w:t>
+      </w:r>
+      <w:proofErr w:type="spellEnd"/>
+    </w:p>
+    <w:p>
+      <w:pPr>
+        <w:spacing w:after="0"/>
+        <w:jc w:val="both"/>
+        <w:rPr>
+          <w:rFonts w:ascii="Cascadia Code" w:hAnsi="Cascadia Code" w:cs="Cascadia Code"/>
+          <w:color w:val="0E2841" w:themeColor="text2"/>
+          <w:sz w:val="28"/>
+          <w:szCs w:val="28"/>
+        </w:rPr>
+      </w:pPr>
+      <w:r>
+        <w:rPr>
+          <w:rFonts w:ascii="Cascadia Code" w:hAnsi="Cascadia Code" w:cs="Cascadia Code"/>
+          <w:color w:val="0E2841" w:themeColor="text2"/>
+          <w:sz w:val="28"/>
+          <w:szCs w:val="28"/>
+        </w:rPr>
+        <w:t>)</w:t>
+      </w:r>
+    </w:p>
+    <w:p>
+      <w:pPr>
+        <w:spacing w:after="0"/>
+        <w:jc w:val="both"/>
+        <w:rPr>
+          <w:rFonts w:ascii="Cascadia Code" w:hAnsi="Cascadia Code" w:cs="Cascadia Code"/>
+          <w:color w:val="0E2841" w:themeColor="text2"/>
+          <w:sz w:val="28"/>
+          <w:szCs w:val="28"/>
+        </w:rPr>
+      </w:pPr>
+    </w:p>
+    <w:p>
+      <w:pPr>
+        <w:spacing w:after="0"/>
+        <w:jc w:val="both"/>
+        <w:rPr>
+          <w:rFonts w:ascii="Cascadia Code" w:hAnsi="Cascadia Code" w:cs="Cascadia Code"/>
+          <w:color w:val="0E2841" w:themeColor="text2"/>
+          <w:sz w:val="28"/>
+          <w:szCs w:val="28"/>
+        </w:rPr>
+      </w:pPr>
+      <w:proofErr w:type="spellStart"/>
+      <w:r>
+        <w:rPr>
+          <w:rFonts w:ascii="Cascadia Code" w:hAnsi="Cascadia Code" w:cs="Cascadia Code"/>
+          <w:color w:val="0E2841" w:themeColor="text2"/>
+          <w:sz w:val="28"/>
+          <w:szCs w:val="28"/>
+        </w:rPr>
+        <w:t>stdin</w:t>
+      </w:r>
+      <w:proofErr w:type="spellEnd"/>
+      <w:r>
+        <w:rPr>
+          <w:rFonts w:ascii="Cascadia Code" w:hAnsi="Cascadia Code" w:cs="Cascadia Code"/>
+          <w:color w:val="0E2841" w:themeColor="text2"/>
+          <w:sz w:val="28"/>
+          <w:szCs w:val="28"/>
+        </w:rPr>
+        <w:t xml:space="preserve">, </w:t>
+      </w:r>
+      <w:proofErr w:type="spellStart"/>
+      <w:r>
+        <w:rPr>
+          <w:rFonts w:ascii="Cascadia Code" w:hAnsi="Cascadia Code" w:cs="Cascadia Code"/>
+          <w:color w:val="0E2841" w:themeColor="text2"/>
+          <w:sz w:val="28"/>
+          <w:szCs w:val="28"/>
+        </w:rPr>
+        <w:t>stdout</w:t>
+      </w:r>
+      <w:proofErr w:type="spellEnd"/>
+      <w:r>
+        <w:rPr>
+          <w:rFonts w:ascii="Cascadia Code" w:hAnsi="Cascadia Code" w:cs="Cascadia Code"/>
+          <w:color w:val="0E2841" w:themeColor="text2"/>
+          <w:sz w:val="28"/>
+          <w:szCs w:val="28"/>
+        </w:rPr>
+        <w:t xml:space="preserve">, </w:t>
+      </w:r>
+      <w:proofErr w:type="spellStart"/>
+      <w:r>
+        <w:rPr>
+          <w:rFonts w:ascii="Cascadia Code" w:hAnsi="Cascadia Code" w:cs="Cascadia Code"/>
+          <w:color w:val="0E2841" w:themeColor="text2"/>
+          <w:sz w:val="28"/>
+          <w:szCs w:val="28"/>
+        </w:rPr>
+        <w:t>stderr</w:t>
+      </w:r>
+      <w:proofErr w:type="spellEnd"/>
+      <w:r>
+        <w:rPr>
+          <w:rFonts w:ascii="Cascadia Code" w:hAnsi="Cascadia Code" w:cs="Cascadia Code"/>
+          <w:color w:val="0E2841" w:themeColor="text2"/>
+          <w:sz w:val="28"/>
+          <w:szCs w:val="28"/>
+        </w:rPr>
+        <w:t xml:space="preserve"> = </w:t>
+      </w:r>
+      <w:proofErr w:type="spellStart"/>
+      <w:proofErr w:type="gramStart"/>
+      <w:r>
+        <w:rPr>
+          <w:rFonts w:ascii="Cascadia Code" w:hAnsi="Cascadia Code" w:cs="Cascadia Code"/>
+          <w:color w:val="0E2841" w:themeColor="text2"/>
+          <w:sz w:val="28"/>
+          <w:szCs w:val="28"/>
+        </w:rPr>
+        <w:t>client.exec</w:t>
+      </w:r>
+      <w:proofErr w:type="gramEnd"/>
+      <w:r>
+        <w:rPr>
+          <w:rFonts w:ascii="Cascadia Code" w:hAnsi="Cascadia Code" w:cs="Cascadia Code"/>
+          <w:color w:val="0E2841" w:themeColor="text2"/>
+          <w:sz w:val="28"/>
+          <w:szCs w:val="28"/>
+        </w:rPr>
+        <w:t>_</w:t>
+      </w:r>
+      <w:proofErr w:type="gramStart"/>
+      <w:r>
+        <w:rPr>
+          <w:rFonts w:ascii="Cascadia Code" w:hAnsi="Cascadia Code" w:cs="Cascadia Code"/>
+          <w:color w:val="0E2841" w:themeColor="text2"/>
+          <w:sz w:val="28"/>
+          <w:szCs w:val="28"/>
+        </w:rPr>
+        <w:t>command</w:t>
+      </w:r>
+      <w:proofErr w:type="spellEnd"/>
+      <w:r>
+        <w:rPr>
+          <w:rFonts w:ascii="Cascadia Code" w:hAnsi="Cascadia Code" w:cs="Cascadia Code"/>
+          <w:color w:val="0E2841" w:themeColor="text2"/>
+          <w:sz w:val="28"/>
+          <w:szCs w:val="28"/>
+        </w:rPr>
+        <w:t>(</w:t>
+      </w:r>
+      <w:proofErr w:type="gramEnd"/>
+      <w:r>
+        <w:rPr>
+          <w:rFonts w:ascii="Cascadia Code" w:hAnsi="Cascadia Code" w:cs="Cascadia Code"/>
+          <w:color w:val="0E2841" w:themeColor="text2"/>
+          <w:sz w:val="28"/>
+          <w:szCs w:val="28"/>
+        </w:rPr>
+        <w:t xml:space="preserve">"show </w:t>
+      </w:r>
+      <w:proofErr w:type="spellStart"/>
+      <w:r>
+        <w:rPr>
+          <w:rFonts w:ascii="Cascadia Code" w:hAnsi="Cascadia Code" w:cs="Cascadia Code"/>
+          <w:color w:val="0E2841" w:themeColor="text2"/>
+          <w:sz w:val="28"/>
+          <w:szCs w:val="28"/>
+        </w:rPr>
+        <w:t>bgp</w:t>
+      </w:r>
+      <w:proofErr w:type="spellEnd"/>
+      <w:r>
+        <w:rPr>
+          <w:rFonts w:ascii="Cascadia Code" w:hAnsi="Cascadia Code" w:cs="Cascadia Code"/>
+          <w:color w:val="0E2841" w:themeColor="text2"/>
+          <w:sz w:val="28"/>
+          <w:szCs w:val="28"/>
+        </w:rPr>
+        <w:t xml:space="preserve"> </w:t>
+      </w:r>
+      <w:proofErr w:type="spellStart"/>
+      <w:r>
+        <w:rPr>
+          <w:rFonts w:ascii="Cascadia Code" w:hAnsi="Cascadia Code" w:cs="Cascadia Code"/>
+          <w:color w:val="0E2841" w:themeColor="text2"/>
+          <w:sz w:val="28"/>
+          <w:szCs w:val="28"/>
+        </w:rPr>
+        <w:t>summary</w:t>
+      </w:r>
+      <w:proofErr w:type="spellEnd"/>
+      <w:r>
+        <w:rPr>
+          <w:rFonts w:ascii="Cascadia Code" w:hAnsi="Cascadia Code" w:cs="Cascadia Code"/>
+          <w:color w:val="0E2841" w:themeColor="text2"/>
+          <w:sz w:val="28"/>
+          <w:szCs w:val="28"/>
+        </w:rPr>
+        <w:t>")</w:t>
+      </w:r>
+    </w:p>
+    <w:p>
+      <w:pPr>
+        <w:spacing w:after="0"/>
+        <w:jc w:val="both"/>
+        <w:rPr>
+          <w:rFonts w:ascii="Cascadia Code" w:hAnsi="Cascadia Code" w:cs="Cascadia Code"/>
+          <w:color w:val="0E2841" w:themeColor="text2"/>
+          <w:sz w:val="28"/>
+          <w:szCs w:val="28"/>
+        </w:rPr>
+      </w:pPr>
+      <w:r>
+        <w:rPr>
+          <w:rFonts w:ascii="Cascadia Code" w:hAnsi="Cascadia Code" w:cs="Cascadia Code"/>
+          <w:color w:val="0E2841" w:themeColor="text2"/>
+          <w:sz w:val="28"/>
+          <w:szCs w:val="28"/>
+        </w:rPr>
+        <w:t xml:space="preserve">output = </w:t>
+      </w:r>
+      <w:proofErr w:type="spellStart"/>
+      <w:proofErr w:type="gramStart"/>
+      <w:r>
+        <w:rPr>
+          <w:rFonts w:ascii="Cascadia Code" w:hAnsi="Cascadia Code" w:cs="Cascadia Code"/>
+          <w:color w:val="0E2841" w:themeColor="text2"/>
+          <w:sz w:val="28"/>
+          <w:szCs w:val="28"/>
+        </w:rPr>
+        <w:t>stdout.read</w:t>
+      </w:r>
+      <w:proofErr w:type="spellEnd"/>
+      <w:proofErr w:type="gramEnd"/>
+      <w:r>
+        <w:rPr>
+          <w:rFonts w:ascii="Cascadia Code" w:hAnsi="Cascadia Code" w:cs="Cascadia Code"/>
+          <w:color w:val="0E2841" w:themeColor="text2"/>
+          <w:sz w:val="28"/>
+          <w:szCs w:val="28"/>
+        </w:rPr>
+        <w:t>(</w:t>
+      </w:r>
+      <w:proofErr w:type="gramStart"/>
+      <w:r>
+        <w:rPr>
+          <w:rFonts w:ascii="Cascadia Code" w:hAnsi="Cascadia Code" w:cs="Cascadia Code"/>
+          <w:color w:val="0E2841" w:themeColor="text2"/>
+          <w:sz w:val="28"/>
+          <w:szCs w:val="28"/>
+        </w:rPr>
+        <w:t>).</w:t>
+      </w:r>
+      <w:proofErr w:type="spellStart"/>
+      <w:r>
+        <w:rPr>
+          <w:rFonts w:ascii="Cascadia Code" w:hAnsi="Cascadia Code" w:cs="Cascadia Code"/>
+          <w:color w:val="0E2841" w:themeColor="text2"/>
+          <w:sz w:val="28"/>
+          <w:szCs w:val="28"/>
+        </w:rPr>
+        <w:t>decode</w:t>
+      </w:r>
+      <w:proofErr w:type="spellEnd"/>
+      <w:proofErr w:type="gramEnd"/>
+      <w:r>
+        <w:rPr>
+          <w:rFonts w:ascii="Cascadia Code" w:hAnsi="Cascadia Code" w:cs="Cascadia Code"/>
+          <w:color w:val="0E2841" w:themeColor="text2"/>
+          <w:sz w:val="28"/>
+          <w:szCs w:val="28"/>
+        </w:rPr>
+        <w:t>()</w:t>
+      </w:r>
+    </w:p>
+    <w:p>
+      <w:pPr>
+        <w:spacing w:after="0"/>
+        <w:jc w:val="both"/>
+        <w:rPr>
+          <w:rFonts w:ascii="Cascadia Code" w:hAnsi="Cascadia Code" w:cs="Cascadia Code"/>
+          <w:color w:val="0E2841" w:themeColor="text2"/>
+          <w:sz w:val="28"/>
+          <w:szCs w:val="28"/>
+        </w:rPr>
+      </w:pPr>
+      <w:proofErr w:type="spellStart"/>
+      <w:proofErr w:type="gramStart"/>
+      <w:r>
+        <w:rPr>
+          <w:rFonts w:ascii="Cascadia Code" w:hAnsi="Cascadia Code" w:cs="Cascadia Code"/>
+          <w:color w:val="0E2841" w:themeColor="text2"/>
+          <w:sz w:val="28"/>
+          <w:szCs w:val="28"/>
+        </w:rPr>
+        <w:t>client.close</w:t>
+      </w:r>
+      <w:proofErr w:type="spellEnd"/>
+      <w:proofErr w:type="gramEnd"/>
+      <w:r>
+        <w:rPr>
+          <w:rFonts w:ascii="Cascadia Code" w:hAnsi="Cascadia Code" w:cs="Cascadia Code"/>
+          <w:color w:val="0E2841" w:themeColor="text2"/>
+          <w:sz w:val="28"/>
+          <w:szCs w:val="28"/>
+        </w:rPr>
+        <w:t>()</w:t>
+      </w:r>
+    </w:p>
+    <w:p>
+      <w:pPr>
+        <w:spacing w:after="0"/>
+        <w:jc w:val="both"/>
+        <w:rPr>
+          <w:rFonts w:ascii="Cascadia Code" w:hAnsi="Cascadia Code" w:cs="Cascadia Code"/>
+          <w:color w:val="0E2841" w:themeColor="text2"/>
+          <w:sz w:val="28"/>
+          <w:szCs w:val="28"/>
+        </w:rPr>
+      </w:pPr>
+    </w:p>
+    <w:p>
+      <w:pPr>
+        <w:spacing w:after="0"/>
+        <w:jc w:val="both"/>
+        <w:rPr>
+          <w:rFonts w:ascii="Cascadia Code" w:hAnsi="Cascadia Code" w:cs="Cascadia Code"/>
+          <w:color w:val="0E2841" w:themeColor="text2"/>
+          <w:sz w:val="28"/>
+          <w:szCs w:val="28"/>
+        </w:rPr>
+      </w:pPr>
+      <w:proofErr w:type="gramStart"/>
+      <w:r>
+        <w:rPr>
+          <w:rFonts w:ascii="Cascadia Code" w:hAnsi="Cascadia Code" w:cs="Cascadia Code"/>
+          <w:color w:val="0E2841" w:themeColor="text2"/>
+          <w:sz w:val="28"/>
+          <w:szCs w:val="28"/>
+        </w:rPr>
+        <w:t>print(</w:t>
+      </w:r>
+      <w:proofErr w:type="gramEnd"/>
+      <w:r>
+        <w:rPr>
+          <w:rFonts w:ascii="Cascadia Code" w:hAnsi="Cascadia Code" w:cs="Cascadia Code"/>
+          <w:color w:val="0E2841" w:themeColor="text2"/>
+          <w:sz w:val="28"/>
+          <w:szCs w:val="28"/>
+        </w:rPr>
+        <w:t>"\</w:t>
+      </w:r>
+      <w:proofErr w:type="spellStart"/>
+      <w:r>
+        <w:rPr>
+          <w:rFonts w:ascii="Cascadia Code" w:hAnsi="Cascadia Code" w:cs="Cascadia Code"/>
+          <w:color w:val="0E2841" w:themeColor="text2"/>
+          <w:sz w:val="28"/>
+          <w:szCs w:val="28"/>
+        </w:rPr>
+        <w:t>nshow</w:t>
+      </w:r>
+      <w:proofErr w:type="spellEnd"/>
+      <w:r>
+        <w:rPr>
+          <w:rFonts w:ascii="Cascadia Code" w:hAnsi="Cascadia Code" w:cs="Cascadia Code"/>
+          <w:color w:val="0E2841" w:themeColor="text2"/>
+          <w:sz w:val="28"/>
+          <w:szCs w:val="28"/>
+        </w:rPr>
+        <w:t xml:space="preserve"> </w:t>
+      </w:r>
+      <w:proofErr w:type="spellStart"/>
+      <w:r>
+        <w:rPr>
+          <w:rFonts w:ascii="Cascadia Code" w:hAnsi="Cascadia Code" w:cs="Cascadia Code"/>
+          <w:color w:val="0E2841" w:themeColor="text2"/>
+          <w:sz w:val="28"/>
+          <w:szCs w:val="28"/>
+        </w:rPr>
+        <w:t>bgp</w:t>
+      </w:r>
+      <w:proofErr w:type="spellEnd"/>
+      <w:r>
+        <w:rPr>
+          <w:rFonts w:ascii="Cascadia Code" w:hAnsi="Cascadia Code" w:cs="Cascadia Code"/>
+          <w:color w:val="0E2841" w:themeColor="text2"/>
+          <w:sz w:val="28"/>
+          <w:szCs w:val="28"/>
+        </w:rPr>
+        <w:t xml:space="preserve"> </w:t>
+      </w:r>
+      <w:proofErr w:type="spellStart"/>
+      <w:r>
+        <w:rPr>
+          <w:rFonts w:ascii="Cascadia Code" w:hAnsi="Cascadia Code" w:cs="Cascadia Code"/>
+          <w:color w:val="0E2841" w:themeColor="text2"/>
+          <w:sz w:val="28"/>
+          <w:szCs w:val="28"/>
+        </w:rPr>
+        <w:t>summary</w:t>
+      </w:r>
+      <w:proofErr w:type="spellEnd"/>
+      <w:r>
+        <w:rPr>
+          <w:rFonts w:ascii="Cascadia Code" w:hAnsi="Cascadia Code" w:cs="Cascadia Code"/>
+          <w:color w:val="0E2841" w:themeColor="text2"/>
+          <w:sz w:val="28"/>
+          <w:szCs w:val="28"/>
+        </w:rPr>
+        <w:t xml:space="preserve"> kimenet:")</w:t>
+      </w:r>
+    </w:p>
+    <w:p>
+      <w:pPr>
+        <w:spacing w:after="0"/>
+        <w:jc w:val="both"/>
+        <w:rPr>
+          <w:rFonts w:ascii="Cascadia Code" w:hAnsi="Cascadia Code" w:cs="Cascadia Code"/>
+          <w:color w:val="0E2841" w:themeColor="text2"/>
+          <w:sz w:val="28"/>
+          <w:szCs w:val="28"/>
+        </w:rPr>
+      </w:pPr>
+      <w:r>
+        <w:rPr>
+          <w:rFonts w:ascii="Cascadia Code" w:hAnsi="Cascadia Code" w:cs="Cascadia Code"/>
+          <w:color w:val="0E2841" w:themeColor="text2"/>
+          <w:sz w:val="28"/>
+          <w:szCs w:val="28"/>
+        </w:rPr>
+        <w:t>print(output)</w:t>
+      </w:r>
+    </w:p>
+    <w:p>
+      <w:pPr>
+        <w:spacing w:after="0"/>
+        <w:jc w:val="both"/>
+        <w:rPr>
+          <w:rFonts w:ascii="Cascadia Code" w:hAnsi="Cascadia Code" w:cs="Cascadia Code"/>
+          <w:color w:val="0E2841" w:themeColor="text2"/>
+          <w:sz w:val="28"/>
+          <w:szCs w:val="28"/>
+        </w:rPr>
+      </w:pPr>
+    </w:p>
+    <w:p>
+      <w:pPr>
+        <w:spacing w:after="0"/>
+        <w:jc w:val="both"/>
+        <w:rPr>
+          <w:rFonts w:ascii="Cascadia Code" w:hAnsi="Cascadia Code" w:cs="Cascadia Code"/>
+          <w:color w:val="0E2841" w:themeColor="text2"/>
+          <w:sz w:val="28"/>
+          <w:szCs w:val="28"/>
+        </w:rPr>
+      </w:pPr>
+      <w:r>
+        <w:rPr>
+          <w:rFonts w:ascii="Cascadia Code" w:hAnsi="Cascadia Code" w:cs="Cascadia Code"/>
+          <w:color w:val="0E2841" w:themeColor="text2"/>
+          <w:sz w:val="28"/>
+          <w:szCs w:val="28"/>
+        </w:rPr>
+        <w:t># -----------------------------------------------------</w:t>
+      </w:r>
+    </w:p>
+    <w:p>
+      <w:pPr>
+        <w:spacing w:after="0"/>
+        <w:jc w:val="both"/>
+        <w:rPr>
+          <w:rFonts w:ascii="Cascadia Code" w:hAnsi="Cascadia Code" w:cs="Cascadia Code"/>
+          <w:color w:val="0E2841" w:themeColor="text2"/>
+          <w:sz w:val="28"/>
+          <w:szCs w:val="28"/>
+        </w:rPr>
+      </w:pPr>
+      <w:r>
+        <w:rPr>
+          <w:rFonts w:ascii="Cascadia Code" w:hAnsi="Cascadia Code" w:cs="Cascadia Code"/>
+          <w:color w:val="0E2841" w:themeColor="text2"/>
+          <w:sz w:val="28"/>
+          <w:szCs w:val="28"/>
+        </w:rPr>
+        <w:t># 3) BGP állapot feldolgozása (nagyon egyszerű parser)</w:t>
+      </w:r>
+    </w:p>
+    <w:p>
+      <w:pPr>
+        <w:spacing w:after="0"/>
+        <w:jc w:val="both"/>
+        <w:rPr>
+          <w:rFonts w:ascii="Cascadia Code" w:hAnsi="Cascadia Code" w:cs="Cascadia Code"/>
+          <w:color w:val="0E2841" w:themeColor="text2"/>
+          <w:sz w:val="28"/>
+          <w:szCs w:val="28"/>
+        </w:rPr>
+      </w:pPr>
+      <w:r>
+        <w:rPr>
+          <w:rFonts w:ascii="Cascadia Code" w:hAnsi="Cascadia Code" w:cs="Cascadia Code"/>
+          <w:color w:val="0E2841" w:themeColor="text2"/>
+          <w:sz w:val="28"/>
+          <w:szCs w:val="28"/>
+        </w:rPr>
+        <w:t># -----------------------------------------------------</w:t>
+      </w:r>
+    </w:p>
+    <w:p>
+      <w:pPr>
+        <w:spacing w:after="0"/>
+        <w:jc w:val="both"/>
+        <w:rPr>
+          <w:rFonts w:ascii="Cascadia Code" w:hAnsi="Cascadia Code" w:cs="Cascadia Code"/>
+          <w:color w:val="0E2841" w:themeColor="text2"/>
+          <w:sz w:val="28"/>
+          <w:szCs w:val="28"/>
+        </w:rPr>
+      </w:pPr>
+      <w:proofErr w:type="spellStart"/>
+      <w:r>
+        <w:rPr>
+          <w:rFonts w:ascii="Cascadia Code" w:hAnsi="Cascadia Code" w:cs="Cascadia Code"/>
+          <w:color w:val="0E2841" w:themeColor="text2"/>
+          <w:sz w:val="28"/>
+          <w:szCs w:val="28"/>
+        </w:rPr>
+        <w:t>lines</w:t>
+      </w:r>
+      <w:proofErr w:type="spellEnd"/>
+      <w:r>
+        <w:rPr>
+          <w:rFonts w:ascii="Cascadia Code" w:hAnsi="Cascadia Code" w:cs="Cascadia Code"/>
+          <w:color w:val="0E2841" w:themeColor="text2"/>
+          <w:sz w:val="28"/>
+          <w:szCs w:val="28"/>
+        </w:rPr>
+        <w:t xml:space="preserve"> = </w:t>
+      </w:r>
+      <w:proofErr w:type="spellStart"/>
+      <w:proofErr w:type="gramStart"/>
+      <w:r>
+        <w:rPr>
+          <w:rFonts w:ascii="Cascadia Code" w:hAnsi="Cascadia Code" w:cs="Cascadia Code"/>
+          <w:color w:val="0E2841" w:themeColor="text2"/>
+          <w:sz w:val="28"/>
+          <w:szCs w:val="28"/>
+        </w:rPr>
+        <w:t>output.splitlines</w:t>
+      </w:r>
+      <w:proofErr w:type="spellEnd"/>
+      <w:proofErr w:type="gramEnd"/>
+      <w:r>
+        <w:rPr>
+          <w:rFonts w:ascii="Cascadia Code" w:hAnsi="Cascadia Code" w:cs="Cascadia Code"/>
+          <w:color w:val="0E2841" w:themeColor="text2"/>
+          <w:sz w:val="28"/>
+          <w:szCs w:val="28"/>
+        </w:rPr>
+        <w:t>()</w:t>
+      </w:r>
+    </w:p>
+    <w:p>
+      <w:pPr>
+        <w:spacing w:after="0"/>
+        <w:jc w:val="both"/>
+        <w:rPr>
+          <w:rFonts w:ascii="Cascadia Code" w:hAnsi="Cascadia Code" w:cs="Cascadia Code"/>
+          <w:color w:val="0E2841" w:themeColor="text2"/>
+          <w:sz w:val="28"/>
+          <w:szCs w:val="28"/>
+        </w:rPr>
+      </w:pPr>
+      <w:proofErr w:type="spellStart"/>
+      <w:r>
+        <w:rPr>
+          <w:rFonts w:ascii="Cascadia Code" w:hAnsi="Cascadia Code" w:cs="Cascadia Code"/>
+          <w:color w:val="0E2841" w:themeColor="text2"/>
+          <w:sz w:val="28"/>
+          <w:szCs w:val="28"/>
+        </w:rPr>
+        <w:t>neighbors</w:t>
+      </w:r>
+      <w:proofErr w:type="spellEnd"/>
+      <w:r>
+        <w:rPr>
+          <w:rFonts w:ascii="Cascadia Code" w:hAnsi="Cascadia Code" w:cs="Cascadia Code"/>
+          <w:color w:val="0E2841" w:themeColor="text2"/>
+          <w:sz w:val="28"/>
+          <w:szCs w:val="28"/>
+        </w:rPr>
+        <w:t xml:space="preserve"> = []</w:t>
+      </w:r>
+    </w:p>
+    <w:p>
+      <w:pPr>
+        <w:spacing w:after="0"/>
+        <w:jc w:val="both"/>
+        <w:rPr>
+          <w:rFonts w:ascii="Cascadia Code" w:hAnsi="Cascadia Code" w:cs="Cascadia Code"/>
+          <w:color w:val="0E2841" w:themeColor="text2"/>
+          <w:sz w:val="28"/>
+          <w:szCs w:val="28"/>
+        </w:rPr>
+      </w:pPr>
+    </w:p>
+    <w:p>
+      <w:pPr>
+        <w:spacing w:after="0"/>
+        <w:jc w:val="both"/>
+        <w:rPr>
+          <w:rFonts w:ascii="Cascadia Code" w:hAnsi="Cascadia Code" w:cs="Cascadia Code"/>
+          <w:color w:val="0E2841" w:themeColor="text2"/>
+          <w:sz w:val="28"/>
+          <w:szCs w:val="28"/>
+        </w:rPr>
+      </w:pPr>
+      <w:proofErr w:type="spellStart"/>
+      <w:r>
+        <w:rPr>
+          <w:rFonts w:ascii="Cascadia Code" w:hAnsi="Cascadia Code" w:cs="Cascadia Code"/>
+          <w:color w:val="0E2841" w:themeColor="text2"/>
+          <w:sz w:val="28"/>
+          <w:szCs w:val="28"/>
+        </w:rPr>
+        <w:t>for</w:t>
+      </w:r>
+      <w:proofErr w:type="spellEnd"/>
+      <w:r>
+        <w:rPr>
+          <w:rFonts w:ascii="Cascadia Code" w:hAnsi="Cascadia Code" w:cs="Cascadia Code"/>
+          <w:color w:val="0E2841" w:themeColor="text2"/>
+          <w:sz w:val="28"/>
+          <w:szCs w:val="28"/>
+        </w:rPr>
+        <w:t xml:space="preserve"> line in </w:t>
+      </w:r>
+      <w:proofErr w:type="spellStart"/>
+      <w:r>
+        <w:rPr>
+          <w:rFonts w:ascii="Cascadia Code" w:hAnsi="Cascadia Code" w:cs="Cascadia Code"/>
+          <w:color w:val="0E2841" w:themeColor="text2"/>
+          <w:sz w:val="28"/>
+          <w:szCs w:val="28"/>
+        </w:rPr>
+        <w:t>lines</w:t>
+      </w:r>
+      <w:proofErr w:type="spellEnd"/>
+      <w:r>
+        <w:rPr>
+          <w:rFonts w:ascii="Cascadia Code" w:hAnsi="Cascadia Code" w:cs="Cascadia Code"/>
+          <w:color w:val="0E2841" w:themeColor="text2"/>
+          <w:sz w:val="28"/>
+          <w:szCs w:val="28"/>
+        </w:rPr>
+        <w:t>:</w:t>
+      </w:r>
+    </w:p>
+    <w:p>
+      <w:pPr>
+        <w:spacing w:after="0"/>
+        <w:jc w:val="both"/>
+        <w:rPr>
+          <w:rFonts w:ascii="Cascadia Code" w:hAnsi="Cascadia Code" w:cs="Cascadia Code"/>
+          <w:color w:val="0E2841" w:themeColor="text2"/>
+          <w:sz w:val="28"/>
+          <w:szCs w:val="28"/>
+        </w:rPr>
+      </w:pPr>
+      <w:r>
+        <w:rPr>
+          <w:rFonts w:ascii="Cascadia Code" w:hAnsi="Cascadia Code" w:cs="Cascadia Code"/>
+          <w:color w:val="0E2841" w:themeColor="text2"/>
+          <w:sz w:val="28"/>
+          <w:szCs w:val="28"/>
+        </w:rPr>
+        <w:t xml:space="preserve">    </w:t>
+      </w:r>
+      <w:proofErr w:type="spellStart"/>
+      <w:r>
+        <w:rPr>
+          <w:rFonts w:ascii="Cascadia Code" w:hAnsi="Cascadia Code" w:cs="Cascadia Code"/>
+          <w:color w:val="0E2841" w:themeColor="text2"/>
+          <w:sz w:val="28"/>
+          <w:szCs w:val="28"/>
+        </w:rPr>
+        <w:t>parts</w:t>
+      </w:r>
+      <w:proofErr w:type="spellEnd"/>
+      <w:r>
+        <w:rPr>
+          <w:rFonts w:ascii="Cascadia Code" w:hAnsi="Cascadia Code" w:cs="Cascadia Code"/>
+          <w:color w:val="0E2841" w:themeColor="text2"/>
+          <w:sz w:val="28"/>
+          <w:szCs w:val="28"/>
+        </w:rPr>
+        <w:t xml:space="preserve"> = </w:t>
+      </w:r>
+      <w:proofErr w:type="spellStart"/>
+      <w:proofErr w:type="gramStart"/>
+      <w:r>
+        <w:rPr>
+          <w:rFonts w:ascii="Cascadia Code" w:hAnsi="Cascadia Code" w:cs="Cascadia Code"/>
+          <w:color w:val="0E2841" w:themeColor="text2"/>
+          <w:sz w:val="28"/>
+          <w:szCs w:val="28"/>
+        </w:rPr>
+        <w:t>line.split</w:t>
+      </w:r>
+      <w:proofErr w:type="spellEnd"/>
+      <w:proofErr w:type="gramEnd"/>
+      <w:r>
+        <w:rPr>
+          <w:rFonts w:ascii="Cascadia Code" w:hAnsi="Cascadia Code" w:cs="Cascadia Code"/>
+          <w:color w:val="0E2841" w:themeColor="text2"/>
+          <w:sz w:val="28"/>
+          <w:szCs w:val="28"/>
+        </w:rPr>
+        <w:t>()</w:t>
+      </w:r>
+    </w:p>
+    <w:p>
+      <w:pPr>
+        <w:spacing w:after="0"/>
+        <w:jc w:val="both"/>
+        <w:rPr>
+          <w:rFonts w:ascii="Cascadia Code" w:hAnsi="Cascadia Code" w:cs="Cascadia Code"/>
+          <w:color w:val="0E2841" w:themeColor="text2"/>
+          <w:sz w:val="28"/>
+          <w:szCs w:val="28"/>
+        </w:rPr>
+      </w:pPr>
+      <w:r>
+        <w:rPr>
+          <w:rFonts w:ascii="Cascadia Code" w:hAnsi="Cascadia Code" w:cs="Cascadia Code"/>
+          <w:color w:val="0E2841" w:themeColor="text2"/>
+          <w:sz w:val="28"/>
+          <w:szCs w:val="28"/>
+        </w:rPr>
+        <w:t xml:space="preserve">    </w:t>
+      </w:r>
+      <w:proofErr w:type="spellStart"/>
+      <w:r>
+        <w:rPr>
+          <w:rFonts w:ascii="Cascadia Code" w:hAnsi="Cascadia Code" w:cs="Cascadia Code"/>
+          <w:color w:val="0E2841" w:themeColor="text2"/>
+          <w:sz w:val="28"/>
+          <w:szCs w:val="28"/>
+        </w:rPr>
+        <w:t>if</w:t>
+      </w:r>
+      <w:proofErr w:type="spellEnd"/>
+      <w:r>
+        <w:rPr>
+          <w:rFonts w:ascii="Cascadia Code" w:hAnsi="Cascadia Code" w:cs="Cascadia Code"/>
+          <w:color w:val="0E2841" w:themeColor="text2"/>
+          <w:sz w:val="28"/>
+          <w:szCs w:val="28"/>
+        </w:rPr>
+        <w:t xml:space="preserve"> len(</w:t>
+      </w:r>
+      <w:proofErr w:type="spellStart"/>
+      <w:r>
+        <w:rPr>
+          <w:rFonts w:ascii="Cascadia Code" w:hAnsi="Cascadia Code" w:cs="Cascadia Code"/>
+          <w:color w:val="0E2841" w:themeColor="text2"/>
+          <w:sz w:val="28"/>
+          <w:szCs w:val="28"/>
+        </w:rPr>
+        <w:t>parts</w:t>
+      </w:r>
+      <w:proofErr w:type="spellEnd"/>
+      <w:r>
+        <w:rPr>
+          <w:rFonts w:ascii="Cascadia Code" w:hAnsi="Cascadia Code" w:cs="Cascadia Code"/>
+          <w:color w:val="0E2841" w:themeColor="text2"/>
+          <w:sz w:val="28"/>
+          <w:szCs w:val="28"/>
+        </w:rPr>
+        <w:t xml:space="preserve">) &gt; 2 and </w:t>
+      </w:r>
+      <w:proofErr w:type="spellStart"/>
+      <w:r>
+        <w:rPr>
+          <w:rFonts w:ascii="Cascadia Code" w:hAnsi="Cascadia Code" w:cs="Cascadia Code"/>
+          <w:color w:val="0E2841" w:themeColor="text2"/>
+          <w:sz w:val="28"/>
+          <w:szCs w:val="28"/>
+        </w:rPr>
+        <w:t>parts</w:t>
+      </w:r>
+      <w:proofErr w:type="spellEnd"/>
+      <w:r>
+        <w:rPr>
+          <w:rFonts w:ascii="Cascadia Code" w:hAnsi="Cascadia Code" w:cs="Cascadia Code"/>
+          <w:color w:val="0E2841" w:themeColor="text2"/>
+          <w:sz w:val="28"/>
+          <w:szCs w:val="28"/>
+        </w:rPr>
+        <w:t>[0</w:t>
+      </w:r>
+      <w:proofErr w:type="gramStart"/>
+      <w:r>
+        <w:rPr>
+          <w:rFonts w:ascii="Cascadia Code" w:hAnsi="Cascadia Code" w:cs="Cascadia Code"/>
+          <w:color w:val="0E2841" w:themeColor="text2"/>
+          <w:sz w:val="28"/>
+          <w:szCs w:val="28"/>
+        </w:rPr>
+        <w:t>].</w:t>
+      </w:r>
+      <w:proofErr w:type="spellStart"/>
+      <w:r>
+        <w:rPr>
+          <w:rFonts w:ascii="Cascadia Code" w:hAnsi="Cascadia Code" w:cs="Cascadia Code"/>
+          <w:color w:val="0E2841" w:themeColor="text2"/>
+          <w:sz w:val="28"/>
+          <w:szCs w:val="28"/>
+        </w:rPr>
+        <w:t>count</w:t>
+      </w:r>
+      <w:proofErr w:type="spellEnd"/>
+      <w:proofErr w:type="gramEnd"/>
+      <w:r>
+        <w:rPr>
+          <w:rFonts w:ascii="Cascadia Code" w:hAnsi="Cascadia Code" w:cs="Cascadia Code"/>
+          <w:color w:val="0E2841" w:themeColor="text2"/>
+          <w:sz w:val="28"/>
+          <w:szCs w:val="28"/>
+        </w:rPr>
+        <w:t>(".") == 3:</w:t>
+      </w:r>
+    </w:p>
+    <w:p>
+      <w:pPr>
+        <w:spacing w:after="0"/>
+        <w:jc w:val="both"/>
+        <w:rPr>
+          <w:rFonts w:ascii="Cascadia Code" w:hAnsi="Cascadia Code" w:cs="Cascadia Code"/>
+          <w:color w:val="0E2841" w:themeColor="text2"/>
+          <w:sz w:val="28"/>
+          <w:szCs w:val="28"/>
+        </w:rPr>
+      </w:pPr>
+      <w:r>
+        <w:rPr>
+          <w:rFonts w:ascii="Cascadia Code" w:hAnsi="Cascadia Code" w:cs="Cascadia Code"/>
+          <w:color w:val="0E2841" w:themeColor="text2"/>
+          <w:sz w:val="28"/>
+          <w:szCs w:val="28"/>
+        </w:rPr>
+        <w:t xml:space="preserve">        </w:t>
+      </w:r>
+      <w:proofErr w:type="spellStart"/>
+      <w:r>
+        <w:rPr>
+          <w:rFonts w:ascii="Cascadia Code" w:hAnsi="Cascadia Code" w:cs="Cascadia Code"/>
+          <w:color w:val="0E2841" w:themeColor="text2"/>
+          <w:sz w:val="28"/>
+          <w:szCs w:val="28"/>
+        </w:rPr>
+        <w:t>neighbor_ip</w:t>
+      </w:r>
+      <w:proofErr w:type="spellEnd"/>
+      <w:r>
+        <w:rPr>
+          <w:rFonts w:ascii="Cascadia Code" w:hAnsi="Cascadia Code" w:cs="Cascadia Code"/>
+          <w:color w:val="0E2841" w:themeColor="text2"/>
+          <w:sz w:val="28"/>
+          <w:szCs w:val="28"/>
+        </w:rPr>
+        <w:t xml:space="preserve"> = </w:t>
+      </w:r>
+      <w:proofErr w:type="spellStart"/>
+      <w:proofErr w:type="gramStart"/>
+      <w:r>
+        <w:rPr>
+          <w:rFonts w:ascii="Cascadia Code" w:hAnsi="Cascadia Code" w:cs="Cascadia Code"/>
+          <w:color w:val="0E2841" w:themeColor="text2"/>
+          <w:sz w:val="28"/>
+          <w:szCs w:val="28"/>
+        </w:rPr>
+        <w:t>parts</w:t>
+      </w:r>
+      <w:proofErr w:type="spellEnd"/>
+      <w:r>
+        <w:rPr>
+          <w:rFonts w:ascii="Cascadia Code" w:hAnsi="Cascadia Code" w:cs="Cascadia Code"/>
+          <w:color w:val="0E2841" w:themeColor="text2"/>
+          <w:sz w:val="28"/>
+          <w:szCs w:val="28"/>
+        </w:rPr>
+        <w:t>[</w:t>
+      </w:r>
+      <w:proofErr w:type="gramEnd"/>
+      <w:r>
+        <w:rPr>
+          <w:rFonts w:ascii="Cascadia Code" w:hAnsi="Cascadia Code" w:cs="Cascadia Code"/>
+          <w:color w:val="0E2841" w:themeColor="text2"/>
+          <w:sz w:val="28"/>
+          <w:szCs w:val="28"/>
+        </w:rPr>
+        <w:t>0]</w:t>
+      </w:r>
+    </w:p>
+    <w:p>
+      <w:pPr>
+        <w:spacing w:after="0"/>
+        <w:jc w:val="both"/>
+        <w:rPr>
+          <w:rFonts w:ascii="Cascadia Code" w:hAnsi="Cascadia Code" w:cs="Cascadia Code"/>
+          <w:color w:val="0E2841" w:themeColor="text2"/>
+          <w:sz w:val="28"/>
+          <w:szCs w:val="28"/>
+        </w:rPr>
+      </w:pPr>
+      <w:r>
+        <w:rPr>
+          <w:rFonts w:ascii="Cascadia Code" w:hAnsi="Cascadia Code" w:cs="Cascadia Code"/>
+          <w:color w:val="0E2841" w:themeColor="text2"/>
+          <w:sz w:val="28"/>
+          <w:szCs w:val="28"/>
+        </w:rPr>
+        <w:t xml:space="preserve">        </w:t>
+      </w:r>
+      <w:proofErr w:type="spellStart"/>
+      <w:r>
+        <w:rPr>
+          <w:rFonts w:ascii="Cascadia Code" w:hAnsi="Cascadia Code" w:cs="Cascadia Code"/>
+          <w:color w:val="0E2841" w:themeColor="text2"/>
+          <w:sz w:val="28"/>
+          <w:szCs w:val="28"/>
+        </w:rPr>
+        <w:t>state_or_prefix</w:t>
+      </w:r>
+      <w:proofErr w:type="spellEnd"/>
+      <w:r>
+        <w:rPr>
+          <w:rFonts w:ascii="Cascadia Code" w:hAnsi="Cascadia Code" w:cs="Cascadia Code"/>
+          <w:color w:val="0E2841" w:themeColor="text2"/>
+          <w:sz w:val="28"/>
+          <w:szCs w:val="28"/>
+        </w:rPr>
+        <w:t xml:space="preserve"> = </w:t>
+      </w:r>
+      <w:proofErr w:type="spellStart"/>
+      <w:proofErr w:type="gramStart"/>
+      <w:r>
+        <w:rPr>
+          <w:rFonts w:ascii="Cascadia Code" w:hAnsi="Cascadia Code" w:cs="Cascadia Code"/>
+          <w:color w:val="0E2841" w:themeColor="text2"/>
+          <w:sz w:val="28"/>
+          <w:szCs w:val="28"/>
+        </w:rPr>
+        <w:t>parts</w:t>
+      </w:r>
+      <w:proofErr w:type="spellEnd"/>
+      <w:r>
+        <w:rPr>
+          <w:rFonts w:ascii="Cascadia Code" w:hAnsi="Cascadia Code" w:cs="Cascadia Code"/>
+          <w:color w:val="0E2841" w:themeColor="text2"/>
+          <w:sz w:val="28"/>
+          <w:szCs w:val="28"/>
+        </w:rPr>
+        <w:t>[</w:t>
+      </w:r>
+      <w:proofErr w:type="gramEnd"/>
+      <w:r>
+        <w:rPr>
+          <w:rFonts w:ascii="Cascadia Code" w:hAnsi="Cascadia Code" w:cs="Cascadia Code"/>
+          <w:color w:val="0E2841" w:themeColor="text2"/>
+          <w:sz w:val="28"/>
+          <w:szCs w:val="28"/>
+        </w:rPr>
+        <w:t>-1]</w:t>
+      </w:r>
+    </w:p>
+    <w:p>
+      <w:pPr>
+        <w:spacing w:after="0"/>
+        <w:jc w:val="both"/>
+        <w:rPr>
+          <w:rFonts w:ascii="Cascadia Code" w:hAnsi="Cascadia Code" w:cs="Cascadia Code"/>
+          <w:color w:val="0E2841" w:themeColor="text2"/>
+          <w:sz w:val="28"/>
+          <w:szCs w:val="28"/>
+        </w:rPr>
+      </w:pPr>
+      <w:r>
+        <w:rPr>
+          <w:rFonts w:ascii="Cascadia Code" w:hAnsi="Cascadia Code" w:cs="Cascadia Code"/>
+          <w:color w:val="0E2841" w:themeColor="text2"/>
+          <w:sz w:val="28"/>
+          <w:szCs w:val="28"/>
+        </w:rPr>
+        <w:lastRenderedPageBreak/>
+        <w:t xml:space="preserve">        </w:t>
+      </w:r>
+      <w:proofErr w:type="spellStart"/>
+      <w:proofErr w:type="gramStart"/>
+      <w:r>
+        <w:rPr>
+          <w:rFonts w:ascii="Cascadia Code" w:hAnsi="Cascadia Code" w:cs="Cascadia Code"/>
+          <w:color w:val="0E2841" w:themeColor="text2"/>
+          <w:sz w:val="28"/>
+          <w:szCs w:val="28"/>
+        </w:rPr>
+        <w:t>neighbors.append</w:t>
+      </w:r>
+      <w:proofErr w:type="spellEnd"/>
+      <w:proofErr w:type="gramEnd"/>
+      <w:r>
+        <w:rPr>
+          <w:rFonts w:ascii="Cascadia Code" w:hAnsi="Cascadia Code" w:cs="Cascadia Code"/>
+          <w:color w:val="0E2841" w:themeColor="text2"/>
+          <w:sz w:val="28"/>
+          <w:szCs w:val="28"/>
+        </w:rPr>
+        <w:t>((</w:t>
+      </w:r>
+      <w:proofErr w:type="spellStart"/>
+      <w:r>
+        <w:rPr>
+          <w:rFonts w:ascii="Cascadia Code" w:hAnsi="Cascadia Code" w:cs="Cascadia Code"/>
+          <w:color w:val="0E2841" w:themeColor="text2"/>
+          <w:sz w:val="28"/>
+          <w:szCs w:val="28"/>
+        </w:rPr>
+        <w:t>neighbor_ip</w:t>
+      </w:r>
+      <w:proofErr w:type="spellEnd"/>
+      <w:r>
+        <w:rPr>
+          <w:rFonts w:ascii="Cascadia Code" w:hAnsi="Cascadia Code" w:cs="Cascadia Code"/>
+          <w:color w:val="0E2841" w:themeColor="text2"/>
+          <w:sz w:val="28"/>
+          <w:szCs w:val="28"/>
+        </w:rPr>
+        <w:t xml:space="preserve">, </w:t>
+      </w:r>
+      <w:proofErr w:type="spellStart"/>
+      <w:r>
+        <w:rPr>
+          <w:rFonts w:ascii="Cascadia Code" w:hAnsi="Cascadia Code" w:cs="Cascadia Code"/>
+          <w:color w:val="0E2841" w:themeColor="text2"/>
+          <w:sz w:val="28"/>
+          <w:szCs w:val="28"/>
+        </w:rPr>
+        <w:t>state_or_prefix</w:t>
+      </w:r>
+      <w:proofErr w:type="spellEnd"/>
+      <w:r>
+        <w:rPr>
+          <w:rFonts w:ascii="Cascadia Code" w:hAnsi="Cascadia Code" w:cs="Cascadia Code"/>
+          <w:color w:val="0E2841" w:themeColor="text2"/>
+          <w:sz w:val="28"/>
+          <w:szCs w:val="28"/>
+        </w:rPr>
+        <w:t>))</w:t>
+      </w:r>
+    </w:p>
+    <w:p>
+      <w:pPr>
+        <w:spacing w:after="0"/>
+        <w:jc w:val="both"/>
+        <w:rPr>
+          <w:rFonts w:ascii="Cascadia Code" w:hAnsi="Cascadia Code" w:cs="Cascadia Code"/>
+          <w:color w:val="0E2841" w:themeColor="text2"/>
+          <w:sz w:val="28"/>
+          <w:szCs w:val="28"/>
+        </w:rPr>
+      </w:pPr>
+    </w:p>
+    <w:p>
+      <w:pPr>
+        <w:spacing w:after="0"/>
+        <w:jc w:val="both"/>
+        <w:rPr>
+          <w:rFonts w:ascii="Cascadia Code" w:hAnsi="Cascadia Code" w:cs="Cascadia Code"/>
+          <w:color w:val="0E2841" w:themeColor="text2"/>
+          <w:sz w:val="28"/>
+          <w:szCs w:val="28"/>
+        </w:rPr>
+      </w:pPr>
+      <w:r>
+        <w:rPr>
+          <w:rFonts w:ascii="Cascadia Code" w:hAnsi="Cascadia Code" w:cs="Cascadia Code"/>
+          <w:color w:val="0E2841" w:themeColor="text2"/>
+          <w:sz w:val="28"/>
+          <w:szCs w:val="28"/>
+        </w:rPr>
+        <w:t># -----------------------------------------------------</w:t>
+      </w:r>
+    </w:p>
+    <w:p>
+      <w:pPr>
+        <w:spacing w:after="0"/>
+        <w:jc w:val="both"/>
+        <w:rPr>
+          <w:rFonts w:ascii="Cascadia Code" w:hAnsi="Cascadia Code" w:cs="Cascadia Code"/>
+          <w:color w:val="0E2841" w:themeColor="text2"/>
+          <w:sz w:val="28"/>
+          <w:szCs w:val="28"/>
+        </w:rPr>
+      </w:pPr>
+      <w:r>
+        <w:rPr>
+          <w:rFonts w:ascii="Cascadia Code" w:hAnsi="Cascadia Code" w:cs="Cascadia Code"/>
+          <w:color w:val="0E2841" w:themeColor="text2"/>
+          <w:sz w:val="28"/>
+          <w:szCs w:val="28"/>
+        </w:rPr>
+        <w:t># 4) XML riport generálása</w:t>
+      </w:r>
+    </w:p>
+    <w:p>
+      <w:pPr>
+        <w:spacing w:after="0"/>
+        <w:jc w:val="both"/>
+        <w:rPr>
+          <w:rFonts w:ascii="Cascadia Code" w:hAnsi="Cascadia Code" w:cs="Cascadia Code"/>
+          <w:color w:val="0E2841" w:themeColor="text2"/>
+          <w:sz w:val="28"/>
+          <w:szCs w:val="28"/>
+        </w:rPr>
+      </w:pPr>
+      <w:r>
+        <w:rPr>
+          <w:rFonts w:ascii="Cascadia Code" w:hAnsi="Cascadia Code" w:cs="Cascadia Code"/>
+          <w:color w:val="0E2841" w:themeColor="text2"/>
+          <w:sz w:val="28"/>
+          <w:szCs w:val="28"/>
+        </w:rPr>
+        <w:t># -----------------------------------------------------</w:t>
+      </w:r>
+    </w:p>
+    <w:p>
+      <w:pPr>
+        <w:spacing w:after="0"/>
+        <w:jc w:val="both"/>
+        <w:rPr>
+          <w:rFonts w:ascii="Cascadia Code" w:hAnsi="Cascadia Code" w:cs="Cascadia Code"/>
+          <w:color w:val="0E2841" w:themeColor="text2"/>
+          <w:sz w:val="28"/>
+          <w:szCs w:val="28"/>
+        </w:rPr>
+      </w:pPr>
+      <w:proofErr w:type="spellStart"/>
+      <w:r>
+        <w:rPr>
+          <w:rFonts w:ascii="Cascadia Code" w:hAnsi="Cascadia Code" w:cs="Cascadia Code"/>
+          <w:color w:val="0E2841" w:themeColor="text2"/>
+          <w:sz w:val="28"/>
+          <w:szCs w:val="28"/>
+        </w:rPr>
+        <w:t>root</w:t>
+      </w:r>
+      <w:proofErr w:type="spellEnd"/>
+      <w:r>
+        <w:rPr>
+          <w:rFonts w:ascii="Cascadia Code" w:hAnsi="Cascadia Code" w:cs="Cascadia Code"/>
+          <w:color w:val="0E2841" w:themeColor="text2"/>
+          <w:sz w:val="28"/>
+          <w:szCs w:val="28"/>
+        </w:rPr>
+        <w:t xml:space="preserve"> = </w:t>
+      </w:r>
+      <w:proofErr w:type="spellStart"/>
+      <w:r>
+        <w:rPr>
+          <w:rFonts w:ascii="Cascadia Code" w:hAnsi="Cascadia Code" w:cs="Cascadia Code"/>
+          <w:color w:val="0E2841" w:themeColor="text2"/>
+          <w:sz w:val="28"/>
+          <w:szCs w:val="28"/>
+        </w:rPr>
+        <w:t>ET.Element</w:t>
+      </w:r>
+      <w:proofErr w:type="spellEnd"/>
+      <w:r>
+        <w:rPr>
+          <w:rFonts w:ascii="Cascadia Code" w:hAnsi="Cascadia Code" w:cs="Cascadia Code"/>
+          <w:color w:val="0E2841" w:themeColor="text2"/>
+          <w:sz w:val="28"/>
+          <w:szCs w:val="28"/>
+        </w:rPr>
+        <w:t>("</w:t>
+      </w:r>
+      <w:proofErr w:type="spellStart"/>
+      <w:r>
+        <w:rPr>
+          <w:rFonts w:ascii="Cascadia Code" w:hAnsi="Cascadia Code" w:cs="Cascadia Code"/>
+          <w:color w:val="0E2841" w:themeColor="text2"/>
+          <w:sz w:val="28"/>
+          <w:szCs w:val="28"/>
+        </w:rPr>
+        <w:t>bgp_report</w:t>
+      </w:r>
+      <w:proofErr w:type="spellEnd"/>
+      <w:r>
+        <w:rPr>
+          <w:rFonts w:ascii="Cascadia Code" w:hAnsi="Cascadia Code" w:cs="Cascadia Code"/>
+          <w:color w:val="0E2841" w:themeColor="text2"/>
+          <w:sz w:val="28"/>
+          <w:szCs w:val="28"/>
+        </w:rPr>
+        <w:t>")</w:t>
+      </w:r>
+    </w:p>
+    <w:p>
+      <w:pPr>
+        <w:spacing w:after="0"/>
+        <w:jc w:val="both"/>
+        <w:rPr>
+          <w:rFonts w:ascii="Cascadia Code" w:hAnsi="Cascadia Code" w:cs="Cascadia Code"/>
+          <w:color w:val="0E2841" w:themeColor="text2"/>
+          <w:sz w:val="28"/>
+          <w:szCs w:val="28"/>
+        </w:rPr>
+      </w:pPr>
+    </w:p>
+    <w:p>
+      <w:pPr>
+        <w:spacing w:after="0"/>
+        <w:jc w:val="both"/>
+        <w:rPr>
+          <w:rFonts w:ascii="Cascadia Code" w:hAnsi="Cascadia Code" w:cs="Cascadia Code"/>
+          <w:color w:val="0E2841" w:themeColor="text2"/>
+          <w:sz w:val="28"/>
+          <w:szCs w:val="28"/>
+        </w:rPr>
+      </w:pPr>
+      <w:proofErr w:type="spellStart"/>
+      <w:r>
+        <w:rPr>
+          <w:rFonts w:ascii="Cascadia Code" w:hAnsi="Cascadia Code" w:cs="Cascadia Code"/>
+          <w:color w:val="0E2841" w:themeColor="text2"/>
+          <w:sz w:val="28"/>
+          <w:szCs w:val="28"/>
+        </w:rPr>
+        <w:t>for</w:t>
+      </w:r>
+      <w:proofErr w:type="spellEnd"/>
+      <w:r>
+        <w:rPr>
+          <w:rFonts w:ascii="Cascadia Code" w:hAnsi="Cascadia Code" w:cs="Cascadia Code"/>
+          <w:color w:val="0E2841" w:themeColor="text2"/>
+          <w:sz w:val="28"/>
+          <w:szCs w:val="28"/>
+        </w:rPr>
+        <w:t xml:space="preserve"> </w:t>
+      </w:r>
+      <w:proofErr w:type="spellStart"/>
+      <w:r>
+        <w:rPr>
+          <w:rFonts w:ascii="Cascadia Code" w:hAnsi="Cascadia Code" w:cs="Cascadia Code"/>
+          <w:color w:val="0E2841" w:themeColor="text2"/>
+          <w:sz w:val="28"/>
+          <w:szCs w:val="28"/>
+        </w:rPr>
+        <w:t>ip</w:t>
+      </w:r>
+      <w:proofErr w:type="spellEnd"/>
+      <w:r>
+        <w:rPr>
+          <w:rFonts w:ascii="Cascadia Code" w:hAnsi="Cascadia Code" w:cs="Cascadia Code"/>
+          <w:color w:val="0E2841" w:themeColor="text2"/>
+          <w:sz w:val="28"/>
+          <w:szCs w:val="28"/>
+        </w:rPr>
+        <w:t xml:space="preserve">, </w:t>
+      </w:r>
+      <w:proofErr w:type="spellStart"/>
+      <w:r>
+        <w:rPr>
+          <w:rFonts w:ascii="Cascadia Code" w:hAnsi="Cascadia Code" w:cs="Cascadia Code"/>
+          <w:color w:val="0E2841" w:themeColor="text2"/>
+          <w:sz w:val="28"/>
+          <w:szCs w:val="28"/>
+        </w:rPr>
+        <w:t>state</w:t>
+      </w:r>
+      <w:proofErr w:type="spellEnd"/>
+      <w:r>
+        <w:rPr>
+          <w:rFonts w:ascii="Cascadia Code" w:hAnsi="Cascadia Code" w:cs="Cascadia Code"/>
+          <w:color w:val="0E2841" w:themeColor="text2"/>
+          <w:sz w:val="28"/>
+          <w:szCs w:val="28"/>
+        </w:rPr>
+        <w:t xml:space="preserve"> in </w:t>
+      </w:r>
+      <w:proofErr w:type="spellStart"/>
+      <w:r>
+        <w:rPr>
+          <w:rFonts w:ascii="Cascadia Code" w:hAnsi="Cascadia Code" w:cs="Cascadia Code"/>
+          <w:color w:val="0E2841" w:themeColor="text2"/>
+          <w:sz w:val="28"/>
+          <w:szCs w:val="28"/>
+        </w:rPr>
+        <w:t>neighbors</w:t>
+      </w:r>
+      <w:proofErr w:type="spellEnd"/>
+      <w:r>
+        <w:rPr>
+          <w:rFonts w:ascii="Cascadia Code" w:hAnsi="Cascadia Code" w:cs="Cascadia Code"/>
+          <w:color w:val="0E2841" w:themeColor="text2"/>
+          <w:sz w:val="28"/>
+          <w:szCs w:val="28"/>
+        </w:rPr>
+        <w:t>:</w:t>
+      </w:r>
+    </w:p>
+    <w:p>
+      <w:pPr>
+        <w:spacing w:after="0"/>
+        <w:jc w:val="both"/>
+        <w:rPr>
+          <w:rFonts w:ascii="Cascadia Code" w:hAnsi="Cascadia Code" w:cs="Cascadia Code"/>
+          <w:color w:val="0E2841" w:themeColor="text2"/>
+          <w:sz w:val="28"/>
+          <w:szCs w:val="28"/>
+        </w:rPr>
+      </w:pPr>
+      <w:r>
+        <w:rPr>
+          <w:rFonts w:ascii="Cascadia Code" w:hAnsi="Cascadia Code" w:cs="Cascadia Code"/>
+          <w:color w:val="0E2841" w:themeColor="text2"/>
+          <w:sz w:val="28"/>
+          <w:szCs w:val="28"/>
+        </w:rPr>
+        <w:t xml:space="preserve">    </w:t>
+      </w:r>
+      <w:proofErr w:type="spellStart"/>
+      <w:r>
+        <w:rPr>
+          <w:rFonts w:ascii="Cascadia Code" w:hAnsi="Cascadia Code" w:cs="Cascadia Code"/>
+          <w:color w:val="0E2841" w:themeColor="text2"/>
+          <w:sz w:val="28"/>
+          <w:szCs w:val="28"/>
+        </w:rPr>
+        <w:t>entry</w:t>
+      </w:r>
+      <w:proofErr w:type="spellEnd"/>
+      <w:r>
+        <w:rPr>
+          <w:rFonts w:ascii="Cascadia Code" w:hAnsi="Cascadia Code" w:cs="Cascadia Code"/>
+          <w:color w:val="0E2841" w:themeColor="text2"/>
+          <w:sz w:val="28"/>
+          <w:szCs w:val="28"/>
+        </w:rPr>
+        <w:t xml:space="preserve"> = </w:t>
+      </w:r>
+      <w:proofErr w:type="spellStart"/>
+      <w:r>
+        <w:rPr>
+          <w:rFonts w:ascii="Cascadia Code" w:hAnsi="Cascadia Code" w:cs="Cascadia Code"/>
+          <w:color w:val="0E2841" w:themeColor="text2"/>
+          <w:sz w:val="28"/>
+          <w:szCs w:val="28"/>
+        </w:rPr>
+        <w:t>ET.SubElement</w:t>
+      </w:r>
+      <w:proofErr w:type="spellEnd"/>
+      <w:r>
+        <w:rPr>
+          <w:rFonts w:ascii="Cascadia Code" w:hAnsi="Cascadia Code" w:cs="Cascadia Code"/>
+          <w:color w:val="0E2841" w:themeColor="text2"/>
+          <w:sz w:val="28"/>
+          <w:szCs w:val="28"/>
+        </w:rPr>
+        <w:t>(</w:t>
+      </w:r>
+      <w:proofErr w:type="spellStart"/>
+      <w:r>
+        <w:rPr>
+          <w:rFonts w:ascii="Cascadia Code" w:hAnsi="Cascadia Code" w:cs="Cascadia Code"/>
+          <w:color w:val="0E2841" w:themeColor="text2"/>
+          <w:sz w:val="28"/>
+          <w:szCs w:val="28"/>
+        </w:rPr>
+        <w:t>root</w:t>
+      </w:r>
+      <w:proofErr w:type="spellEnd"/>
+      <w:r>
+        <w:rPr>
+          <w:rFonts w:ascii="Cascadia Code" w:hAnsi="Cascadia Code" w:cs="Cascadia Code"/>
+          <w:color w:val="0E2841" w:themeColor="text2"/>
+          <w:sz w:val="28"/>
+          <w:szCs w:val="28"/>
+        </w:rPr>
+        <w:t>, "</w:t>
+      </w:r>
+      <w:proofErr w:type="spellStart"/>
+      <w:r>
+        <w:rPr>
+          <w:rFonts w:ascii="Cascadia Code" w:hAnsi="Cascadia Code" w:cs="Cascadia Code"/>
+          <w:color w:val="0E2841" w:themeColor="text2"/>
+          <w:sz w:val="28"/>
+          <w:szCs w:val="28"/>
+        </w:rPr>
+        <w:t>neighbor</w:t>
+      </w:r>
+      <w:proofErr w:type="spellEnd"/>
+      <w:r>
+        <w:rPr>
+          <w:rFonts w:ascii="Cascadia Code" w:hAnsi="Cascadia Code" w:cs="Cascadia Code"/>
+          <w:color w:val="0E2841" w:themeColor="text2"/>
+          <w:sz w:val="28"/>
+          <w:szCs w:val="28"/>
+        </w:rPr>
+        <w:t>")</w:t>
+      </w:r>
+    </w:p>
+    <w:p>
+      <w:pPr>
+        <w:spacing w:after="0"/>
+        <w:jc w:val="both"/>
+        <w:rPr>
+          <w:rFonts w:ascii="Cascadia Code" w:hAnsi="Cascadia Code" w:cs="Cascadia Code"/>
+          <w:color w:val="0E2841" w:themeColor="text2"/>
+          <w:sz w:val="28"/>
+          <w:szCs w:val="28"/>
+        </w:rPr>
+      </w:pPr>
+      <w:r>
+        <w:rPr>
+          <w:rFonts w:ascii="Cascadia Code" w:hAnsi="Cascadia Code" w:cs="Cascadia Code"/>
+          <w:color w:val="0E2841" w:themeColor="text2"/>
+          <w:sz w:val="28"/>
+          <w:szCs w:val="28"/>
+        </w:rPr>
+        <w:t xml:space="preserve">    </w:t>
+      </w:r>
+      <w:proofErr w:type="spellStart"/>
+      <w:r>
+        <w:rPr>
+          <w:rFonts w:ascii="Cascadia Code" w:hAnsi="Cascadia Code" w:cs="Cascadia Code"/>
+          <w:color w:val="0E2841" w:themeColor="text2"/>
+          <w:sz w:val="28"/>
+          <w:szCs w:val="28"/>
+        </w:rPr>
+        <w:t>ET.SubElement</w:t>
+      </w:r>
+      <w:proofErr w:type="spellEnd"/>
+      <w:r>
+        <w:rPr>
+          <w:rFonts w:ascii="Cascadia Code" w:hAnsi="Cascadia Code" w:cs="Cascadia Code"/>
+          <w:color w:val="0E2841" w:themeColor="text2"/>
+          <w:sz w:val="28"/>
+          <w:szCs w:val="28"/>
+        </w:rPr>
+        <w:t>(</w:t>
+      </w:r>
+      <w:proofErr w:type="spellStart"/>
+      <w:r>
+        <w:rPr>
+          <w:rFonts w:ascii="Cascadia Code" w:hAnsi="Cascadia Code" w:cs="Cascadia Code"/>
+          <w:color w:val="0E2841" w:themeColor="text2"/>
+          <w:sz w:val="28"/>
+          <w:szCs w:val="28"/>
+        </w:rPr>
+        <w:t>entry</w:t>
+      </w:r>
+      <w:proofErr w:type="spellEnd"/>
+      <w:r>
+        <w:rPr>
+          <w:rFonts w:ascii="Cascadia Code" w:hAnsi="Cascadia Code" w:cs="Cascadia Code"/>
+          <w:color w:val="0E2841" w:themeColor="text2"/>
+          <w:sz w:val="28"/>
+          <w:szCs w:val="28"/>
+        </w:rPr>
+        <w:t>, "</w:t>
+      </w:r>
+      <w:proofErr w:type="spellStart"/>
+      <w:r>
+        <w:rPr>
+          <w:rFonts w:ascii="Cascadia Code" w:hAnsi="Cascadia Code" w:cs="Cascadia Code"/>
+          <w:color w:val="0E2841" w:themeColor="text2"/>
+          <w:sz w:val="28"/>
+          <w:szCs w:val="28"/>
+        </w:rPr>
+        <w:t>ip</w:t>
+      </w:r>
+      <w:proofErr w:type="spellEnd"/>
+      <w:r>
+        <w:rPr>
+          <w:rFonts w:ascii="Cascadia Code" w:hAnsi="Cascadia Code" w:cs="Cascadia Code"/>
+          <w:color w:val="0E2841" w:themeColor="text2"/>
+          <w:sz w:val="28"/>
+          <w:szCs w:val="28"/>
+        </w:rPr>
+        <w:t xml:space="preserve">").text = </w:t>
+      </w:r>
+      <w:proofErr w:type="spellStart"/>
+      <w:r>
+        <w:rPr>
+          <w:rFonts w:ascii="Cascadia Code" w:hAnsi="Cascadia Code" w:cs="Cascadia Code"/>
+          <w:color w:val="0E2841" w:themeColor="text2"/>
+          <w:sz w:val="28"/>
+          <w:szCs w:val="28"/>
+        </w:rPr>
+        <w:t>ip</w:t>
+      </w:r>
+      <w:proofErr w:type="spellEnd"/>
+    </w:p>
+    <w:p>
+      <w:pPr>
+        <w:spacing w:after="0"/>
+        <w:jc w:val="both"/>
+        <w:rPr>
+          <w:rFonts w:ascii="Cascadia Code" w:hAnsi="Cascadia Code" w:cs="Cascadia Code"/>
+          <w:color w:val="0E2841" w:themeColor="text2"/>
+          <w:sz w:val="28"/>
+          <w:szCs w:val="28"/>
+        </w:rPr>
+      </w:pPr>
+      <w:r>
+        <w:rPr>
+          <w:rFonts w:ascii="Cascadia Code" w:hAnsi="Cascadia Code" w:cs="Cascadia Code"/>
+          <w:color w:val="0E2841" w:themeColor="text2"/>
+          <w:sz w:val="28"/>
+          <w:szCs w:val="28"/>
+        </w:rPr>
+        <w:t xml:space="preserve">    </w:t>
+      </w:r>
+      <w:proofErr w:type="spellStart"/>
+      <w:r>
+        <w:rPr>
+          <w:rFonts w:ascii="Cascadia Code" w:hAnsi="Cascadia Code" w:cs="Cascadia Code"/>
+          <w:color w:val="0E2841" w:themeColor="text2"/>
+          <w:sz w:val="28"/>
+          <w:szCs w:val="28"/>
+        </w:rPr>
+        <w:t>ET.SubElement</w:t>
+      </w:r>
+      <w:proofErr w:type="spellEnd"/>
+      <w:r>
+        <w:rPr>
+          <w:rFonts w:ascii="Cascadia Code" w:hAnsi="Cascadia Code" w:cs="Cascadia Code"/>
+          <w:color w:val="0E2841" w:themeColor="text2"/>
+          <w:sz w:val="28"/>
+          <w:szCs w:val="28"/>
+        </w:rPr>
+        <w:t>(</w:t>
+      </w:r>
+      <w:proofErr w:type="spellStart"/>
+      <w:r>
+        <w:rPr>
+          <w:rFonts w:ascii="Cascadia Code" w:hAnsi="Cascadia Code" w:cs="Cascadia Code"/>
+          <w:color w:val="0E2841" w:themeColor="text2"/>
+          <w:sz w:val="28"/>
+          <w:szCs w:val="28"/>
+        </w:rPr>
+        <w:t>entry</w:t>
+      </w:r>
+      <w:proofErr w:type="spellEnd"/>
+      <w:r>
+        <w:rPr>
+          <w:rFonts w:ascii="Cascadia Code" w:hAnsi="Cascadia Code" w:cs="Cascadia Code"/>
+          <w:color w:val="0E2841" w:themeColor="text2"/>
+          <w:sz w:val="28"/>
+          <w:szCs w:val="28"/>
+        </w:rPr>
+        <w:t>, "</w:t>
+      </w:r>
+      <w:proofErr w:type="spellStart"/>
+      <w:r>
+        <w:rPr>
+          <w:rFonts w:ascii="Cascadia Code" w:hAnsi="Cascadia Code" w:cs="Cascadia Code"/>
+          <w:color w:val="0E2841" w:themeColor="text2"/>
+          <w:sz w:val="28"/>
+          <w:szCs w:val="28"/>
+        </w:rPr>
+        <w:t>state_or_prefix</w:t>
+      </w:r>
+      <w:proofErr w:type="spellEnd"/>
+      <w:r>
+        <w:rPr>
+          <w:rFonts w:ascii="Cascadia Code" w:hAnsi="Cascadia Code" w:cs="Cascadia Code"/>
+          <w:color w:val="0E2841" w:themeColor="text2"/>
+          <w:sz w:val="28"/>
+          <w:szCs w:val="28"/>
+        </w:rPr>
+        <w:t xml:space="preserve">").text = </w:t>
+      </w:r>
+      <w:proofErr w:type="spellStart"/>
+      <w:r>
+        <w:rPr>
+          <w:rFonts w:ascii="Cascadia Code" w:hAnsi="Cascadia Code" w:cs="Cascadia Code"/>
+          <w:color w:val="0E2841" w:themeColor="text2"/>
+          <w:sz w:val="28"/>
+          <w:szCs w:val="28"/>
+        </w:rPr>
+        <w:t>state</w:t>
+      </w:r>
+      <w:proofErr w:type="spellEnd"/>
+    </w:p>
+    <w:p>
+      <w:pPr>
+        <w:spacing w:after="0"/>
+        <w:jc w:val="both"/>
+        <w:rPr>
+          <w:rFonts w:ascii="Cascadia Code" w:hAnsi="Cascadia Code" w:cs="Cascadia Code"/>
+          <w:color w:val="0E2841" w:themeColor="text2"/>
+          <w:sz w:val="28"/>
+          <w:szCs w:val="28"/>
+        </w:rPr>
+      </w:pPr>
+    </w:p>
+    <w:p>
+      <w:pPr>
+        <w:spacing w:after="0"/>
+        <w:jc w:val="both"/>
+        <w:rPr>
+          <w:rFonts w:ascii="Cascadia Code" w:hAnsi="Cascadia Code" w:cs="Cascadia Code"/>
+          <w:color w:val="0E2841" w:themeColor="text2"/>
+          <w:sz w:val="28"/>
+          <w:szCs w:val="28"/>
+        </w:rPr>
+      </w:pPr>
+      <w:proofErr w:type="spellStart"/>
+      <w:r>
+        <w:rPr>
+          <w:rFonts w:ascii="Cascadia Code" w:hAnsi="Cascadia Code" w:cs="Cascadia Code"/>
+          <w:color w:val="0E2841" w:themeColor="text2"/>
+          <w:sz w:val="28"/>
+          <w:szCs w:val="28"/>
+        </w:rPr>
+        <w:t>tree</w:t>
+      </w:r>
+      <w:proofErr w:type="spellEnd"/>
+      <w:r>
+        <w:rPr>
+          <w:rFonts w:ascii="Cascadia Code" w:hAnsi="Cascadia Code" w:cs="Cascadia Code"/>
+          <w:color w:val="0E2841" w:themeColor="text2"/>
+          <w:sz w:val="28"/>
+          <w:szCs w:val="28"/>
+        </w:rPr>
+        <w:t xml:space="preserve"> = </w:t>
+      </w:r>
+      <w:proofErr w:type="spellStart"/>
+      <w:r>
+        <w:rPr>
+          <w:rFonts w:ascii="Cascadia Code" w:hAnsi="Cascadia Code" w:cs="Cascadia Code"/>
+          <w:color w:val="0E2841" w:themeColor="text2"/>
+          <w:sz w:val="28"/>
+          <w:szCs w:val="28"/>
+        </w:rPr>
+        <w:t>ET.ElementTree</w:t>
+      </w:r>
+      <w:proofErr w:type="spellEnd"/>
+      <w:r>
+        <w:rPr>
+          <w:rFonts w:ascii="Cascadia Code" w:hAnsi="Cascadia Code" w:cs="Cascadia Code"/>
+          <w:color w:val="0E2841" w:themeColor="text2"/>
+          <w:sz w:val="28"/>
+          <w:szCs w:val="28"/>
+        </w:rPr>
+        <w:t>(</w:t>
+      </w:r>
+      <w:proofErr w:type="spellStart"/>
+      <w:r>
+        <w:rPr>
+          <w:rFonts w:ascii="Cascadia Code" w:hAnsi="Cascadia Code" w:cs="Cascadia Code"/>
+          <w:color w:val="0E2841" w:themeColor="text2"/>
+          <w:sz w:val="28"/>
+          <w:szCs w:val="28"/>
+        </w:rPr>
+        <w:t>root</w:t>
+      </w:r>
+      <w:proofErr w:type="spellEnd"/>
+      <w:r>
+        <w:rPr>
+          <w:rFonts w:ascii="Cascadia Code" w:hAnsi="Cascadia Code" w:cs="Cascadia Code"/>
+          <w:color w:val="0E2841" w:themeColor="text2"/>
+          <w:sz w:val="28"/>
+          <w:szCs w:val="28"/>
+        </w:rPr>
+        <w:t>)</w:t>
+      </w:r>
+    </w:p>
+    <w:p>
+      <w:pPr>
+        <w:spacing w:after="0"/>
+        <w:jc w:val="both"/>
+        <w:rPr>
+          <w:rFonts w:ascii="Cascadia Code" w:hAnsi="Cascadia Code" w:cs="Cascadia Code"/>
+          <w:color w:val="0E2841" w:themeColor="text2"/>
+          <w:sz w:val="28"/>
+          <w:szCs w:val="28"/>
+        </w:rPr>
+      </w:pPr>
+      <w:proofErr w:type="spellStart"/>
+      <w:proofErr w:type="gramStart"/>
+      <w:r>
+        <w:rPr>
+          <w:rFonts w:ascii="Cascadia Code" w:hAnsi="Cascadia Code" w:cs="Cascadia Code"/>
+          <w:color w:val="0E2841" w:themeColor="text2"/>
+          <w:sz w:val="28"/>
+          <w:szCs w:val="28"/>
+        </w:rPr>
+        <w:t>tree.write</w:t>
+      </w:r>
+      <w:proofErr w:type="spellEnd"/>
+      <w:proofErr w:type="gramEnd"/>
+      <w:r>
+        <w:rPr>
+          <w:rFonts w:ascii="Cascadia Code" w:hAnsi="Cascadia Code" w:cs="Cascadia Code"/>
+          <w:color w:val="0E2841" w:themeColor="text2"/>
+          <w:sz w:val="28"/>
+          <w:szCs w:val="28"/>
+        </w:rPr>
+        <w:t xml:space="preserve">("bgp_status.xml", </w:t>
+      </w:r>
+      <w:proofErr w:type="spellStart"/>
+      <w:r>
+        <w:rPr>
+          <w:rFonts w:ascii="Cascadia Code" w:hAnsi="Cascadia Code" w:cs="Cascadia Code"/>
+          <w:color w:val="0E2841" w:themeColor="text2"/>
+          <w:sz w:val="28"/>
+          <w:szCs w:val="28"/>
+        </w:rPr>
+        <w:t>encoding</w:t>
+      </w:r>
+      <w:proofErr w:type="spellEnd"/>
+      <w:r>
+        <w:rPr>
+          <w:rFonts w:ascii="Cascadia Code" w:hAnsi="Cascadia Code" w:cs="Cascadia Code"/>
+          <w:color w:val="0E2841" w:themeColor="text2"/>
+          <w:sz w:val="28"/>
+          <w:szCs w:val="28"/>
+        </w:rPr>
+        <w:t xml:space="preserve">="utf-8", </w:t>
+      </w:r>
+      <w:proofErr w:type="spellStart"/>
+      <w:r>
+        <w:rPr>
+          <w:rFonts w:ascii="Cascadia Code" w:hAnsi="Cascadia Code" w:cs="Cascadia Code"/>
+          <w:color w:val="0E2841" w:themeColor="text2"/>
+          <w:sz w:val="28"/>
+          <w:szCs w:val="28"/>
+        </w:rPr>
+        <w:t>xml_declaration</w:t>
+      </w:r>
+      <w:proofErr w:type="spellEnd"/>
+      <w:r>
+        <w:rPr>
+          <w:rFonts w:ascii="Cascadia Code" w:hAnsi="Cascadia Code" w:cs="Cascadia Code"/>
+          <w:color w:val="0E2841" w:themeColor="text2"/>
+          <w:sz w:val="28"/>
+          <w:szCs w:val="28"/>
+        </w:rPr>
+        <w:t>=</w:t>
+      </w:r>
+      <w:proofErr w:type="spellStart"/>
+      <w:r>
+        <w:rPr>
+          <w:rFonts w:ascii="Cascadia Code" w:hAnsi="Cascadia Code" w:cs="Cascadia Code"/>
+          <w:color w:val="0E2841" w:themeColor="text2"/>
+          <w:sz w:val="28"/>
+          <w:szCs w:val="28"/>
+        </w:rPr>
+        <w:t>True</w:t>
+      </w:r>
+      <w:proofErr w:type="spellEnd"/>
+      <w:r>
+        <w:rPr>
+          <w:rFonts w:ascii="Cascadia Code" w:hAnsi="Cascadia Code" w:cs="Cascadia Code"/>
+          <w:color w:val="0E2841" w:themeColor="text2"/>
+          <w:sz w:val="28"/>
+          <w:szCs w:val="28"/>
+        </w:rPr>
+        <w:t>)</w:t>
+      </w:r>
+    </w:p>
+    <w:p>
+      <w:pPr>
+        <w:spacing w:after="0"/>
+        <w:jc w:val="both"/>
+        <w:rPr>
+          <w:rFonts w:ascii="Cascadia Code" w:hAnsi="Cascadia Code" w:cs="Cascadia Code"/>
+          <w:color w:val="0E2841" w:themeColor="text2"/>
+          <w:sz w:val="28"/>
+          <w:szCs w:val="28"/>
+        </w:rPr>
+      </w:pPr>
+    </w:p>
+    <w:p>
+      <w:pPr>
+        <w:spacing w:after="0"/>
+        <w:jc w:val="both"/>
+        <w:rPr>
+          <w:rFonts w:ascii="Cascadia Code" w:hAnsi="Cascadia Code" w:cs="Cascadia Code"/>
+          <w:color w:val="0E2841" w:themeColor="text2"/>
+          <w:sz w:val="28"/>
+          <w:szCs w:val="28"/>
+        </w:rPr>
+      </w:pPr>
+      <w:proofErr w:type="gramStart"/>
+      <w:r>
+        <w:rPr>
+          <w:rFonts w:ascii="Cascadia Code" w:hAnsi="Cascadia Code" w:cs="Cascadia Code"/>
+          <w:color w:val="0E2841" w:themeColor="text2"/>
+          <w:sz w:val="28"/>
+          <w:szCs w:val="28"/>
+        </w:rPr>
+        <w:t>print(</w:t>
+      </w:r>
+      <w:proofErr w:type="gramEnd"/>
+      <w:r>
+        <w:rPr>
+          <w:rFonts w:ascii="Cascadia Code" w:hAnsi="Cascadia Code" w:cs="Cascadia Code"/>
+          <w:color w:val="0E2841" w:themeColor="text2"/>
+          <w:sz w:val="28"/>
+          <w:szCs w:val="28"/>
+        </w:rPr>
+        <w:t>"\</w:t>
+      </w:r>
+      <w:proofErr w:type="spellStart"/>
+      <w:r>
+        <w:rPr>
+          <w:rFonts w:ascii="Cascadia Code" w:hAnsi="Cascadia Code" w:cs="Cascadia Code"/>
+          <w:color w:val="0E2841" w:themeColor="text2"/>
+          <w:sz w:val="28"/>
+          <w:szCs w:val="28"/>
+        </w:rPr>
+        <w:t>nXML</w:t>
+      </w:r>
+      <w:proofErr w:type="spellEnd"/>
+      <w:r>
+        <w:rPr>
+          <w:rFonts w:ascii="Cascadia Code" w:hAnsi="Cascadia Code" w:cs="Cascadia Code"/>
+          <w:color w:val="0E2841" w:themeColor="text2"/>
+          <w:sz w:val="28"/>
+          <w:szCs w:val="28"/>
+        </w:rPr>
+        <w:t xml:space="preserve"> riport elkészült: bgp_status.xml")</w:t>
+      </w:r>
+    </w:p>
+    <w:p>
+      <w:pPr>
+        <w:spacing w:after="0"/>
+        <w:jc w:val="both"/>
+        <w:rPr>
+          <w:rFonts w:ascii="Cascadia Code" w:hAnsi="Cascadia Code" w:cs="Cascadia Code"/>
+          <w:color w:val="0E2841" w:themeColor="text2"/>
+          <w:sz w:val="28"/>
+          <w:szCs w:val="28"/>
+        </w:rPr>
+      </w:pPr>
+    </w:p>
+    <w:p>
+      <w:pPr>
+        <w:spacing w:after="0"/>
+        <w:jc w:val="both"/>
+        <w:rPr>
+          <w:rFonts w:ascii="Cascadia Code" w:hAnsi="Cascadia Code" w:cs="Cascadia Code"/>
+          <w:color w:val="0E2841" w:themeColor="text2"/>
+          <w:sz w:val="28"/>
+          <w:szCs w:val="28"/>
+        </w:rPr>
+      </w:pPr>
+      <w:r>
+        <w:rPr>
+          <w:rFonts w:ascii="Cascadia Code" w:hAnsi="Cascadia Code" w:cs="Cascadia Code"/>
+          <w:color w:val="0E2841" w:themeColor="text2"/>
+          <w:sz w:val="28"/>
+          <w:szCs w:val="28"/>
+        </w:rPr>
+        <w:t># -----------------------------------------------------</w:t>
+      </w:r>
+    </w:p>
+    <w:p>
+      <w:pPr>
+        <w:spacing w:after="0"/>
+        <w:jc w:val="both"/>
+        <w:rPr>
+          <w:rFonts w:ascii="Cascadia Code" w:hAnsi="Cascadia Code" w:cs="Cascadia Code"/>
+          <w:color w:val="0E2841" w:themeColor="text2"/>
+          <w:sz w:val="28"/>
+          <w:szCs w:val="28"/>
+        </w:rPr>
+      </w:pPr>
+      <w:r>
+        <w:rPr>
+          <w:rFonts w:ascii="Cascadia Code" w:hAnsi="Cascadia Code" w:cs="Cascadia Code"/>
+          <w:color w:val="0E2841" w:themeColor="text2"/>
+          <w:sz w:val="28"/>
+          <w:szCs w:val="28"/>
+        </w:rPr>
+        <w:t xml:space="preserve"># 5) BGP állapot ellenőrzése + </w:t>
+      </w:r>
+      <w:proofErr w:type="spellStart"/>
+      <w:r>
+        <w:rPr>
+          <w:rFonts w:ascii="Cascadia Code" w:hAnsi="Cascadia Code" w:cs="Cascadia Code"/>
+          <w:color w:val="0E2841" w:themeColor="text2"/>
+          <w:sz w:val="28"/>
+          <w:szCs w:val="28"/>
+        </w:rPr>
+        <w:t>Discord</w:t>
+      </w:r>
+      <w:proofErr w:type="spellEnd"/>
+      <w:r>
+        <w:rPr>
+          <w:rFonts w:ascii="Cascadia Code" w:hAnsi="Cascadia Code" w:cs="Cascadia Code"/>
+          <w:color w:val="0E2841" w:themeColor="text2"/>
+          <w:sz w:val="28"/>
+          <w:szCs w:val="28"/>
+        </w:rPr>
+        <w:t xml:space="preserve"> riasztás</w:t>
+      </w:r>
+    </w:p>
+    <w:p>
+      <w:pPr>
+        <w:spacing w:after="0"/>
+        <w:jc w:val="both"/>
+        <w:rPr>
+          <w:rFonts w:ascii="Cascadia Code" w:hAnsi="Cascadia Code" w:cs="Cascadia Code"/>
+          <w:color w:val="0E2841" w:themeColor="text2"/>
+          <w:sz w:val="28"/>
+          <w:szCs w:val="28"/>
+        </w:rPr>
+      </w:pPr>
+      <w:r>
+        <w:rPr>
+          <w:rFonts w:ascii="Cascadia Code" w:hAnsi="Cascadia Code" w:cs="Cascadia Code"/>
+          <w:color w:val="0E2841" w:themeColor="text2"/>
+          <w:sz w:val="28"/>
+          <w:szCs w:val="28"/>
+        </w:rPr>
+        <w:t># -----------------------------------------------------</w:t>
+      </w:r>
+    </w:p>
+    <w:p>
+      <w:pPr>
+        <w:spacing w:after="0"/>
+        <w:jc w:val="both"/>
+        <w:rPr>
+          <w:rFonts w:ascii="Cascadia Code" w:hAnsi="Cascadia Code" w:cs="Cascadia Code"/>
+          <w:color w:val="0E2841" w:themeColor="text2"/>
+          <w:sz w:val="28"/>
+          <w:szCs w:val="28"/>
+        </w:rPr>
+      </w:pPr>
+      <w:r>
+        <w:rPr>
+          <w:rFonts w:ascii="Cascadia Code" w:hAnsi="Cascadia Code" w:cs="Cascadia Code"/>
+          <w:color w:val="0E2841" w:themeColor="text2"/>
+          <w:sz w:val="28"/>
+          <w:szCs w:val="28"/>
+        </w:rPr>
+        <w:t>WEBHOOK = "https://discord.com/api/webhooks/1477273390497792030/vCwdhPIOrX5JCG1_JRf8V16c4IX18qFR-2o3686Nr1Ei5Kno4WV9x4Q1VTEVl3JFo2hK"</w:t>
+      </w:r>
+    </w:p>
+    <w:p>
+      <w:pPr>
+        <w:spacing w:after="0"/>
+        <w:jc w:val="both"/>
+        <w:rPr>
+          <w:rFonts w:ascii="Cascadia Code" w:hAnsi="Cascadia Code" w:cs="Cascadia Code"/>
+          <w:color w:val="0E2841" w:themeColor="text2"/>
+          <w:sz w:val="28"/>
+          <w:szCs w:val="28"/>
+        </w:rPr>
+      </w:pPr>
+    </w:p>
+    <w:p>
+      <w:pPr>
+        <w:spacing w:after="0"/>
+        <w:jc w:val="both"/>
+        <w:rPr>
+          <w:rFonts w:ascii="Cascadia Code" w:hAnsi="Cascadia Code" w:cs="Cascadia Code"/>
+          <w:color w:val="0E2841" w:themeColor="text2"/>
+          <w:sz w:val="28"/>
+          <w:szCs w:val="28"/>
+        </w:rPr>
+      </w:pPr>
+      <w:proofErr w:type="spellStart"/>
+      <w:r>
+        <w:rPr>
+          <w:rFonts w:ascii="Cascadia Code" w:hAnsi="Cascadia Code" w:cs="Cascadia Code"/>
+          <w:color w:val="0E2841" w:themeColor="text2"/>
+          <w:sz w:val="28"/>
+          <w:szCs w:val="28"/>
+        </w:rPr>
+        <w:t>problem</w:t>
+      </w:r>
+      <w:proofErr w:type="spellEnd"/>
+      <w:r>
+        <w:rPr>
+          <w:rFonts w:ascii="Cascadia Code" w:hAnsi="Cascadia Code" w:cs="Cascadia Code"/>
+          <w:color w:val="0E2841" w:themeColor="text2"/>
+          <w:sz w:val="28"/>
+          <w:szCs w:val="28"/>
+        </w:rPr>
+        <w:t xml:space="preserve"> = </w:t>
+      </w:r>
+      <w:proofErr w:type="spellStart"/>
+      <w:r>
+        <w:rPr>
+          <w:rFonts w:ascii="Cascadia Code" w:hAnsi="Cascadia Code" w:cs="Cascadia Code"/>
+          <w:color w:val="0E2841" w:themeColor="text2"/>
+          <w:sz w:val="28"/>
+          <w:szCs w:val="28"/>
+        </w:rPr>
+        <w:t>False</w:t>
+      </w:r>
+      <w:proofErr w:type="spellEnd"/>
+    </w:p>
+    <w:p>
+      <w:pPr>
+        <w:spacing w:after="0"/>
+        <w:jc w:val="both"/>
+        <w:rPr>
+          <w:rFonts w:ascii="Cascadia Code" w:hAnsi="Cascadia Code" w:cs="Cascadia Code"/>
+          <w:color w:val="0E2841" w:themeColor="text2"/>
+          <w:sz w:val="28"/>
+          <w:szCs w:val="28"/>
+        </w:rPr>
+      </w:pPr>
+      <w:proofErr w:type="spellStart"/>
+      <w:r>
+        <w:rPr>
+          <w:rFonts w:ascii="Cascadia Code" w:hAnsi="Cascadia Code" w:cs="Cascadia Code"/>
+          <w:color w:val="0E2841" w:themeColor="text2"/>
+          <w:sz w:val="28"/>
+          <w:szCs w:val="28"/>
+        </w:rPr>
+        <w:t>for</w:t>
+      </w:r>
+      <w:proofErr w:type="spellEnd"/>
+      <w:r>
+        <w:rPr>
+          <w:rFonts w:ascii="Cascadia Code" w:hAnsi="Cascadia Code" w:cs="Cascadia Code"/>
+          <w:color w:val="0E2841" w:themeColor="text2"/>
+          <w:sz w:val="28"/>
+          <w:szCs w:val="28"/>
+        </w:rPr>
+        <w:t xml:space="preserve"> </w:t>
+      </w:r>
+      <w:proofErr w:type="spellStart"/>
+      <w:r>
+        <w:rPr>
+          <w:rFonts w:ascii="Cascadia Code" w:hAnsi="Cascadia Code" w:cs="Cascadia Code"/>
+          <w:color w:val="0E2841" w:themeColor="text2"/>
+          <w:sz w:val="28"/>
+          <w:szCs w:val="28"/>
+        </w:rPr>
+        <w:t>ip</w:t>
+      </w:r>
+      <w:proofErr w:type="spellEnd"/>
+      <w:r>
+        <w:rPr>
+          <w:rFonts w:ascii="Cascadia Code" w:hAnsi="Cascadia Code" w:cs="Cascadia Code"/>
+          <w:color w:val="0E2841" w:themeColor="text2"/>
+          <w:sz w:val="28"/>
+          <w:szCs w:val="28"/>
+        </w:rPr>
+        <w:t xml:space="preserve">, </w:t>
+      </w:r>
+      <w:proofErr w:type="spellStart"/>
+      <w:r>
+        <w:rPr>
+          <w:rFonts w:ascii="Cascadia Code" w:hAnsi="Cascadia Code" w:cs="Cascadia Code"/>
+          <w:color w:val="0E2841" w:themeColor="text2"/>
+          <w:sz w:val="28"/>
+          <w:szCs w:val="28"/>
+        </w:rPr>
+        <w:t>state</w:t>
+      </w:r>
+      <w:proofErr w:type="spellEnd"/>
+      <w:r>
+        <w:rPr>
+          <w:rFonts w:ascii="Cascadia Code" w:hAnsi="Cascadia Code" w:cs="Cascadia Code"/>
+          <w:color w:val="0E2841" w:themeColor="text2"/>
+          <w:sz w:val="28"/>
+          <w:szCs w:val="28"/>
+        </w:rPr>
+        <w:t xml:space="preserve"> in </w:t>
+      </w:r>
+      <w:proofErr w:type="spellStart"/>
+      <w:r>
+        <w:rPr>
+          <w:rFonts w:ascii="Cascadia Code" w:hAnsi="Cascadia Code" w:cs="Cascadia Code"/>
+          <w:color w:val="0E2841" w:themeColor="text2"/>
+          <w:sz w:val="28"/>
+          <w:szCs w:val="28"/>
+        </w:rPr>
+        <w:t>neighbors</w:t>
+      </w:r>
+      <w:proofErr w:type="spellEnd"/>
+      <w:r>
+        <w:rPr>
+          <w:rFonts w:ascii="Cascadia Code" w:hAnsi="Cascadia Code" w:cs="Cascadia Code"/>
+          <w:color w:val="0E2841" w:themeColor="text2"/>
+          <w:sz w:val="28"/>
+          <w:szCs w:val="28"/>
+        </w:rPr>
+        <w:t>:</w:t>
+      </w:r>
+    </w:p>
+    <w:p>
+      <w:pPr>
+        <w:spacing w:after="0"/>
+        <w:jc w:val="both"/>
+        <w:rPr>
+          <w:rFonts w:ascii="Cascadia Code" w:hAnsi="Cascadia Code" w:cs="Cascadia Code"/>
+          <w:color w:val="0E2841" w:themeColor="text2"/>
+          <w:sz w:val="28"/>
+          <w:szCs w:val="28"/>
+        </w:rPr>
+      </w:pPr>
+      <w:r>
+        <w:rPr>
+          <w:rFonts w:ascii="Cascadia Code" w:hAnsi="Cascadia Code" w:cs="Cascadia Code"/>
+          <w:color w:val="0E2841" w:themeColor="text2"/>
+          <w:sz w:val="28"/>
+          <w:szCs w:val="28"/>
+        </w:rPr>
+        <w:t xml:space="preserve">    </w:t>
+      </w:r>
+      <w:proofErr w:type="spellStart"/>
+      <w:r>
+        <w:rPr>
+          <w:rFonts w:ascii="Cascadia Code" w:hAnsi="Cascadia Code" w:cs="Cascadia Code"/>
+          <w:color w:val="0E2841" w:themeColor="text2"/>
+          <w:sz w:val="28"/>
+          <w:szCs w:val="28"/>
+        </w:rPr>
+        <w:t>if</w:t>
+      </w:r>
+      <w:proofErr w:type="spellEnd"/>
+      <w:r>
+        <w:rPr>
+          <w:rFonts w:ascii="Cascadia Code" w:hAnsi="Cascadia Code" w:cs="Cascadia Code"/>
+          <w:color w:val="0E2841" w:themeColor="text2"/>
+          <w:sz w:val="28"/>
+          <w:szCs w:val="28"/>
+        </w:rPr>
+        <w:t xml:space="preserve"> </w:t>
+      </w:r>
+      <w:proofErr w:type="spellStart"/>
+      <w:r>
+        <w:rPr>
+          <w:rFonts w:ascii="Cascadia Code" w:hAnsi="Cascadia Code" w:cs="Cascadia Code"/>
+          <w:color w:val="0E2841" w:themeColor="text2"/>
+          <w:sz w:val="28"/>
+          <w:szCs w:val="28"/>
+        </w:rPr>
+        <w:t>not</w:t>
+      </w:r>
+      <w:proofErr w:type="spellEnd"/>
+      <w:r>
+        <w:rPr>
+          <w:rFonts w:ascii="Cascadia Code" w:hAnsi="Cascadia Code" w:cs="Cascadia Code"/>
+          <w:color w:val="0E2841" w:themeColor="text2"/>
+          <w:sz w:val="28"/>
+          <w:szCs w:val="28"/>
+        </w:rPr>
+        <w:t xml:space="preserve"> </w:t>
+      </w:r>
+      <w:proofErr w:type="spellStart"/>
+      <w:proofErr w:type="gramStart"/>
+      <w:r>
+        <w:rPr>
+          <w:rFonts w:ascii="Cascadia Code" w:hAnsi="Cascadia Code" w:cs="Cascadia Code"/>
+          <w:color w:val="0E2841" w:themeColor="text2"/>
+          <w:sz w:val="28"/>
+          <w:szCs w:val="28"/>
+        </w:rPr>
+        <w:t>state.isdigit</w:t>
+      </w:r>
+      <w:proofErr w:type="spellEnd"/>
+      <w:proofErr w:type="gramEnd"/>
+      <w:r>
+        <w:rPr>
+          <w:rFonts w:ascii="Cascadia Code" w:hAnsi="Cascadia Code" w:cs="Cascadia Code"/>
+          <w:color w:val="0E2841" w:themeColor="text2"/>
+          <w:sz w:val="28"/>
+          <w:szCs w:val="28"/>
+        </w:rPr>
+        <w:t>():</w:t>
+      </w:r>
+    </w:p>
+    <w:p>
+      <w:pPr>
+        <w:spacing w:after="0"/>
+        <w:jc w:val="both"/>
+        <w:rPr>
+          <w:rFonts w:ascii="Cascadia Code" w:hAnsi="Cascadia Code" w:cs="Cascadia Code"/>
+          <w:color w:val="0E2841" w:themeColor="text2"/>
+          <w:sz w:val="28"/>
+          <w:szCs w:val="28"/>
+        </w:rPr>
+      </w:pPr>
+      <w:r>
+        <w:rPr>
+          <w:rFonts w:ascii="Cascadia Code" w:hAnsi="Cascadia Code" w:cs="Cascadia Code"/>
+          <w:color w:val="0E2841" w:themeColor="text2"/>
+          <w:sz w:val="28"/>
+          <w:szCs w:val="28"/>
+        </w:rPr>
+        <w:t xml:space="preserve">        </w:t>
+      </w:r>
+      <w:proofErr w:type="spellStart"/>
+      <w:r>
+        <w:rPr>
+          <w:rFonts w:ascii="Cascadia Code" w:hAnsi="Cascadia Code" w:cs="Cascadia Code"/>
+          <w:color w:val="0E2841" w:themeColor="text2"/>
+          <w:sz w:val="28"/>
+          <w:szCs w:val="28"/>
+        </w:rPr>
+        <w:t>problem</w:t>
+      </w:r>
+      <w:proofErr w:type="spellEnd"/>
+      <w:r>
+        <w:rPr>
+          <w:rFonts w:ascii="Cascadia Code" w:hAnsi="Cascadia Code" w:cs="Cascadia Code"/>
+          <w:color w:val="0E2841" w:themeColor="text2"/>
+          <w:sz w:val="28"/>
+          <w:szCs w:val="28"/>
+        </w:rPr>
+        <w:t xml:space="preserve"> = </w:t>
+      </w:r>
+      <w:proofErr w:type="spellStart"/>
+      <w:r>
+        <w:rPr>
+          <w:rFonts w:ascii="Cascadia Code" w:hAnsi="Cascadia Code" w:cs="Cascadia Code"/>
+          <w:color w:val="0E2841" w:themeColor="text2"/>
+          <w:sz w:val="28"/>
+          <w:szCs w:val="28"/>
+        </w:rPr>
+        <w:t>True</w:t>
+      </w:r>
+      <w:proofErr w:type="spellEnd"/>
+    </w:p>
+    <w:p>
+      <w:pPr>
+        <w:spacing w:after="0"/>
+        <w:jc w:val="both"/>
+        <w:rPr>
+          <w:rFonts w:ascii="Cascadia Code" w:hAnsi="Cascadia Code" w:cs="Cascadia Code"/>
+          <w:color w:val="0E2841" w:themeColor="text2"/>
+          <w:sz w:val="28"/>
+          <w:szCs w:val="28"/>
+        </w:rPr>
+      </w:pPr>
+    </w:p>
+    <w:p>
+      <w:pPr>
+        <w:spacing w:after="0"/>
+        <w:jc w:val="both"/>
+        <w:rPr>
+          <w:rFonts w:ascii="Cascadia Code" w:hAnsi="Cascadia Code" w:cs="Cascadia Code"/>
+          <w:color w:val="0E2841" w:themeColor="text2"/>
+          <w:sz w:val="28"/>
+          <w:szCs w:val="28"/>
+        </w:rPr>
+      </w:pPr>
+      <w:proofErr w:type="spellStart"/>
+      <w:r>
+        <w:rPr>
+          <w:rFonts w:ascii="Cascadia Code" w:hAnsi="Cascadia Code" w:cs="Cascadia Code"/>
+          <w:color w:val="0E2841" w:themeColor="text2"/>
+          <w:sz w:val="28"/>
+          <w:szCs w:val="28"/>
+        </w:rPr>
+        <w:t>if</w:t>
+      </w:r>
+      <w:proofErr w:type="spellEnd"/>
+      <w:r>
+        <w:rPr>
+          <w:rFonts w:ascii="Cascadia Code" w:hAnsi="Cascadia Code" w:cs="Cascadia Code"/>
+          <w:color w:val="0E2841" w:themeColor="text2"/>
+          <w:sz w:val="28"/>
+          <w:szCs w:val="28"/>
+        </w:rPr>
+        <w:t xml:space="preserve"> </w:t>
+      </w:r>
+      <w:proofErr w:type="spellStart"/>
+      <w:r>
+        <w:rPr>
+          <w:rFonts w:ascii="Cascadia Code" w:hAnsi="Cascadia Code" w:cs="Cascadia Code"/>
+          <w:color w:val="0E2841" w:themeColor="text2"/>
+          <w:sz w:val="28"/>
+          <w:szCs w:val="28"/>
+        </w:rPr>
+        <w:t>problem</w:t>
+      </w:r>
+      <w:proofErr w:type="spellEnd"/>
+      <w:r>
+        <w:rPr>
+          <w:rFonts w:ascii="Cascadia Code" w:hAnsi="Cascadia Code" w:cs="Cascadia Code"/>
+          <w:color w:val="0E2841" w:themeColor="text2"/>
+          <w:sz w:val="28"/>
+          <w:szCs w:val="28"/>
+        </w:rPr>
+        <w:t>:</w:t>
+      </w:r>
+    </w:p>
+    <w:p>
+      <w:pPr>
+        <w:spacing w:after="0"/>
+        <w:jc w:val="both"/>
+        <w:rPr>
+          <w:rFonts w:ascii="Cascadia Code" w:hAnsi="Cascadia Code" w:cs="Cascadia Code"/>
+          <w:color w:val="0E2841" w:themeColor="text2"/>
+          <w:sz w:val="28"/>
+          <w:szCs w:val="28"/>
+        </w:rPr>
+      </w:pPr>
+      <w:r>
+        <w:rPr>
+          <w:rFonts w:ascii="Cascadia Code" w:hAnsi="Cascadia Code" w:cs="Cascadia Code"/>
+          <w:color w:val="0E2841" w:themeColor="text2"/>
+          <w:sz w:val="28"/>
+          <w:szCs w:val="28"/>
+        </w:rPr>
+        <w:t xml:space="preserve">    text = "</w:t>
+      </w:r>
+      <w:r>
+        <w:rPr>
+          <w:rFonts w:ascii="Segoe UI Emoji" w:hAnsi="Segoe UI Emoji" w:cs="Segoe UI Emoji"/>
+          <w:color w:val="0E2841" w:themeColor="text2"/>
+          <w:sz w:val="28"/>
+          <w:szCs w:val="28"/>
+        </w:rPr>
+        <w:t>⚠️</w:t>
+      </w:r>
+      <w:r>
+        <w:rPr>
+          <w:rFonts w:ascii="Cascadia Code" w:hAnsi="Cascadia Code" w:cs="Cascadia Code"/>
+          <w:color w:val="0E2841" w:themeColor="text2"/>
+          <w:sz w:val="28"/>
+          <w:szCs w:val="28"/>
+        </w:rPr>
+        <w:t xml:space="preserve"> BGP SZOMSZÉDSÁG NEM </w:t>
+      </w:r>
+      <w:proofErr w:type="gramStart"/>
+      <w:r>
+        <w:rPr>
+          <w:rFonts w:ascii="Cascadia Code" w:hAnsi="Cascadia Code" w:cs="Cascadia Code"/>
+          <w:color w:val="0E2841" w:themeColor="text2"/>
+          <w:sz w:val="28"/>
+          <w:szCs w:val="28"/>
+        </w:rPr>
+        <w:t>ESTABLISHED!\</w:t>
+      </w:r>
+      <w:proofErr w:type="gramEnd"/>
+      <w:r>
+        <w:rPr>
+          <w:rFonts w:ascii="Cascadia Code" w:hAnsi="Cascadia Code" w:cs="Cascadia Code"/>
+          <w:color w:val="0E2841" w:themeColor="text2"/>
+          <w:sz w:val="28"/>
+          <w:szCs w:val="28"/>
+        </w:rPr>
+        <w:t>n"</w:t>
+      </w:r>
+    </w:p>
+    <w:p>
+      <w:pPr>
+        <w:spacing w:after="0"/>
+        <w:jc w:val="both"/>
+        <w:rPr>
+          <w:rFonts w:ascii="Cascadia Code" w:hAnsi="Cascadia Code" w:cs="Cascadia Code"/>
+          <w:color w:val="0E2841" w:themeColor="text2"/>
+          <w:sz w:val="28"/>
+          <w:szCs w:val="28"/>
+        </w:rPr>
+      </w:pPr>
+      <w:r>
+        <w:rPr>
+          <w:rFonts w:ascii="Cascadia Code" w:hAnsi="Cascadia Code" w:cs="Cascadia Code"/>
+          <w:color w:val="0E2841" w:themeColor="text2"/>
+          <w:sz w:val="28"/>
+          <w:szCs w:val="28"/>
+        </w:rPr>
+        <w:t xml:space="preserve">    text += "\n</w:t>
+      </w:r>
+      <w:proofErr w:type="gramStart"/>
+      <w:r>
+        <w:rPr>
+          <w:rFonts w:ascii="Cascadia Code" w:hAnsi="Cascadia Code" w:cs="Cascadia Code"/>
+          <w:color w:val="0E2841" w:themeColor="text2"/>
+          <w:sz w:val="28"/>
+          <w:szCs w:val="28"/>
+        </w:rPr>
+        <w:t>".</w:t>
+      </w:r>
+      <w:proofErr w:type="spellStart"/>
+      <w:r>
+        <w:rPr>
+          <w:rFonts w:ascii="Cascadia Code" w:hAnsi="Cascadia Code" w:cs="Cascadia Code"/>
+          <w:color w:val="0E2841" w:themeColor="text2"/>
+          <w:sz w:val="28"/>
+          <w:szCs w:val="28"/>
+        </w:rPr>
+        <w:t>join</w:t>
+      </w:r>
+      <w:proofErr w:type="spellEnd"/>
+      <w:proofErr w:type="gramEnd"/>
+      <w:r>
+        <w:rPr>
+          <w:rFonts w:ascii="Cascadia Code" w:hAnsi="Cascadia Code" w:cs="Cascadia Code"/>
+          <w:color w:val="0E2841" w:themeColor="text2"/>
+          <w:sz w:val="28"/>
+          <w:szCs w:val="28"/>
+        </w:rPr>
+        <w:t>([f"{</w:t>
+      </w:r>
+      <w:proofErr w:type="spellStart"/>
+      <w:r>
+        <w:rPr>
+          <w:rFonts w:ascii="Cascadia Code" w:hAnsi="Cascadia Code" w:cs="Cascadia Code"/>
+          <w:color w:val="0E2841" w:themeColor="text2"/>
+          <w:sz w:val="28"/>
+          <w:szCs w:val="28"/>
+        </w:rPr>
+        <w:t>ip</w:t>
+      </w:r>
+      <w:proofErr w:type="spellEnd"/>
+      <w:r>
+        <w:rPr>
+          <w:rFonts w:ascii="Cascadia Code" w:hAnsi="Cascadia Code" w:cs="Cascadia Code"/>
+          <w:color w:val="0E2841" w:themeColor="text2"/>
+          <w:sz w:val="28"/>
+          <w:szCs w:val="28"/>
+        </w:rPr>
+        <w:t>}: {</w:t>
+      </w:r>
+      <w:proofErr w:type="spellStart"/>
+      <w:r>
+        <w:rPr>
+          <w:rFonts w:ascii="Cascadia Code" w:hAnsi="Cascadia Code" w:cs="Cascadia Code"/>
+          <w:color w:val="0E2841" w:themeColor="text2"/>
+          <w:sz w:val="28"/>
+          <w:szCs w:val="28"/>
+        </w:rPr>
+        <w:t>state</w:t>
+      </w:r>
+      <w:proofErr w:type="spellEnd"/>
+      <w:r>
+        <w:rPr>
+          <w:rFonts w:ascii="Cascadia Code" w:hAnsi="Cascadia Code" w:cs="Cascadia Code"/>
+          <w:color w:val="0E2841" w:themeColor="text2"/>
+          <w:sz w:val="28"/>
+          <w:szCs w:val="28"/>
+        </w:rPr>
+        <w:t xml:space="preserve">}" </w:t>
+      </w:r>
+      <w:proofErr w:type="spellStart"/>
+      <w:r>
+        <w:rPr>
+          <w:rFonts w:ascii="Cascadia Code" w:hAnsi="Cascadia Code" w:cs="Cascadia Code"/>
+          <w:color w:val="0E2841" w:themeColor="text2"/>
+          <w:sz w:val="28"/>
+          <w:szCs w:val="28"/>
+        </w:rPr>
+        <w:t>for</w:t>
+      </w:r>
+      <w:proofErr w:type="spellEnd"/>
+      <w:r>
+        <w:rPr>
+          <w:rFonts w:ascii="Cascadia Code" w:hAnsi="Cascadia Code" w:cs="Cascadia Code"/>
+          <w:color w:val="0E2841" w:themeColor="text2"/>
+          <w:sz w:val="28"/>
+          <w:szCs w:val="28"/>
+        </w:rPr>
+        <w:t xml:space="preserve"> </w:t>
+      </w:r>
+      <w:proofErr w:type="spellStart"/>
+      <w:r>
+        <w:rPr>
+          <w:rFonts w:ascii="Cascadia Code" w:hAnsi="Cascadia Code" w:cs="Cascadia Code"/>
+          <w:color w:val="0E2841" w:themeColor="text2"/>
+          <w:sz w:val="28"/>
+          <w:szCs w:val="28"/>
+        </w:rPr>
+        <w:t>ip</w:t>
+      </w:r>
+      <w:proofErr w:type="spellEnd"/>
+      <w:r>
+        <w:rPr>
+          <w:rFonts w:ascii="Cascadia Code" w:hAnsi="Cascadia Code" w:cs="Cascadia Code"/>
+          <w:color w:val="0E2841" w:themeColor="text2"/>
+          <w:sz w:val="28"/>
+          <w:szCs w:val="28"/>
+        </w:rPr>
+        <w:t xml:space="preserve">, </w:t>
+      </w:r>
+      <w:proofErr w:type="spellStart"/>
+      <w:r>
+        <w:rPr>
+          <w:rFonts w:ascii="Cascadia Code" w:hAnsi="Cascadia Code" w:cs="Cascadia Code"/>
+          <w:color w:val="0E2841" w:themeColor="text2"/>
+          <w:sz w:val="28"/>
+          <w:szCs w:val="28"/>
+        </w:rPr>
+        <w:t>state</w:t>
+      </w:r>
+      <w:proofErr w:type="spellEnd"/>
+      <w:r>
+        <w:rPr>
+          <w:rFonts w:ascii="Cascadia Code" w:hAnsi="Cascadia Code" w:cs="Cascadia Code"/>
+          <w:color w:val="0E2841" w:themeColor="text2"/>
+          <w:sz w:val="28"/>
+          <w:szCs w:val="28"/>
+        </w:rPr>
+        <w:t xml:space="preserve"> in </w:t>
+      </w:r>
+      <w:proofErr w:type="spellStart"/>
+      <w:r>
+        <w:rPr>
+          <w:rFonts w:ascii="Cascadia Code" w:hAnsi="Cascadia Code" w:cs="Cascadia Code"/>
+          <w:color w:val="0E2841" w:themeColor="text2"/>
+          <w:sz w:val="28"/>
+          <w:szCs w:val="28"/>
+        </w:rPr>
+        <w:t>neighbors</w:t>
+      </w:r>
+      <w:proofErr w:type="spellEnd"/>
+      <w:r>
+        <w:rPr>
+          <w:rFonts w:ascii="Cascadia Code" w:hAnsi="Cascadia Code" w:cs="Cascadia Code"/>
+          <w:color w:val="0E2841" w:themeColor="text2"/>
+          <w:sz w:val="28"/>
+          <w:szCs w:val="28"/>
+        </w:rPr>
+        <w:t>])</w:t>
+      </w:r>
+    </w:p>
+    <w:p>
+      <w:pPr>
+        <w:spacing w:after="0"/>
+        <w:jc w:val="both"/>
+        <w:rPr>
+          <w:rFonts w:ascii="Cascadia Code" w:hAnsi="Cascadia Code" w:cs="Cascadia Code"/>
+          <w:color w:val="0E2841" w:themeColor="text2"/>
+          <w:sz w:val="28"/>
+          <w:szCs w:val="28"/>
+        </w:rPr>
+      </w:pPr>
+      <w:r>
+        <w:rPr>
+          <w:rFonts w:ascii="Cascadia Code" w:hAnsi="Cascadia Code" w:cs="Cascadia Code"/>
+          <w:color w:val="0E2841" w:themeColor="text2"/>
+          <w:sz w:val="28"/>
+          <w:szCs w:val="28"/>
+        </w:rPr>
+        <w:t xml:space="preserve">    </w:t>
+      </w:r>
+      <w:proofErr w:type="spellStart"/>
+      <w:r>
+        <w:rPr>
+          <w:rFonts w:ascii="Cascadia Code" w:hAnsi="Cascadia Code" w:cs="Cascadia Code"/>
+          <w:color w:val="0E2841" w:themeColor="text2"/>
+          <w:sz w:val="28"/>
+          <w:szCs w:val="28"/>
+        </w:rPr>
+        <w:t>msg</w:t>
+      </w:r>
+      <w:proofErr w:type="spellEnd"/>
+      <w:r>
+        <w:rPr>
+          <w:rFonts w:ascii="Cascadia Code" w:hAnsi="Cascadia Code" w:cs="Cascadia Code"/>
+          <w:color w:val="0E2841" w:themeColor="text2"/>
+          <w:sz w:val="28"/>
+          <w:szCs w:val="28"/>
+        </w:rPr>
+        <w:t xml:space="preserve"> = {"</w:t>
+      </w:r>
+      <w:proofErr w:type="spellStart"/>
+      <w:r>
+        <w:rPr>
+          <w:rFonts w:ascii="Cascadia Code" w:hAnsi="Cascadia Code" w:cs="Cascadia Code"/>
+          <w:color w:val="0E2841" w:themeColor="text2"/>
+          <w:sz w:val="28"/>
+          <w:szCs w:val="28"/>
+        </w:rPr>
+        <w:t>content</w:t>
+      </w:r>
+      <w:proofErr w:type="spellEnd"/>
+      <w:r>
+        <w:rPr>
+          <w:rFonts w:ascii="Cascadia Code" w:hAnsi="Cascadia Code" w:cs="Cascadia Code"/>
+          <w:color w:val="0E2841" w:themeColor="text2"/>
+          <w:sz w:val="28"/>
+          <w:szCs w:val="28"/>
+        </w:rPr>
+        <w:t>": text}</w:t>
+      </w:r>
+    </w:p>
+    <w:p>
+      <w:pPr>
+        <w:spacing w:after="0"/>
+        <w:jc w:val="both"/>
+        <w:rPr>
+          <w:rFonts w:ascii="Cascadia Code" w:hAnsi="Cascadia Code" w:cs="Cascadia Code"/>
+          <w:color w:val="0E2841" w:themeColor="text2"/>
+          <w:sz w:val="28"/>
+          <w:szCs w:val="28"/>
+        </w:rPr>
+      </w:pPr>
+      <w:r>
+        <w:rPr>
+          <w:rFonts w:ascii="Cascadia Code" w:hAnsi="Cascadia Code" w:cs="Cascadia Code"/>
+          <w:color w:val="0E2841" w:themeColor="text2"/>
+          <w:sz w:val="28"/>
+          <w:szCs w:val="28"/>
+        </w:rPr>
+        <w:lastRenderedPageBreak/>
+        <w:t xml:space="preserve">    </w:t>
+      </w:r>
+      <w:proofErr w:type="spellStart"/>
+      <w:proofErr w:type="gramStart"/>
+      <w:r>
+        <w:rPr>
+          <w:rFonts w:ascii="Cascadia Code" w:hAnsi="Cascadia Code" w:cs="Cascadia Code"/>
+          <w:color w:val="0E2841" w:themeColor="text2"/>
+          <w:sz w:val="28"/>
+          <w:szCs w:val="28"/>
+        </w:rPr>
+        <w:t>requests.post</w:t>
+      </w:r>
+      <w:proofErr w:type="spellEnd"/>
+      <w:r>
+        <w:rPr>
+          <w:rFonts w:ascii="Cascadia Code" w:hAnsi="Cascadia Code" w:cs="Cascadia Code"/>
+          <w:color w:val="0E2841" w:themeColor="text2"/>
+          <w:sz w:val="28"/>
+          <w:szCs w:val="28"/>
+        </w:rPr>
+        <w:t>(</w:t>
+      </w:r>
+      <w:proofErr w:type="gramEnd"/>
+      <w:r>
+        <w:rPr>
+          <w:rFonts w:ascii="Cascadia Code" w:hAnsi="Cascadia Code" w:cs="Cascadia Code"/>
+          <w:color w:val="0E2841" w:themeColor="text2"/>
+          <w:sz w:val="28"/>
+          <w:szCs w:val="28"/>
+        </w:rPr>
+        <w:t xml:space="preserve">WEBHOOK, </w:t>
+      </w:r>
+      <w:proofErr w:type="spellStart"/>
+      <w:r>
+        <w:rPr>
+          <w:rFonts w:ascii="Cascadia Code" w:hAnsi="Cascadia Code" w:cs="Cascadia Code"/>
+          <w:color w:val="0E2841" w:themeColor="text2"/>
+          <w:sz w:val="28"/>
+          <w:szCs w:val="28"/>
+        </w:rPr>
+        <w:t>json</w:t>
+      </w:r>
+      <w:proofErr w:type="spellEnd"/>
+      <w:r>
+        <w:rPr>
+          <w:rFonts w:ascii="Cascadia Code" w:hAnsi="Cascadia Code" w:cs="Cascadia Code"/>
+          <w:color w:val="0E2841" w:themeColor="text2"/>
+          <w:sz w:val="28"/>
+          <w:szCs w:val="28"/>
+        </w:rPr>
+        <w:t>=</w:t>
+      </w:r>
+      <w:proofErr w:type="spellStart"/>
+      <w:r>
+        <w:rPr>
+          <w:rFonts w:ascii="Cascadia Code" w:hAnsi="Cascadia Code" w:cs="Cascadia Code"/>
+          <w:color w:val="0E2841" w:themeColor="text2"/>
+          <w:sz w:val="28"/>
+          <w:szCs w:val="28"/>
+        </w:rPr>
+        <w:t>msg</w:t>
+      </w:r>
+      <w:proofErr w:type="spellEnd"/>
+      <w:r>
+        <w:rPr>
+          <w:rFonts w:ascii="Cascadia Code" w:hAnsi="Cascadia Code" w:cs="Cascadia Code"/>
+          <w:color w:val="0E2841" w:themeColor="text2"/>
+          <w:sz w:val="28"/>
+          <w:szCs w:val="28"/>
+        </w:rPr>
+        <w:t>)</w:t>
+      </w:r>
+    </w:p>
+    <w:p>
+      <w:pPr>
+        <w:spacing w:after="0"/>
+        <w:jc w:val="both"/>
+        <w:rPr>
+          <w:rFonts w:ascii="Cascadia Code" w:hAnsi="Cascadia Code" w:cs="Cascadia Code"/>
+          <w:color w:val="0E2841" w:themeColor="text2"/>
+          <w:sz w:val="28"/>
+          <w:szCs w:val="28"/>
+        </w:rPr>
+      </w:pPr>
+      <w:r>
+        <w:rPr>
+          <w:rFonts w:ascii="Cascadia Code" w:hAnsi="Cascadia Code" w:cs="Cascadia Code"/>
+          <w:color w:val="0E2841" w:themeColor="text2"/>
+          <w:sz w:val="28"/>
+          <w:szCs w:val="28"/>
+        </w:rPr>
+        <w:t xml:space="preserve">    </w:t>
+      </w:r>
+      <w:proofErr w:type="gramStart"/>
+      <w:r>
+        <w:rPr>
+          <w:rFonts w:ascii="Cascadia Code" w:hAnsi="Cascadia Code" w:cs="Cascadia Code"/>
+          <w:color w:val="0E2841" w:themeColor="text2"/>
+          <w:sz w:val="28"/>
+          <w:szCs w:val="28"/>
+        </w:rPr>
+        <w:t>print(</w:t>
+      </w:r>
+      <w:proofErr w:type="gramEnd"/>
+      <w:r>
+        <w:rPr>
+          <w:rFonts w:ascii="Cascadia Code" w:hAnsi="Cascadia Code" w:cs="Cascadia Code"/>
+          <w:color w:val="0E2841" w:themeColor="text2"/>
+          <w:sz w:val="28"/>
+          <w:szCs w:val="28"/>
+        </w:rPr>
+        <w:t>"</w:t>
+      </w:r>
+      <w:proofErr w:type="spellStart"/>
+      <w:r>
+        <w:rPr>
+          <w:rFonts w:ascii="Cascadia Code" w:hAnsi="Cascadia Code" w:cs="Cascadia Code"/>
+          <w:color w:val="0E2841" w:themeColor="text2"/>
+          <w:sz w:val="28"/>
+          <w:szCs w:val="28"/>
+        </w:rPr>
+        <w:t>Discord</w:t>
+      </w:r>
+      <w:proofErr w:type="spellEnd"/>
+      <w:r>
+        <w:rPr>
+          <w:rFonts w:ascii="Cascadia Code" w:hAnsi="Cascadia Code" w:cs="Cascadia Code"/>
+          <w:color w:val="0E2841" w:themeColor="text2"/>
+          <w:sz w:val="28"/>
+          <w:szCs w:val="28"/>
+        </w:rPr>
+        <w:t xml:space="preserve"> riasztás elküldve.")</w:t>
+      </w:r>
+    </w:p>
+    <w:p>
+      <w:pPr>
+        <w:spacing w:after="0"/>
+        <w:jc w:val="both"/>
+        <w:rPr>
+          <w:rFonts w:ascii="Cascadia Code" w:hAnsi="Cascadia Code" w:cs="Cascadia Code"/>
+          <w:color w:val="0E2841" w:themeColor="text2"/>
+          <w:sz w:val="28"/>
+          <w:szCs w:val="28"/>
+        </w:rPr>
+      </w:pPr>
+      <w:proofErr w:type="spellStart"/>
+      <w:r>
+        <w:rPr>
+          <w:rFonts w:ascii="Cascadia Code" w:hAnsi="Cascadia Code" w:cs="Cascadia Code"/>
+          <w:color w:val="0E2841" w:themeColor="text2"/>
+          <w:sz w:val="28"/>
+          <w:szCs w:val="28"/>
+        </w:rPr>
+        <w:t>else</w:t>
+      </w:r>
+      <w:proofErr w:type="spellEnd"/>
+      <w:r>
+        <w:rPr>
+          <w:rFonts w:ascii="Cascadia Code" w:hAnsi="Cascadia Code" w:cs="Cascadia Code"/>
+          <w:color w:val="0E2841" w:themeColor="text2"/>
+          <w:sz w:val="28"/>
+          <w:szCs w:val="28"/>
+        </w:rPr>
+        <w:t>:</w:t>
+      </w:r>
+    </w:p>
+    <w:p>
+      <w:pPr>
+        <w:spacing w:after="0"/>
+        <w:jc w:val="both"/>
+        <w:rPr>
+          <w:rFonts w:ascii="Cascadia Code" w:hAnsi="Cascadia Code" w:cs="Cascadia Code"/>
+          <w:color w:val="0E2841" w:themeColor="text2"/>
+          <w:sz w:val="28"/>
+          <w:szCs w:val="28"/>
+        </w:rPr>
+      </w:pPr>
+      <w:r>
+        <w:rPr>
+          <w:rFonts w:ascii="Cascadia Code" w:hAnsi="Cascadia Code" w:cs="Cascadia Code"/>
+          <w:color w:val="0E2841" w:themeColor="text2"/>
+          <w:sz w:val="28"/>
+          <w:szCs w:val="28"/>
+        </w:rPr>
+        <w:t xml:space="preserve">    </w:t>
+      </w:r>
+      <w:proofErr w:type="gramStart"/>
+      <w:r>
+        <w:rPr>
+          <w:rFonts w:ascii="Cascadia Code" w:hAnsi="Cascadia Code" w:cs="Cascadia Code"/>
+          <w:color w:val="0E2841" w:themeColor="text2"/>
+          <w:sz w:val="28"/>
+          <w:szCs w:val="28"/>
+        </w:rPr>
+        <w:t>print(</w:t>
+      </w:r>
+      <w:proofErr w:type="gramEnd"/>
+      <w:r>
+        <w:rPr>
+          <w:rFonts w:ascii="Cascadia Code" w:hAnsi="Cascadia Code" w:cs="Cascadia Code"/>
+          <w:color w:val="0E2841" w:themeColor="text2"/>
+          <w:sz w:val="28"/>
+          <w:szCs w:val="28"/>
+        </w:rPr>
+        <w:t xml:space="preserve">"BGP szomszédság rendben (minden </w:t>
+      </w:r>
+      <w:proofErr w:type="spellStart"/>
+      <w:r>
+        <w:rPr>
+          <w:rFonts w:ascii="Cascadia Code" w:hAnsi="Cascadia Code" w:cs="Cascadia Code"/>
+          <w:color w:val="0E2841" w:themeColor="text2"/>
+          <w:sz w:val="28"/>
+          <w:szCs w:val="28"/>
+        </w:rPr>
+        <w:t>Established</w:t>
+      </w:r>
+      <w:proofErr w:type="spellEnd"/>
+      <w:r>
+        <w:rPr>
+          <w:rFonts w:ascii="Cascadia Code" w:hAnsi="Cascadia Code" w:cs="Cascadia Code"/>
+          <w:color w:val="0E2841" w:themeColor="text2"/>
+          <w:sz w:val="28"/>
+          <w:szCs w:val="28"/>
+        </w:rPr>
+        <w:t>).")</w:t>
+      </w:r>
+    </w:p>
+    <w:p>
+      <w:pPr>
+        <w:spacing w:after="0"/>
+        <w:jc w:val="both"/>
+        <w:rPr>
+          <w:rFonts w:ascii="Cascadia Code" w:hAnsi="Cascadia Code" w:cs="Cascadia Code"/>
+          <w:color w:val="0E2841" w:themeColor="text2"/>
+          <w:sz w:val="28"/>
+          <w:szCs w:val="28"/>
+        </w:rPr>
+      </w:pPr>
+    </w:p>
+    <w:p>
+      <w:pPr>
+        <w:spacing w:after="0"/>
+        <w:jc w:val="both"/>
+        <w:rPr>
+          <w:rFonts w:ascii="Cascadia Code" w:hAnsi="Cascadia Code" w:cs="Cascadia Code"/>
+          <w:color w:val="0E2841" w:themeColor="text2"/>
+          <w:sz w:val="28"/>
+          <w:szCs w:val="28"/>
+        </w:rPr>
+      </w:pPr>
+      <w:proofErr w:type="spellStart"/>
+      <w:r>
+        <w:rPr>
+          <w:rFonts w:ascii="Cascadia Code" w:hAnsi="Cascadia Code" w:cs="Cascadia Code"/>
+          <w:color w:val="0E2841" w:themeColor="text2"/>
+          <w:sz w:val="28"/>
+          <w:szCs w:val="28"/>
+        </w:rPr>
+        <w:t>with</w:t>
+      </w:r>
+      <w:proofErr w:type="spellEnd"/>
+      <w:r>
+        <w:rPr>
+          <w:rFonts w:ascii="Cascadia Code" w:hAnsi="Cascadia Code" w:cs="Cascadia Code"/>
+          <w:color w:val="0E2841" w:themeColor="text2"/>
+          <w:sz w:val="28"/>
+          <w:szCs w:val="28"/>
+        </w:rPr>
+        <w:t xml:space="preserve"> </w:t>
+      </w:r>
+      <w:proofErr w:type="spellStart"/>
+      <w:proofErr w:type="gramStart"/>
+      <w:r>
+        <w:rPr>
+          <w:rFonts w:ascii="Cascadia Code" w:hAnsi="Cascadia Code" w:cs="Cascadia Code"/>
+          <w:color w:val="0E2841" w:themeColor="text2"/>
+          <w:sz w:val="28"/>
+          <w:szCs w:val="28"/>
+        </w:rPr>
+        <w:t>open</w:t>
+      </w:r>
+      <w:proofErr w:type="spellEnd"/>
+      <w:r>
+        <w:rPr>
+          <w:rFonts w:ascii="Cascadia Code" w:hAnsi="Cascadia Code" w:cs="Cascadia Code"/>
+          <w:color w:val="0E2841" w:themeColor="text2"/>
+          <w:sz w:val="28"/>
+          <w:szCs w:val="28"/>
+        </w:rPr>
+        <w:t>(</w:t>
+      </w:r>
+      <w:proofErr w:type="gramEnd"/>
+      <w:r>
+        <w:rPr>
+          <w:rFonts w:ascii="Cascadia Code" w:hAnsi="Cascadia Code" w:cs="Cascadia Code"/>
+          <w:color w:val="0E2841" w:themeColor="text2"/>
+          <w:sz w:val="28"/>
+          <w:szCs w:val="28"/>
+        </w:rPr>
+        <w:t xml:space="preserve">"bgp_log.txt", "a") </w:t>
+      </w:r>
+      <w:proofErr w:type="spellStart"/>
+      <w:r>
+        <w:rPr>
+          <w:rFonts w:ascii="Cascadia Code" w:hAnsi="Cascadia Code" w:cs="Cascadia Code"/>
+          <w:color w:val="0E2841" w:themeColor="text2"/>
+          <w:sz w:val="28"/>
+          <w:szCs w:val="28"/>
+        </w:rPr>
+        <w:t>as</w:t>
+      </w:r>
+      <w:proofErr w:type="spellEnd"/>
+      <w:r>
+        <w:rPr>
+          <w:rFonts w:ascii="Cascadia Code" w:hAnsi="Cascadia Code" w:cs="Cascadia Code"/>
+          <w:color w:val="0E2841" w:themeColor="text2"/>
+          <w:sz w:val="28"/>
+          <w:szCs w:val="28"/>
+        </w:rPr>
+        <w:t xml:space="preserve"> log:</w:t>
+      </w:r>
+    </w:p>
+    <w:p>
+      <w:pPr>
+        <w:spacing w:after="0"/>
+        <w:jc w:val="both"/>
+        <w:rPr>
+          <w:rFonts w:ascii="Cascadia Code" w:hAnsi="Cascadia Code" w:cs="Cascadia Code"/>
+          <w:color w:val="0E2841" w:themeColor="text2"/>
+          <w:sz w:val="28"/>
+          <w:szCs w:val="28"/>
+        </w:rPr>
+      </w:pPr>
+      <w:r>
+        <w:rPr>
+          <w:rFonts w:ascii="Cascadia Code" w:hAnsi="Cascadia Code" w:cs="Cascadia Code"/>
+          <w:color w:val="0E2841" w:themeColor="text2"/>
+          <w:sz w:val="28"/>
+          <w:szCs w:val="28"/>
+        </w:rPr>
+        <w:t xml:space="preserve">    </w:t>
+      </w:r>
+      <w:proofErr w:type="spellStart"/>
+      <w:proofErr w:type="gramStart"/>
+      <w:r>
+        <w:rPr>
+          <w:rFonts w:ascii="Cascadia Code" w:hAnsi="Cascadia Code" w:cs="Cascadia Code"/>
+          <w:color w:val="0E2841" w:themeColor="text2"/>
+          <w:sz w:val="28"/>
+          <w:szCs w:val="28"/>
+        </w:rPr>
+        <w:t>log.write</w:t>
+      </w:r>
+      <w:proofErr w:type="spellEnd"/>
+      <w:proofErr w:type="gramEnd"/>
+      <w:r>
+        <w:rPr>
+          <w:rFonts w:ascii="Cascadia Code" w:hAnsi="Cascadia Code" w:cs="Cascadia Code"/>
+          <w:color w:val="0E2841" w:themeColor="text2"/>
+          <w:sz w:val="28"/>
+          <w:szCs w:val="28"/>
+        </w:rPr>
+        <w:t>(f"\n--- {</w:t>
+      </w:r>
+      <w:proofErr w:type="spellStart"/>
+      <w:proofErr w:type="gramStart"/>
+      <w:r>
+        <w:rPr>
+          <w:rFonts w:ascii="Cascadia Code" w:hAnsi="Cascadia Code" w:cs="Cascadia Code"/>
+          <w:color w:val="0E2841" w:themeColor="text2"/>
+          <w:sz w:val="28"/>
+          <w:szCs w:val="28"/>
+        </w:rPr>
+        <w:t>datetime.now</w:t>
+      </w:r>
+      <w:proofErr w:type="spellEnd"/>
+      <w:r>
+        <w:rPr>
+          <w:rFonts w:ascii="Cascadia Code" w:hAnsi="Cascadia Code" w:cs="Cascadia Code"/>
+          <w:color w:val="0E2841" w:themeColor="text2"/>
+          <w:sz w:val="28"/>
+          <w:szCs w:val="28"/>
+        </w:rPr>
+        <w:t>(</w:t>
+      </w:r>
+      <w:proofErr w:type="gramEnd"/>
+      <w:r>
+        <w:rPr>
+          <w:rFonts w:ascii="Cascadia Code" w:hAnsi="Cascadia Code" w:cs="Cascadia Code"/>
+          <w:color w:val="0E2841" w:themeColor="text2"/>
+          <w:sz w:val="28"/>
+          <w:szCs w:val="28"/>
+        </w:rPr>
+        <w:t>)} ---\n")</w:t>
+      </w:r>
+    </w:p>
+    <w:p>
+      <w:pPr>
+        <w:spacing w:after="0"/>
+        <w:jc w:val="both"/>
+        <w:rPr>
+          <w:rFonts w:ascii="Cascadia Code" w:hAnsi="Cascadia Code" w:cs="Cascadia Code"/>
+          <w:color w:val="0E2841" w:themeColor="text2"/>
+          <w:sz w:val="28"/>
+          <w:szCs w:val="28"/>
+        </w:rPr>
+      </w:pPr>
+      <w:r>
+        <w:rPr>
+          <w:rFonts w:ascii="Cascadia Code" w:hAnsi="Cascadia Code" w:cs="Cascadia Code"/>
+          <w:color w:val="0E2841" w:themeColor="text2"/>
+          <w:sz w:val="28"/>
+          <w:szCs w:val="28"/>
+        </w:rPr>
+        <w:t xml:space="preserve">    </w:t>
+      </w:r>
+      <w:proofErr w:type="spellStart"/>
+      <w:proofErr w:type="gramStart"/>
+      <w:r>
+        <w:rPr>
+          <w:rFonts w:ascii="Cascadia Code" w:hAnsi="Cascadia Code" w:cs="Cascadia Code"/>
+          <w:color w:val="0E2841" w:themeColor="text2"/>
+          <w:sz w:val="28"/>
+          <w:szCs w:val="28"/>
+        </w:rPr>
+        <w:t>log.write</w:t>
+      </w:r>
+      <w:proofErr w:type="spellEnd"/>
+      <w:proofErr w:type="gramEnd"/>
+      <w:r>
+        <w:rPr>
+          <w:rFonts w:ascii="Cascadia Code" w:hAnsi="Cascadia Code" w:cs="Cascadia Code"/>
+          <w:color w:val="0E2841" w:themeColor="text2"/>
+          <w:sz w:val="28"/>
+          <w:szCs w:val="28"/>
+        </w:rPr>
+        <w:t>(output)</w:t>
+      </w:r>
     </w:p>
     <w:p>
       <w:pPr>
@@ -407,7 +4894,61 @@
           <w:sz w:val="28"/>
           <w:szCs w:val="28"/>
         </w:rPr>
-        <w:t>A paramiko könyvtár segítségével a script SSH kapcsolatot létesít a megadott routerrel. Az AutoAddPolicy lehetővé teszi, hogy a script automatikusan elfogadja az ismeretlen host kulcsokat (ez kényelmes, de nem ajánlott éles környezetben).</w:t>
+        <w:t xml:space="preserve">A </w:t>
+      </w:r>
+      <w:proofErr w:type="spellStart"/>
+      <w:r>
+        <w:rPr>
+          <w:rFonts w:ascii="Times New Roman" w:hAnsi="Times New Roman" w:cs="Times New Roman"/>
+          <w:sz w:val="28"/>
+          <w:szCs w:val="28"/>
+        </w:rPr>
+        <w:t>paramiko</w:t>
+      </w:r>
+      <w:proofErr w:type="spellEnd"/>
+      <w:r>
+        <w:rPr>
+          <w:rFonts w:ascii="Times New Roman" w:hAnsi="Times New Roman" w:cs="Times New Roman"/>
+          <w:sz w:val="28"/>
+          <w:szCs w:val="28"/>
+        </w:rPr>
+        <w:t xml:space="preserve"> könyvtár segítségével a script SSH kapcsolatot létesít a megadott routerrel. Az </w:t>
+      </w:r>
+      <w:proofErr w:type="spellStart"/>
+      <w:r>
+        <w:rPr>
+          <w:rFonts w:ascii="Times New Roman" w:hAnsi="Times New Roman" w:cs="Times New Roman"/>
+          <w:sz w:val="28"/>
+          <w:szCs w:val="28"/>
+        </w:rPr>
+        <w:t>AutoAddPolicy</w:t>
+      </w:r>
+      <w:proofErr w:type="spellEnd"/>
+      <w:r>
+        <w:rPr>
+          <w:rFonts w:ascii="Times New Roman" w:hAnsi="Times New Roman" w:cs="Times New Roman"/>
+          <w:sz w:val="28"/>
+          <w:szCs w:val="28"/>
+        </w:rPr>
+        <w:t xml:space="preserve"> lehetővé teszi, hogy a script automatikusan elfogadja az ismeretlen </w:t>
+      </w:r>
+      <w:proofErr w:type="spellStart"/>
+      <w:r>
+        <w:rPr>
+          <w:rFonts w:ascii="Times New Roman" w:hAnsi="Times New Roman" w:cs="Times New Roman"/>
+          <w:sz w:val="28"/>
+          <w:szCs w:val="28"/>
+        </w:rPr>
+        <w:t>host</w:t>
+      </w:r>
+      <w:proofErr w:type="spellEnd"/>
+      <w:r>
+        <w:rPr>
+          <w:rFonts w:ascii="Times New Roman" w:hAnsi="Times New Roman" w:cs="Times New Roman"/>
+          <w:sz w:val="28"/>
+          <w:szCs w:val="28"/>
+        </w:rPr>
+        <w:t xml:space="preserve"> kulcsokat (ez kényelmes, de nem ajánlott éles környezetben).</w:t>
       </w:r>
     </w:p>
     <w:p>
@@ -430,7 +4971,6 @@
           <w:sz w:val="28"/>
           <w:szCs w:val="28"/>
         </w:rPr>
-        <w:lastRenderedPageBreak/>
         <w:t>BGP összegzés lekérdezése</w:t>
       </w:r>
     </w:p>
@@ -449,7 +4989,43 @@
           <w:sz w:val="28"/>
           <w:szCs w:val="28"/>
         </w:rPr>
-        <w:t>A script elküldi a show bgp summary parancsot a routernek, amely visszaadja a BGP szomszédságok állapotát. A kimenetet szövegként (output) olvassa be, majd lezárja az SSH kapcsolatot.</w:t>
+        <w:t xml:space="preserve">A script elküldi a show </w:t>
+      </w:r>
+      <w:proofErr w:type="spellStart"/>
+      <w:r>
+        <w:rPr>
+          <w:rFonts w:ascii="Times New Roman" w:hAnsi="Times New Roman" w:cs="Times New Roman"/>
+          <w:sz w:val="28"/>
+          <w:szCs w:val="28"/>
+        </w:rPr>
+        <w:t>bgp</w:t>
+      </w:r>
+      <w:proofErr w:type="spellEnd"/>
+      <w:r>
+        <w:rPr>
+          <w:rFonts w:ascii="Times New Roman" w:hAnsi="Times New Roman" w:cs="Times New Roman"/>
+          <w:sz w:val="28"/>
+          <w:szCs w:val="28"/>
+        </w:rPr>
+        <w:t xml:space="preserve"> </w:t>
+      </w:r>
+      <w:proofErr w:type="spellStart"/>
+      <w:r>
+        <w:rPr>
+          <w:rFonts w:ascii="Times New Roman" w:hAnsi="Times New Roman" w:cs="Times New Roman"/>
+          <w:sz w:val="28"/>
+          <w:szCs w:val="28"/>
+        </w:rPr>
+        <w:t>summary</w:t>
+      </w:r>
+      <w:proofErr w:type="spellEnd"/>
+      <w:r>
+        <w:rPr>
+          <w:rFonts w:ascii="Times New Roman" w:hAnsi="Times New Roman" w:cs="Times New Roman"/>
+          <w:sz w:val="28"/>
+          <w:szCs w:val="28"/>
+        </w:rPr>
+        <w:t xml:space="preserve"> parancsot a routernek, amely visszaadja a BGP szomszédságok állapotát. A kimenetet szövegként (output) olvassa be, majd lezárja az SSH kapcsolatot.</w:t>
       </w:r>
     </w:p>
     <w:p>
@@ -490,7 +5066,61 @@
           <w:sz w:val="28"/>
           <w:szCs w:val="28"/>
         </w:rPr>
-        <w:t>Ez a rész sorokra bontja a kimenetet, majd minden olyan sort, amely IP-címmel kezdődik (pl. 192.0.2.1), BGP szomszédsági sornak tekint. Kinyeri a szomszéd IP-címét és az utolsó mezőt, amely vagy egy szám (prefixek száma, ha Established), vagy egy állapot (Idle, Active stb.).</w:t>
+        <w:t xml:space="preserve">Ez a rész sorokra bontja a kimenetet, majd minden olyan sort, amely IP-címmel kezdődik (pl. 192.0.2.1), BGP szomszédsági sornak tekint. Kinyeri a szomszéd IP-címét és az utolsó mezőt, amely vagy egy szám (prefixek száma, ha </w:t>
+      </w:r>
+      <w:proofErr w:type="spellStart"/>
+      <w:r>
+        <w:rPr>
+          <w:rFonts w:ascii="Times New Roman" w:hAnsi="Times New Roman" w:cs="Times New Roman"/>
+          <w:sz w:val="28"/>
+          <w:szCs w:val="28"/>
+        </w:rPr>
+        <w:t>Established</w:t>
+      </w:r>
+      <w:proofErr w:type="spellEnd"/>
+      <w:r>
+        <w:rPr>
+          <w:rFonts w:ascii="Times New Roman" w:hAnsi="Times New Roman" w:cs="Times New Roman"/>
+          <w:sz w:val="28"/>
+          <w:szCs w:val="28"/>
+        </w:rPr>
+        <w:t>), vagy egy állapot (</w:t>
+      </w:r>
+      <w:proofErr w:type="spellStart"/>
+      <w:r>
+        <w:rPr>
+          <w:rFonts w:ascii="Times New Roman" w:hAnsi="Times New Roman" w:cs="Times New Roman"/>
+          <w:sz w:val="28"/>
+          <w:szCs w:val="28"/>
+        </w:rPr>
+        <w:t>Idle</w:t>
+      </w:r>
+      <w:proofErr w:type="spellEnd"/>
+      <w:r>
+        <w:rPr>
+          <w:rFonts w:ascii="Times New Roman" w:hAnsi="Times New Roman" w:cs="Times New Roman"/>
+          <w:sz w:val="28"/>
+          <w:szCs w:val="28"/>
+        </w:rPr>
+        <w:t xml:space="preserve">, </w:t>
+      </w:r>
+      <w:proofErr w:type="spellStart"/>
+      <w:r>
+        <w:rPr>
+          <w:rFonts w:ascii="Times New Roman" w:hAnsi="Times New Roman" w:cs="Times New Roman"/>
+          <w:sz w:val="28"/>
+          <w:szCs w:val="28"/>
+        </w:rPr>
+        <w:t>Active</w:t>
+      </w:r>
+      <w:proofErr w:type="spellEnd"/>
+      <w:r>
+        <w:rPr>
+          <w:rFonts w:ascii="Times New Roman" w:hAnsi="Times New Roman" w:cs="Times New Roman"/>
+          <w:sz w:val="28"/>
+          <w:szCs w:val="28"/>
+        </w:rPr>
+        <w:t xml:space="preserve"> stb.).</w:t>
       </w:r>
     </w:p>
     <w:p>
@@ -531,7 +5161,26 @@
           <w:sz w:val="28"/>
           <w:szCs w:val="28"/>
         </w:rPr>
-        <w:t>A script létrehoz egy XML fájlt (bgp_status.xml), amely tartalmazza az összes BGP szomszéd IP-címét és azok állapotát. Ez hasznos lehet automatizált riportáláshoz vagy archiváláshoz.</w:t>
+        <w:lastRenderedPageBreak/>
+        <w:t xml:space="preserve">A script létrehoz egy XML fájlt (bgp_status.xml), amely tartalmazza az összes BGP szomszéd IP-címét és azok állapotát. Ez hasznos lehet automatizált </w:t>
+      </w:r>
+      <w:proofErr w:type="spellStart"/>
+      <w:r>
+        <w:rPr>
+          <w:rFonts w:ascii="Times New Roman" w:hAnsi="Times New Roman" w:cs="Times New Roman"/>
+          <w:sz w:val="28"/>
+          <w:szCs w:val="28"/>
+        </w:rPr>
+        <w:t>riportáláshoz</w:t>
+      </w:r>
+      <w:proofErr w:type="spellEnd"/>
+      <w:r>
+        <w:rPr>
+          <w:rFonts w:ascii="Times New Roman" w:hAnsi="Times New Roman" w:cs="Times New Roman"/>
+          <w:sz w:val="28"/>
+          <w:szCs w:val="28"/>
+        </w:rPr>
+        <w:t xml:space="preserve"> vagy archiváláshoz.</w:t>
       </w:r>
     </w:p>
     <w:p>
@@ -554,25 +5203,79 @@
           <w:sz w:val="28"/>
           <w:szCs w:val="28"/>
         </w:rPr>
-        <w:t>BGP állapot ellenőrzése és Discord riasztás</w:t>
-      </w:r>
-    </w:p>
-    <w:p>
-      <w:pPr>
-        <w:jc w:val="both"/>
-        <w:rPr>
-          <w:rFonts w:ascii="Times New Roman" w:hAnsi="Times New Roman" w:cs="Times New Roman"/>
-          <w:sz w:val="28"/>
-          <w:szCs w:val="28"/>
-        </w:rPr>
-      </w:pPr>
-      <w:r>
-        <w:rPr>
-          <w:rFonts w:ascii="Times New Roman" w:hAnsi="Times New Roman" w:cs="Times New Roman"/>
-          <w:sz w:val="28"/>
-          <w:szCs w:val="28"/>
-        </w:rPr>
-        <w:t>Ez a rész ellenőrzi, hogy minden BGP szomszéd „Established” állapotban van-e. Ha az utolsó mező nem szám (pl. „Idle”), akkor azt problémának tekinti.</w:t>
+        <w:t xml:space="preserve">BGP állapot ellenőrzése és </w:t>
+      </w:r>
+      <w:proofErr w:type="spellStart"/>
+      <w:r>
+        <w:rPr>
+          <w:rFonts w:ascii="Times New Roman" w:hAnsi="Times New Roman" w:cs="Times New Roman"/>
+          <w:sz w:val="28"/>
+          <w:szCs w:val="28"/>
+        </w:rPr>
+        <w:t>Discord</w:t>
+      </w:r>
+      <w:proofErr w:type="spellEnd"/>
+      <w:r>
+        <w:rPr>
+          <w:rFonts w:ascii="Times New Roman" w:hAnsi="Times New Roman" w:cs="Times New Roman"/>
+          <w:sz w:val="28"/>
+          <w:szCs w:val="28"/>
+        </w:rPr>
+        <w:t xml:space="preserve"> riasztás</w:t>
+      </w:r>
+    </w:p>
+    <w:p>
+      <w:pPr>
+        <w:jc w:val="both"/>
+        <w:rPr>
+          <w:rFonts w:ascii="Times New Roman" w:hAnsi="Times New Roman" w:cs="Times New Roman"/>
+          <w:sz w:val="28"/>
+          <w:szCs w:val="28"/>
+        </w:rPr>
+      </w:pPr>
+      <w:r>
+        <w:rPr>
+          <w:rFonts w:ascii="Times New Roman" w:hAnsi="Times New Roman" w:cs="Times New Roman"/>
+          <w:sz w:val="28"/>
+          <w:szCs w:val="28"/>
+        </w:rPr>
+        <w:t>Ez a rész ellenőrzi, hogy minden BGP szomszéd „</w:t>
+      </w:r>
+      <w:proofErr w:type="spellStart"/>
+      <w:r>
+        <w:rPr>
+          <w:rFonts w:ascii="Times New Roman" w:hAnsi="Times New Roman" w:cs="Times New Roman"/>
+          <w:sz w:val="28"/>
+          <w:szCs w:val="28"/>
+        </w:rPr>
+        <w:t>Established</w:t>
+      </w:r>
+      <w:proofErr w:type="spellEnd"/>
+      <w:r>
+        <w:rPr>
+          <w:rFonts w:ascii="Times New Roman" w:hAnsi="Times New Roman" w:cs="Times New Roman"/>
+          <w:sz w:val="28"/>
+          <w:szCs w:val="28"/>
+        </w:rPr>
+        <w:t>” állapotban van-e. Ha az utolsó mező nem szám (pl. „</w:t>
+      </w:r>
+      <w:proofErr w:type="spellStart"/>
+      <w:r>
+        <w:rPr>
+          <w:rFonts w:ascii="Times New Roman" w:hAnsi="Times New Roman" w:cs="Times New Roman"/>
+          <w:sz w:val="28"/>
+          <w:szCs w:val="28"/>
+        </w:rPr>
+        <w:t>Idle</w:t>
+      </w:r>
+      <w:proofErr w:type="spellEnd"/>
+      <w:r>
+        <w:rPr>
+          <w:rFonts w:ascii="Times New Roman" w:hAnsi="Times New Roman" w:cs="Times New Roman"/>
+          <w:sz w:val="28"/>
+          <w:szCs w:val="28"/>
+        </w:rPr>
+        <w:t>”), akkor azt problémának tekinti.</w:t>
       </w:r>
       <w:r>
         <w:rPr>
@@ -588,7 +5291,43 @@
           <w:sz w:val="28"/>
           <w:szCs w:val="28"/>
         </w:rPr>
-        <w:t>Ha probléma van, a script egy figyelmeztető üzenetet küld egy megadott Discord webhook URL-re. Ez lehetővé teszi, hogy a hálózati adminisztrátorok azonnal értesüljenek a hibáról.</w:t>
+        <w:t xml:space="preserve">Ha probléma van, a script egy figyelmeztető üzenetet küld egy megadott </w:t>
+      </w:r>
+      <w:proofErr w:type="spellStart"/>
+      <w:r>
+        <w:rPr>
+          <w:rFonts w:ascii="Times New Roman" w:hAnsi="Times New Roman" w:cs="Times New Roman"/>
+          <w:sz w:val="28"/>
+          <w:szCs w:val="28"/>
+        </w:rPr>
+        <w:t>Discord</w:t>
+      </w:r>
+      <w:proofErr w:type="spellEnd"/>
+      <w:r>
+        <w:rPr>
+          <w:rFonts w:ascii="Times New Roman" w:hAnsi="Times New Roman" w:cs="Times New Roman"/>
+          <w:sz w:val="28"/>
+          <w:szCs w:val="28"/>
+        </w:rPr>
+        <w:t xml:space="preserve"> </w:t>
+      </w:r>
+      <w:proofErr w:type="spellStart"/>
+      <w:r>
+        <w:rPr>
+          <w:rFonts w:ascii="Times New Roman" w:hAnsi="Times New Roman" w:cs="Times New Roman"/>
+          <w:sz w:val="28"/>
+          <w:szCs w:val="28"/>
+        </w:rPr>
+        <w:t>webhook</w:t>
+      </w:r>
+      <w:proofErr w:type="spellEnd"/>
+      <w:r>
+        <w:rPr>
+          <w:rFonts w:ascii="Times New Roman" w:hAnsi="Times New Roman" w:cs="Times New Roman"/>
+          <w:sz w:val="28"/>
+          <w:szCs w:val="28"/>
+        </w:rPr>
+        <w:t xml:space="preserve"> URL-re. Ez lehetővé teszi, hogy a hálózati adminisztrátorok azonnal értesüljenek a hibáról.</w:t>
       </w:r>
       <w:r>
         <w:rPr>
@@ -659,59 +5398,93 @@
           <w:szCs w:val="28"/>
         </w:rPr>
       </w:pPr>
-    </w:p>
-    <w:p>
-      <w:pPr>
-        <w:jc w:val="both"/>
-        <w:rPr>
-          <w:rFonts w:ascii="Times New Roman" w:hAnsi="Times New Roman" w:cs="Times New Roman"/>
-          <w:sz w:val="28"/>
-          <w:szCs w:val="28"/>
-        </w:rPr>
-      </w:pPr>
-    </w:p>
-    <w:p>
-      <w:pPr>
-        <w:jc w:val="both"/>
-        <w:rPr>
-          <w:rFonts w:ascii="Times New Roman" w:hAnsi="Times New Roman" w:cs="Times New Roman"/>
-          <w:sz w:val="28"/>
-          <w:szCs w:val="28"/>
-        </w:rPr>
-      </w:pPr>
-      <w:r>
-        <w:rPr>
-          <w:rFonts w:ascii="Times New Roman" w:hAnsi="Times New Roman" w:cs="Times New Roman"/>
-          <w:sz w:val="28"/>
-          <w:szCs w:val="28"/>
-        </w:rPr>
-        <w:t xml:space="preserve">Discord szerver: </w:t>
-      </w:r>
-    </w:p>
-    <w:p>
-      <w:pPr>
-        <w:jc w:val="both"/>
-        <w:rPr>
-          <w:rFonts w:ascii="Times New Roman" w:hAnsi="Times New Roman" w:cs="Times New Roman"/>
-          <w:sz w:val="28"/>
-          <w:szCs w:val="28"/>
-        </w:rPr>
-      </w:pPr>
-      <w:r>
-        <w:rPr>
-          <w:rFonts w:ascii="Times New Roman" w:hAnsi="Times New Roman" w:cs="Times New Roman"/>
-          <w:sz w:val="28"/>
-          <w:szCs w:val="28"/>
-        </w:rPr>
-        <w:t xml:space="preserve">Webhookal működik. </w:t>
-      </w:r>
-      <w:r>
-        <w:rPr>
-          <w:rFonts w:ascii="Times New Roman" w:hAnsi="Times New Roman" w:cs="Times New Roman"/>
-          <w:sz w:val="28"/>
-          <w:szCs w:val="28"/>
-        </w:rPr>
-        <w:t xml:space="preserve">Egy webhook egy </w:t>
+      <w:proofErr w:type="spellStart"/>
+      <w:r>
+        <w:rPr>
+          <w:rFonts w:ascii="Times New Roman" w:hAnsi="Times New Roman" w:cs="Times New Roman"/>
+          <w:sz w:val="28"/>
+          <w:szCs w:val="28"/>
+        </w:rPr>
+        <w:t>Discord</w:t>
+      </w:r>
+      <w:proofErr w:type="spellEnd"/>
+      <w:r>
+        <w:rPr>
+          <w:rFonts w:ascii="Times New Roman" w:hAnsi="Times New Roman" w:cs="Times New Roman"/>
+          <w:sz w:val="28"/>
+          <w:szCs w:val="28"/>
+        </w:rPr>
+        <w:t xml:space="preserve"> szerver: </w:t>
+      </w:r>
+    </w:p>
+    <w:p>
+      <w:pPr>
+        <w:jc w:val="both"/>
+        <w:rPr>
+          <w:rFonts w:ascii="Times New Roman" w:hAnsi="Times New Roman" w:cs="Times New Roman"/>
+          <w:sz w:val="28"/>
+          <w:szCs w:val="28"/>
+        </w:rPr>
+      </w:pPr>
+      <w:proofErr w:type="spellStart"/>
+      <w:r>
+        <w:rPr>
+          <w:rFonts w:ascii="Times New Roman" w:hAnsi="Times New Roman" w:cs="Times New Roman"/>
+          <w:sz w:val="28"/>
+          <w:szCs w:val="28"/>
+        </w:rPr>
+        <w:t>Webhook</w:t>
+      </w:r>
+      <w:r>
+        <w:rPr>
+          <w:rFonts w:ascii="Times New Roman" w:hAnsi="Times New Roman" w:cs="Times New Roman"/>
+          <w:sz w:val="28"/>
+          <w:szCs w:val="28"/>
+        </w:rPr>
+        <w:t>-</w:t>
+      </w:r>
+      <w:r>
+        <w:rPr>
+          <w:rFonts w:ascii="Times New Roman" w:hAnsi="Times New Roman" w:cs="Times New Roman"/>
+          <w:sz w:val="28"/>
+          <w:szCs w:val="28"/>
+        </w:rPr>
+        <w:t>al</w:t>
+      </w:r>
+      <w:proofErr w:type="spellEnd"/>
+      <w:r>
+        <w:rPr>
+          <w:rFonts w:ascii="Times New Roman" w:hAnsi="Times New Roman" w:cs="Times New Roman"/>
+          <w:sz w:val="28"/>
+          <w:szCs w:val="28"/>
+        </w:rPr>
+        <w:t xml:space="preserve"> működik. </w:t>
+      </w:r>
+      <w:r>
+        <w:rPr>
+          <w:rFonts w:ascii="Times New Roman" w:hAnsi="Times New Roman" w:cs="Times New Roman"/>
+          <w:sz w:val="28"/>
+          <w:szCs w:val="28"/>
+        </w:rPr>
+        <w:t xml:space="preserve">Egy </w:t>
+      </w:r>
+      <w:proofErr w:type="spellStart"/>
+      <w:r>
+        <w:rPr>
+          <w:rFonts w:ascii="Times New Roman" w:hAnsi="Times New Roman" w:cs="Times New Roman"/>
+          <w:sz w:val="28"/>
+          <w:szCs w:val="28"/>
+        </w:rPr>
+        <w:t>webhook</w:t>
+      </w:r>
+      <w:proofErr w:type="spellEnd"/>
+      <w:r>
+        <w:rPr>
+          <w:rFonts w:ascii="Times New Roman" w:hAnsi="Times New Roman" w:cs="Times New Roman"/>
+          <w:sz w:val="28"/>
+          <w:szCs w:val="28"/>
+        </w:rPr>
+        <w:t xml:space="preserve"> egy </w:t>
       </w:r>
       <w:r>
         <w:rPr>
@@ -729,7 +5502,53 @@
           <w:sz w:val="28"/>
           <w:szCs w:val="28"/>
         </w:rPr>
-        <w:t xml:space="preserve">, amelyet egy Discord szerver egy adott szöveges csatornájához lehet létrehozni. Ez az URL lehetővé teszi, hogy külső alkalmazások (pl. Python script, GitHub, Jenkins, stb.) </w:t>
+        <w:t xml:space="preserve">, amelyet egy </w:t>
+      </w:r>
+      <w:proofErr w:type="spellStart"/>
+      <w:r>
+        <w:rPr>
+          <w:rFonts w:ascii="Times New Roman" w:hAnsi="Times New Roman" w:cs="Times New Roman"/>
+          <w:sz w:val="28"/>
+          <w:szCs w:val="28"/>
+        </w:rPr>
+        <w:t>Discord</w:t>
+      </w:r>
+      <w:proofErr w:type="spellEnd"/>
+      <w:r>
+        <w:rPr>
+          <w:rFonts w:ascii="Times New Roman" w:hAnsi="Times New Roman" w:cs="Times New Roman"/>
+          <w:sz w:val="28"/>
+          <w:szCs w:val="28"/>
+        </w:rPr>
+        <w:t xml:space="preserve"> szerver egy adott szöveges csatornájához lehet létrehozni. Ez az URL lehetővé teszi, hogy külső alkalmazások (pl. Python script, GitHub, </w:t>
+      </w:r>
+      <w:proofErr w:type="spellStart"/>
+      <w:proofErr w:type="gramStart"/>
+      <w:r>
+        <w:rPr>
+          <w:rFonts w:ascii="Times New Roman" w:hAnsi="Times New Roman" w:cs="Times New Roman"/>
+          <w:sz w:val="28"/>
+          <w:szCs w:val="28"/>
+        </w:rPr>
+        <w:t>Jenkins</w:t>
+      </w:r>
+      <w:proofErr w:type="spellEnd"/>
+      <w:r>
+        <w:rPr>
+          <w:rFonts w:ascii="Times New Roman" w:hAnsi="Times New Roman" w:cs="Times New Roman"/>
+          <w:sz w:val="28"/>
+          <w:szCs w:val="28"/>
+        </w:rPr>
+        <w:t>,</w:t>
+      </w:r>
+      <w:proofErr w:type="gramEnd"/>
+      <w:r>
+        <w:rPr>
+          <w:rFonts w:ascii="Times New Roman" w:hAnsi="Times New Roman" w:cs="Times New Roman"/>
+          <w:sz w:val="28"/>
+          <w:szCs w:val="28"/>
+        </w:rPr>
+        <w:t xml:space="preserve"> stb.) </w:t>
       </w:r>
       <w:r>
         <w:rPr>
@@ -763,16 +5582,25 @@
           <w:sz w:val="28"/>
           <w:szCs w:val="28"/>
         </w:rPr>
-        <w:t xml:space="preserve">hogy Discord botot </w:t>
-      </w:r>
-      <w:r>
-        <w:rPr>
-          <w:rFonts w:ascii="Times New Roman" w:hAnsi="Times New Roman" w:cs="Times New Roman"/>
-          <w:sz w:val="28"/>
-          <w:szCs w:val="28"/>
-        </w:rPr>
-        <w:lastRenderedPageBreak/>
-        <w:t>kellene írni vagy regisztrálni.</w:t>
+        <w:t xml:space="preserve">hogy </w:t>
+      </w:r>
+      <w:proofErr w:type="spellStart"/>
+      <w:r>
+        <w:rPr>
+          <w:rFonts w:ascii="Times New Roman" w:hAnsi="Times New Roman" w:cs="Times New Roman"/>
+          <w:sz w:val="28"/>
+          <w:szCs w:val="28"/>
+        </w:rPr>
+        <w:t>Discord</w:t>
+      </w:r>
+      <w:proofErr w:type="spellEnd"/>
+      <w:r>
+        <w:rPr>
+          <w:rFonts w:ascii="Times New Roman" w:hAnsi="Times New Roman" w:cs="Times New Roman"/>
+          <w:sz w:val="28"/>
+          <w:szCs w:val="28"/>
+        </w:rPr>
+        <w:t xml:space="preserve"> botot kellene írni vagy regisztrálni.</w:t>
       </w:r>
       <w:r>
         <w:rPr>
@@ -788,7 +5616,25 @@
           <w:sz w:val="28"/>
           <w:szCs w:val="28"/>
         </w:rPr>
-        <w:t>Az alerts csator</w:t>
+        <w:t xml:space="preserve">Az </w:t>
+      </w:r>
+      <w:proofErr w:type="spellStart"/>
+      <w:r>
+        <w:rPr>
+          <w:rFonts w:ascii="Times New Roman" w:hAnsi="Times New Roman" w:cs="Times New Roman"/>
+          <w:sz w:val="28"/>
+          <w:szCs w:val="28"/>
+        </w:rPr>
+        <w:t>alerts</w:t>
+      </w:r>
+      <w:proofErr w:type="spellEnd"/>
+      <w:r>
+        <w:rPr>
+          <w:rFonts w:ascii="Times New Roman" w:hAnsi="Times New Roman" w:cs="Times New Roman"/>
+          <w:sz w:val="28"/>
+          <w:szCs w:val="28"/>
+        </w:rPr>
+        <w:t xml:space="preserve"> csator</w:t>
       </w:r>
       <w:r>
         <w:rPr>
@@ -831,7 +5677,7 @@
                     <pic:cNvPicPr/>
                   </pic:nvPicPr>
                   <pic:blipFill>
-                    <a:blip r:embed="rId6"/>
+                    <a:blip r:embed="rId7"/>
                     <a:stretch>
                       <a:fillRect/>
                     </a:stretch>
@@ -868,6 +5714,7 @@
           <w:sz w:val="28"/>
           <w:szCs w:val="28"/>
         </w:rPr>
+        <w:lastRenderedPageBreak/>
         <w:drawing>
           <wp:inline distT="0" distB="0" distL="0" distR="0" wp14:anchorId="10C1199A" wp14:editId="15A74AC4">
             <wp:extent cx="5748867" cy="1244600"/>
@@ -884,7 +5731,7 @@
                     <pic:cNvPicPr/>
                   </pic:nvPicPr>
                   <pic:blipFill>
-                    <a:blip r:embed="rId7"/>
+                    <a:blip r:embed="rId8"/>
                     <a:stretch>
                       <a:fillRect/>
                     </a:stretch>
@@ -914,21 +5761,103 @@
           <w:szCs w:val="28"/>
         </w:rPr>
       </w:pPr>
-      <w:r>
-        <w:rPr>
-          <w:rFonts w:ascii="Times New Roman" w:hAnsi="Times New Roman" w:cs="Times New Roman"/>
-          <w:sz w:val="28"/>
-          <w:szCs w:val="28"/>
-        </w:rPr>
-        <w:t xml:space="preserve">Scrip kimenete: </w:t>
-      </w:r>
-      <w:r>
-        <w:rPr>
-          <w:rFonts w:ascii="Times New Roman" w:hAnsi="Times New Roman" w:cs="Times New Roman"/>
-          <w:sz w:val="28"/>
-          <w:szCs w:val="28"/>
-        </w:rPr>
-        <w:t>A script kimenete egy BGP (Border Gateway Protocol) állapotfigyelő rendszer eredményeit jeleníti meg, amely egy Cisco routerhez csatlakozik, lekéri a BGP szomszédság és routing tábla adatait, majd ezek alapján riportot készít és riasztást küld, ha probléma van.</w:t>
+      <w:proofErr w:type="spellStart"/>
+      <w:r>
+        <w:rPr>
+          <w:rFonts w:ascii="Times New Roman" w:hAnsi="Times New Roman" w:cs="Times New Roman"/>
+          <w:sz w:val="28"/>
+          <w:szCs w:val="28"/>
+        </w:rPr>
+        <w:t>Scrip</w:t>
+      </w:r>
+      <w:proofErr w:type="spellEnd"/>
+      <w:r>
+        <w:rPr>
+          <w:rFonts w:ascii="Times New Roman" w:hAnsi="Times New Roman" w:cs="Times New Roman"/>
+          <w:sz w:val="28"/>
+          <w:szCs w:val="28"/>
+        </w:rPr>
+        <w:t xml:space="preserve"> kimenete: </w:t>
+      </w:r>
+      <w:r>
+        <w:rPr>
+          <w:rFonts w:ascii="Times New Roman" w:hAnsi="Times New Roman" w:cs="Times New Roman"/>
+          <w:sz w:val="28"/>
+          <w:szCs w:val="28"/>
+        </w:rPr>
+        <w:t>A script kimenete egy BGP (</w:t>
+      </w:r>
+      <w:proofErr w:type="spellStart"/>
+      <w:r>
+        <w:rPr>
+          <w:rFonts w:ascii="Times New Roman" w:hAnsi="Times New Roman" w:cs="Times New Roman"/>
+          <w:sz w:val="28"/>
+          <w:szCs w:val="28"/>
+        </w:rPr>
+        <w:t>Border</w:t>
+      </w:r>
+      <w:proofErr w:type="spellEnd"/>
+      <w:r>
+        <w:rPr>
+          <w:rFonts w:ascii="Times New Roman" w:hAnsi="Times New Roman" w:cs="Times New Roman"/>
+          <w:sz w:val="28"/>
+          <w:szCs w:val="28"/>
+        </w:rPr>
+        <w:t xml:space="preserve"> </w:t>
+      </w:r>
+      <w:proofErr w:type="spellStart"/>
+      <w:r>
+        <w:rPr>
+          <w:rFonts w:ascii="Times New Roman" w:hAnsi="Times New Roman" w:cs="Times New Roman"/>
+          <w:sz w:val="28"/>
+          <w:szCs w:val="28"/>
+        </w:rPr>
+        <w:t>Gateway</w:t>
+      </w:r>
+      <w:proofErr w:type="spellEnd"/>
+      <w:r>
+        <w:rPr>
+          <w:rFonts w:ascii="Times New Roman" w:hAnsi="Times New Roman" w:cs="Times New Roman"/>
+          <w:sz w:val="28"/>
+          <w:szCs w:val="28"/>
+        </w:rPr>
+        <w:t xml:space="preserve"> </w:t>
+      </w:r>
+      <w:proofErr w:type="spellStart"/>
+      <w:r>
+        <w:rPr>
+          <w:rFonts w:ascii="Times New Roman" w:hAnsi="Times New Roman" w:cs="Times New Roman"/>
+          <w:sz w:val="28"/>
+          <w:szCs w:val="28"/>
+        </w:rPr>
+        <w:t>Protocol</w:t>
+      </w:r>
+      <w:proofErr w:type="spellEnd"/>
+      <w:r>
+        <w:rPr>
+          <w:rFonts w:ascii="Times New Roman" w:hAnsi="Times New Roman" w:cs="Times New Roman"/>
+          <w:sz w:val="28"/>
+          <w:szCs w:val="28"/>
+        </w:rPr>
+        <w:t xml:space="preserve">) állapotfigyelő rendszer eredményeit jeleníti meg, amely egy Cisco routerhez csatlakozik, lekéri a BGP szomszédság és </w:t>
+      </w:r>
+      <w:proofErr w:type="spellStart"/>
+      <w:r>
+        <w:rPr>
+          <w:rFonts w:ascii="Times New Roman" w:hAnsi="Times New Roman" w:cs="Times New Roman"/>
+          <w:sz w:val="28"/>
+          <w:szCs w:val="28"/>
+        </w:rPr>
+        <w:t>routing</w:t>
+      </w:r>
+      <w:proofErr w:type="spellEnd"/>
+      <w:r>
+        <w:rPr>
+          <w:rFonts w:ascii="Times New Roman" w:hAnsi="Times New Roman" w:cs="Times New Roman"/>
+          <w:sz w:val="28"/>
+          <w:szCs w:val="28"/>
+        </w:rPr>
+        <w:t xml:space="preserve"> tábla adatait, majd ezek alapján riportot készít és riasztást küld, ha probléma van.</w:t>
       </w:r>
     </w:p>
     <w:p>
@@ -963,7 +5892,7 @@
                     <pic:cNvPicPr/>
                   </pic:nvPicPr>
                   <pic:blipFill>
-                    <a:blip r:embed="rId8"/>
+                    <a:blip r:embed="rId9"/>
                     <a:stretch>
                       <a:fillRect/>
                     </a:stretch>
@@ -1061,7 +5990,35 @@
           <w:sz w:val="28"/>
           <w:szCs w:val="28"/>
         </w:rPr>
-        <w:t xml:space="preserve"> bejegyzéseket tartalmaz (datetime.now()),</w:t>
+        <w:t xml:space="preserve"> bejegyzéseket tartalmaz (</w:t>
+      </w:r>
+      <w:proofErr w:type="spellStart"/>
+      <w:proofErr w:type="gramStart"/>
+      <w:r>
+        <w:rPr>
+          <w:rFonts w:ascii="Times New Roman" w:hAnsi="Times New Roman" w:cs="Times New Roman"/>
+          <w:sz w:val="28"/>
+          <w:szCs w:val="28"/>
+        </w:rPr>
+        <w:t>datetime.now</w:t>
+      </w:r>
+      <w:proofErr w:type="spellEnd"/>
+      <w:r>
+        <w:rPr>
+          <w:rFonts w:ascii="Times New Roman" w:hAnsi="Times New Roman" w:cs="Times New Roman"/>
+          <w:sz w:val="28"/>
+          <w:szCs w:val="28"/>
+        </w:rPr>
+        <w:t>(</w:t>
+      </w:r>
+      <w:proofErr w:type="gramEnd"/>
+      <w:r>
+        <w:rPr>
+          <w:rFonts w:ascii="Times New Roman" w:hAnsi="Times New Roman" w:cs="Times New Roman"/>
+          <w:sz w:val="28"/>
+          <w:szCs w:val="28"/>
+        </w:rPr>
+        <w:t>)),</w:t>
       </w:r>
     </w:p>
     <w:p>
@@ -1083,7 +6040,79 @@
           <w:sz w:val="28"/>
           <w:szCs w:val="28"/>
         </w:rPr>
-        <w:t>tartalmazza a show bgp summary és show ip bgp teljes kimenetét,</w:t>
+        <w:t xml:space="preserve">tartalmazza a show </w:t>
+      </w:r>
+      <w:proofErr w:type="spellStart"/>
+      <w:r>
+        <w:rPr>
+          <w:rFonts w:ascii="Times New Roman" w:hAnsi="Times New Roman" w:cs="Times New Roman"/>
+          <w:sz w:val="28"/>
+          <w:szCs w:val="28"/>
+        </w:rPr>
+        <w:t>bgp</w:t>
+      </w:r>
+      <w:proofErr w:type="spellEnd"/>
+      <w:r>
+        <w:rPr>
+          <w:rFonts w:ascii="Times New Roman" w:hAnsi="Times New Roman" w:cs="Times New Roman"/>
+          <w:sz w:val="28"/>
+          <w:szCs w:val="28"/>
+        </w:rPr>
+        <w:t xml:space="preserve"> </w:t>
+      </w:r>
+      <w:proofErr w:type="spellStart"/>
+      <w:r>
+        <w:rPr>
+          <w:rFonts w:ascii="Times New Roman" w:hAnsi="Times New Roman" w:cs="Times New Roman"/>
+          <w:sz w:val="28"/>
+          <w:szCs w:val="28"/>
+        </w:rPr>
+        <w:t>summary</w:t>
+      </w:r>
+      <w:proofErr w:type="spellEnd"/>
+      <w:r>
+        <w:rPr>
+          <w:rFonts w:ascii="Times New Roman" w:hAnsi="Times New Roman" w:cs="Times New Roman"/>
+          <w:sz w:val="28"/>
+          <w:szCs w:val="28"/>
+        </w:rPr>
+        <w:t xml:space="preserve"> és show </w:t>
+      </w:r>
+      <w:proofErr w:type="spellStart"/>
+      <w:r>
+        <w:rPr>
+          <w:rFonts w:ascii="Times New Roman" w:hAnsi="Times New Roman" w:cs="Times New Roman"/>
+          <w:sz w:val="28"/>
+          <w:szCs w:val="28"/>
+        </w:rPr>
+        <w:t>ip</w:t>
+      </w:r>
+      <w:proofErr w:type="spellEnd"/>
+      <w:r>
+        <w:rPr>
+          <w:rFonts w:ascii="Times New Roman" w:hAnsi="Times New Roman" w:cs="Times New Roman"/>
+          <w:sz w:val="28"/>
+          <w:szCs w:val="28"/>
+        </w:rPr>
+        <w:t xml:space="preserve"> </w:t>
+      </w:r>
+      <w:proofErr w:type="spellStart"/>
+      <w:r>
+        <w:rPr>
+          <w:rFonts w:ascii="Times New Roman" w:hAnsi="Times New Roman" w:cs="Times New Roman"/>
+          <w:sz w:val="28"/>
+          <w:szCs w:val="28"/>
+        </w:rPr>
+        <w:t>bgp</w:t>
+      </w:r>
+      <w:proofErr w:type="spellEnd"/>
+      <w:r>
+        <w:rPr>
+          <w:rFonts w:ascii="Times New Roman" w:hAnsi="Times New Roman" w:cs="Times New Roman"/>
+          <w:sz w:val="28"/>
+          <w:szCs w:val="28"/>
+        </w:rPr>
+        <w:t xml:space="preserve"> teljes kimenetét,</w:t>
       </w:r>
     </w:p>
     <w:p>
@@ -1105,7 +6134,6 @@
           <w:sz w:val="28"/>
           <w:szCs w:val="28"/>
         </w:rPr>
-        <w:lastRenderedPageBreak/>
         <w:t xml:space="preserve">segít </w:t>
       </w:r>
       <w:r>
@@ -1142,7 +6170,25 @@
           <w:sz w:val="28"/>
           <w:szCs w:val="28"/>
         </w:rPr>
-        <w:t>A naplózás formátuma egyszerű szöveg, így könnyen olvasható vagy feldolgozható más eszközökkel (pl. log elemzők, grep, Python).</w:t>
+        <w:t xml:space="preserve">A naplózás formátuma egyszerű szöveg, így könnyen olvasható vagy feldolgozható más eszközökkel (pl. log elemzők, </w:t>
+      </w:r>
+      <w:proofErr w:type="spellStart"/>
+      <w:r>
+        <w:rPr>
+          <w:rFonts w:ascii="Times New Roman" w:hAnsi="Times New Roman" w:cs="Times New Roman"/>
+          <w:sz w:val="28"/>
+          <w:szCs w:val="28"/>
+        </w:rPr>
+        <w:t>grep</w:t>
+      </w:r>
+      <w:proofErr w:type="spellEnd"/>
+      <w:r>
+        <w:rPr>
+          <w:rFonts w:ascii="Times New Roman" w:hAnsi="Times New Roman" w:cs="Times New Roman"/>
+          <w:sz w:val="28"/>
+          <w:szCs w:val="28"/>
+        </w:rPr>
+        <w:t>, Python).</w:t>
       </w:r>
     </w:p>
     <w:p>
@@ -1182,7 +6228,43 @@
           <w:sz w:val="28"/>
           <w:szCs w:val="28"/>
         </w:rPr>
-        <w:t>a BGP szomszédok IP-címét és állapotát (pl. „Established”, „Idle”),</w:t>
+        <w:t>a BGP szomszédok IP-címét és állapotát (pl. „</w:t>
+      </w:r>
+      <w:proofErr w:type="spellStart"/>
+      <w:r>
+        <w:rPr>
+          <w:rFonts w:ascii="Times New Roman" w:hAnsi="Times New Roman" w:cs="Times New Roman"/>
+          <w:sz w:val="28"/>
+          <w:szCs w:val="28"/>
+        </w:rPr>
+        <w:t>Established</w:t>
+      </w:r>
+      <w:proofErr w:type="spellEnd"/>
+      <w:r>
+        <w:rPr>
+          <w:rFonts w:ascii="Times New Roman" w:hAnsi="Times New Roman" w:cs="Times New Roman"/>
+          <w:sz w:val="28"/>
+          <w:szCs w:val="28"/>
+        </w:rPr>
+        <w:t>”, „</w:t>
+      </w:r>
+      <w:proofErr w:type="spellStart"/>
+      <w:r>
+        <w:rPr>
+          <w:rFonts w:ascii="Times New Roman" w:hAnsi="Times New Roman" w:cs="Times New Roman"/>
+          <w:sz w:val="28"/>
+          <w:szCs w:val="28"/>
+        </w:rPr>
+        <w:t>Idle</w:t>
+      </w:r>
+      <w:proofErr w:type="spellEnd"/>
+      <w:r>
+        <w:rPr>
+          <w:rFonts w:ascii="Times New Roman" w:hAnsi="Times New Roman" w:cs="Times New Roman"/>
+          <w:sz w:val="28"/>
+          <w:szCs w:val="28"/>
+        </w:rPr>
+        <w:t>”),</w:t>
       </w:r>
     </w:p>
     <w:p>
@@ -1204,7 +6286,61 @@
           <w:sz w:val="28"/>
           <w:szCs w:val="28"/>
         </w:rPr>
-        <w:t>az összes BGP prefixet (hirdetett hálózatokat) a show ip bgp kimenetből,</w:t>
+        <w:t xml:space="preserve">az összes BGP prefixet (hirdetett </w:t>
+      </w:r>
+      <w:proofErr w:type="spellStart"/>
+      <w:r>
+        <w:rPr>
+          <w:rFonts w:ascii="Times New Roman" w:hAnsi="Times New Roman" w:cs="Times New Roman"/>
+          <w:sz w:val="28"/>
+          <w:szCs w:val="28"/>
+        </w:rPr>
+        <w:t>hálózatokat</w:t>
+      </w:r>
+      <w:proofErr w:type="spellEnd"/>
+      <w:r>
+        <w:rPr>
+          <w:rFonts w:ascii="Times New Roman" w:hAnsi="Times New Roman" w:cs="Times New Roman"/>
+          <w:sz w:val="28"/>
+          <w:szCs w:val="28"/>
+        </w:rPr>
+        <w:t xml:space="preserve">) a show </w:t>
+      </w:r>
+      <w:proofErr w:type="spellStart"/>
+      <w:r>
+        <w:rPr>
+          <w:rFonts w:ascii="Times New Roman" w:hAnsi="Times New Roman" w:cs="Times New Roman"/>
+          <w:sz w:val="28"/>
+          <w:szCs w:val="28"/>
+        </w:rPr>
+        <w:t>ip</w:t>
+      </w:r>
+      <w:proofErr w:type="spellEnd"/>
+      <w:r>
+        <w:rPr>
+          <w:rFonts w:ascii="Times New Roman" w:hAnsi="Times New Roman" w:cs="Times New Roman"/>
+          <w:sz w:val="28"/>
+          <w:szCs w:val="28"/>
+        </w:rPr>
+        <w:t xml:space="preserve"> </w:t>
+      </w:r>
+      <w:proofErr w:type="spellStart"/>
+      <w:r>
+        <w:rPr>
+          <w:rFonts w:ascii="Times New Roman" w:hAnsi="Times New Roman" w:cs="Times New Roman"/>
+          <w:sz w:val="28"/>
+          <w:szCs w:val="28"/>
+        </w:rPr>
+        <w:t>bgp</w:t>
+      </w:r>
+      <w:proofErr w:type="spellEnd"/>
+      <w:r>
+        <w:rPr>
+          <w:rFonts w:ascii="Times New Roman" w:hAnsi="Times New Roman" w:cs="Times New Roman"/>
+          <w:sz w:val="28"/>
+          <w:szCs w:val="28"/>
+        </w:rPr>
+        <w:t xml:space="preserve"> kimenetből,</w:t>
       </w:r>
     </w:p>
     <w:p>
@@ -1238,12 +6374,33 @@
           <w:szCs w:val="28"/>
         </w:rPr>
       </w:pPr>
-      <w:r>
-        <w:rPr>
-          <w:rFonts w:ascii="Times New Roman" w:hAnsi="Times New Roman" w:cs="Times New Roman"/>
-          <w:sz w:val="28"/>
-          <w:szCs w:val="28"/>
-        </w:rPr>
+    </w:p>
+    <w:p>
+      <w:pPr>
+        <w:jc w:val="both"/>
+        <w:rPr>
+          <w:rFonts w:ascii="Times New Roman" w:hAnsi="Times New Roman" w:cs="Times New Roman"/>
+          <w:sz w:val="28"/>
+          <w:szCs w:val="28"/>
+        </w:rPr>
+      </w:pPr>
+    </w:p>
+    <w:p>
+      <w:pPr>
+        <w:jc w:val="both"/>
+        <w:rPr>
+          <w:rFonts w:ascii="Times New Roman" w:hAnsi="Times New Roman" w:cs="Times New Roman"/>
+          <w:sz w:val="28"/>
+          <w:szCs w:val="28"/>
+        </w:rPr>
+      </w:pPr>
+      <w:r>
+        <w:rPr>
+          <w:rFonts w:ascii="Times New Roman" w:hAnsi="Times New Roman" w:cs="Times New Roman"/>
+          <w:sz w:val="28"/>
+          <w:szCs w:val="28"/>
+        </w:rPr>
+        <w:lastRenderedPageBreak/>
         <w:t>Ez a fájl ideális:</w:t>
       </w:r>
     </w:p>
@@ -1268,15 +6425,45 @@
           <w:sz w:val="28"/>
           <w:szCs w:val="28"/>
         </w:rPr>
-        <w:t>automatizált riportáláshoz</w:t>
-      </w:r>
-      <w:r>
-        <w:rPr>
-          <w:rFonts w:ascii="Times New Roman" w:hAnsi="Times New Roman" w:cs="Times New Roman"/>
-          <w:sz w:val="28"/>
-          <w:szCs w:val="28"/>
-        </w:rPr>
-        <w:t xml:space="preserve"> (pl. e-mailben vagy dashboardon megjelenítve),</w:t>
+        <w:t xml:space="preserve">automatizált </w:t>
+      </w:r>
+      <w:proofErr w:type="spellStart"/>
+      <w:r>
+        <w:rPr>
+          <w:rFonts w:ascii="Times New Roman" w:hAnsi="Times New Roman" w:cs="Times New Roman"/>
+          <w:b/>
+          <w:bCs/>
+          <w:sz w:val="28"/>
+          <w:szCs w:val="28"/>
+        </w:rPr>
+        <w:t>riportáláshoz</w:t>
+      </w:r>
+      <w:proofErr w:type="spellEnd"/>
+      <w:r>
+        <w:rPr>
+          <w:rFonts w:ascii="Times New Roman" w:hAnsi="Times New Roman" w:cs="Times New Roman"/>
+          <w:sz w:val="28"/>
+          <w:szCs w:val="28"/>
+        </w:rPr>
+        <w:t xml:space="preserve"> (pl. e-mailben vagy </w:t>
+      </w:r>
+      <w:proofErr w:type="spellStart"/>
+      <w:r>
+        <w:rPr>
+          <w:rFonts w:ascii="Times New Roman" w:hAnsi="Times New Roman" w:cs="Times New Roman"/>
+          <w:sz w:val="28"/>
+          <w:szCs w:val="28"/>
+        </w:rPr>
+        <w:t>dashboardon</w:t>
+      </w:r>
+      <w:proofErr w:type="spellEnd"/>
+      <w:r>
+        <w:rPr>
+          <w:rFonts w:ascii="Times New Roman" w:hAnsi="Times New Roman" w:cs="Times New Roman"/>
+          <w:sz w:val="28"/>
+          <w:szCs w:val="28"/>
+        </w:rPr>
+        <w:t xml:space="preserve"> megjelenítve),</w:t>
       </w:r>
     </w:p>
     <w:p>
@@ -1353,7 +6540,7 @@
                     <pic:cNvPicPr/>
                   </pic:nvPicPr>
                   <pic:blipFill>
-                    <a:blip r:embed="rId9"/>
+                    <a:blip r:embed="rId10"/>
                     <a:stretch>
                       <a:fillRect/>
                     </a:stretch>
@@ -1406,7 +6593,7 @@
                     <pic:cNvPicPr/>
                   </pic:nvPicPr>
                   <pic:blipFill>
-                    <a:blip r:embed="rId10"/>
+                    <a:blip r:embed="rId11"/>
                     <a:stretch>
                       <a:fillRect/>
                     </a:stretch>
@@ -1442,7 +6629,6 @@
           <w:sz w:val="28"/>
           <w:szCs w:val="28"/>
         </w:rPr>
-        <w:lastRenderedPageBreak/>
         <w:t xml:space="preserve">Időzítés: </w:t>
       </w:r>
       <w:r>
@@ -1450,7 +6636,39 @@
           <w:sz w:val="28"/>
           <w:szCs w:val="28"/>
         </w:rPr>
-        <w:t>A script manuálisan vagy időzítve is futtatható. Időzítéshez ajánlott a Windows Feladatütemező (Task Scheduler) használata, amely lehetővé teszi, hogy a script:</w:t>
+        <w:t>A script manuálisan vagy időzítve is futtatható. Időzítéshez ajánlott a Windows Feladatütemező (</w:t>
+      </w:r>
+      <w:proofErr w:type="spellStart"/>
+      <w:r>
+        <w:rPr>
+          <w:sz w:val="28"/>
+          <w:szCs w:val="28"/>
+        </w:rPr>
+        <w:t>Task</w:t>
+      </w:r>
+      <w:proofErr w:type="spellEnd"/>
+      <w:r>
+        <w:rPr>
+          <w:sz w:val="28"/>
+          <w:szCs w:val="28"/>
+        </w:rPr>
+        <w:t xml:space="preserve"> </w:t>
+      </w:r>
+      <w:proofErr w:type="spellStart"/>
+      <w:r>
+        <w:rPr>
+          <w:sz w:val="28"/>
+          <w:szCs w:val="28"/>
+        </w:rPr>
+        <w:t>Scheduler</w:t>
+      </w:r>
+      <w:proofErr w:type="spellEnd"/>
+      <w:r>
+        <w:rPr>
+          <w:sz w:val="28"/>
+          <w:szCs w:val="28"/>
+        </w:rPr>
+        <w:t>) használata, amely lehetővé teszi, hogy a script:</w:t>
       </w:r>
       <w:r>
         <w:rPr>
@@ -1477,10 +6695,11 @@
           <w:sz w:val="28"/>
           <w:szCs w:val="28"/>
         </w:rPr>
+        <w:lastRenderedPageBreak/>
         <w:drawing>
-          <wp:inline distT="0" distB="0" distL="0" distR="0" wp14:anchorId="0AC0033B" wp14:editId="7244F652">
-            <wp:extent cx="3167380" cy="2380772"/>
-            <wp:effectExtent l="0" t="0" r="0" b="635"/>
+          <wp:inline distT="0" distB="0" distL="0" distR="0" wp14:anchorId="0AC0033B" wp14:editId="45DA9504">
+            <wp:extent cx="5289211" cy="3975653"/>
+            <wp:effectExtent l="0" t="0" r="6985" b="6350"/>
             <wp:docPr id="253527667" name="Kép 1" descr="A képen szöveg, képernyőkép, szoftver, szám látható&#10;&#10;Előfordulhat, hogy az AI által létrehozott tartalom helytelen."/>
             <wp:cNvGraphicFramePr>
               <a:graphicFrameLocks xmlns:a="http://schemas.openxmlformats.org/drawingml/2006/main" noChangeAspect="1"/>
@@ -1493,7 +6712,7 @@
                     <pic:cNvPicPr/>
                   </pic:nvPicPr>
                   <pic:blipFill>
-                    <a:blip r:embed="rId11"/>
+                    <a:blip r:embed="rId12"/>
                     <a:stretch>
                       <a:fillRect/>
                     </a:stretch>
@@ -1501,7 +6720,7 @@
                   <pic:spPr>
                     <a:xfrm>
                       <a:off x="0" y="0"/>
-                      <a:ext cx="3195395" cy="2401829"/>
+                      <a:ext cx="5379399" cy="4043443"/>
                     </a:xfrm>
                     <a:prstGeom prst="rect">
                       <a:avLst/>
@@ -1532,9 +6751,9 @@
           <w:szCs w:val="28"/>
         </w:rPr>
         <w:drawing>
-          <wp:inline distT="0" distB="0" distL="0" distR="0" wp14:anchorId="4D0819EA" wp14:editId="2A809350">
-            <wp:extent cx="3123846" cy="2735165"/>
-            <wp:effectExtent l="0" t="0" r="635" b="8255"/>
+          <wp:inline distT="0" distB="0" distL="0" distR="0" wp14:anchorId="4D0819EA" wp14:editId="3CDEBD68">
+            <wp:extent cx="5312517" cy="4651513"/>
+            <wp:effectExtent l="0" t="0" r="2540" b="0"/>
             <wp:docPr id="555745868" name="Kép 1" descr="A képen szöveg, képernyőkép, szoftver, szám látható&#10;&#10;Előfordulhat, hogy az AI által létrehozott tartalom helytelen."/>
             <wp:cNvGraphicFramePr>
               <a:graphicFrameLocks xmlns:a="http://schemas.openxmlformats.org/drawingml/2006/main" noChangeAspect="1"/>
@@ -1547,7 +6766,7 @@
                     <pic:cNvPicPr/>
                   </pic:nvPicPr>
                   <pic:blipFill>
-                    <a:blip r:embed="rId12"/>
+                    <a:blip r:embed="rId13"/>
                     <a:stretch>
                       <a:fillRect/>
                     </a:stretch>
@@ -1555,7 +6774,7 @@
                   <pic:spPr>
                     <a:xfrm>
                       <a:off x="0" y="0"/>
-                      <a:ext cx="3132531" cy="2742769"/>
+                      <a:ext cx="5344813" cy="4679791"/>
                     </a:xfrm>
                     <a:prstGeom prst="rect">
                       <a:avLst/>
@@ -1578,6 +6797,32 @@
           <w:szCs w:val="28"/>
         </w:rPr>
       </w:pPr>
+      <w:r>
+        <w:rPr>
+          <w:rFonts w:ascii="Times New Roman" w:hAnsi="Times New Roman" w:cs="Times New Roman"/>
+          <w:sz w:val="28"/>
+          <w:szCs w:val="28"/>
+          <w:highlight w:val="yellow"/>
+        </w:rPr>
+        <w:lastRenderedPageBreak/>
+        <w:t>Megjegyzés:</w:t>
+      </w:r>
+      <w:r>
+        <w:rPr>
+          <w:rFonts w:ascii="Times New Roman" w:hAnsi="Times New Roman" w:cs="Times New Roman"/>
+          <w:sz w:val="28"/>
+          <w:szCs w:val="28"/>
+        </w:rPr>
+        <w:t xml:space="preserve"> Ez egy szimuláció, aminek sajnos megvannak a maga határai. </w:t>
+      </w:r>
+      <w:r>
+        <w:rPr>
+          <w:rFonts w:ascii="Times New Roman" w:hAnsi="Times New Roman" w:cs="Times New Roman"/>
+          <w:sz w:val="28"/>
+          <w:szCs w:val="28"/>
+        </w:rPr>
+        <w:t xml:space="preserve">A BGP konfiguráció a Routeren nem realisztikus és nem is az a lényeg ebben a projektben, jelenleg a script és annak a tesztelése volt a célja ennek. </w:t>
+      </w:r>
     </w:p>
     <w:p>
       <w:pPr>

--- a/Hálózatprogramozás dokumentáció.docx
+++ b/Hálózatprogramozás dokumentáció.docx
@@ -3865,27 +3865,7 @@
           <w:sz w:val="28"/>
           <w:szCs w:val="28"/>
         </w:rPr>
-        <w:t xml:space="preserve"> </w:t>
-      </w:r>
-      <w:proofErr w:type="spellStart"/>
-      <w:r>
-        <w:rPr>
-          <w:rFonts w:ascii="Cascadia Code" w:hAnsi="Cascadia Code" w:cs="Cascadia Code"/>
-          <w:color w:val="0E2841" w:themeColor="text2"/>
-          <w:sz w:val="28"/>
-          <w:szCs w:val="28"/>
-        </w:rPr>
-        <w:t>not</w:t>
-      </w:r>
-      <w:proofErr w:type="spellEnd"/>
-      <w:r>
-        <w:rPr>
-          <w:rFonts w:ascii="Cascadia Code" w:hAnsi="Cascadia Code" w:cs="Cascadia Code"/>
-          <w:color w:val="0E2841" w:themeColor="text2"/>
-          <w:sz w:val="28"/>
-          <w:szCs w:val="28"/>
-        </w:rPr>
-        <w:t xml:space="preserve"> </w:t>
+        <w:t xml:space="preserve"> not </w:t>
       </w:r>
       <w:proofErr w:type="spellStart"/>
       <w:proofErr w:type="gramStart"/>

--- a/Hálózatprogramozás dokumentáció.docx
+++ b/Hálózatprogramozás dokumentáció.docx
@@ -332,46 +332,566 @@
         </w:rPr>
         <w:t xml:space="preserve">cégnek. </w:t>
       </w:r>
-    </w:p>
-    <w:p>
-      <w:pPr>
-        <w:jc w:val="both"/>
-        <w:rPr>
-          <w:rFonts w:ascii="Times New Roman" w:hAnsi="Times New Roman" w:cs="Times New Roman"/>
-          <w:sz w:val="28"/>
-          <w:szCs w:val="28"/>
-        </w:rPr>
-      </w:pPr>
-      <w:proofErr w:type="spellStart"/>
-      <w:r>
-        <w:rPr>
-          <w:rFonts w:ascii="Times New Roman" w:hAnsi="Times New Roman" w:cs="Times New Roman"/>
-          <w:sz w:val="28"/>
-          <w:szCs w:val="28"/>
-        </w:rPr>
-        <w:t>Netconf</w:t>
-      </w:r>
-      <w:proofErr w:type="spellEnd"/>
-      <w:r>
-        <w:rPr>
-          <w:rFonts w:ascii="Times New Roman" w:hAnsi="Times New Roman" w:cs="Times New Roman"/>
-          <w:sz w:val="28"/>
-          <w:szCs w:val="28"/>
-        </w:rPr>
-        <w:t xml:space="preserve"> működése</w:t>
-      </w:r>
-      <w:r>
-        <w:rPr>
-          <w:rFonts w:ascii="Times New Roman" w:hAnsi="Times New Roman" w:cs="Times New Roman"/>
-          <w:sz w:val="28"/>
-          <w:szCs w:val="28"/>
-        </w:rPr>
-        <w:t xml:space="preserve"> a Catalyst8000-es Routeren: </w:t>
+      <w:r>
+        <w:rPr>
+          <w:rFonts w:ascii="Times New Roman" w:hAnsi="Times New Roman" w:cs="Times New Roman"/>
+          <w:sz w:val="28"/>
+          <w:szCs w:val="28"/>
+        </w:rPr>
+        <w:t xml:space="preserve">Fontos hozzáfűzni, hogy a </w:t>
+      </w:r>
+      <w:proofErr w:type="spellStart"/>
+      <w:r>
+        <w:rPr>
+          <w:rFonts w:ascii="Times New Roman" w:hAnsi="Times New Roman" w:cs="Times New Roman"/>
+          <w:sz w:val="28"/>
+          <w:szCs w:val="28"/>
+        </w:rPr>
+        <w:t>python</w:t>
+      </w:r>
+      <w:proofErr w:type="spellEnd"/>
+      <w:r>
+        <w:rPr>
+          <w:rFonts w:ascii="Times New Roman" w:hAnsi="Times New Roman" w:cs="Times New Roman"/>
+          <w:sz w:val="28"/>
+          <w:szCs w:val="28"/>
+        </w:rPr>
+        <w:t xml:space="preserve"> modulokat használ a scriptünk: </w:t>
+      </w:r>
+    </w:p>
+    <w:p>
+      <w:pPr>
+        <w:jc w:val="both"/>
+        <w:rPr>
+          <w:rFonts w:ascii="Times New Roman" w:hAnsi="Times New Roman" w:cs="Times New Roman"/>
+          <w:sz w:val="28"/>
+          <w:szCs w:val="28"/>
+        </w:rPr>
+      </w:pPr>
+      <w:r>
+        <w:rPr>
+          <w:rFonts w:ascii="Times New Roman" w:hAnsi="Times New Roman" w:cs="Times New Roman"/>
+          <w:sz w:val="28"/>
+          <w:szCs w:val="28"/>
+        </w:rPr>
+        <w:t xml:space="preserve">A </w:t>
+      </w:r>
+      <w:proofErr w:type="spellStart"/>
+      <w:r>
+        <w:rPr>
+          <w:rFonts w:ascii="Times New Roman" w:hAnsi="Times New Roman" w:cs="Times New Roman"/>
+          <w:sz w:val="28"/>
+          <w:szCs w:val="28"/>
+        </w:rPr>
+        <w:t>paramiko</w:t>
+      </w:r>
+      <w:proofErr w:type="spellEnd"/>
+      <w:r>
+        <w:rPr>
+          <w:rFonts w:ascii="Times New Roman" w:hAnsi="Times New Roman" w:cs="Times New Roman"/>
+          <w:sz w:val="28"/>
+          <w:szCs w:val="28"/>
+        </w:rPr>
+        <w:t xml:space="preserve"> egy Python</w:t>
+      </w:r>
+      <w:r>
+        <w:rPr>
+          <w:rFonts w:ascii="Times New Roman" w:hAnsi="Times New Roman" w:cs="Times New Roman"/>
+          <w:sz w:val="28"/>
+          <w:szCs w:val="28"/>
+        </w:rPr>
+        <w:noBreakHyphen/>
+        <w:t xml:space="preserve">könyvtár, amivel </w:t>
+      </w:r>
+      <w:r>
+        <w:rPr>
+          <w:rFonts w:ascii="Times New Roman" w:hAnsi="Times New Roman" w:cs="Times New Roman"/>
+          <w:b/>
+          <w:bCs/>
+          <w:sz w:val="28"/>
+          <w:szCs w:val="28"/>
+        </w:rPr>
+        <w:t>SSH kapcsolatot</w:t>
+      </w:r>
+      <w:r>
+        <w:rPr>
+          <w:rFonts w:ascii="Times New Roman" w:hAnsi="Times New Roman" w:cs="Times New Roman"/>
+          <w:sz w:val="28"/>
+          <w:szCs w:val="28"/>
+        </w:rPr>
+        <w:t xml:space="preserve"> tudsz létrehozni eszközökhöz (router, </w:t>
+      </w:r>
+      <w:proofErr w:type="spellStart"/>
+      <w:r>
+        <w:rPr>
+          <w:rFonts w:ascii="Times New Roman" w:hAnsi="Times New Roman" w:cs="Times New Roman"/>
+          <w:sz w:val="28"/>
+          <w:szCs w:val="28"/>
+        </w:rPr>
+        <w:t>switch</w:t>
+      </w:r>
+      <w:proofErr w:type="spellEnd"/>
+      <w:r>
+        <w:rPr>
+          <w:rFonts w:ascii="Times New Roman" w:hAnsi="Times New Roman" w:cs="Times New Roman"/>
+          <w:sz w:val="28"/>
+          <w:szCs w:val="28"/>
+        </w:rPr>
+        <w:t>, Linux szerver stb.)</w:t>
+      </w:r>
+      <w:r>
+        <w:rPr>
+          <w:rFonts w:ascii="Times New Roman" w:hAnsi="Times New Roman" w:cs="Times New Roman"/>
+          <w:sz w:val="28"/>
+          <w:szCs w:val="28"/>
+        </w:rPr>
+        <w:t xml:space="preserve">. </w:t>
+      </w:r>
+      <w:proofErr w:type="spellStart"/>
+      <w:proofErr w:type="gramStart"/>
+      <w:r>
+        <w:rPr>
+          <w:rFonts w:ascii="Times New Roman" w:hAnsi="Times New Roman" w:cs="Times New Roman"/>
+          <w:sz w:val="28"/>
+          <w:szCs w:val="28"/>
+        </w:rPr>
+        <w:t>xml.etree</w:t>
+      </w:r>
+      <w:proofErr w:type="gramEnd"/>
+      <w:r>
+        <w:rPr>
+          <w:rFonts w:ascii="Times New Roman" w:hAnsi="Times New Roman" w:cs="Times New Roman"/>
+          <w:sz w:val="28"/>
+          <w:szCs w:val="28"/>
+        </w:rPr>
+        <w:t>.ElementTree</w:t>
+      </w:r>
+      <w:proofErr w:type="spellEnd"/>
+      <w:r>
+        <w:rPr>
+          <w:rFonts w:ascii="Times New Roman" w:hAnsi="Times New Roman" w:cs="Times New Roman"/>
+          <w:b/>
+          <w:bCs/>
+          <w:sz w:val="28"/>
+          <w:szCs w:val="28"/>
+        </w:rPr>
+        <w:t xml:space="preserve"> – XML fájlok létrehozás</w:t>
+      </w:r>
+      <w:r>
+        <w:rPr>
+          <w:rFonts w:ascii="Times New Roman" w:hAnsi="Times New Roman" w:cs="Times New Roman"/>
+          <w:b/>
+          <w:bCs/>
+          <w:sz w:val="28"/>
+          <w:szCs w:val="28"/>
+        </w:rPr>
+        <w:t xml:space="preserve">ára. </w:t>
+      </w:r>
+      <w:proofErr w:type="spellStart"/>
+      <w:r>
+        <w:rPr>
+          <w:rFonts w:ascii="Times New Roman" w:hAnsi="Times New Roman" w:cs="Times New Roman"/>
+          <w:b/>
+          <w:bCs/>
+          <w:sz w:val="28"/>
+          <w:szCs w:val="28"/>
+        </w:rPr>
+        <w:t>requests</w:t>
+      </w:r>
+      <w:proofErr w:type="spellEnd"/>
+      <w:r>
+        <w:rPr>
+          <w:rFonts w:ascii="Times New Roman" w:hAnsi="Times New Roman" w:cs="Times New Roman"/>
+          <w:b/>
+          <w:bCs/>
+          <w:sz w:val="28"/>
+          <w:szCs w:val="28"/>
+        </w:rPr>
+        <w:t xml:space="preserve"> – HTTP kérések küldés</w:t>
+      </w:r>
+      <w:r>
+        <w:rPr>
+          <w:rFonts w:ascii="Times New Roman" w:hAnsi="Times New Roman" w:cs="Times New Roman"/>
+          <w:b/>
+          <w:bCs/>
+          <w:sz w:val="28"/>
+          <w:szCs w:val="28"/>
+        </w:rPr>
+        <w:t xml:space="preserve">ére </w:t>
+      </w:r>
+      <w:r>
+        <w:rPr>
+          <w:rFonts w:ascii="Times New Roman" w:hAnsi="Times New Roman" w:cs="Times New Roman"/>
+          <w:b/>
+          <w:bCs/>
+          <w:sz w:val="28"/>
+          <w:szCs w:val="28"/>
+        </w:rPr>
+        <w:t xml:space="preserve">(pl. </w:t>
+      </w:r>
+      <w:proofErr w:type="spellStart"/>
+      <w:r>
+        <w:rPr>
+          <w:rFonts w:ascii="Times New Roman" w:hAnsi="Times New Roman" w:cs="Times New Roman"/>
+          <w:b/>
+          <w:bCs/>
+          <w:sz w:val="28"/>
+          <w:szCs w:val="28"/>
+        </w:rPr>
+        <w:t>Discord</w:t>
+      </w:r>
+      <w:proofErr w:type="spellEnd"/>
+      <w:r>
+        <w:rPr>
+          <w:rFonts w:ascii="Times New Roman" w:hAnsi="Times New Roman" w:cs="Times New Roman"/>
+          <w:b/>
+          <w:bCs/>
+          <w:sz w:val="28"/>
+          <w:szCs w:val="28"/>
+        </w:rPr>
+        <w:t xml:space="preserve"> </w:t>
+      </w:r>
+      <w:proofErr w:type="spellStart"/>
+      <w:r>
+        <w:rPr>
+          <w:rFonts w:ascii="Times New Roman" w:hAnsi="Times New Roman" w:cs="Times New Roman"/>
+          <w:b/>
+          <w:bCs/>
+          <w:sz w:val="28"/>
+          <w:szCs w:val="28"/>
+        </w:rPr>
+        <w:t>webhook</w:t>
+      </w:r>
+      <w:proofErr w:type="spellEnd"/>
+      <w:r>
+        <w:rPr>
+          <w:rFonts w:ascii="Times New Roman" w:hAnsi="Times New Roman" w:cs="Times New Roman"/>
+          <w:b/>
+          <w:bCs/>
+          <w:sz w:val="28"/>
+          <w:szCs w:val="28"/>
+        </w:rPr>
+        <w:t>)</w:t>
+      </w:r>
+      <w:r>
+        <w:rPr>
+          <w:rFonts w:ascii="Times New Roman" w:hAnsi="Times New Roman" w:cs="Times New Roman"/>
+          <w:b/>
+          <w:bCs/>
+          <w:sz w:val="28"/>
+          <w:szCs w:val="28"/>
+        </w:rPr>
+        <w:t xml:space="preserve">. </w:t>
+      </w:r>
+      <w:proofErr w:type="spellStart"/>
+      <w:r>
+        <w:rPr>
+          <w:rFonts w:ascii="Times New Roman" w:hAnsi="Times New Roman" w:cs="Times New Roman"/>
+          <w:b/>
+          <w:bCs/>
+          <w:sz w:val="28"/>
+          <w:szCs w:val="28"/>
+        </w:rPr>
+        <w:t>datetime</w:t>
+      </w:r>
+      <w:proofErr w:type="spellEnd"/>
+      <w:r>
+        <w:rPr>
+          <w:rFonts w:ascii="Times New Roman" w:hAnsi="Times New Roman" w:cs="Times New Roman"/>
+          <w:b/>
+          <w:bCs/>
+          <w:sz w:val="28"/>
+          <w:szCs w:val="28"/>
+        </w:rPr>
+        <w:t xml:space="preserve"> – időbélyeg a logfájlhoz</w:t>
+      </w:r>
+      <w:r>
+        <w:rPr>
+          <w:rFonts w:ascii="Times New Roman" w:hAnsi="Times New Roman" w:cs="Times New Roman"/>
+          <w:b/>
+          <w:bCs/>
+          <w:sz w:val="28"/>
+          <w:szCs w:val="28"/>
+        </w:rPr>
+        <w:t xml:space="preserve">. </w:t>
+      </w:r>
+    </w:p>
+    <w:p>
+      <w:pPr>
+        <w:jc w:val="both"/>
+        <w:rPr>
+          <w:rFonts w:ascii="Times New Roman" w:hAnsi="Times New Roman" w:cs="Times New Roman"/>
+          <w:sz w:val="28"/>
+          <w:szCs w:val="28"/>
+        </w:rPr>
+      </w:pPr>
+      <w:r>
+        <w:rPr>
+          <w:rFonts w:ascii="Times New Roman" w:hAnsi="Times New Roman" w:cs="Times New Roman"/>
+          <w:sz w:val="28"/>
+          <w:szCs w:val="28"/>
+        </w:rPr>
+        <w:t>Szerver oldal beállítása</w:t>
+      </w:r>
+      <w:r>
+        <w:rPr>
+          <w:rFonts w:ascii="Times New Roman" w:hAnsi="Times New Roman" w:cs="Times New Roman"/>
+          <w:sz w:val="28"/>
+          <w:szCs w:val="28"/>
+        </w:rPr>
+        <w:t xml:space="preserve">, </w:t>
+      </w:r>
+      <w:r>
+        <w:rPr>
+          <w:rFonts w:ascii="Times New Roman" w:hAnsi="Times New Roman" w:cs="Times New Roman"/>
+          <w:sz w:val="28"/>
+          <w:szCs w:val="28"/>
+        </w:rPr>
+        <w:t>NETCONF beállítása</w:t>
+      </w:r>
+      <w:r>
+        <w:rPr>
+          <w:rFonts w:ascii="Times New Roman" w:hAnsi="Times New Roman" w:cs="Times New Roman"/>
+          <w:sz w:val="28"/>
+          <w:szCs w:val="28"/>
+        </w:rPr>
+        <w:t xml:space="preserve"> </w:t>
       </w:r>
     </w:p>
     <w:p>
       <w:pPr>
         <w:jc w:val="center"/>
+        <w:rPr>
+          <w:rFonts w:ascii="Times New Roman" w:hAnsi="Times New Roman" w:cs="Times New Roman"/>
+          <w:sz w:val="28"/>
+          <w:szCs w:val="28"/>
+        </w:rPr>
+      </w:pPr>
+      <w:r>
+        <w:rPr>
+          <w:rFonts w:ascii="Times New Roman" w:hAnsi="Times New Roman" w:cs="Times New Roman"/>
+          <w:noProof/>
+          <w:sz w:val="28"/>
+          <w:szCs w:val="28"/>
+        </w:rPr>
+        <w:drawing>
+          <wp:inline distT="0" distB="0" distL="0" distR="0" wp14:anchorId="22E7FC0C" wp14:editId="16B9AA13">
+            <wp:extent cx="5760720" cy="1012018"/>
+            <wp:effectExtent l="0" t="0" r="0" b="0"/>
+            <wp:docPr id="45447223" name="Kép 1"/>
+            <wp:cNvGraphicFramePr>
+              <a:graphicFrameLocks xmlns:a="http://schemas.openxmlformats.org/drawingml/2006/main" noChangeAspect="1"/>
+            </wp:cNvGraphicFramePr>
+            <a:graphic xmlns:a="http://schemas.openxmlformats.org/drawingml/2006/main">
+              <a:graphicData uri="http://schemas.openxmlformats.org/drawingml/2006/picture">
+                <pic:pic xmlns:pic="http://schemas.openxmlformats.org/drawingml/2006/picture">
+                  <pic:nvPicPr>
+                    <pic:cNvPr id="45447223" name=""/>
+                    <pic:cNvPicPr/>
+                  </pic:nvPicPr>
+                  <pic:blipFill>
+                    <a:blip r:embed="rId6"/>
+                    <a:stretch>
+                      <a:fillRect/>
+                    </a:stretch>
+                  </pic:blipFill>
+                  <pic:spPr>
+                    <a:xfrm>
+                      <a:off x="0" y="0"/>
+                      <a:ext cx="5818056" cy="1022091"/>
+                    </a:xfrm>
+                    <a:prstGeom prst="rect">
+                      <a:avLst/>
+                    </a:prstGeom>
+                  </pic:spPr>
+                </pic:pic>
+              </a:graphicData>
+            </a:graphic>
+          </wp:inline>
+        </w:drawing>
+      </w:r>
+    </w:p>
+    <w:p>
+      <w:pPr>
+        <w:jc w:val="both"/>
+        <w:rPr>
+          <w:rFonts w:ascii="Times New Roman" w:hAnsi="Times New Roman" w:cs="Times New Roman"/>
+          <w:sz w:val="28"/>
+          <w:szCs w:val="28"/>
+        </w:rPr>
+      </w:pPr>
+      <w:r>
+        <w:rPr>
+          <w:rFonts w:ascii="Times New Roman" w:hAnsi="Times New Roman" w:cs="Times New Roman"/>
+          <w:sz w:val="28"/>
+          <w:szCs w:val="28"/>
+        </w:rPr>
+        <w:t>Beállítjuk a BGP</w:t>
+      </w:r>
+      <w:r>
+        <w:rPr>
+          <w:rFonts w:ascii="Times New Roman" w:hAnsi="Times New Roman" w:cs="Times New Roman"/>
+          <w:sz w:val="28"/>
+          <w:szCs w:val="28"/>
+        </w:rPr>
+        <w:t xml:space="preserve">-t </w:t>
+      </w:r>
+      <w:r>
+        <w:rPr>
+          <w:rFonts w:ascii="Times New Roman" w:hAnsi="Times New Roman" w:cs="Times New Roman"/>
+          <w:sz w:val="28"/>
+          <w:szCs w:val="28"/>
+        </w:rPr>
+        <w:t>a Routere</w:t>
+      </w:r>
+      <w:r>
+        <w:rPr>
+          <w:rFonts w:ascii="Times New Roman" w:hAnsi="Times New Roman" w:cs="Times New Roman"/>
+          <w:sz w:val="28"/>
+          <w:szCs w:val="28"/>
+        </w:rPr>
+        <w:t>n</w:t>
+      </w:r>
+      <w:r>
+        <w:rPr>
+          <w:rFonts w:ascii="Times New Roman" w:hAnsi="Times New Roman" w:cs="Times New Roman"/>
+          <w:sz w:val="28"/>
+          <w:szCs w:val="28"/>
+        </w:rPr>
+        <w:t xml:space="preserve">: </w:t>
+      </w:r>
+    </w:p>
+    <w:p>
+      <w:pPr>
+        <w:jc w:val="center"/>
+        <w:rPr>
+          <w:rFonts w:ascii="Times New Roman" w:hAnsi="Times New Roman" w:cs="Times New Roman"/>
+          <w:sz w:val="28"/>
+          <w:szCs w:val="28"/>
+        </w:rPr>
+      </w:pPr>
+      <w:r>
+        <w:rPr>
+          <w:rFonts w:ascii="Times New Roman" w:hAnsi="Times New Roman" w:cs="Times New Roman"/>
+          <w:noProof/>
+          <w:sz w:val="28"/>
+          <w:szCs w:val="28"/>
+        </w:rPr>
+        <w:drawing>
+          <wp:inline distT="0" distB="0" distL="0" distR="0" wp14:anchorId="40882249" wp14:editId="1E96D0F4">
+            <wp:extent cx="5760720" cy="1770380"/>
+            <wp:effectExtent l="0" t="0" r="0" b="1270"/>
+            <wp:docPr id="593118362" name="Kép 1"/>
+            <wp:cNvGraphicFramePr>
+              <a:graphicFrameLocks xmlns:a="http://schemas.openxmlformats.org/drawingml/2006/main" noChangeAspect="1"/>
+            </wp:cNvGraphicFramePr>
+            <a:graphic xmlns:a="http://schemas.openxmlformats.org/drawingml/2006/main">
+              <a:graphicData uri="http://schemas.openxmlformats.org/drawingml/2006/picture">
+                <pic:pic xmlns:pic="http://schemas.openxmlformats.org/drawingml/2006/picture">
+                  <pic:nvPicPr>
+                    <pic:cNvPr id="593118362" name=""/>
+                    <pic:cNvPicPr/>
+                  </pic:nvPicPr>
+                  <pic:blipFill>
+                    <a:blip r:embed="rId7"/>
+                    <a:stretch>
+                      <a:fillRect/>
+                    </a:stretch>
+                  </pic:blipFill>
+                  <pic:spPr>
+                    <a:xfrm>
+                      <a:off x="0" y="0"/>
+                      <a:ext cx="5760720" cy="1770380"/>
+                    </a:xfrm>
+                    <a:prstGeom prst="rect">
+                      <a:avLst/>
+                    </a:prstGeom>
+                  </pic:spPr>
+                </pic:pic>
+              </a:graphicData>
+            </a:graphic>
+          </wp:inline>
+        </w:drawing>
+      </w:r>
+    </w:p>
+    <w:p>
+      <w:pPr>
+        <w:jc w:val="center"/>
+        <w:rPr>
+          <w:rFonts w:ascii="Times New Roman" w:hAnsi="Times New Roman" w:cs="Times New Roman"/>
+          <w:sz w:val="28"/>
+          <w:szCs w:val="28"/>
+        </w:rPr>
+      </w:pPr>
+    </w:p>
+    <w:p>
+      <w:pPr>
+        <w:jc w:val="both"/>
+        <w:rPr>
+          <w:rFonts w:ascii="Times New Roman" w:hAnsi="Times New Roman" w:cs="Times New Roman"/>
+          <w:sz w:val="28"/>
+          <w:szCs w:val="28"/>
+        </w:rPr>
+      </w:pPr>
+    </w:p>
+    <w:p>
+      <w:pPr>
+        <w:jc w:val="both"/>
+        <w:rPr>
+          <w:rFonts w:ascii="Times New Roman" w:hAnsi="Times New Roman" w:cs="Times New Roman"/>
+          <w:sz w:val="28"/>
+          <w:szCs w:val="28"/>
+        </w:rPr>
+      </w:pPr>
+    </w:p>
+    <w:p>
+      <w:pPr>
+        <w:jc w:val="both"/>
+        <w:rPr>
+          <w:rFonts w:ascii="Times New Roman" w:hAnsi="Times New Roman" w:cs="Times New Roman"/>
+          <w:sz w:val="28"/>
+          <w:szCs w:val="28"/>
+        </w:rPr>
+      </w:pPr>
+    </w:p>
+    <w:p>
+      <w:pPr>
+        <w:jc w:val="both"/>
+        <w:rPr>
+          <w:rFonts w:ascii="Times New Roman" w:hAnsi="Times New Roman" w:cs="Times New Roman"/>
+          <w:sz w:val="28"/>
+          <w:szCs w:val="28"/>
+        </w:rPr>
+      </w:pPr>
+      <w:r>
+        <w:rPr>
+          <w:rFonts w:ascii="Times New Roman" w:hAnsi="Times New Roman" w:cs="Times New Roman"/>
+          <w:sz w:val="28"/>
+          <w:szCs w:val="28"/>
+        </w:rPr>
+        <w:lastRenderedPageBreak/>
+        <w:t>N</w:t>
+      </w:r>
+      <w:r>
+        <w:rPr>
+          <w:rFonts w:ascii="Times New Roman" w:hAnsi="Times New Roman" w:cs="Times New Roman"/>
+          <w:sz w:val="28"/>
+          <w:szCs w:val="28"/>
+        </w:rPr>
+        <w:t xml:space="preserve">ETCONF működésének tesztelése: </w:t>
+      </w:r>
+      <w:r>
+        <w:rPr>
+          <w:rFonts w:ascii="Times New Roman" w:hAnsi="Times New Roman" w:cs="Times New Roman"/>
+          <w:sz w:val="28"/>
+          <w:szCs w:val="28"/>
+        </w:rPr>
+        <w:t xml:space="preserve"> </w:t>
+      </w:r>
+    </w:p>
+    <w:p>
+      <w:pPr>
+        <w:jc w:val="both"/>
         <w:rPr>
           <w:rFonts w:ascii="Times New Roman" w:hAnsi="Times New Roman" w:cs="Times New Roman"/>
           <w:sz w:val="28"/>
@@ -401,7 +921,7 @@
                     <pic:cNvPicPr/>
                   </pic:nvPicPr>
                   <pic:blipFill>
-                    <a:blip r:embed="rId6"/>
+                    <a:blip r:embed="rId8"/>
                     <a:stretch>
                       <a:fillRect/>
                     </a:stretch>
@@ -424,6 +944,59 @@
     </w:p>
     <w:p>
       <w:pPr>
+        <w:jc w:val="center"/>
+        <w:rPr>
+          <w:rFonts w:ascii="Times New Roman" w:hAnsi="Times New Roman" w:cs="Times New Roman"/>
+          <w:sz w:val="28"/>
+          <w:szCs w:val="28"/>
+        </w:rPr>
+      </w:pPr>
+      <w:r>
+        <w:rPr>
+          <w:rFonts w:ascii="Times New Roman" w:hAnsi="Times New Roman" w:cs="Times New Roman"/>
+          <w:noProof/>
+          <w:sz w:val="28"/>
+          <w:szCs w:val="28"/>
+        </w:rPr>
+        <w:drawing>
+          <wp:inline distT="0" distB="0" distL="0" distR="0" wp14:anchorId="7899D9BB" wp14:editId="05C43F4F">
+            <wp:extent cx="5760720" cy="5242560"/>
+            <wp:effectExtent l="0" t="0" r="0" b="0"/>
+            <wp:docPr id="829390496" name="Kép 1"/>
+            <wp:cNvGraphicFramePr>
+              <a:graphicFrameLocks xmlns:a="http://schemas.openxmlformats.org/drawingml/2006/main" noChangeAspect="1"/>
+            </wp:cNvGraphicFramePr>
+            <a:graphic xmlns:a="http://schemas.openxmlformats.org/drawingml/2006/main">
+              <a:graphicData uri="http://schemas.openxmlformats.org/drawingml/2006/picture">
+                <pic:pic xmlns:pic="http://schemas.openxmlformats.org/drawingml/2006/picture">
+                  <pic:nvPicPr>
+                    <pic:cNvPr id="829390496" name=""/>
+                    <pic:cNvPicPr/>
+                  </pic:nvPicPr>
+                  <pic:blipFill>
+                    <a:blip r:embed="rId9"/>
+                    <a:stretch>
+                      <a:fillRect/>
+                    </a:stretch>
+                  </pic:blipFill>
+                  <pic:spPr>
+                    <a:xfrm>
+                      <a:off x="0" y="0"/>
+                      <a:ext cx="5760720" cy="5242560"/>
+                    </a:xfrm>
+                    <a:prstGeom prst="rect">
+                      <a:avLst/>
+                    </a:prstGeom>
+                  </pic:spPr>
+                </pic:pic>
+              </a:graphicData>
+            </a:graphic>
+          </wp:inline>
+        </w:drawing>
+      </w:r>
+    </w:p>
+    <w:p>
+      <w:pPr>
         <w:jc w:val="both"/>
         <w:rPr>
           <w:rFonts w:ascii="Times New Roman" w:hAnsi="Times New Roman" w:cs="Times New Roman"/>
@@ -687,6 +1260,26 @@
         </w:rPr>
         <w:t xml:space="preserve">. </w:t>
       </w:r>
+    </w:p>
+    <w:p>
+      <w:pPr>
+        <w:jc w:val="both"/>
+        <w:rPr>
+          <w:rFonts w:ascii="Times New Roman" w:hAnsi="Times New Roman" w:cs="Times New Roman"/>
+          <w:sz w:val="28"/>
+          <w:szCs w:val="28"/>
+        </w:rPr>
+      </w:pPr>
+    </w:p>
+    <w:p>
+      <w:pPr>
+        <w:jc w:val="both"/>
+        <w:rPr>
+          <w:rFonts w:ascii="Times New Roman" w:hAnsi="Times New Roman" w:cs="Times New Roman"/>
+          <w:sz w:val="28"/>
+          <w:szCs w:val="28"/>
+        </w:rPr>
+      </w:pPr>
       <w:r>
         <w:rPr>
           <w:rFonts w:ascii="Times New Roman" w:hAnsi="Times New Roman" w:cs="Times New Roman"/>
@@ -694,6 +1287,7 @@
           <w:szCs w:val="28"/>
           <w:highlight w:val="yellow"/>
         </w:rPr>
+        <w:lastRenderedPageBreak/>
         <w:t>Script:</w:t>
       </w:r>
     </w:p>
@@ -1169,8 +1763,2548 @@
           <w:sz w:val="28"/>
           <w:szCs w:val="28"/>
         </w:rPr>
+        <w:t>password</w:t>
+      </w:r>
+      <w:proofErr w:type="spellEnd"/>
+      <w:r>
+        <w:rPr>
+          <w:rFonts w:ascii="Cascadia Code" w:hAnsi="Cascadia Code" w:cs="Cascadia Code"/>
+          <w:color w:val="0E2841" w:themeColor="text2"/>
+          <w:sz w:val="28"/>
+          <w:szCs w:val="28"/>
+        </w:rPr>
+        <w:t xml:space="preserve"> = </w:t>
+      </w:r>
+      <w:proofErr w:type="gramStart"/>
+      <w:r>
+        <w:rPr>
+          <w:rFonts w:ascii="Cascadia Code" w:hAnsi="Cascadia Code" w:cs="Cascadia Code"/>
+          <w:color w:val="0E2841" w:themeColor="text2"/>
+          <w:sz w:val="28"/>
+          <w:szCs w:val="28"/>
+        </w:rPr>
+        <w:t>input(</w:t>
+      </w:r>
+      <w:proofErr w:type="gramEnd"/>
+      <w:r>
+        <w:rPr>
+          <w:rFonts w:ascii="Cascadia Code" w:hAnsi="Cascadia Code" w:cs="Cascadia Code"/>
+          <w:color w:val="0E2841" w:themeColor="text2"/>
+          <w:sz w:val="28"/>
+          <w:szCs w:val="28"/>
+        </w:rPr>
+        <w:t>"Jelszó: ")</w:t>
+      </w:r>
+    </w:p>
+    <w:p>
+      <w:pPr>
+        <w:spacing w:after="0"/>
+        <w:jc w:val="both"/>
+        <w:rPr>
+          <w:rFonts w:ascii="Cascadia Code" w:hAnsi="Cascadia Code" w:cs="Cascadia Code"/>
+          <w:color w:val="0E2841" w:themeColor="text2"/>
+          <w:sz w:val="28"/>
+          <w:szCs w:val="28"/>
+        </w:rPr>
+      </w:pPr>
+    </w:p>
+    <w:p>
+      <w:pPr>
+        <w:spacing w:after="0"/>
+        <w:jc w:val="both"/>
+        <w:rPr>
+          <w:rFonts w:ascii="Cascadia Code" w:hAnsi="Cascadia Code" w:cs="Cascadia Code"/>
+          <w:color w:val="0E2841" w:themeColor="text2"/>
+          <w:sz w:val="28"/>
+          <w:szCs w:val="28"/>
+        </w:rPr>
+      </w:pPr>
+      <w:r>
+        <w:rPr>
+          <w:rFonts w:ascii="Cascadia Code" w:hAnsi="Cascadia Code" w:cs="Cascadia Code"/>
+          <w:color w:val="0E2841" w:themeColor="text2"/>
+          <w:sz w:val="28"/>
+          <w:szCs w:val="28"/>
+        </w:rPr>
+        <w:t># -----------------------------------------------------</w:t>
+      </w:r>
+    </w:p>
+    <w:p>
+      <w:pPr>
+        <w:spacing w:after="0"/>
+        <w:jc w:val="both"/>
+        <w:rPr>
+          <w:rFonts w:ascii="Cascadia Code" w:hAnsi="Cascadia Code" w:cs="Cascadia Code"/>
+          <w:color w:val="0E2841" w:themeColor="text2"/>
+          <w:sz w:val="28"/>
+          <w:szCs w:val="28"/>
+        </w:rPr>
+      </w:pPr>
+      <w:r>
+        <w:rPr>
+          <w:rFonts w:ascii="Cascadia Code" w:hAnsi="Cascadia Code" w:cs="Cascadia Code"/>
+          <w:color w:val="0E2841" w:themeColor="text2"/>
+          <w:sz w:val="28"/>
+          <w:szCs w:val="28"/>
+        </w:rPr>
+        <w:t># 2) SSH kapcsolat és parancs futtatása</w:t>
+      </w:r>
+    </w:p>
+    <w:p>
+      <w:pPr>
+        <w:spacing w:after="0"/>
+        <w:jc w:val="both"/>
+        <w:rPr>
+          <w:rFonts w:ascii="Cascadia Code" w:hAnsi="Cascadia Code" w:cs="Cascadia Code"/>
+          <w:color w:val="0E2841" w:themeColor="text2"/>
+          <w:sz w:val="28"/>
+          <w:szCs w:val="28"/>
+        </w:rPr>
+      </w:pPr>
+      <w:r>
+        <w:rPr>
+          <w:rFonts w:ascii="Cascadia Code" w:hAnsi="Cascadia Code" w:cs="Cascadia Code"/>
+          <w:color w:val="0E2841" w:themeColor="text2"/>
+          <w:sz w:val="28"/>
+          <w:szCs w:val="28"/>
+        </w:rPr>
+        <w:t># -----------------------------------------------------</w:t>
+      </w:r>
+    </w:p>
+    <w:p>
+      <w:pPr>
+        <w:spacing w:after="0"/>
+        <w:jc w:val="both"/>
+        <w:rPr>
+          <w:rFonts w:ascii="Cascadia Code" w:hAnsi="Cascadia Code" w:cs="Cascadia Code"/>
+          <w:color w:val="0E2841" w:themeColor="text2"/>
+          <w:sz w:val="28"/>
+          <w:szCs w:val="28"/>
+        </w:rPr>
+      </w:pPr>
+      <w:proofErr w:type="spellStart"/>
+      <w:r>
+        <w:rPr>
+          <w:rFonts w:ascii="Cascadia Code" w:hAnsi="Cascadia Code" w:cs="Cascadia Code"/>
+          <w:color w:val="0E2841" w:themeColor="text2"/>
+          <w:sz w:val="28"/>
+          <w:szCs w:val="28"/>
+        </w:rPr>
+        <w:t>client</w:t>
+      </w:r>
+      <w:proofErr w:type="spellEnd"/>
+      <w:r>
+        <w:rPr>
+          <w:rFonts w:ascii="Cascadia Code" w:hAnsi="Cascadia Code" w:cs="Cascadia Code"/>
+          <w:color w:val="0E2841" w:themeColor="text2"/>
+          <w:sz w:val="28"/>
+          <w:szCs w:val="28"/>
+        </w:rPr>
+        <w:t xml:space="preserve"> = </w:t>
+      </w:r>
+      <w:proofErr w:type="spellStart"/>
+      <w:proofErr w:type="gramStart"/>
+      <w:r>
+        <w:rPr>
+          <w:rFonts w:ascii="Cascadia Code" w:hAnsi="Cascadia Code" w:cs="Cascadia Code"/>
+          <w:color w:val="0E2841" w:themeColor="text2"/>
+          <w:sz w:val="28"/>
+          <w:szCs w:val="28"/>
+        </w:rPr>
+        <w:t>paramiko.SSHClient</w:t>
+      </w:r>
+      <w:proofErr w:type="spellEnd"/>
+      <w:proofErr w:type="gramEnd"/>
+      <w:r>
+        <w:rPr>
+          <w:rFonts w:ascii="Cascadia Code" w:hAnsi="Cascadia Code" w:cs="Cascadia Code"/>
+          <w:color w:val="0E2841" w:themeColor="text2"/>
+          <w:sz w:val="28"/>
+          <w:szCs w:val="28"/>
+        </w:rPr>
+        <w:t>()</w:t>
+      </w:r>
+    </w:p>
+    <w:p>
+      <w:pPr>
+        <w:spacing w:after="0"/>
+        <w:jc w:val="both"/>
+        <w:rPr>
+          <w:rFonts w:ascii="Cascadia Code" w:hAnsi="Cascadia Code" w:cs="Cascadia Code"/>
+          <w:color w:val="0E2841" w:themeColor="text2"/>
+          <w:sz w:val="28"/>
+          <w:szCs w:val="28"/>
+        </w:rPr>
+      </w:pPr>
+      <w:proofErr w:type="spellStart"/>
+      <w:r>
+        <w:rPr>
+          <w:rFonts w:ascii="Cascadia Code" w:hAnsi="Cascadia Code" w:cs="Cascadia Code"/>
+          <w:color w:val="0E2841" w:themeColor="text2"/>
+          <w:sz w:val="28"/>
+          <w:szCs w:val="28"/>
+        </w:rPr>
+        <w:t>client.set_missing_host_key_policy</w:t>
+      </w:r>
+      <w:proofErr w:type="spellEnd"/>
+      <w:r>
+        <w:rPr>
+          <w:rFonts w:ascii="Cascadia Code" w:hAnsi="Cascadia Code" w:cs="Cascadia Code"/>
+          <w:color w:val="0E2841" w:themeColor="text2"/>
+          <w:sz w:val="28"/>
+          <w:szCs w:val="28"/>
+        </w:rPr>
+        <w:t>(</w:t>
+      </w:r>
+      <w:proofErr w:type="spellStart"/>
+      <w:proofErr w:type="gramStart"/>
+      <w:r>
+        <w:rPr>
+          <w:rFonts w:ascii="Cascadia Code" w:hAnsi="Cascadia Code" w:cs="Cascadia Code"/>
+          <w:color w:val="0E2841" w:themeColor="text2"/>
+          <w:sz w:val="28"/>
+          <w:szCs w:val="28"/>
+        </w:rPr>
+        <w:t>paramiko.AutoAddPolicy</w:t>
+      </w:r>
+      <w:proofErr w:type="spellEnd"/>
+      <w:proofErr w:type="gramEnd"/>
+      <w:r>
+        <w:rPr>
+          <w:rFonts w:ascii="Cascadia Code" w:hAnsi="Cascadia Code" w:cs="Cascadia Code"/>
+          <w:color w:val="0E2841" w:themeColor="text2"/>
+          <w:sz w:val="28"/>
+          <w:szCs w:val="28"/>
+        </w:rPr>
+        <w:t>())</w:t>
+      </w:r>
+    </w:p>
+    <w:p>
+      <w:pPr>
+        <w:spacing w:after="0"/>
+        <w:jc w:val="both"/>
+        <w:rPr>
+          <w:rFonts w:ascii="Cascadia Code" w:hAnsi="Cascadia Code" w:cs="Cascadia Code"/>
+          <w:color w:val="0E2841" w:themeColor="text2"/>
+          <w:sz w:val="28"/>
+          <w:szCs w:val="28"/>
+        </w:rPr>
+      </w:pPr>
+    </w:p>
+    <w:p>
+      <w:pPr>
+        <w:spacing w:after="0"/>
+        <w:jc w:val="both"/>
+        <w:rPr>
+          <w:rFonts w:ascii="Cascadia Code" w:hAnsi="Cascadia Code" w:cs="Cascadia Code"/>
+          <w:color w:val="0E2841" w:themeColor="text2"/>
+          <w:sz w:val="28"/>
+          <w:szCs w:val="28"/>
+        </w:rPr>
+      </w:pPr>
+      <w:proofErr w:type="spellStart"/>
+      <w:proofErr w:type="gramStart"/>
+      <w:r>
+        <w:rPr>
+          <w:rFonts w:ascii="Cascadia Code" w:hAnsi="Cascadia Code" w:cs="Cascadia Code"/>
+          <w:color w:val="0E2841" w:themeColor="text2"/>
+          <w:sz w:val="28"/>
+          <w:szCs w:val="28"/>
+        </w:rPr>
+        <w:t>client.connect</w:t>
+      </w:r>
+      <w:proofErr w:type="spellEnd"/>
+      <w:proofErr w:type="gramEnd"/>
+      <w:r>
+        <w:rPr>
+          <w:rFonts w:ascii="Cascadia Code" w:hAnsi="Cascadia Code" w:cs="Cascadia Code"/>
+          <w:color w:val="0E2841" w:themeColor="text2"/>
+          <w:sz w:val="28"/>
+          <w:szCs w:val="28"/>
+        </w:rPr>
+        <w:t>(</w:t>
+      </w:r>
+    </w:p>
+    <w:p>
+      <w:pPr>
+        <w:spacing w:after="0"/>
+        <w:jc w:val="both"/>
+        <w:rPr>
+          <w:rFonts w:ascii="Cascadia Code" w:hAnsi="Cascadia Code" w:cs="Cascadia Code"/>
+          <w:color w:val="0E2841" w:themeColor="text2"/>
+          <w:sz w:val="28"/>
+          <w:szCs w:val="28"/>
+        </w:rPr>
+      </w:pPr>
+      <w:r>
+        <w:rPr>
+          <w:rFonts w:ascii="Cascadia Code" w:hAnsi="Cascadia Code" w:cs="Cascadia Code"/>
+          <w:color w:val="0E2841" w:themeColor="text2"/>
+          <w:sz w:val="28"/>
+          <w:szCs w:val="28"/>
+        </w:rPr>
+        <w:t xml:space="preserve">    </w:t>
+      </w:r>
+      <w:proofErr w:type="spellStart"/>
+      <w:r>
+        <w:rPr>
+          <w:rFonts w:ascii="Cascadia Code" w:hAnsi="Cascadia Code" w:cs="Cascadia Code"/>
+          <w:color w:val="0E2841" w:themeColor="text2"/>
+          <w:sz w:val="28"/>
+          <w:szCs w:val="28"/>
+        </w:rPr>
+        <w:t>hostname</w:t>
+      </w:r>
+      <w:proofErr w:type="spellEnd"/>
+      <w:r>
+        <w:rPr>
+          <w:rFonts w:ascii="Cascadia Code" w:hAnsi="Cascadia Code" w:cs="Cascadia Code"/>
+          <w:color w:val="0E2841" w:themeColor="text2"/>
+          <w:sz w:val="28"/>
+          <w:szCs w:val="28"/>
+        </w:rPr>
+        <w:t>=ROUTER,</w:t>
+      </w:r>
+    </w:p>
+    <w:p>
+      <w:pPr>
+        <w:spacing w:after="0"/>
+        <w:jc w:val="both"/>
+        <w:rPr>
+          <w:rFonts w:ascii="Cascadia Code" w:hAnsi="Cascadia Code" w:cs="Cascadia Code"/>
+          <w:color w:val="0E2841" w:themeColor="text2"/>
+          <w:sz w:val="28"/>
+          <w:szCs w:val="28"/>
+        </w:rPr>
+      </w:pPr>
+      <w:r>
+        <w:rPr>
+          <w:rFonts w:ascii="Cascadia Code" w:hAnsi="Cascadia Code" w:cs="Cascadia Code"/>
+          <w:color w:val="0E2841" w:themeColor="text2"/>
+          <w:sz w:val="28"/>
+          <w:szCs w:val="28"/>
+        </w:rPr>
+        <w:t xml:space="preserve">    port=PORT,</w:t>
+      </w:r>
+    </w:p>
+    <w:p>
+      <w:pPr>
+        <w:spacing w:after="0"/>
+        <w:jc w:val="both"/>
+        <w:rPr>
+          <w:rFonts w:ascii="Cascadia Code" w:hAnsi="Cascadia Code" w:cs="Cascadia Code"/>
+          <w:color w:val="0E2841" w:themeColor="text2"/>
+          <w:sz w:val="28"/>
+          <w:szCs w:val="28"/>
+        </w:rPr>
+      </w:pPr>
+      <w:r>
+        <w:rPr>
+          <w:rFonts w:ascii="Cascadia Code" w:hAnsi="Cascadia Code" w:cs="Cascadia Code"/>
+          <w:color w:val="0E2841" w:themeColor="text2"/>
+          <w:sz w:val="28"/>
+          <w:szCs w:val="28"/>
+        </w:rPr>
+        <w:t xml:space="preserve">    </w:t>
+      </w:r>
+      <w:proofErr w:type="spellStart"/>
+      <w:r>
+        <w:rPr>
+          <w:rFonts w:ascii="Cascadia Code" w:hAnsi="Cascadia Code" w:cs="Cascadia Code"/>
+          <w:color w:val="0E2841" w:themeColor="text2"/>
+          <w:sz w:val="28"/>
+          <w:szCs w:val="28"/>
+        </w:rPr>
+        <w:t>username</w:t>
+      </w:r>
+      <w:proofErr w:type="spellEnd"/>
+      <w:r>
+        <w:rPr>
+          <w:rFonts w:ascii="Cascadia Code" w:hAnsi="Cascadia Code" w:cs="Cascadia Code"/>
+          <w:color w:val="0E2841" w:themeColor="text2"/>
+          <w:sz w:val="28"/>
+          <w:szCs w:val="28"/>
+        </w:rPr>
+        <w:t>=</w:t>
+      </w:r>
+      <w:proofErr w:type="spellStart"/>
+      <w:r>
+        <w:rPr>
+          <w:rFonts w:ascii="Cascadia Code" w:hAnsi="Cascadia Code" w:cs="Cascadia Code"/>
+          <w:color w:val="0E2841" w:themeColor="text2"/>
+          <w:sz w:val="28"/>
+          <w:szCs w:val="28"/>
+        </w:rPr>
+        <w:t>username</w:t>
+      </w:r>
+      <w:proofErr w:type="spellEnd"/>
+      <w:r>
+        <w:rPr>
+          <w:rFonts w:ascii="Cascadia Code" w:hAnsi="Cascadia Code" w:cs="Cascadia Code"/>
+          <w:color w:val="0E2841" w:themeColor="text2"/>
+          <w:sz w:val="28"/>
+          <w:szCs w:val="28"/>
+        </w:rPr>
+        <w:t>,</w:t>
+      </w:r>
+    </w:p>
+    <w:p>
+      <w:pPr>
+        <w:spacing w:after="0"/>
+        <w:jc w:val="both"/>
+        <w:rPr>
+          <w:rFonts w:ascii="Cascadia Code" w:hAnsi="Cascadia Code" w:cs="Cascadia Code"/>
+          <w:color w:val="0E2841" w:themeColor="text2"/>
+          <w:sz w:val="28"/>
+          <w:szCs w:val="28"/>
+        </w:rPr>
+      </w:pPr>
+      <w:r>
+        <w:rPr>
+          <w:rFonts w:ascii="Cascadia Code" w:hAnsi="Cascadia Code" w:cs="Cascadia Code"/>
+          <w:color w:val="0E2841" w:themeColor="text2"/>
+          <w:sz w:val="28"/>
+          <w:szCs w:val="28"/>
+        </w:rPr>
+        <w:t xml:space="preserve">    </w:t>
+      </w:r>
+      <w:proofErr w:type="spellStart"/>
+      <w:r>
+        <w:rPr>
+          <w:rFonts w:ascii="Cascadia Code" w:hAnsi="Cascadia Code" w:cs="Cascadia Code"/>
+          <w:color w:val="0E2841" w:themeColor="text2"/>
+          <w:sz w:val="28"/>
+          <w:szCs w:val="28"/>
+        </w:rPr>
+        <w:t>password</w:t>
+      </w:r>
+      <w:proofErr w:type="spellEnd"/>
+      <w:r>
+        <w:rPr>
+          <w:rFonts w:ascii="Cascadia Code" w:hAnsi="Cascadia Code" w:cs="Cascadia Code"/>
+          <w:color w:val="0E2841" w:themeColor="text2"/>
+          <w:sz w:val="28"/>
+          <w:szCs w:val="28"/>
+        </w:rPr>
+        <w:t>=</w:t>
+      </w:r>
+      <w:proofErr w:type="spellStart"/>
+      <w:r>
+        <w:rPr>
+          <w:rFonts w:ascii="Cascadia Code" w:hAnsi="Cascadia Code" w:cs="Cascadia Code"/>
+          <w:color w:val="0E2841" w:themeColor="text2"/>
+          <w:sz w:val="28"/>
+          <w:szCs w:val="28"/>
+        </w:rPr>
+        <w:t>password</w:t>
+      </w:r>
+      <w:proofErr w:type="spellEnd"/>
+      <w:r>
+        <w:rPr>
+          <w:rFonts w:ascii="Cascadia Code" w:hAnsi="Cascadia Code" w:cs="Cascadia Code"/>
+          <w:color w:val="0E2841" w:themeColor="text2"/>
+          <w:sz w:val="28"/>
+          <w:szCs w:val="28"/>
+        </w:rPr>
+        <w:t>,</w:t>
+      </w:r>
+    </w:p>
+    <w:p>
+      <w:pPr>
+        <w:spacing w:after="0"/>
+        <w:jc w:val="both"/>
+        <w:rPr>
+          <w:rFonts w:ascii="Cascadia Code" w:hAnsi="Cascadia Code" w:cs="Cascadia Code"/>
+          <w:color w:val="0E2841" w:themeColor="text2"/>
+          <w:sz w:val="28"/>
+          <w:szCs w:val="28"/>
+        </w:rPr>
+      </w:pPr>
+      <w:r>
+        <w:rPr>
+          <w:rFonts w:ascii="Cascadia Code" w:hAnsi="Cascadia Code" w:cs="Cascadia Code"/>
+          <w:color w:val="0E2841" w:themeColor="text2"/>
+          <w:sz w:val="28"/>
+          <w:szCs w:val="28"/>
+        </w:rPr>
+        <w:t xml:space="preserve">    </w:t>
+      </w:r>
+      <w:proofErr w:type="spellStart"/>
+      <w:r>
+        <w:rPr>
+          <w:rFonts w:ascii="Cascadia Code" w:hAnsi="Cascadia Code" w:cs="Cascadia Code"/>
+          <w:color w:val="0E2841" w:themeColor="text2"/>
+          <w:sz w:val="28"/>
+          <w:szCs w:val="28"/>
+        </w:rPr>
+        <w:t>look_for_keys</w:t>
+      </w:r>
+      <w:proofErr w:type="spellEnd"/>
+      <w:r>
+        <w:rPr>
+          <w:rFonts w:ascii="Cascadia Code" w:hAnsi="Cascadia Code" w:cs="Cascadia Code"/>
+          <w:color w:val="0E2841" w:themeColor="text2"/>
+          <w:sz w:val="28"/>
+          <w:szCs w:val="28"/>
+        </w:rPr>
+        <w:t>=</w:t>
+      </w:r>
+      <w:proofErr w:type="spellStart"/>
+      <w:r>
+        <w:rPr>
+          <w:rFonts w:ascii="Cascadia Code" w:hAnsi="Cascadia Code" w:cs="Cascadia Code"/>
+          <w:color w:val="0E2841" w:themeColor="text2"/>
+          <w:sz w:val="28"/>
+          <w:szCs w:val="28"/>
+        </w:rPr>
+        <w:t>False</w:t>
+      </w:r>
+      <w:proofErr w:type="spellEnd"/>
+      <w:r>
+        <w:rPr>
+          <w:rFonts w:ascii="Cascadia Code" w:hAnsi="Cascadia Code" w:cs="Cascadia Code"/>
+          <w:color w:val="0E2841" w:themeColor="text2"/>
+          <w:sz w:val="28"/>
+          <w:szCs w:val="28"/>
+        </w:rPr>
+        <w:t>,</w:t>
+      </w:r>
+    </w:p>
+    <w:p>
+      <w:pPr>
+        <w:spacing w:after="0"/>
+        <w:jc w:val="both"/>
+        <w:rPr>
+          <w:rFonts w:ascii="Cascadia Code" w:hAnsi="Cascadia Code" w:cs="Cascadia Code"/>
+          <w:color w:val="0E2841" w:themeColor="text2"/>
+          <w:sz w:val="28"/>
+          <w:szCs w:val="28"/>
+        </w:rPr>
+      </w:pPr>
+      <w:r>
+        <w:rPr>
+          <w:rFonts w:ascii="Cascadia Code" w:hAnsi="Cascadia Code" w:cs="Cascadia Code"/>
+          <w:color w:val="0E2841" w:themeColor="text2"/>
+          <w:sz w:val="28"/>
+          <w:szCs w:val="28"/>
+        </w:rPr>
+        <w:t xml:space="preserve">    </w:t>
+      </w:r>
+      <w:proofErr w:type="spellStart"/>
+      <w:r>
+        <w:rPr>
+          <w:rFonts w:ascii="Cascadia Code" w:hAnsi="Cascadia Code" w:cs="Cascadia Code"/>
+          <w:color w:val="0E2841" w:themeColor="text2"/>
+          <w:sz w:val="28"/>
+          <w:szCs w:val="28"/>
+        </w:rPr>
+        <w:t>allow_agent</w:t>
+      </w:r>
+      <w:proofErr w:type="spellEnd"/>
+      <w:r>
+        <w:rPr>
+          <w:rFonts w:ascii="Cascadia Code" w:hAnsi="Cascadia Code" w:cs="Cascadia Code"/>
+          <w:color w:val="0E2841" w:themeColor="text2"/>
+          <w:sz w:val="28"/>
+          <w:szCs w:val="28"/>
+        </w:rPr>
+        <w:t>=</w:t>
+      </w:r>
+      <w:proofErr w:type="spellStart"/>
+      <w:r>
+        <w:rPr>
+          <w:rFonts w:ascii="Cascadia Code" w:hAnsi="Cascadia Code" w:cs="Cascadia Code"/>
+          <w:color w:val="0E2841" w:themeColor="text2"/>
+          <w:sz w:val="28"/>
+          <w:szCs w:val="28"/>
+        </w:rPr>
+        <w:t>False</w:t>
+      </w:r>
+      <w:proofErr w:type="spellEnd"/>
+    </w:p>
+    <w:p>
+      <w:pPr>
+        <w:spacing w:after="0"/>
+        <w:jc w:val="both"/>
+        <w:rPr>
+          <w:rFonts w:ascii="Cascadia Code" w:hAnsi="Cascadia Code" w:cs="Cascadia Code"/>
+          <w:color w:val="0E2841" w:themeColor="text2"/>
+          <w:sz w:val="28"/>
+          <w:szCs w:val="28"/>
+        </w:rPr>
+      </w:pPr>
+      <w:r>
+        <w:rPr>
+          <w:rFonts w:ascii="Cascadia Code" w:hAnsi="Cascadia Code" w:cs="Cascadia Code"/>
+          <w:color w:val="0E2841" w:themeColor="text2"/>
+          <w:sz w:val="28"/>
+          <w:szCs w:val="28"/>
+        </w:rPr>
+        <w:t>)</w:t>
+      </w:r>
+    </w:p>
+    <w:p>
+      <w:pPr>
+        <w:spacing w:after="0"/>
+        <w:jc w:val="both"/>
+        <w:rPr>
+          <w:rFonts w:ascii="Cascadia Code" w:hAnsi="Cascadia Code" w:cs="Cascadia Code"/>
+          <w:color w:val="0E2841" w:themeColor="text2"/>
+          <w:sz w:val="28"/>
+          <w:szCs w:val="28"/>
+        </w:rPr>
+      </w:pPr>
+    </w:p>
+    <w:p>
+      <w:pPr>
+        <w:spacing w:after="0"/>
+        <w:jc w:val="both"/>
+        <w:rPr>
+          <w:rFonts w:ascii="Cascadia Code" w:hAnsi="Cascadia Code" w:cs="Cascadia Code"/>
+          <w:color w:val="0E2841" w:themeColor="text2"/>
+          <w:sz w:val="28"/>
+          <w:szCs w:val="28"/>
+        </w:rPr>
+      </w:pPr>
+      <w:proofErr w:type="spellStart"/>
+      <w:r>
+        <w:rPr>
+          <w:rFonts w:ascii="Cascadia Code" w:hAnsi="Cascadia Code" w:cs="Cascadia Code"/>
+          <w:color w:val="0E2841" w:themeColor="text2"/>
+          <w:sz w:val="28"/>
+          <w:szCs w:val="28"/>
+        </w:rPr>
+        <w:t>stdin</w:t>
+      </w:r>
+      <w:proofErr w:type="spellEnd"/>
+      <w:r>
+        <w:rPr>
+          <w:rFonts w:ascii="Cascadia Code" w:hAnsi="Cascadia Code" w:cs="Cascadia Code"/>
+          <w:color w:val="0E2841" w:themeColor="text2"/>
+          <w:sz w:val="28"/>
+          <w:szCs w:val="28"/>
+        </w:rPr>
+        <w:t xml:space="preserve">, </w:t>
+      </w:r>
+      <w:proofErr w:type="spellStart"/>
+      <w:r>
+        <w:rPr>
+          <w:rFonts w:ascii="Cascadia Code" w:hAnsi="Cascadia Code" w:cs="Cascadia Code"/>
+          <w:color w:val="0E2841" w:themeColor="text2"/>
+          <w:sz w:val="28"/>
+          <w:szCs w:val="28"/>
+        </w:rPr>
+        <w:t>stdout</w:t>
+      </w:r>
+      <w:proofErr w:type="spellEnd"/>
+      <w:r>
+        <w:rPr>
+          <w:rFonts w:ascii="Cascadia Code" w:hAnsi="Cascadia Code" w:cs="Cascadia Code"/>
+          <w:color w:val="0E2841" w:themeColor="text2"/>
+          <w:sz w:val="28"/>
+          <w:szCs w:val="28"/>
+        </w:rPr>
+        <w:t xml:space="preserve">, </w:t>
+      </w:r>
+      <w:proofErr w:type="spellStart"/>
+      <w:r>
+        <w:rPr>
+          <w:rFonts w:ascii="Cascadia Code" w:hAnsi="Cascadia Code" w:cs="Cascadia Code"/>
+          <w:color w:val="0E2841" w:themeColor="text2"/>
+          <w:sz w:val="28"/>
+          <w:szCs w:val="28"/>
+        </w:rPr>
+        <w:t>stderr</w:t>
+      </w:r>
+      <w:proofErr w:type="spellEnd"/>
+      <w:r>
+        <w:rPr>
+          <w:rFonts w:ascii="Cascadia Code" w:hAnsi="Cascadia Code" w:cs="Cascadia Code"/>
+          <w:color w:val="0E2841" w:themeColor="text2"/>
+          <w:sz w:val="28"/>
+          <w:szCs w:val="28"/>
+        </w:rPr>
+        <w:t xml:space="preserve"> = </w:t>
+      </w:r>
+      <w:proofErr w:type="spellStart"/>
+      <w:proofErr w:type="gramStart"/>
+      <w:r>
+        <w:rPr>
+          <w:rFonts w:ascii="Cascadia Code" w:hAnsi="Cascadia Code" w:cs="Cascadia Code"/>
+          <w:color w:val="0E2841" w:themeColor="text2"/>
+          <w:sz w:val="28"/>
+          <w:szCs w:val="28"/>
+        </w:rPr>
+        <w:t>client.exec</w:t>
+      </w:r>
+      <w:proofErr w:type="gramEnd"/>
+      <w:r>
+        <w:rPr>
+          <w:rFonts w:ascii="Cascadia Code" w:hAnsi="Cascadia Code" w:cs="Cascadia Code"/>
+          <w:color w:val="0E2841" w:themeColor="text2"/>
+          <w:sz w:val="28"/>
+          <w:szCs w:val="28"/>
+        </w:rPr>
+        <w:t>_</w:t>
+      </w:r>
+      <w:proofErr w:type="gramStart"/>
+      <w:r>
+        <w:rPr>
+          <w:rFonts w:ascii="Cascadia Code" w:hAnsi="Cascadia Code" w:cs="Cascadia Code"/>
+          <w:color w:val="0E2841" w:themeColor="text2"/>
+          <w:sz w:val="28"/>
+          <w:szCs w:val="28"/>
+        </w:rPr>
+        <w:t>command</w:t>
+      </w:r>
+      <w:proofErr w:type="spellEnd"/>
+      <w:r>
+        <w:rPr>
+          <w:rFonts w:ascii="Cascadia Code" w:hAnsi="Cascadia Code" w:cs="Cascadia Code"/>
+          <w:color w:val="0E2841" w:themeColor="text2"/>
+          <w:sz w:val="28"/>
+          <w:szCs w:val="28"/>
+        </w:rPr>
+        <w:t>(</w:t>
+      </w:r>
+      <w:proofErr w:type="gramEnd"/>
+      <w:r>
+        <w:rPr>
+          <w:rFonts w:ascii="Cascadia Code" w:hAnsi="Cascadia Code" w:cs="Cascadia Code"/>
+          <w:color w:val="0E2841" w:themeColor="text2"/>
+          <w:sz w:val="28"/>
+          <w:szCs w:val="28"/>
+        </w:rPr>
+        <w:t xml:space="preserve">"show </w:t>
+      </w:r>
+      <w:proofErr w:type="spellStart"/>
+      <w:r>
+        <w:rPr>
+          <w:rFonts w:ascii="Cascadia Code" w:hAnsi="Cascadia Code" w:cs="Cascadia Code"/>
+          <w:color w:val="0E2841" w:themeColor="text2"/>
+          <w:sz w:val="28"/>
+          <w:szCs w:val="28"/>
+        </w:rPr>
+        <w:t>bgp</w:t>
+      </w:r>
+      <w:proofErr w:type="spellEnd"/>
+      <w:r>
+        <w:rPr>
+          <w:rFonts w:ascii="Cascadia Code" w:hAnsi="Cascadia Code" w:cs="Cascadia Code"/>
+          <w:color w:val="0E2841" w:themeColor="text2"/>
+          <w:sz w:val="28"/>
+          <w:szCs w:val="28"/>
+        </w:rPr>
+        <w:t xml:space="preserve"> </w:t>
+      </w:r>
+      <w:proofErr w:type="spellStart"/>
+      <w:r>
+        <w:rPr>
+          <w:rFonts w:ascii="Cascadia Code" w:hAnsi="Cascadia Code" w:cs="Cascadia Code"/>
+          <w:color w:val="0E2841" w:themeColor="text2"/>
+          <w:sz w:val="28"/>
+          <w:szCs w:val="28"/>
+        </w:rPr>
+        <w:t>summary</w:t>
+      </w:r>
+      <w:proofErr w:type="spellEnd"/>
+      <w:r>
+        <w:rPr>
+          <w:rFonts w:ascii="Cascadia Code" w:hAnsi="Cascadia Code" w:cs="Cascadia Code"/>
+          <w:color w:val="0E2841" w:themeColor="text2"/>
+          <w:sz w:val="28"/>
+          <w:szCs w:val="28"/>
+        </w:rPr>
+        <w:t>")</w:t>
+      </w:r>
+    </w:p>
+    <w:p>
+      <w:pPr>
+        <w:spacing w:after="0"/>
+        <w:jc w:val="both"/>
+        <w:rPr>
+          <w:rFonts w:ascii="Cascadia Code" w:hAnsi="Cascadia Code" w:cs="Cascadia Code"/>
+          <w:color w:val="0E2841" w:themeColor="text2"/>
+          <w:sz w:val="28"/>
+          <w:szCs w:val="28"/>
+        </w:rPr>
+      </w:pPr>
+      <w:r>
+        <w:rPr>
+          <w:rFonts w:ascii="Cascadia Code" w:hAnsi="Cascadia Code" w:cs="Cascadia Code"/>
+          <w:color w:val="0E2841" w:themeColor="text2"/>
+          <w:sz w:val="28"/>
+          <w:szCs w:val="28"/>
+        </w:rPr>
+        <w:t xml:space="preserve">output = </w:t>
+      </w:r>
+      <w:proofErr w:type="spellStart"/>
+      <w:proofErr w:type="gramStart"/>
+      <w:r>
+        <w:rPr>
+          <w:rFonts w:ascii="Cascadia Code" w:hAnsi="Cascadia Code" w:cs="Cascadia Code"/>
+          <w:color w:val="0E2841" w:themeColor="text2"/>
+          <w:sz w:val="28"/>
+          <w:szCs w:val="28"/>
+        </w:rPr>
+        <w:t>stdout.read</w:t>
+      </w:r>
+      <w:proofErr w:type="spellEnd"/>
+      <w:proofErr w:type="gramEnd"/>
+      <w:r>
+        <w:rPr>
+          <w:rFonts w:ascii="Cascadia Code" w:hAnsi="Cascadia Code" w:cs="Cascadia Code"/>
+          <w:color w:val="0E2841" w:themeColor="text2"/>
+          <w:sz w:val="28"/>
+          <w:szCs w:val="28"/>
+        </w:rPr>
+        <w:t>(</w:t>
+      </w:r>
+      <w:proofErr w:type="gramStart"/>
+      <w:r>
+        <w:rPr>
+          <w:rFonts w:ascii="Cascadia Code" w:hAnsi="Cascadia Code" w:cs="Cascadia Code"/>
+          <w:color w:val="0E2841" w:themeColor="text2"/>
+          <w:sz w:val="28"/>
+          <w:szCs w:val="28"/>
+        </w:rPr>
+        <w:t>).</w:t>
+      </w:r>
+      <w:proofErr w:type="spellStart"/>
+      <w:r>
+        <w:rPr>
+          <w:rFonts w:ascii="Cascadia Code" w:hAnsi="Cascadia Code" w:cs="Cascadia Code"/>
+          <w:color w:val="0E2841" w:themeColor="text2"/>
+          <w:sz w:val="28"/>
+          <w:szCs w:val="28"/>
+        </w:rPr>
+        <w:t>decode</w:t>
+      </w:r>
+      <w:proofErr w:type="spellEnd"/>
+      <w:proofErr w:type="gramEnd"/>
+      <w:r>
+        <w:rPr>
+          <w:rFonts w:ascii="Cascadia Code" w:hAnsi="Cascadia Code" w:cs="Cascadia Code"/>
+          <w:color w:val="0E2841" w:themeColor="text2"/>
+          <w:sz w:val="28"/>
+          <w:szCs w:val="28"/>
+        </w:rPr>
+        <w:t>()</w:t>
+      </w:r>
+    </w:p>
+    <w:p>
+      <w:pPr>
+        <w:spacing w:after="0"/>
+        <w:jc w:val="both"/>
+        <w:rPr>
+          <w:rFonts w:ascii="Cascadia Code" w:hAnsi="Cascadia Code" w:cs="Cascadia Code"/>
+          <w:color w:val="0E2841" w:themeColor="text2"/>
+          <w:sz w:val="28"/>
+          <w:szCs w:val="28"/>
+        </w:rPr>
+      </w:pPr>
+      <w:proofErr w:type="spellStart"/>
+      <w:proofErr w:type="gramStart"/>
+      <w:r>
+        <w:rPr>
+          <w:rFonts w:ascii="Cascadia Code" w:hAnsi="Cascadia Code" w:cs="Cascadia Code"/>
+          <w:color w:val="0E2841" w:themeColor="text2"/>
+          <w:sz w:val="28"/>
+          <w:szCs w:val="28"/>
+        </w:rPr>
+        <w:t>client.close</w:t>
+      </w:r>
+      <w:proofErr w:type="spellEnd"/>
+      <w:proofErr w:type="gramEnd"/>
+      <w:r>
+        <w:rPr>
+          <w:rFonts w:ascii="Cascadia Code" w:hAnsi="Cascadia Code" w:cs="Cascadia Code"/>
+          <w:color w:val="0E2841" w:themeColor="text2"/>
+          <w:sz w:val="28"/>
+          <w:szCs w:val="28"/>
+        </w:rPr>
+        <w:t>()</w:t>
+      </w:r>
+    </w:p>
+    <w:p>
+      <w:pPr>
+        <w:spacing w:after="0"/>
+        <w:jc w:val="both"/>
+        <w:rPr>
+          <w:rFonts w:ascii="Cascadia Code" w:hAnsi="Cascadia Code" w:cs="Cascadia Code"/>
+          <w:color w:val="0E2841" w:themeColor="text2"/>
+          <w:sz w:val="28"/>
+          <w:szCs w:val="28"/>
+        </w:rPr>
+      </w:pPr>
+    </w:p>
+    <w:p>
+      <w:pPr>
+        <w:spacing w:after="0"/>
+        <w:jc w:val="both"/>
+        <w:rPr>
+          <w:rFonts w:ascii="Cascadia Code" w:hAnsi="Cascadia Code" w:cs="Cascadia Code"/>
+          <w:color w:val="0E2841" w:themeColor="text2"/>
+          <w:sz w:val="28"/>
+          <w:szCs w:val="28"/>
+        </w:rPr>
+      </w:pPr>
+      <w:proofErr w:type="gramStart"/>
+      <w:r>
+        <w:rPr>
+          <w:rFonts w:ascii="Cascadia Code" w:hAnsi="Cascadia Code" w:cs="Cascadia Code"/>
+          <w:color w:val="0E2841" w:themeColor="text2"/>
+          <w:sz w:val="28"/>
+          <w:szCs w:val="28"/>
+        </w:rPr>
+        <w:t>print(</w:t>
+      </w:r>
+      <w:proofErr w:type="gramEnd"/>
+      <w:r>
+        <w:rPr>
+          <w:rFonts w:ascii="Cascadia Code" w:hAnsi="Cascadia Code" w:cs="Cascadia Code"/>
+          <w:color w:val="0E2841" w:themeColor="text2"/>
+          <w:sz w:val="28"/>
+          <w:szCs w:val="28"/>
+        </w:rPr>
+        <w:t>"\</w:t>
+      </w:r>
+      <w:proofErr w:type="spellStart"/>
+      <w:r>
+        <w:rPr>
+          <w:rFonts w:ascii="Cascadia Code" w:hAnsi="Cascadia Code" w:cs="Cascadia Code"/>
+          <w:color w:val="0E2841" w:themeColor="text2"/>
+          <w:sz w:val="28"/>
+          <w:szCs w:val="28"/>
+        </w:rPr>
+        <w:t>nshow</w:t>
+      </w:r>
+      <w:proofErr w:type="spellEnd"/>
+      <w:r>
+        <w:rPr>
+          <w:rFonts w:ascii="Cascadia Code" w:hAnsi="Cascadia Code" w:cs="Cascadia Code"/>
+          <w:color w:val="0E2841" w:themeColor="text2"/>
+          <w:sz w:val="28"/>
+          <w:szCs w:val="28"/>
+        </w:rPr>
+        <w:t xml:space="preserve"> </w:t>
+      </w:r>
+      <w:proofErr w:type="spellStart"/>
+      <w:r>
+        <w:rPr>
+          <w:rFonts w:ascii="Cascadia Code" w:hAnsi="Cascadia Code" w:cs="Cascadia Code"/>
+          <w:color w:val="0E2841" w:themeColor="text2"/>
+          <w:sz w:val="28"/>
+          <w:szCs w:val="28"/>
+        </w:rPr>
+        <w:t>bgp</w:t>
+      </w:r>
+      <w:proofErr w:type="spellEnd"/>
+      <w:r>
+        <w:rPr>
+          <w:rFonts w:ascii="Cascadia Code" w:hAnsi="Cascadia Code" w:cs="Cascadia Code"/>
+          <w:color w:val="0E2841" w:themeColor="text2"/>
+          <w:sz w:val="28"/>
+          <w:szCs w:val="28"/>
+        </w:rPr>
+        <w:t xml:space="preserve"> </w:t>
+      </w:r>
+      <w:proofErr w:type="spellStart"/>
+      <w:r>
+        <w:rPr>
+          <w:rFonts w:ascii="Cascadia Code" w:hAnsi="Cascadia Code" w:cs="Cascadia Code"/>
+          <w:color w:val="0E2841" w:themeColor="text2"/>
+          <w:sz w:val="28"/>
+          <w:szCs w:val="28"/>
+        </w:rPr>
+        <w:t>summary</w:t>
+      </w:r>
+      <w:proofErr w:type="spellEnd"/>
+      <w:r>
+        <w:rPr>
+          <w:rFonts w:ascii="Cascadia Code" w:hAnsi="Cascadia Code" w:cs="Cascadia Code"/>
+          <w:color w:val="0E2841" w:themeColor="text2"/>
+          <w:sz w:val="28"/>
+          <w:szCs w:val="28"/>
+        </w:rPr>
+        <w:t xml:space="preserve"> kimenet:")</w:t>
+      </w:r>
+    </w:p>
+    <w:p>
+      <w:pPr>
+        <w:spacing w:after="0"/>
+        <w:jc w:val="both"/>
+        <w:rPr>
+          <w:rFonts w:ascii="Cascadia Code" w:hAnsi="Cascadia Code" w:cs="Cascadia Code"/>
+          <w:color w:val="0E2841" w:themeColor="text2"/>
+          <w:sz w:val="28"/>
+          <w:szCs w:val="28"/>
+        </w:rPr>
+      </w:pPr>
+      <w:r>
+        <w:rPr>
+          <w:rFonts w:ascii="Cascadia Code" w:hAnsi="Cascadia Code" w:cs="Cascadia Code"/>
+          <w:color w:val="0E2841" w:themeColor="text2"/>
+          <w:sz w:val="28"/>
+          <w:szCs w:val="28"/>
+        </w:rPr>
+        <w:t>print(output)</w:t>
+      </w:r>
+    </w:p>
+    <w:p>
+      <w:pPr>
+        <w:spacing w:after="0"/>
+        <w:jc w:val="both"/>
+        <w:rPr>
+          <w:rFonts w:ascii="Cascadia Code" w:hAnsi="Cascadia Code" w:cs="Cascadia Code"/>
+          <w:color w:val="0E2841" w:themeColor="text2"/>
+          <w:sz w:val="28"/>
+          <w:szCs w:val="28"/>
+        </w:rPr>
+      </w:pPr>
+    </w:p>
+    <w:p>
+      <w:pPr>
+        <w:spacing w:after="0"/>
+        <w:jc w:val="both"/>
+        <w:rPr>
+          <w:rFonts w:ascii="Cascadia Code" w:hAnsi="Cascadia Code" w:cs="Cascadia Code"/>
+          <w:color w:val="0E2841" w:themeColor="text2"/>
+          <w:sz w:val="28"/>
+          <w:szCs w:val="28"/>
+        </w:rPr>
+      </w:pPr>
+      <w:r>
+        <w:rPr>
+          <w:rFonts w:ascii="Cascadia Code" w:hAnsi="Cascadia Code" w:cs="Cascadia Code"/>
+          <w:color w:val="0E2841" w:themeColor="text2"/>
+          <w:sz w:val="28"/>
+          <w:szCs w:val="28"/>
+        </w:rPr>
+        <w:t># -----------------------------------------------------</w:t>
+      </w:r>
+    </w:p>
+    <w:p>
+      <w:pPr>
+        <w:spacing w:after="0"/>
+        <w:jc w:val="both"/>
+        <w:rPr>
+          <w:rFonts w:ascii="Cascadia Code" w:hAnsi="Cascadia Code" w:cs="Cascadia Code"/>
+          <w:color w:val="0E2841" w:themeColor="text2"/>
+          <w:sz w:val="28"/>
+          <w:szCs w:val="28"/>
+        </w:rPr>
+      </w:pPr>
+      <w:r>
+        <w:rPr>
+          <w:rFonts w:ascii="Cascadia Code" w:hAnsi="Cascadia Code" w:cs="Cascadia Code"/>
+          <w:color w:val="0E2841" w:themeColor="text2"/>
+          <w:sz w:val="28"/>
+          <w:szCs w:val="28"/>
+        </w:rPr>
+        <w:t># 3) BGP állapot feldolgozása (nagyon egyszerű parser)</w:t>
+      </w:r>
+    </w:p>
+    <w:p>
+      <w:pPr>
+        <w:spacing w:after="0"/>
+        <w:jc w:val="both"/>
+        <w:rPr>
+          <w:rFonts w:ascii="Cascadia Code" w:hAnsi="Cascadia Code" w:cs="Cascadia Code"/>
+          <w:color w:val="0E2841" w:themeColor="text2"/>
+          <w:sz w:val="28"/>
+          <w:szCs w:val="28"/>
+        </w:rPr>
+      </w:pPr>
+      <w:r>
+        <w:rPr>
+          <w:rFonts w:ascii="Cascadia Code" w:hAnsi="Cascadia Code" w:cs="Cascadia Code"/>
+          <w:color w:val="0E2841" w:themeColor="text2"/>
+          <w:sz w:val="28"/>
+          <w:szCs w:val="28"/>
+        </w:rPr>
+        <w:t># -----------------------------------------------------</w:t>
+      </w:r>
+    </w:p>
+    <w:p>
+      <w:pPr>
+        <w:spacing w:after="0"/>
+        <w:jc w:val="both"/>
+        <w:rPr>
+          <w:rFonts w:ascii="Cascadia Code" w:hAnsi="Cascadia Code" w:cs="Cascadia Code"/>
+          <w:color w:val="0E2841" w:themeColor="text2"/>
+          <w:sz w:val="28"/>
+          <w:szCs w:val="28"/>
+        </w:rPr>
+      </w:pPr>
+      <w:proofErr w:type="spellStart"/>
+      <w:r>
+        <w:rPr>
+          <w:rFonts w:ascii="Cascadia Code" w:hAnsi="Cascadia Code" w:cs="Cascadia Code"/>
+          <w:color w:val="0E2841" w:themeColor="text2"/>
+          <w:sz w:val="28"/>
+          <w:szCs w:val="28"/>
+        </w:rPr>
+        <w:t>lines</w:t>
+      </w:r>
+      <w:proofErr w:type="spellEnd"/>
+      <w:r>
+        <w:rPr>
+          <w:rFonts w:ascii="Cascadia Code" w:hAnsi="Cascadia Code" w:cs="Cascadia Code"/>
+          <w:color w:val="0E2841" w:themeColor="text2"/>
+          <w:sz w:val="28"/>
+          <w:szCs w:val="28"/>
+        </w:rPr>
+        <w:t xml:space="preserve"> = </w:t>
+      </w:r>
+      <w:proofErr w:type="spellStart"/>
+      <w:proofErr w:type="gramStart"/>
+      <w:r>
+        <w:rPr>
+          <w:rFonts w:ascii="Cascadia Code" w:hAnsi="Cascadia Code" w:cs="Cascadia Code"/>
+          <w:color w:val="0E2841" w:themeColor="text2"/>
+          <w:sz w:val="28"/>
+          <w:szCs w:val="28"/>
+        </w:rPr>
+        <w:t>output.splitlines</w:t>
+      </w:r>
+      <w:proofErr w:type="spellEnd"/>
+      <w:proofErr w:type="gramEnd"/>
+      <w:r>
+        <w:rPr>
+          <w:rFonts w:ascii="Cascadia Code" w:hAnsi="Cascadia Code" w:cs="Cascadia Code"/>
+          <w:color w:val="0E2841" w:themeColor="text2"/>
+          <w:sz w:val="28"/>
+          <w:szCs w:val="28"/>
+        </w:rPr>
+        <w:t>()</w:t>
+      </w:r>
+    </w:p>
+    <w:p>
+      <w:pPr>
+        <w:spacing w:after="0"/>
+        <w:jc w:val="both"/>
+        <w:rPr>
+          <w:rFonts w:ascii="Cascadia Code" w:hAnsi="Cascadia Code" w:cs="Cascadia Code"/>
+          <w:color w:val="0E2841" w:themeColor="text2"/>
+          <w:sz w:val="28"/>
+          <w:szCs w:val="28"/>
+        </w:rPr>
+      </w:pPr>
+      <w:proofErr w:type="spellStart"/>
+      <w:r>
+        <w:rPr>
+          <w:rFonts w:ascii="Cascadia Code" w:hAnsi="Cascadia Code" w:cs="Cascadia Code"/>
+          <w:color w:val="0E2841" w:themeColor="text2"/>
+          <w:sz w:val="28"/>
+          <w:szCs w:val="28"/>
+        </w:rPr>
+        <w:t>neighbors</w:t>
+      </w:r>
+      <w:proofErr w:type="spellEnd"/>
+      <w:r>
+        <w:rPr>
+          <w:rFonts w:ascii="Cascadia Code" w:hAnsi="Cascadia Code" w:cs="Cascadia Code"/>
+          <w:color w:val="0E2841" w:themeColor="text2"/>
+          <w:sz w:val="28"/>
+          <w:szCs w:val="28"/>
+        </w:rPr>
+        <w:t xml:space="preserve"> = []</w:t>
+      </w:r>
+    </w:p>
+    <w:p>
+      <w:pPr>
+        <w:spacing w:after="0"/>
+        <w:jc w:val="both"/>
+        <w:rPr>
+          <w:rFonts w:ascii="Cascadia Code" w:hAnsi="Cascadia Code" w:cs="Cascadia Code"/>
+          <w:color w:val="0E2841" w:themeColor="text2"/>
+          <w:sz w:val="28"/>
+          <w:szCs w:val="28"/>
+        </w:rPr>
+      </w:pPr>
+    </w:p>
+    <w:p>
+      <w:pPr>
+        <w:spacing w:after="0"/>
+        <w:jc w:val="both"/>
+        <w:rPr>
+          <w:rFonts w:ascii="Cascadia Code" w:hAnsi="Cascadia Code" w:cs="Cascadia Code"/>
+          <w:color w:val="0E2841" w:themeColor="text2"/>
+          <w:sz w:val="28"/>
+          <w:szCs w:val="28"/>
+        </w:rPr>
+      </w:pPr>
+      <w:proofErr w:type="spellStart"/>
+      <w:r>
+        <w:rPr>
+          <w:rFonts w:ascii="Cascadia Code" w:hAnsi="Cascadia Code" w:cs="Cascadia Code"/>
+          <w:color w:val="0E2841" w:themeColor="text2"/>
+          <w:sz w:val="28"/>
+          <w:szCs w:val="28"/>
+        </w:rPr>
+        <w:t>for</w:t>
+      </w:r>
+      <w:proofErr w:type="spellEnd"/>
+      <w:r>
+        <w:rPr>
+          <w:rFonts w:ascii="Cascadia Code" w:hAnsi="Cascadia Code" w:cs="Cascadia Code"/>
+          <w:color w:val="0E2841" w:themeColor="text2"/>
+          <w:sz w:val="28"/>
+          <w:szCs w:val="28"/>
+        </w:rPr>
+        <w:t xml:space="preserve"> line in </w:t>
+      </w:r>
+      <w:proofErr w:type="spellStart"/>
+      <w:r>
+        <w:rPr>
+          <w:rFonts w:ascii="Cascadia Code" w:hAnsi="Cascadia Code" w:cs="Cascadia Code"/>
+          <w:color w:val="0E2841" w:themeColor="text2"/>
+          <w:sz w:val="28"/>
+          <w:szCs w:val="28"/>
+        </w:rPr>
+        <w:t>lines</w:t>
+      </w:r>
+      <w:proofErr w:type="spellEnd"/>
+      <w:r>
+        <w:rPr>
+          <w:rFonts w:ascii="Cascadia Code" w:hAnsi="Cascadia Code" w:cs="Cascadia Code"/>
+          <w:color w:val="0E2841" w:themeColor="text2"/>
+          <w:sz w:val="28"/>
+          <w:szCs w:val="28"/>
+        </w:rPr>
+        <w:t>:</w:t>
+      </w:r>
+    </w:p>
+    <w:p>
+      <w:pPr>
+        <w:spacing w:after="0"/>
+        <w:jc w:val="both"/>
+        <w:rPr>
+          <w:rFonts w:ascii="Cascadia Code" w:hAnsi="Cascadia Code" w:cs="Cascadia Code"/>
+          <w:color w:val="0E2841" w:themeColor="text2"/>
+          <w:sz w:val="28"/>
+          <w:szCs w:val="28"/>
+        </w:rPr>
+      </w:pPr>
+      <w:r>
+        <w:rPr>
+          <w:rFonts w:ascii="Cascadia Code" w:hAnsi="Cascadia Code" w:cs="Cascadia Code"/>
+          <w:color w:val="0E2841" w:themeColor="text2"/>
+          <w:sz w:val="28"/>
+          <w:szCs w:val="28"/>
+        </w:rPr>
+        <w:t xml:space="preserve">    </w:t>
+      </w:r>
+      <w:proofErr w:type="spellStart"/>
+      <w:r>
+        <w:rPr>
+          <w:rFonts w:ascii="Cascadia Code" w:hAnsi="Cascadia Code" w:cs="Cascadia Code"/>
+          <w:color w:val="0E2841" w:themeColor="text2"/>
+          <w:sz w:val="28"/>
+          <w:szCs w:val="28"/>
+        </w:rPr>
+        <w:t>parts</w:t>
+      </w:r>
+      <w:proofErr w:type="spellEnd"/>
+      <w:r>
+        <w:rPr>
+          <w:rFonts w:ascii="Cascadia Code" w:hAnsi="Cascadia Code" w:cs="Cascadia Code"/>
+          <w:color w:val="0E2841" w:themeColor="text2"/>
+          <w:sz w:val="28"/>
+          <w:szCs w:val="28"/>
+        </w:rPr>
+        <w:t xml:space="preserve"> = </w:t>
+      </w:r>
+      <w:proofErr w:type="spellStart"/>
+      <w:proofErr w:type="gramStart"/>
+      <w:r>
+        <w:rPr>
+          <w:rFonts w:ascii="Cascadia Code" w:hAnsi="Cascadia Code" w:cs="Cascadia Code"/>
+          <w:color w:val="0E2841" w:themeColor="text2"/>
+          <w:sz w:val="28"/>
+          <w:szCs w:val="28"/>
+        </w:rPr>
+        <w:t>line.split</w:t>
+      </w:r>
+      <w:proofErr w:type="spellEnd"/>
+      <w:proofErr w:type="gramEnd"/>
+      <w:r>
+        <w:rPr>
+          <w:rFonts w:ascii="Cascadia Code" w:hAnsi="Cascadia Code" w:cs="Cascadia Code"/>
+          <w:color w:val="0E2841" w:themeColor="text2"/>
+          <w:sz w:val="28"/>
+          <w:szCs w:val="28"/>
+        </w:rPr>
+        <w:t>()</w:t>
+      </w:r>
+    </w:p>
+    <w:p>
+      <w:pPr>
+        <w:spacing w:after="0"/>
+        <w:jc w:val="both"/>
+        <w:rPr>
+          <w:rFonts w:ascii="Cascadia Code" w:hAnsi="Cascadia Code" w:cs="Cascadia Code"/>
+          <w:color w:val="0E2841" w:themeColor="text2"/>
+          <w:sz w:val="28"/>
+          <w:szCs w:val="28"/>
+        </w:rPr>
+      </w:pPr>
+      <w:r>
+        <w:rPr>
+          <w:rFonts w:ascii="Cascadia Code" w:hAnsi="Cascadia Code" w:cs="Cascadia Code"/>
+          <w:color w:val="0E2841" w:themeColor="text2"/>
+          <w:sz w:val="28"/>
+          <w:szCs w:val="28"/>
+        </w:rPr>
+        <w:t xml:space="preserve">    </w:t>
+      </w:r>
+      <w:proofErr w:type="spellStart"/>
+      <w:r>
+        <w:rPr>
+          <w:rFonts w:ascii="Cascadia Code" w:hAnsi="Cascadia Code" w:cs="Cascadia Code"/>
+          <w:color w:val="0E2841" w:themeColor="text2"/>
+          <w:sz w:val="28"/>
+          <w:szCs w:val="28"/>
+        </w:rPr>
+        <w:t>if</w:t>
+      </w:r>
+      <w:proofErr w:type="spellEnd"/>
+      <w:r>
+        <w:rPr>
+          <w:rFonts w:ascii="Cascadia Code" w:hAnsi="Cascadia Code" w:cs="Cascadia Code"/>
+          <w:color w:val="0E2841" w:themeColor="text2"/>
+          <w:sz w:val="28"/>
+          <w:szCs w:val="28"/>
+        </w:rPr>
+        <w:t xml:space="preserve"> len(</w:t>
+      </w:r>
+      <w:proofErr w:type="spellStart"/>
+      <w:r>
+        <w:rPr>
+          <w:rFonts w:ascii="Cascadia Code" w:hAnsi="Cascadia Code" w:cs="Cascadia Code"/>
+          <w:color w:val="0E2841" w:themeColor="text2"/>
+          <w:sz w:val="28"/>
+          <w:szCs w:val="28"/>
+        </w:rPr>
+        <w:t>parts</w:t>
+      </w:r>
+      <w:proofErr w:type="spellEnd"/>
+      <w:r>
+        <w:rPr>
+          <w:rFonts w:ascii="Cascadia Code" w:hAnsi="Cascadia Code" w:cs="Cascadia Code"/>
+          <w:color w:val="0E2841" w:themeColor="text2"/>
+          <w:sz w:val="28"/>
+          <w:szCs w:val="28"/>
+        </w:rPr>
+        <w:t xml:space="preserve">) &gt; 2 and </w:t>
+      </w:r>
+      <w:proofErr w:type="spellStart"/>
+      <w:r>
+        <w:rPr>
+          <w:rFonts w:ascii="Cascadia Code" w:hAnsi="Cascadia Code" w:cs="Cascadia Code"/>
+          <w:color w:val="0E2841" w:themeColor="text2"/>
+          <w:sz w:val="28"/>
+          <w:szCs w:val="28"/>
+        </w:rPr>
+        <w:t>parts</w:t>
+      </w:r>
+      <w:proofErr w:type="spellEnd"/>
+      <w:r>
+        <w:rPr>
+          <w:rFonts w:ascii="Cascadia Code" w:hAnsi="Cascadia Code" w:cs="Cascadia Code"/>
+          <w:color w:val="0E2841" w:themeColor="text2"/>
+          <w:sz w:val="28"/>
+          <w:szCs w:val="28"/>
+        </w:rPr>
+        <w:t>[0</w:t>
+      </w:r>
+      <w:proofErr w:type="gramStart"/>
+      <w:r>
+        <w:rPr>
+          <w:rFonts w:ascii="Cascadia Code" w:hAnsi="Cascadia Code" w:cs="Cascadia Code"/>
+          <w:color w:val="0E2841" w:themeColor="text2"/>
+          <w:sz w:val="28"/>
+          <w:szCs w:val="28"/>
+        </w:rPr>
+        <w:t>].</w:t>
+      </w:r>
+      <w:proofErr w:type="spellStart"/>
+      <w:r>
+        <w:rPr>
+          <w:rFonts w:ascii="Cascadia Code" w:hAnsi="Cascadia Code" w:cs="Cascadia Code"/>
+          <w:color w:val="0E2841" w:themeColor="text2"/>
+          <w:sz w:val="28"/>
+          <w:szCs w:val="28"/>
+        </w:rPr>
+        <w:t>count</w:t>
+      </w:r>
+      <w:proofErr w:type="spellEnd"/>
+      <w:proofErr w:type="gramEnd"/>
+      <w:r>
+        <w:rPr>
+          <w:rFonts w:ascii="Cascadia Code" w:hAnsi="Cascadia Code" w:cs="Cascadia Code"/>
+          <w:color w:val="0E2841" w:themeColor="text2"/>
+          <w:sz w:val="28"/>
+          <w:szCs w:val="28"/>
+        </w:rPr>
+        <w:t>(".") == 3:</w:t>
+      </w:r>
+    </w:p>
+    <w:p>
+      <w:pPr>
+        <w:spacing w:after="0"/>
+        <w:jc w:val="both"/>
+        <w:rPr>
+          <w:rFonts w:ascii="Cascadia Code" w:hAnsi="Cascadia Code" w:cs="Cascadia Code"/>
+          <w:color w:val="0E2841" w:themeColor="text2"/>
+          <w:sz w:val="28"/>
+          <w:szCs w:val="28"/>
+        </w:rPr>
+      </w:pPr>
+      <w:r>
+        <w:rPr>
+          <w:rFonts w:ascii="Cascadia Code" w:hAnsi="Cascadia Code" w:cs="Cascadia Code"/>
+          <w:color w:val="0E2841" w:themeColor="text2"/>
+          <w:sz w:val="28"/>
+          <w:szCs w:val="28"/>
+        </w:rPr>
+        <w:t xml:space="preserve">        </w:t>
+      </w:r>
+      <w:proofErr w:type="spellStart"/>
+      <w:r>
+        <w:rPr>
+          <w:rFonts w:ascii="Cascadia Code" w:hAnsi="Cascadia Code" w:cs="Cascadia Code"/>
+          <w:color w:val="0E2841" w:themeColor="text2"/>
+          <w:sz w:val="28"/>
+          <w:szCs w:val="28"/>
+        </w:rPr>
+        <w:t>neighbor_ip</w:t>
+      </w:r>
+      <w:proofErr w:type="spellEnd"/>
+      <w:r>
+        <w:rPr>
+          <w:rFonts w:ascii="Cascadia Code" w:hAnsi="Cascadia Code" w:cs="Cascadia Code"/>
+          <w:color w:val="0E2841" w:themeColor="text2"/>
+          <w:sz w:val="28"/>
+          <w:szCs w:val="28"/>
+        </w:rPr>
+        <w:t xml:space="preserve"> = </w:t>
+      </w:r>
+      <w:proofErr w:type="spellStart"/>
+      <w:proofErr w:type="gramStart"/>
+      <w:r>
+        <w:rPr>
+          <w:rFonts w:ascii="Cascadia Code" w:hAnsi="Cascadia Code" w:cs="Cascadia Code"/>
+          <w:color w:val="0E2841" w:themeColor="text2"/>
+          <w:sz w:val="28"/>
+          <w:szCs w:val="28"/>
+        </w:rPr>
+        <w:t>parts</w:t>
+      </w:r>
+      <w:proofErr w:type="spellEnd"/>
+      <w:r>
+        <w:rPr>
+          <w:rFonts w:ascii="Cascadia Code" w:hAnsi="Cascadia Code" w:cs="Cascadia Code"/>
+          <w:color w:val="0E2841" w:themeColor="text2"/>
+          <w:sz w:val="28"/>
+          <w:szCs w:val="28"/>
+        </w:rPr>
+        <w:t>[</w:t>
+      </w:r>
+      <w:proofErr w:type="gramEnd"/>
+      <w:r>
+        <w:rPr>
+          <w:rFonts w:ascii="Cascadia Code" w:hAnsi="Cascadia Code" w:cs="Cascadia Code"/>
+          <w:color w:val="0E2841" w:themeColor="text2"/>
+          <w:sz w:val="28"/>
+          <w:szCs w:val="28"/>
+        </w:rPr>
+        <w:t>0]</w:t>
+      </w:r>
+    </w:p>
+    <w:p>
+      <w:pPr>
+        <w:spacing w:after="0"/>
+        <w:jc w:val="both"/>
+        <w:rPr>
+          <w:rFonts w:ascii="Cascadia Code" w:hAnsi="Cascadia Code" w:cs="Cascadia Code"/>
+          <w:color w:val="0E2841" w:themeColor="text2"/>
+          <w:sz w:val="28"/>
+          <w:szCs w:val="28"/>
+        </w:rPr>
+      </w:pPr>
+      <w:r>
+        <w:rPr>
+          <w:rFonts w:ascii="Cascadia Code" w:hAnsi="Cascadia Code" w:cs="Cascadia Code"/>
+          <w:color w:val="0E2841" w:themeColor="text2"/>
+          <w:sz w:val="28"/>
+          <w:szCs w:val="28"/>
+        </w:rPr>
+        <w:t xml:space="preserve">        </w:t>
+      </w:r>
+      <w:proofErr w:type="spellStart"/>
+      <w:r>
+        <w:rPr>
+          <w:rFonts w:ascii="Cascadia Code" w:hAnsi="Cascadia Code" w:cs="Cascadia Code"/>
+          <w:color w:val="0E2841" w:themeColor="text2"/>
+          <w:sz w:val="28"/>
+          <w:szCs w:val="28"/>
+        </w:rPr>
+        <w:t>state_or_prefix</w:t>
+      </w:r>
+      <w:proofErr w:type="spellEnd"/>
+      <w:r>
+        <w:rPr>
+          <w:rFonts w:ascii="Cascadia Code" w:hAnsi="Cascadia Code" w:cs="Cascadia Code"/>
+          <w:color w:val="0E2841" w:themeColor="text2"/>
+          <w:sz w:val="28"/>
+          <w:szCs w:val="28"/>
+        </w:rPr>
+        <w:t xml:space="preserve"> = </w:t>
+      </w:r>
+      <w:proofErr w:type="spellStart"/>
+      <w:proofErr w:type="gramStart"/>
+      <w:r>
+        <w:rPr>
+          <w:rFonts w:ascii="Cascadia Code" w:hAnsi="Cascadia Code" w:cs="Cascadia Code"/>
+          <w:color w:val="0E2841" w:themeColor="text2"/>
+          <w:sz w:val="28"/>
+          <w:szCs w:val="28"/>
+        </w:rPr>
+        <w:t>parts</w:t>
+      </w:r>
+      <w:proofErr w:type="spellEnd"/>
+      <w:r>
+        <w:rPr>
+          <w:rFonts w:ascii="Cascadia Code" w:hAnsi="Cascadia Code" w:cs="Cascadia Code"/>
+          <w:color w:val="0E2841" w:themeColor="text2"/>
+          <w:sz w:val="28"/>
+          <w:szCs w:val="28"/>
+        </w:rPr>
+        <w:t>[</w:t>
+      </w:r>
+      <w:proofErr w:type="gramEnd"/>
+      <w:r>
+        <w:rPr>
+          <w:rFonts w:ascii="Cascadia Code" w:hAnsi="Cascadia Code" w:cs="Cascadia Code"/>
+          <w:color w:val="0E2841" w:themeColor="text2"/>
+          <w:sz w:val="28"/>
+          <w:szCs w:val="28"/>
+        </w:rPr>
+        <w:t>-1]</w:t>
+      </w:r>
+    </w:p>
+    <w:p>
+      <w:pPr>
+        <w:spacing w:after="0"/>
+        <w:jc w:val="both"/>
+        <w:rPr>
+          <w:rFonts w:ascii="Cascadia Code" w:hAnsi="Cascadia Code" w:cs="Cascadia Code"/>
+          <w:color w:val="0E2841" w:themeColor="text2"/>
+          <w:sz w:val="28"/>
+          <w:szCs w:val="28"/>
+        </w:rPr>
+      </w:pPr>
+      <w:r>
+        <w:rPr>
+          <w:rFonts w:ascii="Cascadia Code" w:hAnsi="Cascadia Code" w:cs="Cascadia Code"/>
+          <w:color w:val="0E2841" w:themeColor="text2"/>
+          <w:sz w:val="28"/>
+          <w:szCs w:val="28"/>
+        </w:rPr>
+        <w:t xml:space="preserve">        </w:t>
+      </w:r>
+      <w:proofErr w:type="spellStart"/>
+      <w:proofErr w:type="gramStart"/>
+      <w:r>
+        <w:rPr>
+          <w:rFonts w:ascii="Cascadia Code" w:hAnsi="Cascadia Code" w:cs="Cascadia Code"/>
+          <w:color w:val="0E2841" w:themeColor="text2"/>
+          <w:sz w:val="28"/>
+          <w:szCs w:val="28"/>
+        </w:rPr>
+        <w:t>neighbors.append</w:t>
+      </w:r>
+      <w:proofErr w:type="spellEnd"/>
+      <w:proofErr w:type="gramEnd"/>
+      <w:r>
+        <w:rPr>
+          <w:rFonts w:ascii="Cascadia Code" w:hAnsi="Cascadia Code" w:cs="Cascadia Code"/>
+          <w:color w:val="0E2841" w:themeColor="text2"/>
+          <w:sz w:val="28"/>
+          <w:szCs w:val="28"/>
+        </w:rPr>
+        <w:t>((</w:t>
+      </w:r>
+      <w:proofErr w:type="spellStart"/>
+      <w:r>
+        <w:rPr>
+          <w:rFonts w:ascii="Cascadia Code" w:hAnsi="Cascadia Code" w:cs="Cascadia Code"/>
+          <w:color w:val="0E2841" w:themeColor="text2"/>
+          <w:sz w:val="28"/>
+          <w:szCs w:val="28"/>
+        </w:rPr>
+        <w:t>neighbor_ip</w:t>
+      </w:r>
+      <w:proofErr w:type="spellEnd"/>
+      <w:r>
+        <w:rPr>
+          <w:rFonts w:ascii="Cascadia Code" w:hAnsi="Cascadia Code" w:cs="Cascadia Code"/>
+          <w:color w:val="0E2841" w:themeColor="text2"/>
+          <w:sz w:val="28"/>
+          <w:szCs w:val="28"/>
+        </w:rPr>
+        <w:t xml:space="preserve">, </w:t>
+      </w:r>
+      <w:proofErr w:type="spellStart"/>
+      <w:r>
+        <w:rPr>
+          <w:rFonts w:ascii="Cascadia Code" w:hAnsi="Cascadia Code" w:cs="Cascadia Code"/>
+          <w:color w:val="0E2841" w:themeColor="text2"/>
+          <w:sz w:val="28"/>
+          <w:szCs w:val="28"/>
+        </w:rPr>
+        <w:t>state_or_prefix</w:t>
+      </w:r>
+      <w:proofErr w:type="spellEnd"/>
+      <w:r>
+        <w:rPr>
+          <w:rFonts w:ascii="Cascadia Code" w:hAnsi="Cascadia Code" w:cs="Cascadia Code"/>
+          <w:color w:val="0E2841" w:themeColor="text2"/>
+          <w:sz w:val="28"/>
+          <w:szCs w:val="28"/>
+        </w:rPr>
+        <w:t>))</w:t>
+      </w:r>
+    </w:p>
+    <w:p>
+      <w:pPr>
+        <w:spacing w:after="0"/>
+        <w:jc w:val="both"/>
+        <w:rPr>
+          <w:rFonts w:ascii="Cascadia Code" w:hAnsi="Cascadia Code" w:cs="Cascadia Code"/>
+          <w:color w:val="0E2841" w:themeColor="text2"/>
+          <w:sz w:val="28"/>
+          <w:szCs w:val="28"/>
+        </w:rPr>
+      </w:pPr>
+    </w:p>
+    <w:p>
+      <w:pPr>
+        <w:spacing w:after="0"/>
+        <w:jc w:val="both"/>
+        <w:rPr>
+          <w:rFonts w:ascii="Cascadia Code" w:hAnsi="Cascadia Code" w:cs="Cascadia Code"/>
+          <w:color w:val="0E2841" w:themeColor="text2"/>
+          <w:sz w:val="28"/>
+          <w:szCs w:val="28"/>
+        </w:rPr>
+      </w:pPr>
+      <w:r>
+        <w:rPr>
+          <w:rFonts w:ascii="Cascadia Code" w:hAnsi="Cascadia Code" w:cs="Cascadia Code"/>
+          <w:color w:val="0E2841" w:themeColor="text2"/>
+          <w:sz w:val="28"/>
+          <w:szCs w:val="28"/>
+        </w:rPr>
+        <w:t># -----------------------------------------------------</w:t>
+      </w:r>
+    </w:p>
+    <w:p>
+      <w:pPr>
+        <w:spacing w:after="0"/>
+        <w:jc w:val="both"/>
+        <w:rPr>
+          <w:rFonts w:ascii="Cascadia Code" w:hAnsi="Cascadia Code" w:cs="Cascadia Code"/>
+          <w:color w:val="0E2841" w:themeColor="text2"/>
+          <w:sz w:val="28"/>
+          <w:szCs w:val="28"/>
+        </w:rPr>
+      </w:pPr>
+      <w:r>
+        <w:rPr>
+          <w:rFonts w:ascii="Cascadia Code" w:hAnsi="Cascadia Code" w:cs="Cascadia Code"/>
+          <w:color w:val="0E2841" w:themeColor="text2"/>
+          <w:sz w:val="28"/>
+          <w:szCs w:val="28"/>
+        </w:rPr>
+        <w:t># 4) XML riport generálása</w:t>
+      </w:r>
+    </w:p>
+    <w:p>
+      <w:pPr>
+        <w:spacing w:after="0"/>
+        <w:jc w:val="both"/>
+        <w:rPr>
+          <w:rFonts w:ascii="Cascadia Code" w:hAnsi="Cascadia Code" w:cs="Cascadia Code"/>
+          <w:color w:val="0E2841" w:themeColor="text2"/>
+          <w:sz w:val="28"/>
+          <w:szCs w:val="28"/>
+        </w:rPr>
+      </w:pPr>
+      <w:r>
+        <w:rPr>
+          <w:rFonts w:ascii="Cascadia Code" w:hAnsi="Cascadia Code" w:cs="Cascadia Code"/>
+          <w:color w:val="0E2841" w:themeColor="text2"/>
+          <w:sz w:val="28"/>
+          <w:szCs w:val="28"/>
+        </w:rPr>
+        <w:t># -----------------------------------------------------</w:t>
+      </w:r>
+    </w:p>
+    <w:p>
+      <w:pPr>
+        <w:spacing w:after="0"/>
+        <w:jc w:val="both"/>
+        <w:rPr>
+          <w:rFonts w:ascii="Cascadia Code" w:hAnsi="Cascadia Code" w:cs="Cascadia Code"/>
+          <w:color w:val="0E2841" w:themeColor="text2"/>
+          <w:sz w:val="28"/>
+          <w:szCs w:val="28"/>
+        </w:rPr>
+      </w:pPr>
+      <w:proofErr w:type="spellStart"/>
+      <w:r>
+        <w:rPr>
+          <w:rFonts w:ascii="Cascadia Code" w:hAnsi="Cascadia Code" w:cs="Cascadia Code"/>
+          <w:color w:val="0E2841" w:themeColor="text2"/>
+          <w:sz w:val="28"/>
+          <w:szCs w:val="28"/>
+        </w:rPr>
+        <w:t>root</w:t>
+      </w:r>
+      <w:proofErr w:type="spellEnd"/>
+      <w:r>
+        <w:rPr>
+          <w:rFonts w:ascii="Cascadia Code" w:hAnsi="Cascadia Code" w:cs="Cascadia Code"/>
+          <w:color w:val="0E2841" w:themeColor="text2"/>
+          <w:sz w:val="28"/>
+          <w:szCs w:val="28"/>
+        </w:rPr>
+        <w:t xml:space="preserve"> = </w:t>
+      </w:r>
+      <w:proofErr w:type="spellStart"/>
+      <w:r>
+        <w:rPr>
+          <w:rFonts w:ascii="Cascadia Code" w:hAnsi="Cascadia Code" w:cs="Cascadia Code"/>
+          <w:color w:val="0E2841" w:themeColor="text2"/>
+          <w:sz w:val="28"/>
+          <w:szCs w:val="28"/>
+        </w:rPr>
+        <w:t>ET.Element</w:t>
+      </w:r>
+      <w:proofErr w:type="spellEnd"/>
+      <w:r>
+        <w:rPr>
+          <w:rFonts w:ascii="Cascadia Code" w:hAnsi="Cascadia Code" w:cs="Cascadia Code"/>
+          <w:color w:val="0E2841" w:themeColor="text2"/>
+          <w:sz w:val="28"/>
+          <w:szCs w:val="28"/>
+        </w:rPr>
+        <w:t>("</w:t>
+      </w:r>
+      <w:proofErr w:type="spellStart"/>
+      <w:r>
+        <w:rPr>
+          <w:rFonts w:ascii="Cascadia Code" w:hAnsi="Cascadia Code" w:cs="Cascadia Code"/>
+          <w:color w:val="0E2841" w:themeColor="text2"/>
+          <w:sz w:val="28"/>
+          <w:szCs w:val="28"/>
+        </w:rPr>
+        <w:t>bgp_report</w:t>
+      </w:r>
+      <w:proofErr w:type="spellEnd"/>
+      <w:r>
+        <w:rPr>
+          <w:rFonts w:ascii="Cascadia Code" w:hAnsi="Cascadia Code" w:cs="Cascadia Code"/>
+          <w:color w:val="0E2841" w:themeColor="text2"/>
+          <w:sz w:val="28"/>
+          <w:szCs w:val="28"/>
+        </w:rPr>
+        <w:t>")</w:t>
+      </w:r>
+    </w:p>
+    <w:p>
+      <w:pPr>
+        <w:spacing w:after="0"/>
+        <w:jc w:val="both"/>
+        <w:rPr>
+          <w:rFonts w:ascii="Cascadia Code" w:hAnsi="Cascadia Code" w:cs="Cascadia Code"/>
+          <w:color w:val="0E2841" w:themeColor="text2"/>
+          <w:sz w:val="28"/>
+          <w:szCs w:val="28"/>
+        </w:rPr>
+      </w:pPr>
+    </w:p>
+    <w:p>
+      <w:pPr>
+        <w:spacing w:after="0"/>
+        <w:jc w:val="both"/>
+        <w:rPr>
+          <w:rFonts w:ascii="Cascadia Code" w:hAnsi="Cascadia Code" w:cs="Cascadia Code"/>
+          <w:color w:val="0E2841" w:themeColor="text2"/>
+          <w:sz w:val="28"/>
+          <w:szCs w:val="28"/>
+        </w:rPr>
+      </w:pPr>
+      <w:proofErr w:type="spellStart"/>
+      <w:r>
+        <w:rPr>
+          <w:rFonts w:ascii="Cascadia Code" w:hAnsi="Cascadia Code" w:cs="Cascadia Code"/>
+          <w:color w:val="0E2841" w:themeColor="text2"/>
+          <w:sz w:val="28"/>
+          <w:szCs w:val="28"/>
+        </w:rPr>
+        <w:t>for</w:t>
+      </w:r>
+      <w:proofErr w:type="spellEnd"/>
+      <w:r>
+        <w:rPr>
+          <w:rFonts w:ascii="Cascadia Code" w:hAnsi="Cascadia Code" w:cs="Cascadia Code"/>
+          <w:color w:val="0E2841" w:themeColor="text2"/>
+          <w:sz w:val="28"/>
+          <w:szCs w:val="28"/>
+        </w:rPr>
+        <w:t xml:space="preserve"> </w:t>
+      </w:r>
+      <w:proofErr w:type="spellStart"/>
+      <w:r>
+        <w:rPr>
+          <w:rFonts w:ascii="Cascadia Code" w:hAnsi="Cascadia Code" w:cs="Cascadia Code"/>
+          <w:color w:val="0E2841" w:themeColor="text2"/>
+          <w:sz w:val="28"/>
+          <w:szCs w:val="28"/>
+        </w:rPr>
+        <w:t>ip</w:t>
+      </w:r>
+      <w:proofErr w:type="spellEnd"/>
+      <w:r>
+        <w:rPr>
+          <w:rFonts w:ascii="Cascadia Code" w:hAnsi="Cascadia Code" w:cs="Cascadia Code"/>
+          <w:color w:val="0E2841" w:themeColor="text2"/>
+          <w:sz w:val="28"/>
+          <w:szCs w:val="28"/>
+        </w:rPr>
+        <w:t xml:space="preserve">, </w:t>
+      </w:r>
+      <w:proofErr w:type="spellStart"/>
+      <w:r>
+        <w:rPr>
+          <w:rFonts w:ascii="Cascadia Code" w:hAnsi="Cascadia Code" w:cs="Cascadia Code"/>
+          <w:color w:val="0E2841" w:themeColor="text2"/>
+          <w:sz w:val="28"/>
+          <w:szCs w:val="28"/>
+        </w:rPr>
+        <w:t>state</w:t>
+      </w:r>
+      <w:proofErr w:type="spellEnd"/>
+      <w:r>
+        <w:rPr>
+          <w:rFonts w:ascii="Cascadia Code" w:hAnsi="Cascadia Code" w:cs="Cascadia Code"/>
+          <w:color w:val="0E2841" w:themeColor="text2"/>
+          <w:sz w:val="28"/>
+          <w:szCs w:val="28"/>
+        </w:rPr>
+        <w:t xml:space="preserve"> in </w:t>
+      </w:r>
+      <w:proofErr w:type="spellStart"/>
+      <w:r>
+        <w:rPr>
+          <w:rFonts w:ascii="Cascadia Code" w:hAnsi="Cascadia Code" w:cs="Cascadia Code"/>
+          <w:color w:val="0E2841" w:themeColor="text2"/>
+          <w:sz w:val="28"/>
+          <w:szCs w:val="28"/>
+        </w:rPr>
+        <w:t>neighbors</w:t>
+      </w:r>
+      <w:proofErr w:type="spellEnd"/>
+      <w:r>
+        <w:rPr>
+          <w:rFonts w:ascii="Cascadia Code" w:hAnsi="Cascadia Code" w:cs="Cascadia Code"/>
+          <w:color w:val="0E2841" w:themeColor="text2"/>
+          <w:sz w:val="28"/>
+          <w:szCs w:val="28"/>
+        </w:rPr>
+        <w:t>:</w:t>
+      </w:r>
+    </w:p>
+    <w:p>
+      <w:pPr>
+        <w:spacing w:after="0"/>
+        <w:jc w:val="both"/>
+        <w:rPr>
+          <w:rFonts w:ascii="Cascadia Code" w:hAnsi="Cascadia Code" w:cs="Cascadia Code"/>
+          <w:color w:val="0E2841" w:themeColor="text2"/>
+          <w:sz w:val="28"/>
+          <w:szCs w:val="28"/>
+        </w:rPr>
+      </w:pPr>
+      <w:r>
+        <w:rPr>
+          <w:rFonts w:ascii="Cascadia Code" w:hAnsi="Cascadia Code" w:cs="Cascadia Code"/>
+          <w:color w:val="0E2841" w:themeColor="text2"/>
+          <w:sz w:val="28"/>
+          <w:szCs w:val="28"/>
+        </w:rPr>
+        <w:t xml:space="preserve">    </w:t>
+      </w:r>
+      <w:proofErr w:type="spellStart"/>
+      <w:r>
+        <w:rPr>
+          <w:rFonts w:ascii="Cascadia Code" w:hAnsi="Cascadia Code" w:cs="Cascadia Code"/>
+          <w:color w:val="0E2841" w:themeColor="text2"/>
+          <w:sz w:val="28"/>
+          <w:szCs w:val="28"/>
+        </w:rPr>
+        <w:t>entry</w:t>
+      </w:r>
+      <w:proofErr w:type="spellEnd"/>
+      <w:r>
+        <w:rPr>
+          <w:rFonts w:ascii="Cascadia Code" w:hAnsi="Cascadia Code" w:cs="Cascadia Code"/>
+          <w:color w:val="0E2841" w:themeColor="text2"/>
+          <w:sz w:val="28"/>
+          <w:szCs w:val="28"/>
+        </w:rPr>
+        <w:t xml:space="preserve"> = </w:t>
+      </w:r>
+      <w:proofErr w:type="spellStart"/>
+      <w:r>
+        <w:rPr>
+          <w:rFonts w:ascii="Cascadia Code" w:hAnsi="Cascadia Code" w:cs="Cascadia Code"/>
+          <w:color w:val="0E2841" w:themeColor="text2"/>
+          <w:sz w:val="28"/>
+          <w:szCs w:val="28"/>
+        </w:rPr>
+        <w:t>ET.SubElement</w:t>
+      </w:r>
+      <w:proofErr w:type="spellEnd"/>
+      <w:r>
+        <w:rPr>
+          <w:rFonts w:ascii="Cascadia Code" w:hAnsi="Cascadia Code" w:cs="Cascadia Code"/>
+          <w:color w:val="0E2841" w:themeColor="text2"/>
+          <w:sz w:val="28"/>
+          <w:szCs w:val="28"/>
+        </w:rPr>
+        <w:t>(</w:t>
+      </w:r>
+      <w:proofErr w:type="spellStart"/>
+      <w:r>
+        <w:rPr>
+          <w:rFonts w:ascii="Cascadia Code" w:hAnsi="Cascadia Code" w:cs="Cascadia Code"/>
+          <w:color w:val="0E2841" w:themeColor="text2"/>
+          <w:sz w:val="28"/>
+          <w:szCs w:val="28"/>
+        </w:rPr>
+        <w:t>root</w:t>
+      </w:r>
+      <w:proofErr w:type="spellEnd"/>
+      <w:r>
+        <w:rPr>
+          <w:rFonts w:ascii="Cascadia Code" w:hAnsi="Cascadia Code" w:cs="Cascadia Code"/>
+          <w:color w:val="0E2841" w:themeColor="text2"/>
+          <w:sz w:val="28"/>
+          <w:szCs w:val="28"/>
+        </w:rPr>
+        <w:t>, "</w:t>
+      </w:r>
+      <w:proofErr w:type="spellStart"/>
+      <w:r>
+        <w:rPr>
+          <w:rFonts w:ascii="Cascadia Code" w:hAnsi="Cascadia Code" w:cs="Cascadia Code"/>
+          <w:color w:val="0E2841" w:themeColor="text2"/>
+          <w:sz w:val="28"/>
+          <w:szCs w:val="28"/>
+        </w:rPr>
+        <w:t>neighbor</w:t>
+      </w:r>
+      <w:proofErr w:type="spellEnd"/>
+      <w:r>
+        <w:rPr>
+          <w:rFonts w:ascii="Cascadia Code" w:hAnsi="Cascadia Code" w:cs="Cascadia Code"/>
+          <w:color w:val="0E2841" w:themeColor="text2"/>
+          <w:sz w:val="28"/>
+          <w:szCs w:val="28"/>
+        </w:rPr>
+        <w:t>")</w:t>
+      </w:r>
+    </w:p>
+    <w:p>
+      <w:pPr>
+        <w:spacing w:after="0"/>
+        <w:jc w:val="both"/>
+        <w:rPr>
+          <w:rFonts w:ascii="Cascadia Code" w:hAnsi="Cascadia Code" w:cs="Cascadia Code"/>
+          <w:color w:val="0E2841" w:themeColor="text2"/>
+          <w:sz w:val="28"/>
+          <w:szCs w:val="28"/>
+        </w:rPr>
+      </w:pPr>
+      <w:r>
+        <w:rPr>
+          <w:rFonts w:ascii="Cascadia Code" w:hAnsi="Cascadia Code" w:cs="Cascadia Code"/>
+          <w:color w:val="0E2841" w:themeColor="text2"/>
+          <w:sz w:val="28"/>
+          <w:szCs w:val="28"/>
+        </w:rPr>
+        <w:t xml:space="preserve">    </w:t>
+      </w:r>
+      <w:proofErr w:type="spellStart"/>
+      <w:r>
+        <w:rPr>
+          <w:rFonts w:ascii="Cascadia Code" w:hAnsi="Cascadia Code" w:cs="Cascadia Code"/>
+          <w:color w:val="0E2841" w:themeColor="text2"/>
+          <w:sz w:val="28"/>
+          <w:szCs w:val="28"/>
+        </w:rPr>
+        <w:t>ET.SubElement</w:t>
+      </w:r>
+      <w:proofErr w:type="spellEnd"/>
+      <w:r>
+        <w:rPr>
+          <w:rFonts w:ascii="Cascadia Code" w:hAnsi="Cascadia Code" w:cs="Cascadia Code"/>
+          <w:color w:val="0E2841" w:themeColor="text2"/>
+          <w:sz w:val="28"/>
+          <w:szCs w:val="28"/>
+        </w:rPr>
+        <w:t>(</w:t>
+      </w:r>
+      <w:proofErr w:type="spellStart"/>
+      <w:r>
+        <w:rPr>
+          <w:rFonts w:ascii="Cascadia Code" w:hAnsi="Cascadia Code" w:cs="Cascadia Code"/>
+          <w:color w:val="0E2841" w:themeColor="text2"/>
+          <w:sz w:val="28"/>
+          <w:szCs w:val="28"/>
+        </w:rPr>
+        <w:t>entry</w:t>
+      </w:r>
+      <w:proofErr w:type="spellEnd"/>
+      <w:r>
+        <w:rPr>
+          <w:rFonts w:ascii="Cascadia Code" w:hAnsi="Cascadia Code" w:cs="Cascadia Code"/>
+          <w:color w:val="0E2841" w:themeColor="text2"/>
+          <w:sz w:val="28"/>
+          <w:szCs w:val="28"/>
+        </w:rPr>
+        <w:t>, "</w:t>
+      </w:r>
+      <w:proofErr w:type="spellStart"/>
+      <w:r>
+        <w:rPr>
+          <w:rFonts w:ascii="Cascadia Code" w:hAnsi="Cascadia Code" w:cs="Cascadia Code"/>
+          <w:color w:val="0E2841" w:themeColor="text2"/>
+          <w:sz w:val="28"/>
+          <w:szCs w:val="28"/>
+        </w:rPr>
+        <w:t>ip</w:t>
+      </w:r>
+      <w:proofErr w:type="spellEnd"/>
+      <w:r>
+        <w:rPr>
+          <w:rFonts w:ascii="Cascadia Code" w:hAnsi="Cascadia Code" w:cs="Cascadia Code"/>
+          <w:color w:val="0E2841" w:themeColor="text2"/>
+          <w:sz w:val="28"/>
+          <w:szCs w:val="28"/>
+        </w:rPr>
+        <w:t xml:space="preserve">").text = </w:t>
+      </w:r>
+      <w:proofErr w:type="spellStart"/>
+      <w:r>
+        <w:rPr>
+          <w:rFonts w:ascii="Cascadia Code" w:hAnsi="Cascadia Code" w:cs="Cascadia Code"/>
+          <w:color w:val="0E2841" w:themeColor="text2"/>
+          <w:sz w:val="28"/>
+          <w:szCs w:val="28"/>
+        </w:rPr>
+        <w:t>ip</w:t>
+      </w:r>
+      <w:proofErr w:type="spellEnd"/>
+    </w:p>
+    <w:p>
+      <w:pPr>
+        <w:spacing w:after="0"/>
+        <w:jc w:val="both"/>
+        <w:rPr>
+          <w:rFonts w:ascii="Cascadia Code" w:hAnsi="Cascadia Code" w:cs="Cascadia Code"/>
+          <w:color w:val="0E2841" w:themeColor="text2"/>
+          <w:sz w:val="28"/>
+          <w:szCs w:val="28"/>
+        </w:rPr>
+      </w:pPr>
+      <w:r>
+        <w:rPr>
+          <w:rFonts w:ascii="Cascadia Code" w:hAnsi="Cascadia Code" w:cs="Cascadia Code"/>
+          <w:color w:val="0E2841" w:themeColor="text2"/>
+          <w:sz w:val="28"/>
+          <w:szCs w:val="28"/>
+        </w:rPr>
+        <w:t xml:space="preserve">    </w:t>
+      </w:r>
+      <w:proofErr w:type="spellStart"/>
+      <w:r>
+        <w:rPr>
+          <w:rFonts w:ascii="Cascadia Code" w:hAnsi="Cascadia Code" w:cs="Cascadia Code"/>
+          <w:color w:val="0E2841" w:themeColor="text2"/>
+          <w:sz w:val="28"/>
+          <w:szCs w:val="28"/>
+        </w:rPr>
+        <w:t>ET.SubElement</w:t>
+      </w:r>
+      <w:proofErr w:type="spellEnd"/>
+      <w:r>
+        <w:rPr>
+          <w:rFonts w:ascii="Cascadia Code" w:hAnsi="Cascadia Code" w:cs="Cascadia Code"/>
+          <w:color w:val="0E2841" w:themeColor="text2"/>
+          <w:sz w:val="28"/>
+          <w:szCs w:val="28"/>
+        </w:rPr>
+        <w:t>(</w:t>
+      </w:r>
+      <w:proofErr w:type="spellStart"/>
+      <w:r>
+        <w:rPr>
+          <w:rFonts w:ascii="Cascadia Code" w:hAnsi="Cascadia Code" w:cs="Cascadia Code"/>
+          <w:color w:val="0E2841" w:themeColor="text2"/>
+          <w:sz w:val="28"/>
+          <w:szCs w:val="28"/>
+        </w:rPr>
+        <w:t>entry</w:t>
+      </w:r>
+      <w:proofErr w:type="spellEnd"/>
+      <w:r>
+        <w:rPr>
+          <w:rFonts w:ascii="Cascadia Code" w:hAnsi="Cascadia Code" w:cs="Cascadia Code"/>
+          <w:color w:val="0E2841" w:themeColor="text2"/>
+          <w:sz w:val="28"/>
+          <w:szCs w:val="28"/>
+        </w:rPr>
+        <w:t>, "</w:t>
+      </w:r>
+      <w:proofErr w:type="spellStart"/>
+      <w:r>
+        <w:rPr>
+          <w:rFonts w:ascii="Cascadia Code" w:hAnsi="Cascadia Code" w:cs="Cascadia Code"/>
+          <w:color w:val="0E2841" w:themeColor="text2"/>
+          <w:sz w:val="28"/>
+          <w:szCs w:val="28"/>
+        </w:rPr>
+        <w:t>state_or_prefix</w:t>
+      </w:r>
+      <w:proofErr w:type="spellEnd"/>
+      <w:r>
+        <w:rPr>
+          <w:rFonts w:ascii="Cascadia Code" w:hAnsi="Cascadia Code" w:cs="Cascadia Code"/>
+          <w:color w:val="0E2841" w:themeColor="text2"/>
+          <w:sz w:val="28"/>
+          <w:szCs w:val="28"/>
+        </w:rPr>
+        <w:t xml:space="preserve">").text = </w:t>
+      </w:r>
+      <w:proofErr w:type="spellStart"/>
+      <w:r>
+        <w:rPr>
+          <w:rFonts w:ascii="Cascadia Code" w:hAnsi="Cascadia Code" w:cs="Cascadia Code"/>
+          <w:color w:val="0E2841" w:themeColor="text2"/>
+          <w:sz w:val="28"/>
+          <w:szCs w:val="28"/>
+        </w:rPr>
+        <w:t>state</w:t>
+      </w:r>
+      <w:proofErr w:type="spellEnd"/>
+    </w:p>
+    <w:p>
+      <w:pPr>
+        <w:spacing w:after="0"/>
+        <w:jc w:val="both"/>
+        <w:rPr>
+          <w:rFonts w:ascii="Cascadia Code" w:hAnsi="Cascadia Code" w:cs="Cascadia Code"/>
+          <w:color w:val="0E2841" w:themeColor="text2"/>
+          <w:sz w:val="28"/>
+          <w:szCs w:val="28"/>
+        </w:rPr>
+      </w:pPr>
+    </w:p>
+    <w:p>
+      <w:pPr>
+        <w:spacing w:after="0"/>
+        <w:jc w:val="both"/>
+        <w:rPr>
+          <w:rFonts w:ascii="Cascadia Code" w:hAnsi="Cascadia Code" w:cs="Cascadia Code"/>
+          <w:color w:val="0E2841" w:themeColor="text2"/>
+          <w:sz w:val="28"/>
+          <w:szCs w:val="28"/>
+        </w:rPr>
+      </w:pPr>
+      <w:proofErr w:type="spellStart"/>
+      <w:r>
+        <w:rPr>
+          <w:rFonts w:ascii="Cascadia Code" w:hAnsi="Cascadia Code" w:cs="Cascadia Code"/>
+          <w:color w:val="0E2841" w:themeColor="text2"/>
+          <w:sz w:val="28"/>
+          <w:szCs w:val="28"/>
+        </w:rPr>
+        <w:t>tree</w:t>
+      </w:r>
+      <w:proofErr w:type="spellEnd"/>
+      <w:r>
+        <w:rPr>
+          <w:rFonts w:ascii="Cascadia Code" w:hAnsi="Cascadia Code" w:cs="Cascadia Code"/>
+          <w:color w:val="0E2841" w:themeColor="text2"/>
+          <w:sz w:val="28"/>
+          <w:szCs w:val="28"/>
+        </w:rPr>
+        <w:t xml:space="preserve"> = </w:t>
+      </w:r>
+      <w:proofErr w:type="spellStart"/>
+      <w:r>
+        <w:rPr>
+          <w:rFonts w:ascii="Cascadia Code" w:hAnsi="Cascadia Code" w:cs="Cascadia Code"/>
+          <w:color w:val="0E2841" w:themeColor="text2"/>
+          <w:sz w:val="28"/>
+          <w:szCs w:val="28"/>
+        </w:rPr>
+        <w:t>ET.ElementTree</w:t>
+      </w:r>
+      <w:proofErr w:type="spellEnd"/>
+      <w:r>
+        <w:rPr>
+          <w:rFonts w:ascii="Cascadia Code" w:hAnsi="Cascadia Code" w:cs="Cascadia Code"/>
+          <w:color w:val="0E2841" w:themeColor="text2"/>
+          <w:sz w:val="28"/>
+          <w:szCs w:val="28"/>
+        </w:rPr>
+        <w:t>(</w:t>
+      </w:r>
+      <w:proofErr w:type="spellStart"/>
+      <w:r>
+        <w:rPr>
+          <w:rFonts w:ascii="Cascadia Code" w:hAnsi="Cascadia Code" w:cs="Cascadia Code"/>
+          <w:color w:val="0E2841" w:themeColor="text2"/>
+          <w:sz w:val="28"/>
+          <w:szCs w:val="28"/>
+        </w:rPr>
+        <w:t>root</w:t>
+      </w:r>
+      <w:proofErr w:type="spellEnd"/>
+      <w:r>
+        <w:rPr>
+          <w:rFonts w:ascii="Cascadia Code" w:hAnsi="Cascadia Code" w:cs="Cascadia Code"/>
+          <w:color w:val="0E2841" w:themeColor="text2"/>
+          <w:sz w:val="28"/>
+          <w:szCs w:val="28"/>
+        </w:rPr>
+        <w:t>)</w:t>
+      </w:r>
+    </w:p>
+    <w:p>
+      <w:pPr>
+        <w:spacing w:after="0"/>
+        <w:jc w:val="both"/>
+        <w:rPr>
+          <w:rFonts w:ascii="Cascadia Code" w:hAnsi="Cascadia Code" w:cs="Cascadia Code"/>
+          <w:color w:val="0E2841" w:themeColor="text2"/>
+          <w:sz w:val="28"/>
+          <w:szCs w:val="28"/>
+        </w:rPr>
+      </w:pPr>
+      <w:proofErr w:type="spellStart"/>
+      <w:proofErr w:type="gramStart"/>
+      <w:r>
+        <w:rPr>
+          <w:rFonts w:ascii="Cascadia Code" w:hAnsi="Cascadia Code" w:cs="Cascadia Code"/>
+          <w:color w:val="0E2841" w:themeColor="text2"/>
+          <w:sz w:val="28"/>
+          <w:szCs w:val="28"/>
+        </w:rPr>
+        <w:t>tree.write</w:t>
+      </w:r>
+      <w:proofErr w:type="spellEnd"/>
+      <w:proofErr w:type="gramEnd"/>
+      <w:r>
+        <w:rPr>
+          <w:rFonts w:ascii="Cascadia Code" w:hAnsi="Cascadia Code" w:cs="Cascadia Code"/>
+          <w:color w:val="0E2841" w:themeColor="text2"/>
+          <w:sz w:val="28"/>
+          <w:szCs w:val="28"/>
+        </w:rPr>
+        <w:t xml:space="preserve">("bgp_status.xml", </w:t>
+      </w:r>
+      <w:proofErr w:type="spellStart"/>
+      <w:r>
+        <w:rPr>
+          <w:rFonts w:ascii="Cascadia Code" w:hAnsi="Cascadia Code" w:cs="Cascadia Code"/>
+          <w:color w:val="0E2841" w:themeColor="text2"/>
+          <w:sz w:val="28"/>
+          <w:szCs w:val="28"/>
+        </w:rPr>
+        <w:t>encoding</w:t>
+      </w:r>
+      <w:proofErr w:type="spellEnd"/>
+      <w:r>
+        <w:rPr>
+          <w:rFonts w:ascii="Cascadia Code" w:hAnsi="Cascadia Code" w:cs="Cascadia Code"/>
+          <w:color w:val="0E2841" w:themeColor="text2"/>
+          <w:sz w:val="28"/>
+          <w:szCs w:val="28"/>
+        </w:rPr>
+        <w:t xml:space="preserve">="utf-8", </w:t>
+      </w:r>
+      <w:proofErr w:type="spellStart"/>
+      <w:r>
+        <w:rPr>
+          <w:rFonts w:ascii="Cascadia Code" w:hAnsi="Cascadia Code" w:cs="Cascadia Code"/>
+          <w:color w:val="0E2841" w:themeColor="text2"/>
+          <w:sz w:val="28"/>
+          <w:szCs w:val="28"/>
+        </w:rPr>
+        <w:t>xml_declaration</w:t>
+      </w:r>
+      <w:proofErr w:type="spellEnd"/>
+      <w:r>
+        <w:rPr>
+          <w:rFonts w:ascii="Cascadia Code" w:hAnsi="Cascadia Code" w:cs="Cascadia Code"/>
+          <w:color w:val="0E2841" w:themeColor="text2"/>
+          <w:sz w:val="28"/>
+          <w:szCs w:val="28"/>
+        </w:rPr>
+        <w:t>=</w:t>
+      </w:r>
+      <w:proofErr w:type="spellStart"/>
+      <w:r>
+        <w:rPr>
+          <w:rFonts w:ascii="Cascadia Code" w:hAnsi="Cascadia Code" w:cs="Cascadia Code"/>
+          <w:color w:val="0E2841" w:themeColor="text2"/>
+          <w:sz w:val="28"/>
+          <w:szCs w:val="28"/>
+        </w:rPr>
+        <w:t>True</w:t>
+      </w:r>
+      <w:proofErr w:type="spellEnd"/>
+      <w:r>
+        <w:rPr>
+          <w:rFonts w:ascii="Cascadia Code" w:hAnsi="Cascadia Code" w:cs="Cascadia Code"/>
+          <w:color w:val="0E2841" w:themeColor="text2"/>
+          <w:sz w:val="28"/>
+          <w:szCs w:val="28"/>
+        </w:rPr>
+        <w:t>)</w:t>
+      </w:r>
+    </w:p>
+    <w:p>
+      <w:pPr>
+        <w:spacing w:after="0"/>
+        <w:jc w:val="both"/>
+        <w:rPr>
+          <w:rFonts w:ascii="Cascadia Code" w:hAnsi="Cascadia Code" w:cs="Cascadia Code"/>
+          <w:color w:val="0E2841" w:themeColor="text2"/>
+          <w:sz w:val="28"/>
+          <w:szCs w:val="28"/>
+        </w:rPr>
+      </w:pPr>
+    </w:p>
+    <w:p>
+      <w:pPr>
+        <w:spacing w:after="0"/>
+        <w:jc w:val="both"/>
+        <w:rPr>
+          <w:rFonts w:ascii="Cascadia Code" w:hAnsi="Cascadia Code" w:cs="Cascadia Code"/>
+          <w:color w:val="0E2841" w:themeColor="text2"/>
+          <w:sz w:val="28"/>
+          <w:szCs w:val="28"/>
+        </w:rPr>
+      </w:pPr>
+      <w:proofErr w:type="gramStart"/>
+      <w:r>
+        <w:rPr>
+          <w:rFonts w:ascii="Cascadia Code" w:hAnsi="Cascadia Code" w:cs="Cascadia Code"/>
+          <w:color w:val="0E2841" w:themeColor="text2"/>
+          <w:sz w:val="28"/>
+          <w:szCs w:val="28"/>
+        </w:rPr>
+        <w:t>print(</w:t>
+      </w:r>
+      <w:proofErr w:type="gramEnd"/>
+      <w:r>
+        <w:rPr>
+          <w:rFonts w:ascii="Cascadia Code" w:hAnsi="Cascadia Code" w:cs="Cascadia Code"/>
+          <w:color w:val="0E2841" w:themeColor="text2"/>
+          <w:sz w:val="28"/>
+          <w:szCs w:val="28"/>
+        </w:rPr>
+        <w:t>"\</w:t>
+      </w:r>
+      <w:proofErr w:type="spellStart"/>
+      <w:r>
+        <w:rPr>
+          <w:rFonts w:ascii="Cascadia Code" w:hAnsi="Cascadia Code" w:cs="Cascadia Code"/>
+          <w:color w:val="0E2841" w:themeColor="text2"/>
+          <w:sz w:val="28"/>
+          <w:szCs w:val="28"/>
+        </w:rPr>
+        <w:t>nXML</w:t>
+      </w:r>
+      <w:proofErr w:type="spellEnd"/>
+      <w:r>
+        <w:rPr>
+          <w:rFonts w:ascii="Cascadia Code" w:hAnsi="Cascadia Code" w:cs="Cascadia Code"/>
+          <w:color w:val="0E2841" w:themeColor="text2"/>
+          <w:sz w:val="28"/>
+          <w:szCs w:val="28"/>
+        </w:rPr>
+        <w:t xml:space="preserve"> riport elkészült: bgp_status.xml")</w:t>
+      </w:r>
+    </w:p>
+    <w:p>
+      <w:pPr>
+        <w:spacing w:after="0"/>
+        <w:jc w:val="both"/>
+        <w:rPr>
+          <w:rFonts w:ascii="Cascadia Code" w:hAnsi="Cascadia Code" w:cs="Cascadia Code"/>
+          <w:color w:val="0E2841" w:themeColor="text2"/>
+          <w:sz w:val="28"/>
+          <w:szCs w:val="28"/>
+        </w:rPr>
+      </w:pPr>
+    </w:p>
+    <w:p>
+      <w:pPr>
+        <w:spacing w:after="0"/>
+        <w:jc w:val="both"/>
+        <w:rPr>
+          <w:rFonts w:ascii="Cascadia Code" w:hAnsi="Cascadia Code" w:cs="Cascadia Code"/>
+          <w:color w:val="0E2841" w:themeColor="text2"/>
+          <w:sz w:val="28"/>
+          <w:szCs w:val="28"/>
+        </w:rPr>
+      </w:pPr>
+      <w:r>
+        <w:rPr>
+          <w:rFonts w:ascii="Cascadia Code" w:hAnsi="Cascadia Code" w:cs="Cascadia Code"/>
+          <w:color w:val="0E2841" w:themeColor="text2"/>
+          <w:sz w:val="28"/>
+          <w:szCs w:val="28"/>
+        </w:rPr>
+        <w:t># -----------------------------------------------------</w:t>
+      </w:r>
+    </w:p>
+    <w:p>
+      <w:pPr>
+        <w:spacing w:after="0"/>
+        <w:jc w:val="both"/>
+        <w:rPr>
+          <w:rFonts w:ascii="Cascadia Code" w:hAnsi="Cascadia Code" w:cs="Cascadia Code"/>
+          <w:color w:val="0E2841" w:themeColor="text2"/>
+          <w:sz w:val="28"/>
+          <w:szCs w:val="28"/>
+        </w:rPr>
+      </w:pPr>
+      <w:r>
+        <w:rPr>
+          <w:rFonts w:ascii="Cascadia Code" w:hAnsi="Cascadia Code" w:cs="Cascadia Code"/>
+          <w:color w:val="0E2841" w:themeColor="text2"/>
+          <w:sz w:val="28"/>
+          <w:szCs w:val="28"/>
+        </w:rPr>
+        <w:t xml:space="preserve"># 5) BGP állapot ellenőrzése + </w:t>
+      </w:r>
+      <w:proofErr w:type="spellStart"/>
+      <w:r>
+        <w:rPr>
+          <w:rFonts w:ascii="Cascadia Code" w:hAnsi="Cascadia Code" w:cs="Cascadia Code"/>
+          <w:color w:val="0E2841" w:themeColor="text2"/>
+          <w:sz w:val="28"/>
+          <w:szCs w:val="28"/>
+        </w:rPr>
+        <w:t>Discord</w:t>
+      </w:r>
+      <w:proofErr w:type="spellEnd"/>
+      <w:r>
+        <w:rPr>
+          <w:rFonts w:ascii="Cascadia Code" w:hAnsi="Cascadia Code" w:cs="Cascadia Code"/>
+          <w:color w:val="0E2841" w:themeColor="text2"/>
+          <w:sz w:val="28"/>
+          <w:szCs w:val="28"/>
+        </w:rPr>
+        <w:t xml:space="preserve"> riasztás</w:t>
+      </w:r>
+    </w:p>
+    <w:p>
+      <w:pPr>
+        <w:spacing w:after="0"/>
+        <w:jc w:val="both"/>
+        <w:rPr>
+          <w:rFonts w:ascii="Cascadia Code" w:hAnsi="Cascadia Code" w:cs="Cascadia Code"/>
+          <w:color w:val="0E2841" w:themeColor="text2"/>
+          <w:sz w:val="28"/>
+          <w:szCs w:val="28"/>
+        </w:rPr>
+      </w:pPr>
+      <w:r>
+        <w:rPr>
+          <w:rFonts w:ascii="Cascadia Code" w:hAnsi="Cascadia Code" w:cs="Cascadia Code"/>
+          <w:color w:val="0E2841" w:themeColor="text2"/>
+          <w:sz w:val="28"/>
+          <w:szCs w:val="28"/>
+        </w:rPr>
+        <w:t># -----------------------------------------------------</w:t>
+      </w:r>
+    </w:p>
+    <w:p>
+      <w:pPr>
+        <w:spacing w:after="0"/>
+        <w:jc w:val="both"/>
+        <w:rPr>
+          <w:rFonts w:ascii="Cascadia Code" w:hAnsi="Cascadia Code" w:cs="Cascadia Code"/>
+          <w:color w:val="0E2841" w:themeColor="text2"/>
+          <w:sz w:val="28"/>
+          <w:szCs w:val="28"/>
+        </w:rPr>
+      </w:pPr>
+      <w:r>
+        <w:rPr>
+          <w:rFonts w:ascii="Cascadia Code" w:hAnsi="Cascadia Code" w:cs="Cascadia Code"/>
+          <w:color w:val="0E2841" w:themeColor="text2"/>
+          <w:sz w:val="28"/>
+          <w:szCs w:val="28"/>
+        </w:rPr>
         <w:lastRenderedPageBreak/>
-        <w:t>password</w:t>
+        <w:t>WEBHOOK = "https://discord.com/api/webhooks/1477273390497792030/vCwdhPIOrX5JCG1_JRf8V16c4IX18qFR-2o3686Nr1Ei5Kno4WV9x4Q1VTEVl3JFo2hK"</w:t>
+      </w:r>
+    </w:p>
+    <w:p>
+      <w:pPr>
+        <w:spacing w:after="0"/>
+        <w:jc w:val="both"/>
+        <w:rPr>
+          <w:rFonts w:ascii="Cascadia Code" w:hAnsi="Cascadia Code" w:cs="Cascadia Code"/>
+          <w:color w:val="0E2841" w:themeColor="text2"/>
+          <w:sz w:val="28"/>
+          <w:szCs w:val="28"/>
+        </w:rPr>
+      </w:pPr>
+    </w:p>
+    <w:p>
+      <w:pPr>
+        <w:spacing w:after="0"/>
+        <w:jc w:val="both"/>
+        <w:rPr>
+          <w:rFonts w:ascii="Cascadia Code" w:hAnsi="Cascadia Code" w:cs="Cascadia Code"/>
+          <w:color w:val="0E2841" w:themeColor="text2"/>
+          <w:sz w:val="28"/>
+          <w:szCs w:val="28"/>
+        </w:rPr>
+      </w:pPr>
+      <w:proofErr w:type="spellStart"/>
+      <w:r>
+        <w:rPr>
+          <w:rFonts w:ascii="Cascadia Code" w:hAnsi="Cascadia Code" w:cs="Cascadia Code"/>
+          <w:color w:val="0E2841" w:themeColor="text2"/>
+          <w:sz w:val="28"/>
+          <w:szCs w:val="28"/>
+        </w:rPr>
+        <w:t>problem</w:t>
       </w:r>
       <w:proofErr w:type="spellEnd"/>
       <w:r>
@@ -1182,6 +4316,151 @@
         </w:rPr>
         <w:t xml:space="preserve"> = </w:t>
       </w:r>
+      <w:proofErr w:type="spellStart"/>
+      <w:r>
+        <w:rPr>
+          <w:rFonts w:ascii="Cascadia Code" w:hAnsi="Cascadia Code" w:cs="Cascadia Code"/>
+          <w:color w:val="0E2841" w:themeColor="text2"/>
+          <w:sz w:val="28"/>
+          <w:szCs w:val="28"/>
+        </w:rPr>
+        <w:t>False</w:t>
+      </w:r>
+      <w:proofErr w:type="spellEnd"/>
+    </w:p>
+    <w:p>
+      <w:pPr>
+        <w:spacing w:after="0"/>
+        <w:jc w:val="both"/>
+        <w:rPr>
+          <w:rFonts w:ascii="Cascadia Code" w:hAnsi="Cascadia Code" w:cs="Cascadia Code"/>
+          <w:color w:val="0E2841" w:themeColor="text2"/>
+          <w:sz w:val="28"/>
+          <w:szCs w:val="28"/>
+        </w:rPr>
+      </w:pPr>
+      <w:proofErr w:type="spellStart"/>
+      <w:r>
+        <w:rPr>
+          <w:rFonts w:ascii="Cascadia Code" w:hAnsi="Cascadia Code" w:cs="Cascadia Code"/>
+          <w:color w:val="0E2841" w:themeColor="text2"/>
+          <w:sz w:val="28"/>
+          <w:szCs w:val="28"/>
+        </w:rPr>
+        <w:t>for</w:t>
+      </w:r>
+      <w:proofErr w:type="spellEnd"/>
+      <w:r>
+        <w:rPr>
+          <w:rFonts w:ascii="Cascadia Code" w:hAnsi="Cascadia Code" w:cs="Cascadia Code"/>
+          <w:color w:val="0E2841" w:themeColor="text2"/>
+          <w:sz w:val="28"/>
+          <w:szCs w:val="28"/>
+        </w:rPr>
+        <w:t xml:space="preserve"> </w:t>
+      </w:r>
+      <w:proofErr w:type="spellStart"/>
+      <w:r>
+        <w:rPr>
+          <w:rFonts w:ascii="Cascadia Code" w:hAnsi="Cascadia Code" w:cs="Cascadia Code"/>
+          <w:color w:val="0E2841" w:themeColor="text2"/>
+          <w:sz w:val="28"/>
+          <w:szCs w:val="28"/>
+        </w:rPr>
+        <w:t>ip</w:t>
+      </w:r>
+      <w:proofErr w:type="spellEnd"/>
+      <w:r>
+        <w:rPr>
+          <w:rFonts w:ascii="Cascadia Code" w:hAnsi="Cascadia Code" w:cs="Cascadia Code"/>
+          <w:color w:val="0E2841" w:themeColor="text2"/>
+          <w:sz w:val="28"/>
+          <w:szCs w:val="28"/>
+        </w:rPr>
+        <w:t xml:space="preserve">, </w:t>
+      </w:r>
+      <w:proofErr w:type="spellStart"/>
+      <w:r>
+        <w:rPr>
+          <w:rFonts w:ascii="Cascadia Code" w:hAnsi="Cascadia Code" w:cs="Cascadia Code"/>
+          <w:color w:val="0E2841" w:themeColor="text2"/>
+          <w:sz w:val="28"/>
+          <w:szCs w:val="28"/>
+        </w:rPr>
+        <w:t>state</w:t>
+      </w:r>
+      <w:proofErr w:type="spellEnd"/>
+      <w:r>
+        <w:rPr>
+          <w:rFonts w:ascii="Cascadia Code" w:hAnsi="Cascadia Code" w:cs="Cascadia Code"/>
+          <w:color w:val="0E2841" w:themeColor="text2"/>
+          <w:sz w:val="28"/>
+          <w:szCs w:val="28"/>
+        </w:rPr>
+        <w:t xml:space="preserve"> in </w:t>
+      </w:r>
+      <w:proofErr w:type="spellStart"/>
+      <w:r>
+        <w:rPr>
+          <w:rFonts w:ascii="Cascadia Code" w:hAnsi="Cascadia Code" w:cs="Cascadia Code"/>
+          <w:color w:val="0E2841" w:themeColor="text2"/>
+          <w:sz w:val="28"/>
+          <w:szCs w:val="28"/>
+        </w:rPr>
+        <w:t>neighbors</w:t>
+      </w:r>
+      <w:proofErr w:type="spellEnd"/>
+      <w:r>
+        <w:rPr>
+          <w:rFonts w:ascii="Cascadia Code" w:hAnsi="Cascadia Code" w:cs="Cascadia Code"/>
+          <w:color w:val="0E2841" w:themeColor="text2"/>
+          <w:sz w:val="28"/>
+          <w:szCs w:val="28"/>
+        </w:rPr>
+        <w:t>:</w:t>
+      </w:r>
+    </w:p>
+    <w:p>
+      <w:pPr>
+        <w:spacing w:after="0"/>
+        <w:jc w:val="both"/>
+        <w:rPr>
+          <w:rFonts w:ascii="Cascadia Code" w:hAnsi="Cascadia Code" w:cs="Cascadia Code"/>
+          <w:color w:val="0E2841" w:themeColor="text2"/>
+          <w:sz w:val="28"/>
+          <w:szCs w:val="28"/>
+        </w:rPr>
+      </w:pPr>
+      <w:r>
+        <w:rPr>
+          <w:rFonts w:ascii="Cascadia Code" w:hAnsi="Cascadia Code" w:cs="Cascadia Code"/>
+          <w:color w:val="0E2841" w:themeColor="text2"/>
+          <w:sz w:val="28"/>
+          <w:szCs w:val="28"/>
+        </w:rPr>
+        <w:t xml:space="preserve">    </w:t>
+      </w:r>
+      <w:proofErr w:type="spellStart"/>
+      <w:r>
+        <w:rPr>
+          <w:rFonts w:ascii="Cascadia Code" w:hAnsi="Cascadia Code" w:cs="Cascadia Code"/>
+          <w:color w:val="0E2841" w:themeColor="text2"/>
+          <w:sz w:val="28"/>
+          <w:szCs w:val="28"/>
+        </w:rPr>
+        <w:t>if</w:t>
+      </w:r>
+      <w:proofErr w:type="spellEnd"/>
+      <w:r>
+        <w:rPr>
+          <w:rFonts w:ascii="Cascadia Code" w:hAnsi="Cascadia Code" w:cs="Cascadia Code"/>
+          <w:color w:val="0E2841" w:themeColor="text2"/>
+          <w:sz w:val="28"/>
+          <w:szCs w:val="28"/>
+        </w:rPr>
+        <w:t xml:space="preserve"> not </w:t>
+      </w:r>
+      <w:proofErr w:type="spellStart"/>
       <w:proofErr w:type="gramStart"/>
       <w:r>
         <w:rPr>
@@ -1190,8 +4469,9 @@
           <w:sz w:val="28"/>
           <w:szCs w:val="28"/>
         </w:rPr>
-        <w:t>input(</w:t>
-      </w:r>
+        <w:t>state.isdigit</w:t>
+      </w:r>
+      <w:proofErr w:type="spellEnd"/>
       <w:proofErr w:type="gramEnd"/>
       <w:r>
         <w:rPr>
@@ -1200,7 +4480,7 @@
           <w:sz w:val="28"/>
           <w:szCs w:val="28"/>
         </w:rPr>
-        <w:t>"Jelszó: ")</w:t>
+        <w:t>():</w:t>
       </w:r>
     </w:p>
     <w:p>
@@ -1214,6 +4494,46 @@
           <w:szCs w:val="28"/>
         </w:rPr>
       </w:pPr>
+      <w:r>
+        <w:rPr>
+          <w:rFonts w:ascii="Cascadia Code" w:hAnsi="Cascadia Code" w:cs="Cascadia Code"/>
+          <w:color w:val="0E2841" w:themeColor="text2"/>
+          <w:sz w:val="28"/>
+          <w:szCs w:val="28"/>
+        </w:rPr>
+        <w:t xml:space="preserve">        </w:t>
+      </w:r>
+      <w:proofErr w:type="spellStart"/>
+      <w:r>
+        <w:rPr>
+          <w:rFonts w:ascii="Cascadia Code" w:hAnsi="Cascadia Code" w:cs="Cascadia Code"/>
+          <w:color w:val="0E2841" w:themeColor="text2"/>
+          <w:sz w:val="28"/>
+          <w:szCs w:val="28"/>
+        </w:rPr>
+        <w:t>problem</w:t>
+      </w:r>
+      <w:proofErr w:type="spellEnd"/>
+      <w:r>
+        <w:rPr>
+          <w:rFonts w:ascii="Cascadia Code" w:hAnsi="Cascadia Code" w:cs="Cascadia Code"/>
+          <w:color w:val="0E2841" w:themeColor="text2"/>
+          <w:sz w:val="28"/>
+          <w:szCs w:val="28"/>
+        </w:rPr>
+        <w:t xml:space="preserve"> = </w:t>
+      </w:r>
+      <w:proofErr w:type="spellStart"/>
+      <w:r>
+        <w:rPr>
+          <w:rFonts w:ascii="Cascadia Code" w:hAnsi="Cascadia Code" w:cs="Cascadia Code"/>
+          <w:color w:val="0E2841" w:themeColor="text2"/>
+          <w:sz w:val="28"/>
+          <w:szCs w:val="28"/>
+        </w:rPr>
+        <w:t>True</w:t>
+      </w:r>
+      <w:proofErr w:type="spellEnd"/>
     </w:p>
     <w:p>
       <w:pPr>
@@ -1226,15 +4546,6 @@
           <w:szCs w:val="28"/>
         </w:rPr>
       </w:pPr>
-      <w:r>
-        <w:rPr>
-          <w:rFonts w:ascii="Cascadia Code" w:hAnsi="Cascadia Code" w:cs="Cascadia Code"/>
-          <w:color w:val="0E2841" w:themeColor="text2"/>
-          <w:sz w:val="28"/>
-          <w:szCs w:val="28"/>
-        </w:rPr>
-        <w:t># -----------------------------------------------------</w:t>
-      </w:r>
     </w:p>
     <w:p>
       <w:pPr>
@@ -1247,14 +4558,45 @@
           <w:szCs w:val="28"/>
         </w:rPr>
       </w:pPr>
-      <w:r>
-        <w:rPr>
-          <w:rFonts w:ascii="Cascadia Code" w:hAnsi="Cascadia Code" w:cs="Cascadia Code"/>
-          <w:color w:val="0E2841" w:themeColor="text2"/>
-          <w:sz w:val="28"/>
-          <w:szCs w:val="28"/>
-        </w:rPr>
-        <w:t># 2) SSH kapcsolat és parancs futtatása</w:t>
+      <w:proofErr w:type="spellStart"/>
+      <w:r>
+        <w:rPr>
+          <w:rFonts w:ascii="Cascadia Code" w:hAnsi="Cascadia Code" w:cs="Cascadia Code"/>
+          <w:color w:val="0E2841" w:themeColor="text2"/>
+          <w:sz w:val="28"/>
+          <w:szCs w:val="28"/>
+        </w:rPr>
+        <w:t>if</w:t>
+      </w:r>
+      <w:proofErr w:type="spellEnd"/>
+      <w:r>
+        <w:rPr>
+          <w:rFonts w:ascii="Cascadia Code" w:hAnsi="Cascadia Code" w:cs="Cascadia Code"/>
+          <w:color w:val="0E2841" w:themeColor="text2"/>
+          <w:sz w:val="28"/>
+          <w:szCs w:val="28"/>
+        </w:rPr>
+        <w:t xml:space="preserve"> </w:t>
+      </w:r>
+      <w:proofErr w:type="spellStart"/>
+      <w:r>
+        <w:rPr>
+          <w:rFonts w:ascii="Cascadia Code" w:hAnsi="Cascadia Code" w:cs="Cascadia Code"/>
+          <w:color w:val="0E2841" w:themeColor="text2"/>
+          <w:sz w:val="28"/>
+          <w:szCs w:val="28"/>
+        </w:rPr>
+        <w:t>problem</w:t>
+      </w:r>
+      <w:proofErr w:type="spellEnd"/>
+      <w:r>
+        <w:rPr>
+          <w:rFonts w:ascii="Cascadia Code" w:hAnsi="Cascadia Code" w:cs="Cascadia Code"/>
+          <w:color w:val="0E2841" w:themeColor="text2"/>
+          <w:sz w:val="28"/>
+          <w:szCs w:val="28"/>
+        </w:rPr>
+        <w:t>:</w:t>
       </w:r>
     </w:p>
     <w:p>
@@ -1275,7 +4617,45 @@
           <w:sz w:val="28"/>
           <w:szCs w:val="28"/>
         </w:rPr>
-        <w:t># -----------------------------------------------------</w:t>
+        <w:t xml:space="preserve">    text = "</w:t>
+      </w:r>
+      <w:r>
+        <w:rPr>
+          <w:rFonts w:ascii="Segoe UI Emoji" w:hAnsi="Segoe UI Emoji" w:cs="Segoe UI Emoji"/>
+          <w:color w:val="0E2841" w:themeColor="text2"/>
+          <w:sz w:val="28"/>
+          <w:szCs w:val="28"/>
+        </w:rPr>
+        <w:t>⚠️</w:t>
+      </w:r>
+      <w:r>
+        <w:rPr>
+          <w:rFonts w:ascii="Cascadia Code" w:hAnsi="Cascadia Code" w:cs="Cascadia Code"/>
+          <w:color w:val="0E2841" w:themeColor="text2"/>
+          <w:sz w:val="28"/>
+          <w:szCs w:val="28"/>
+        </w:rPr>
+        <w:t xml:space="preserve"> BGP SZOMSZÉDSÁG NEM </w:t>
+      </w:r>
+      <w:proofErr w:type="gramStart"/>
+      <w:r>
+        <w:rPr>
+          <w:rFonts w:ascii="Cascadia Code" w:hAnsi="Cascadia Code" w:cs="Cascadia Code"/>
+          <w:color w:val="0E2841" w:themeColor="text2"/>
+          <w:sz w:val="28"/>
+          <w:szCs w:val="28"/>
+        </w:rPr>
+        <w:t>ESTABLISHED!\</w:t>
+      </w:r>
+      <w:proofErr w:type="gramEnd"/>
+      <w:r>
+        <w:rPr>
+          <w:rFonts w:ascii="Cascadia Code" w:hAnsi="Cascadia Code" w:cs="Cascadia Code"/>
+          <w:color w:val="0E2841" w:themeColor="text2"/>
+          <w:sz w:val="28"/>
+          <w:szCs w:val="28"/>
+        </w:rPr>
+        <w:t>n"</w:t>
       </w:r>
     </w:p>
     <w:p>
@@ -1289,27 +4669,15 @@
           <w:szCs w:val="28"/>
         </w:rPr>
       </w:pPr>
-      <w:proofErr w:type="spellStart"/>
-      <w:r>
-        <w:rPr>
-          <w:rFonts w:ascii="Cascadia Code" w:hAnsi="Cascadia Code" w:cs="Cascadia Code"/>
-          <w:color w:val="0E2841" w:themeColor="text2"/>
-          <w:sz w:val="28"/>
-          <w:szCs w:val="28"/>
-        </w:rPr>
-        <w:t>client</w:t>
-      </w:r>
-      <w:proofErr w:type="spellEnd"/>
-      <w:r>
-        <w:rPr>
-          <w:rFonts w:ascii="Cascadia Code" w:hAnsi="Cascadia Code" w:cs="Cascadia Code"/>
-          <w:color w:val="0E2841" w:themeColor="text2"/>
-          <w:sz w:val="28"/>
-          <w:szCs w:val="28"/>
-        </w:rPr>
-        <w:t xml:space="preserve"> = </w:t>
-      </w:r>
-      <w:proofErr w:type="spellStart"/>
+      <w:r>
+        <w:rPr>
+          <w:rFonts w:ascii="Cascadia Code" w:hAnsi="Cascadia Code" w:cs="Cascadia Code"/>
+          <w:color w:val="0E2841" w:themeColor="text2"/>
+          <w:sz w:val="28"/>
+          <w:szCs w:val="28"/>
+        </w:rPr>
+        <w:t xml:space="preserve">    text += "\n</w:t>
+      </w:r>
       <w:proofErr w:type="gramStart"/>
       <w:r>
         <w:rPr>
@@ -1318,7 +4686,17 @@
           <w:sz w:val="28"/>
           <w:szCs w:val="28"/>
         </w:rPr>
-        <w:t>paramiko.SSHClient</w:t>
+        <w:t>".</w:t>
+      </w:r>
+      <w:proofErr w:type="spellStart"/>
+      <w:r>
+        <w:rPr>
+          <w:rFonts w:ascii="Cascadia Code" w:hAnsi="Cascadia Code" w:cs="Cascadia Code"/>
+          <w:color w:val="0E2841" w:themeColor="text2"/>
+          <w:sz w:val="28"/>
+          <w:szCs w:val="28"/>
+        </w:rPr>
+        <w:t>join</w:t>
       </w:r>
       <w:proofErr w:type="spellEnd"/>
       <w:proofErr w:type="gramEnd"/>
@@ -1329,7 +4707,127 @@
           <w:sz w:val="28"/>
           <w:szCs w:val="28"/>
         </w:rPr>
-        <w:t>()</w:t>
+        <w:t>([f"{</w:t>
+      </w:r>
+      <w:proofErr w:type="spellStart"/>
+      <w:r>
+        <w:rPr>
+          <w:rFonts w:ascii="Cascadia Code" w:hAnsi="Cascadia Code" w:cs="Cascadia Code"/>
+          <w:color w:val="0E2841" w:themeColor="text2"/>
+          <w:sz w:val="28"/>
+          <w:szCs w:val="28"/>
+        </w:rPr>
+        <w:t>ip</w:t>
+      </w:r>
+      <w:proofErr w:type="spellEnd"/>
+      <w:r>
+        <w:rPr>
+          <w:rFonts w:ascii="Cascadia Code" w:hAnsi="Cascadia Code" w:cs="Cascadia Code"/>
+          <w:color w:val="0E2841" w:themeColor="text2"/>
+          <w:sz w:val="28"/>
+          <w:szCs w:val="28"/>
+        </w:rPr>
+        <w:t>}: {</w:t>
+      </w:r>
+      <w:proofErr w:type="spellStart"/>
+      <w:r>
+        <w:rPr>
+          <w:rFonts w:ascii="Cascadia Code" w:hAnsi="Cascadia Code" w:cs="Cascadia Code"/>
+          <w:color w:val="0E2841" w:themeColor="text2"/>
+          <w:sz w:val="28"/>
+          <w:szCs w:val="28"/>
+        </w:rPr>
+        <w:t>state</w:t>
+      </w:r>
+      <w:proofErr w:type="spellEnd"/>
+      <w:r>
+        <w:rPr>
+          <w:rFonts w:ascii="Cascadia Code" w:hAnsi="Cascadia Code" w:cs="Cascadia Code"/>
+          <w:color w:val="0E2841" w:themeColor="text2"/>
+          <w:sz w:val="28"/>
+          <w:szCs w:val="28"/>
+        </w:rPr>
+        <w:t xml:space="preserve">}" </w:t>
+      </w:r>
+      <w:proofErr w:type="spellStart"/>
+      <w:r>
+        <w:rPr>
+          <w:rFonts w:ascii="Cascadia Code" w:hAnsi="Cascadia Code" w:cs="Cascadia Code"/>
+          <w:color w:val="0E2841" w:themeColor="text2"/>
+          <w:sz w:val="28"/>
+          <w:szCs w:val="28"/>
+        </w:rPr>
+        <w:t>for</w:t>
+      </w:r>
+      <w:proofErr w:type="spellEnd"/>
+      <w:r>
+        <w:rPr>
+          <w:rFonts w:ascii="Cascadia Code" w:hAnsi="Cascadia Code" w:cs="Cascadia Code"/>
+          <w:color w:val="0E2841" w:themeColor="text2"/>
+          <w:sz w:val="28"/>
+          <w:szCs w:val="28"/>
+        </w:rPr>
+        <w:t xml:space="preserve"> </w:t>
+      </w:r>
+      <w:proofErr w:type="spellStart"/>
+      <w:r>
+        <w:rPr>
+          <w:rFonts w:ascii="Cascadia Code" w:hAnsi="Cascadia Code" w:cs="Cascadia Code"/>
+          <w:color w:val="0E2841" w:themeColor="text2"/>
+          <w:sz w:val="28"/>
+          <w:szCs w:val="28"/>
+        </w:rPr>
+        <w:t>ip</w:t>
+      </w:r>
+      <w:proofErr w:type="spellEnd"/>
+      <w:r>
+        <w:rPr>
+          <w:rFonts w:ascii="Cascadia Code" w:hAnsi="Cascadia Code" w:cs="Cascadia Code"/>
+          <w:color w:val="0E2841" w:themeColor="text2"/>
+          <w:sz w:val="28"/>
+          <w:szCs w:val="28"/>
+        </w:rPr>
+        <w:t xml:space="preserve">, </w:t>
+      </w:r>
+      <w:proofErr w:type="spellStart"/>
+      <w:r>
+        <w:rPr>
+          <w:rFonts w:ascii="Cascadia Code" w:hAnsi="Cascadia Code" w:cs="Cascadia Code"/>
+          <w:color w:val="0E2841" w:themeColor="text2"/>
+          <w:sz w:val="28"/>
+          <w:szCs w:val="28"/>
+        </w:rPr>
+        <w:t>state</w:t>
+      </w:r>
+      <w:proofErr w:type="spellEnd"/>
+      <w:r>
+        <w:rPr>
+          <w:rFonts w:ascii="Cascadia Code" w:hAnsi="Cascadia Code" w:cs="Cascadia Code"/>
+          <w:color w:val="0E2841" w:themeColor="text2"/>
+          <w:sz w:val="28"/>
+          <w:szCs w:val="28"/>
+        </w:rPr>
+        <w:t xml:space="preserve"> in </w:t>
+      </w:r>
+      <w:proofErr w:type="spellStart"/>
+      <w:r>
+        <w:rPr>
+          <w:rFonts w:ascii="Cascadia Code" w:hAnsi="Cascadia Code" w:cs="Cascadia Code"/>
+          <w:color w:val="0E2841" w:themeColor="text2"/>
+          <w:sz w:val="28"/>
+          <w:szCs w:val="28"/>
+        </w:rPr>
+        <w:t>neighbors</w:t>
+      </w:r>
+      <w:proofErr w:type="spellEnd"/>
+      <w:r>
+        <w:rPr>
+          <w:rFonts w:ascii="Cascadia Code" w:hAnsi="Cascadia Code" w:cs="Cascadia Code"/>
+          <w:color w:val="0E2841" w:themeColor="text2"/>
+          <w:sz w:val="28"/>
+          <w:szCs w:val="28"/>
+        </w:rPr>
+        <w:t>])</w:t>
       </w:r>
     </w:p>
     <w:p>
@@ -1343,15 +4841,86 @@
           <w:szCs w:val="28"/>
         </w:rPr>
       </w:pPr>
-      <w:proofErr w:type="spellStart"/>
-      <w:r>
-        <w:rPr>
-          <w:rFonts w:ascii="Cascadia Code" w:hAnsi="Cascadia Code" w:cs="Cascadia Code"/>
-          <w:color w:val="0E2841" w:themeColor="text2"/>
-          <w:sz w:val="28"/>
-          <w:szCs w:val="28"/>
-        </w:rPr>
-        <w:t>client.set_missing_host_key_policy</w:t>
+      <w:r>
+        <w:rPr>
+          <w:rFonts w:ascii="Cascadia Code" w:hAnsi="Cascadia Code" w:cs="Cascadia Code"/>
+          <w:color w:val="0E2841" w:themeColor="text2"/>
+          <w:sz w:val="28"/>
+          <w:szCs w:val="28"/>
+        </w:rPr>
+        <w:t xml:space="preserve">    </w:t>
+      </w:r>
+      <w:proofErr w:type="spellStart"/>
+      <w:r>
+        <w:rPr>
+          <w:rFonts w:ascii="Cascadia Code" w:hAnsi="Cascadia Code" w:cs="Cascadia Code"/>
+          <w:color w:val="0E2841" w:themeColor="text2"/>
+          <w:sz w:val="28"/>
+          <w:szCs w:val="28"/>
+        </w:rPr>
+        <w:t>msg</w:t>
+      </w:r>
+      <w:proofErr w:type="spellEnd"/>
+      <w:r>
+        <w:rPr>
+          <w:rFonts w:ascii="Cascadia Code" w:hAnsi="Cascadia Code" w:cs="Cascadia Code"/>
+          <w:color w:val="0E2841" w:themeColor="text2"/>
+          <w:sz w:val="28"/>
+          <w:szCs w:val="28"/>
+        </w:rPr>
+        <w:t xml:space="preserve"> = {"</w:t>
+      </w:r>
+      <w:proofErr w:type="spellStart"/>
+      <w:r>
+        <w:rPr>
+          <w:rFonts w:ascii="Cascadia Code" w:hAnsi="Cascadia Code" w:cs="Cascadia Code"/>
+          <w:color w:val="0E2841" w:themeColor="text2"/>
+          <w:sz w:val="28"/>
+          <w:szCs w:val="28"/>
+        </w:rPr>
+        <w:t>content</w:t>
+      </w:r>
+      <w:proofErr w:type="spellEnd"/>
+      <w:r>
+        <w:rPr>
+          <w:rFonts w:ascii="Cascadia Code" w:hAnsi="Cascadia Code" w:cs="Cascadia Code"/>
+          <w:color w:val="0E2841" w:themeColor="text2"/>
+          <w:sz w:val="28"/>
+          <w:szCs w:val="28"/>
+        </w:rPr>
+        <w:t>": text}</w:t>
+      </w:r>
+    </w:p>
+    <w:p>
+      <w:pPr>
+        <w:spacing w:after="0"/>
+        <w:jc w:val="both"/>
+        <w:rPr>
+          <w:rFonts w:ascii="Cascadia Code" w:hAnsi="Cascadia Code" w:cs="Cascadia Code"/>
+          <w:color w:val="0E2841" w:themeColor="text2"/>
+          <w:sz w:val="28"/>
+          <w:szCs w:val="28"/>
+        </w:rPr>
+      </w:pPr>
+      <w:r>
+        <w:rPr>
+          <w:rFonts w:ascii="Cascadia Code" w:hAnsi="Cascadia Code" w:cs="Cascadia Code"/>
+          <w:color w:val="0E2841" w:themeColor="text2"/>
+          <w:sz w:val="28"/>
+          <w:szCs w:val="28"/>
+        </w:rPr>
+        <w:t xml:space="preserve">    </w:t>
+      </w:r>
+      <w:proofErr w:type="spellStart"/>
+      <w:proofErr w:type="gramStart"/>
+      <w:r>
+        <w:rPr>
+          <w:rFonts w:ascii="Cascadia Code" w:hAnsi="Cascadia Code" w:cs="Cascadia Code"/>
+          <w:color w:val="0E2841" w:themeColor="text2"/>
+          <w:sz w:val="28"/>
+          <w:szCs w:val="28"/>
+        </w:rPr>
+        <w:t>requests.post</w:t>
       </w:r>
       <w:proofErr w:type="spellEnd"/>
       <w:r>
@@ -1363,7 +4932,77 @@
         </w:rPr>
         <w:t>(</w:t>
       </w:r>
-      <w:proofErr w:type="spellStart"/>
+      <w:proofErr w:type="gramEnd"/>
+      <w:r>
+        <w:rPr>
+          <w:rFonts w:ascii="Cascadia Code" w:hAnsi="Cascadia Code" w:cs="Cascadia Code"/>
+          <w:color w:val="0E2841" w:themeColor="text2"/>
+          <w:sz w:val="28"/>
+          <w:szCs w:val="28"/>
+        </w:rPr>
+        <w:t xml:space="preserve">WEBHOOK, </w:t>
+      </w:r>
+      <w:proofErr w:type="spellStart"/>
+      <w:r>
+        <w:rPr>
+          <w:rFonts w:ascii="Cascadia Code" w:hAnsi="Cascadia Code" w:cs="Cascadia Code"/>
+          <w:color w:val="0E2841" w:themeColor="text2"/>
+          <w:sz w:val="28"/>
+          <w:szCs w:val="28"/>
+        </w:rPr>
+        <w:t>json</w:t>
+      </w:r>
+      <w:proofErr w:type="spellEnd"/>
+      <w:r>
+        <w:rPr>
+          <w:rFonts w:ascii="Cascadia Code" w:hAnsi="Cascadia Code" w:cs="Cascadia Code"/>
+          <w:color w:val="0E2841" w:themeColor="text2"/>
+          <w:sz w:val="28"/>
+          <w:szCs w:val="28"/>
+        </w:rPr>
+        <w:t>=</w:t>
+      </w:r>
+      <w:proofErr w:type="spellStart"/>
+      <w:r>
+        <w:rPr>
+          <w:rFonts w:ascii="Cascadia Code" w:hAnsi="Cascadia Code" w:cs="Cascadia Code"/>
+          <w:color w:val="0E2841" w:themeColor="text2"/>
+          <w:sz w:val="28"/>
+          <w:szCs w:val="28"/>
+        </w:rPr>
+        <w:t>msg</w:t>
+      </w:r>
+      <w:proofErr w:type="spellEnd"/>
+      <w:r>
+        <w:rPr>
+          <w:rFonts w:ascii="Cascadia Code" w:hAnsi="Cascadia Code" w:cs="Cascadia Code"/>
+          <w:color w:val="0E2841" w:themeColor="text2"/>
+          <w:sz w:val="28"/>
+          <w:szCs w:val="28"/>
+        </w:rPr>
+        <w:t>)</w:t>
+      </w:r>
+    </w:p>
+    <w:p>
+      <w:pPr>
+        <w:spacing w:after="0"/>
+        <w:jc w:val="both"/>
+        <w:rPr>
+          <w:rFonts w:ascii="Cascadia Code" w:hAnsi="Cascadia Code" w:cs="Cascadia Code"/>
+          <w:color w:val="0E2841" w:themeColor="text2"/>
+          <w:sz w:val="28"/>
+          <w:szCs w:val="28"/>
+        </w:rPr>
+      </w:pPr>
+      <w:r>
+        <w:rPr>
+          <w:rFonts w:ascii="Cascadia Code" w:hAnsi="Cascadia Code" w:cs="Cascadia Code"/>
+          <w:color w:val="0E2841" w:themeColor="text2"/>
+          <w:sz w:val="28"/>
+          <w:szCs w:val="28"/>
+        </w:rPr>
+        <w:t xml:space="preserve">    </w:t>
+      </w:r>
       <w:proofErr w:type="gramStart"/>
       <w:r>
         <w:rPr>
@@ -1372,9 +5011,8 @@
           <w:sz w:val="28"/>
           <w:szCs w:val="28"/>
         </w:rPr>
-        <w:t>paramiko.AutoAddPolicy</w:t>
-      </w:r>
-      <w:proofErr w:type="spellEnd"/>
+        <w:t>print(</w:t>
+      </w:r>
       <w:proofErr w:type="gramEnd"/>
       <w:r>
         <w:rPr>
@@ -1383,7 +5021,27 @@
           <w:sz w:val="28"/>
           <w:szCs w:val="28"/>
         </w:rPr>
-        <w:t>())</w:t>
+        <w:t>"</w:t>
+      </w:r>
+      <w:proofErr w:type="spellStart"/>
+      <w:r>
+        <w:rPr>
+          <w:rFonts w:ascii="Cascadia Code" w:hAnsi="Cascadia Code" w:cs="Cascadia Code"/>
+          <w:color w:val="0E2841" w:themeColor="text2"/>
+          <w:sz w:val="28"/>
+          <w:szCs w:val="28"/>
+        </w:rPr>
+        <w:t>Discord</w:t>
+      </w:r>
+      <w:proofErr w:type="spellEnd"/>
+      <w:r>
+        <w:rPr>
+          <w:rFonts w:ascii="Cascadia Code" w:hAnsi="Cascadia Code" w:cs="Cascadia Code"/>
+          <w:color w:val="0E2841" w:themeColor="text2"/>
+          <w:sz w:val="28"/>
+          <w:szCs w:val="28"/>
+        </w:rPr>
+        <w:t xml:space="preserve"> riasztás elküldve.")</w:t>
       </w:r>
     </w:p>
     <w:p>
@@ -1397,6 +5055,26 @@
           <w:szCs w:val="28"/>
         </w:rPr>
       </w:pPr>
+      <w:proofErr w:type="spellStart"/>
+      <w:r>
+        <w:rPr>
+          <w:rFonts w:ascii="Cascadia Code" w:hAnsi="Cascadia Code" w:cs="Cascadia Code"/>
+          <w:color w:val="0E2841" w:themeColor="text2"/>
+          <w:sz w:val="28"/>
+          <w:szCs w:val="28"/>
+        </w:rPr>
+        <w:t>else</w:t>
+      </w:r>
+      <w:proofErr w:type="spellEnd"/>
+      <w:r>
+        <w:rPr>
+          <w:rFonts w:ascii="Cascadia Code" w:hAnsi="Cascadia Code" w:cs="Cascadia Code"/>
+          <w:color w:val="0E2841" w:themeColor="text2"/>
+          <w:sz w:val="28"/>
+          <w:szCs w:val="28"/>
+        </w:rPr>
+        <w:t>:</w:t>
+      </w:r>
     </w:p>
     <w:p>
       <w:pPr>
@@ -1409,7 +5087,15 @@
           <w:szCs w:val="28"/>
         </w:rPr>
       </w:pPr>
-      <w:proofErr w:type="spellStart"/>
+      <w:r>
+        <w:rPr>
+          <w:rFonts w:ascii="Cascadia Code" w:hAnsi="Cascadia Code" w:cs="Cascadia Code"/>
+          <w:color w:val="0E2841" w:themeColor="text2"/>
+          <w:sz w:val="28"/>
+          <w:szCs w:val="28"/>
+        </w:rPr>
+        <w:t xml:space="preserve">    </w:t>
+      </w:r>
       <w:proofErr w:type="gramStart"/>
       <w:r>
         <w:rPr>
@@ -1418,9 +5104,8 @@
           <w:sz w:val="28"/>
           <w:szCs w:val="28"/>
         </w:rPr>
-        <w:t>client.connect</w:t>
-      </w:r>
-      <w:proofErr w:type="spellEnd"/>
+        <w:t>print(</w:t>
+      </w:r>
       <w:proofErr w:type="gramEnd"/>
       <w:r>
         <w:rPr>
@@ -1429,8 +5114,123 @@
           <w:sz w:val="28"/>
           <w:szCs w:val="28"/>
         </w:rPr>
+        <w:t xml:space="preserve">"BGP szomszédság rendben (minden </w:t>
+      </w:r>
+      <w:proofErr w:type="spellStart"/>
+      <w:r>
+        <w:rPr>
+          <w:rFonts w:ascii="Cascadia Code" w:hAnsi="Cascadia Code" w:cs="Cascadia Code"/>
+          <w:color w:val="0E2841" w:themeColor="text2"/>
+          <w:sz w:val="28"/>
+          <w:szCs w:val="28"/>
+        </w:rPr>
+        <w:t>Established</w:t>
+      </w:r>
+      <w:proofErr w:type="spellEnd"/>
+      <w:r>
+        <w:rPr>
+          <w:rFonts w:ascii="Cascadia Code" w:hAnsi="Cascadia Code" w:cs="Cascadia Code"/>
+          <w:color w:val="0E2841" w:themeColor="text2"/>
+          <w:sz w:val="28"/>
+          <w:szCs w:val="28"/>
+        </w:rPr>
+        <w:t>).")</w:t>
+      </w:r>
+    </w:p>
+    <w:p>
+      <w:pPr>
+        <w:spacing w:after="0"/>
+        <w:jc w:val="both"/>
+        <w:rPr>
+          <w:rFonts w:ascii="Cascadia Code" w:hAnsi="Cascadia Code" w:cs="Cascadia Code"/>
+          <w:color w:val="0E2841" w:themeColor="text2"/>
+          <w:sz w:val="28"/>
+          <w:szCs w:val="28"/>
+        </w:rPr>
+      </w:pPr>
+    </w:p>
+    <w:p>
+      <w:pPr>
+        <w:spacing w:after="0"/>
+        <w:jc w:val="both"/>
+        <w:rPr>
+          <w:rFonts w:ascii="Cascadia Code" w:hAnsi="Cascadia Code" w:cs="Cascadia Code"/>
+          <w:color w:val="0E2841" w:themeColor="text2"/>
+          <w:sz w:val="28"/>
+          <w:szCs w:val="28"/>
+        </w:rPr>
+      </w:pPr>
+      <w:proofErr w:type="spellStart"/>
+      <w:r>
+        <w:rPr>
+          <w:rFonts w:ascii="Cascadia Code" w:hAnsi="Cascadia Code" w:cs="Cascadia Code"/>
+          <w:color w:val="0E2841" w:themeColor="text2"/>
+          <w:sz w:val="28"/>
+          <w:szCs w:val="28"/>
+        </w:rPr>
+        <w:t>with</w:t>
+      </w:r>
+      <w:proofErr w:type="spellEnd"/>
+      <w:r>
+        <w:rPr>
+          <w:rFonts w:ascii="Cascadia Code" w:hAnsi="Cascadia Code" w:cs="Cascadia Code"/>
+          <w:color w:val="0E2841" w:themeColor="text2"/>
+          <w:sz w:val="28"/>
+          <w:szCs w:val="28"/>
+        </w:rPr>
+        <w:t xml:space="preserve"> </w:t>
+      </w:r>
+      <w:proofErr w:type="spellStart"/>
+      <w:proofErr w:type="gramStart"/>
+      <w:r>
+        <w:rPr>
+          <w:rFonts w:ascii="Cascadia Code" w:hAnsi="Cascadia Code" w:cs="Cascadia Code"/>
+          <w:color w:val="0E2841" w:themeColor="text2"/>
+          <w:sz w:val="28"/>
+          <w:szCs w:val="28"/>
+        </w:rPr>
+        <w:t>open</w:t>
+      </w:r>
+      <w:proofErr w:type="spellEnd"/>
+      <w:r>
+        <w:rPr>
+          <w:rFonts w:ascii="Cascadia Code" w:hAnsi="Cascadia Code" w:cs="Cascadia Code"/>
+          <w:color w:val="0E2841" w:themeColor="text2"/>
+          <w:sz w:val="28"/>
+          <w:szCs w:val="28"/>
+        </w:rPr>
         <w:t>(</w:t>
       </w:r>
+      <w:proofErr w:type="gramEnd"/>
+      <w:r>
+        <w:rPr>
+          <w:rFonts w:ascii="Cascadia Code" w:hAnsi="Cascadia Code" w:cs="Cascadia Code"/>
+          <w:color w:val="0E2841" w:themeColor="text2"/>
+          <w:sz w:val="28"/>
+          <w:szCs w:val="28"/>
+        </w:rPr>
+        <w:t xml:space="preserve">"bgp_log.txt", "a") </w:t>
+      </w:r>
+      <w:proofErr w:type="spellStart"/>
+      <w:r>
+        <w:rPr>
+          <w:rFonts w:ascii="Cascadia Code" w:hAnsi="Cascadia Code" w:cs="Cascadia Code"/>
+          <w:color w:val="0E2841" w:themeColor="text2"/>
+          <w:sz w:val="28"/>
+          <w:szCs w:val="28"/>
+        </w:rPr>
+        <w:t>as</w:t>
+      </w:r>
+      <w:proofErr w:type="spellEnd"/>
+      <w:r>
+        <w:rPr>
+          <w:rFonts w:ascii="Cascadia Code" w:hAnsi="Cascadia Code" w:cs="Cascadia Code"/>
+          <w:color w:val="0E2841" w:themeColor="text2"/>
+          <w:sz w:val="28"/>
+          <w:szCs w:val="28"/>
+        </w:rPr>
+        <w:t xml:space="preserve"> log:</w:t>
+      </w:r>
     </w:p>
     <w:p>
       <w:pPr>
@@ -1453,24 +5253,57 @@
         <w:t xml:space="preserve">    </w:t>
       </w:r>
       <w:proofErr w:type="spellStart"/>
-      <w:r>
-        <w:rPr>
-          <w:rFonts w:ascii="Cascadia Code" w:hAnsi="Cascadia Code" w:cs="Cascadia Code"/>
-          <w:color w:val="0E2841" w:themeColor="text2"/>
-          <w:sz w:val="28"/>
-          <w:szCs w:val="28"/>
-        </w:rPr>
-        <w:t>hostname</w:t>
-      </w:r>
-      <w:proofErr w:type="spellEnd"/>
-      <w:r>
-        <w:rPr>
-          <w:rFonts w:ascii="Cascadia Code" w:hAnsi="Cascadia Code" w:cs="Cascadia Code"/>
-          <w:color w:val="0E2841" w:themeColor="text2"/>
-          <w:sz w:val="28"/>
-          <w:szCs w:val="28"/>
-        </w:rPr>
-        <w:t>=ROUTER,</w:t>
+      <w:proofErr w:type="gramStart"/>
+      <w:r>
+        <w:rPr>
+          <w:rFonts w:ascii="Cascadia Code" w:hAnsi="Cascadia Code" w:cs="Cascadia Code"/>
+          <w:color w:val="0E2841" w:themeColor="text2"/>
+          <w:sz w:val="28"/>
+          <w:szCs w:val="28"/>
+        </w:rPr>
+        <w:t>log.write</w:t>
+      </w:r>
+      <w:proofErr w:type="spellEnd"/>
+      <w:proofErr w:type="gramEnd"/>
+      <w:r>
+        <w:rPr>
+          <w:rFonts w:ascii="Cascadia Code" w:hAnsi="Cascadia Code" w:cs="Cascadia Code"/>
+          <w:color w:val="0E2841" w:themeColor="text2"/>
+          <w:sz w:val="28"/>
+          <w:szCs w:val="28"/>
+        </w:rPr>
+        <w:t>(f"\n--- {</w:t>
+      </w:r>
+      <w:proofErr w:type="spellStart"/>
+      <w:proofErr w:type="gramStart"/>
+      <w:r>
+        <w:rPr>
+          <w:rFonts w:ascii="Cascadia Code" w:hAnsi="Cascadia Code" w:cs="Cascadia Code"/>
+          <w:color w:val="0E2841" w:themeColor="text2"/>
+          <w:sz w:val="28"/>
+          <w:szCs w:val="28"/>
+        </w:rPr>
+        <w:t>datetime.now</w:t>
+      </w:r>
+      <w:proofErr w:type="spellEnd"/>
+      <w:r>
+        <w:rPr>
+          <w:rFonts w:ascii="Cascadia Code" w:hAnsi="Cascadia Code" w:cs="Cascadia Code"/>
+          <w:color w:val="0E2841" w:themeColor="text2"/>
+          <w:sz w:val="28"/>
+          <w:szCs w:val="28"/>
+        </w:rPr>
+        <w:t>(</w:t>
+      </w:r>
+      <w:proofErr w:type="gramEnd"/>
+      <w:r>
+        <w:rPr>
+          <w:rFonts w:ascii="Cascadia Code" w:hAnsi="Cascadia Code" w:cs="Cascadia Code"/>
+          <w:color w:val="0E2841" w:themeColor="text2"/>
+          <w:sz w:val="28"/>
+          <w:szCs w:val="28"/>
+        </w:rPr>
+        <w:t>)} ---\n")</w:t>
       </w:r>
     </w:p>
     <w:p>
@@ -1491,349 +5324,9 @@
           <w:sz w:val="28"/>
           <w:szCs w:val="28"/>
         </w:rPr>
-        <w:t xml:space="preserve">    port=PORT,</w:t>
-      </w:r>
-    </w:p>
-    <w:p>
-      <w:pPr>
-        <w:spacing w:after="0"/>
-        <w:jc w:val="both"/>
-        <w:rPr>
-          <w:rFonts w:ascii="Cascadia Code" w:hAnsi="Cascadia Code" w:cs="Cascadia Code"/>
-          <w:color w:val="0E2841" w:themeColor="text2"/>
-          <w:sz w:val="28"/>
-          <w:szCs w:val="28"/>
-        </w:rPr>
-      </w:pPr>
-      <w:r>
-        <w:rPr>
-          <w:rFonts w:ascii="Cascadia Code" w:hAnsi="Cascadia Code" w:cs="Cascadia Code"/>
-          <w:color w:val="0E2841" w:themeColor="text2"/>
-          <w:sz w:val="28"/>
-          <w:szCs w:val="28"/>
-        </w:rPr>
         <w:t xml:space="preserve">    </w:t>
       </w:r>
       <w:proofErr w:type="spellStart"/>
-      <w:r>
-        <w:rPr>
-          <w:rFonts w:ascii="Cascadia Code" w:hAnsi="Cascadia Code" w:cs="Cascadia Code"/>
-          <w:color w:val="0E2841" w:themeColor="text2"/>
-          <w:sz w:val="28"/>
-          <w:szCs w:val="28"/>
-        </w:rPr>
-        <w:t>username</w:t>
-      </w:r>
-      <w:proofErr w:type="spellEnd"/>
-      <w:r>
-        <w:rPr>
-          <w:rFonts w:ascii="Cascadia Code" w:hAnsi="Cascadia Code" w:cs="Cascadia Code"/>
-          <w:color w:val="0E2841" w:themeColor="text2"/>
-          <w:sz w:val="28"/>
-          <w:szCs w:val="28"/>
-        </w:rPr>
-        <w:t>=</w:t>
-      </w:r>
-      <w:proofErr w:type="spellStart"/>
-      <w:r>
-        <w:rPr>
-          <w:rFonts w:ascii="Cascadia Code" w:hAnsi="Cascadia Code" w:cs="Cascadia Code"/>
-          <w:color w:val="0E2841" w:themeColor="text2"/>
-          <w:sz w:val="28"/>
-          <w:szCs w:val="28"/>
-        </w:rPr>
-        <w:t>username</w:t>
-      </w:r>
-      <w:proofErr w:type="spellEnd"/>
-      <w:r>
-        <w:rPr>
-          <w:rFonts w:ascii="Cascadia Code" w:hAnsi="Cascadia Code" w:cs="Cascadia Code"/>
-          <w:color w:val="0E2841" w:themeColor="text2"/>
-          <w:sz w:val="28"/>
-          <w:szCs w:val="28"/>
-        </w:rPr>
-        <w:t>,</w:t>
-      </w:r>
-    </w:p>
-    <w:p>
-      <w:pPr>
-        <w:spacing w:after="0"/>
-        <w:jc w:val="both"/>
-        <w:rPr>
-          <w:rFonts w:ascii="Cascadia Code" w:hAnsi="Cascadia Code" w:cs="Cascadia Code"/>
-          <w:color w:val="0E2841" w:themeColor="text2"/>
-          <w:sz w:val="28"/>
-          <w:szCs w:val="28"/>
-        </w:rPr>
-      </w:pPr>
-      <w:r>
-        <w:rPr>
-          <w:rFonts w:ascii="Cascadia Code" w:hAnsi="Cascadia Code" w:cs="Cascadia Code"/>
-          <w:color w:val="0E2841" w:themeColor="text2"/>
-          <w:sz w:val="28"/>
-          <w:szCs w:val="28"/>
-        </w:rPr>
-        <w:t xml:space="preserve">    </w:t>
-      </w:r>
-      <w:proofErr w:type="spellStart"/>
-      <w:r>
-        <w:rPr>
-          <w:rFonts w:ascii="Cascadia Code" w:hAnsi="Cascadia Code" w:cs="Cascadia Code"/>
-          <w:color w:val="0E2841" w:themeColor="text2"/>
-          <w:sz w:val="28"/>
-          <w:szCs w:val="28"/>
-        </w:rPr>
-        <w:t>password</w:t>
-      </w:r>
-      <w:proofErr w:type="spellEnd"/>
-      <w:r>
-        <w:rPr>
-          <w:rFonts w:ascii="Cascadia Code" w:hAnsi="Cascadia Code" w:cs="Cascadia Code"/>
-          <w:color w:val="0E2841" w:themeColor="text2"/>
-          <w:sz w:val="28"/>
-          <w:szCs w:val="28"/>
-        </w:rPr>
-        <w:t>=</w:t>
-      </w:r>
-      <w:proofErr w:type="spellStart"/>
-      <w:r>
-        <w:rPr>
-          <w:rFonts w:ascii="Cascadia Code" w:hAnsi="Cascadia Code" w:cs="Cascadia Code"/>
-          <w:color w:val="0E2841" w:themeColor="text2"/>
-          <w:sz w:val="28"/>
-          <w:szCs w:val="28"/>
-        </w:rPr>
-        <w:t>password</w:t>
-      </w:r>
-      <w:proofErr w:type="spellEnd"/>
-      <w:r>
-        <w:rPr>
-          <w:rFonts w:ascii="Cascadia Code" w:hAnsi="Cascadia Code" w:cs="Cascadia Code"/>
-          <w:color w:val="0E2841" w:themeColor="text2"/>
-          <w:sz w:val="28"/>
-          <w:szCs w:val="28"/>
-        </w:rPr>
-        <w:t>,</w:t>
-      </w:r>
-    </w:p>
-    <w:p>
-      <w:pPr>
-        <w:spacing w:after="0"/>
-        <w:jc w:val="both"/>
-        <w:rPr>
-          <w:rFonts w:ascii="Cascadia Code" w:hAnsi="Cascadia Code" w:cs="Cascadia Code"/>
-          <w:color w:val="0E2841" w:themeColor="text2"/>
-          <w:sz w:val="28"/>
-          <w:szCs w:val="28"/>
-        </w:rPr>
-      </w:pPr>
-      <w:r>
-        <w:rPr>
-          <w:rFonts w:ascii="Cascadia Code" w:hAnsi="Cascadia Code" w:cs="Cascadia Code"/>
-          <w:color w:val="0E2841" w:themeColor="text2"/>
-          <w:sz w:val="28"/>
-          <w:szCs w:val="28"/>
-        </w:rPr>
-        <w:t xml:space="preserve">    </w:t>
-      </w:r>
-      <w:proofErr w:type="spellStart"/>
-      <w:r>
-        <w:rPr>
-          <w:rFonts w:ascii="Cascadia Code" w:hAnsi="Cascadia Code" w:cs="Cascadia Code"/>
-          <w:color w:val="0E2841" w:themeColor="text2"/>
-          <w:sz w:val="28"/>
-          <w:szCs w:val="28"/>
-        </w:rPr>
-        <w:t>look_for_keys</w:t>
-      </w:r>
-      <w:proofErr w:type="spellEnd"/>
-      <w:r>
-        <w:rPr>
-          <w:rFonts w:ascii="Cascadia Code" w:hAnsi="Cascadia Code" w:cs="Cascadia Code"/>
-          <w:color w:val="0E2841" w:themeColor="text2"/>
-          <w:sz w:val="28"/>
-          <w:szCs w:val="28"/>
-        </w:rPr>
-        <w:t>=</w:t>
-      </w:r>
-      <w:proofErr w:type="spellStart"/>
-      <w:r>
-        <w:rPr>
-          <w:rFonts w:ascii="Cascadia Code" w:hAnsi="Cascadia Code" w:cs="Cascadia Code"/>
-          <w:color w:val="0E2841" w:themeColor="text2"/>
-          <w:sz w:val="28"/>
-          <w:szCs w:val="28"/>
-        </w:rPr>
-        <w:t>False</w:t>
-      </w:r>
-      <w:proofErr w:type="spellEnd"/>
-      <w:r>
-        <w:rPr>
-          <w:rFonts w:ascii="Cascadia Code" w:hAnsi="Cascadia Code" w:cs="Cascadia Code"/>
-          <w:color w:val="0E2841" w:themeColor="text2"/>
-          <w:sz w:val="28"/>
-          <w:szCs w:val="28"/>
-        </w:rPr>
-        <w:t>,</w:t>
-      </w:r>
-    </w:p>
-    <w:p>
-      <w:pPr>
-        <w:spacing w:after="0"/>
-        <w:jc w:val="both"/>
-        <w:rPr>
-          <w:rFonts w:ascii="Cascadia Code" w:hAnsi="Cascadia Code" w:cs="Cascadia Code"/>
-          <w:color w:val="0E2841" w:themeColor="text2"/>
-          <w:sz w:val="28"/>
-          <w:szCs w:val="28"/>
-        </w:rPr>
-      </w:pPr>
-      <w:r>
-        <w:rPr>
-          <w:rFonts w:ascii="Cascadia Code" w:hAnsi="Cascadia Code" w:cs="Cascadia Code"/>
-          <w:color w:val="0E2841" w:themeColor="text2"/>
-          <w:sz w:val="28"/>
-          <w:szCs w:val="28"/>
-        </w:rPr>
-        <w:t xml:space="preserve">    </w:t>
-      </w:r>
-      <w:proofErr w:type="spellStart"/>
-      <w:r>
-        <w:rPr>
-          <w:rFonts w:ascii="Cascadia Code" w:hAnsi="Cascadia Code" w:cs="Cascadia Code"/>
-          <w:color w:val="0E2841" w:themeColor="text2"/>
-          <w:sz w:val="28"/>
-          <w:szCs w:val="28"/>
-        </w:rPr>
-        <w:t>allow_agent</w:t>
-      </w:r>
-      <w:proofErr w:type="spellEnd"/>
-      <w:r>
-        <w:rPr>
-          <w:rFonts w:ascii="Cascadia Code" w:hAnsi="Cascadia Code" w:cs="Cascadia Code"/>
-          <w:color w:val="0E2841" w:themeColor="text2"/>
-          <w:sz w:val="28"/>
-          <w:szCs w:val="28"/>
-        </w:rPr>
-        <w:t>=</w:t>
-      </w:r>
-      <w:proofErr w:type="spellStart"/>
-      <w:r>
-        <w:rPr>
-          <w:rFonts w:ascii="Cascadia Code" w:hAnsi="Cascadia Code" w:cs="Cascadia Code"/>
-          <w:color w:val="0E2841" w:themeColor="text2"/>
-          <w:sz w:val="28"/>
-          <w:szCs w:val="28"/>
-        </w:rPr>
-        <w:t>False</w:t>
-      </w:r>
-      <w:proofErr w:type="spellEnd"/>
-    </w:p>
-    <w:p>
-      <w:pPr>
-        <w:spacing w:after="0"/>
-        <w:jc w:val="both"/>
-        <w:rPr>
-          <w:rFonts w:ascii="Cascadia Code" w:hAnsi="Cascadia Code" w:cs="Cascadia Code"/>
-          <w:color w:val="0E2841" w:themeColor="text2"/>
-          <w:sz w:val="28"/>
-          <w:szCs w:val="28"/>
-        </w:rPr>
-      </w:pPr>
-      <w:r>
-        <w:rPr>
-          <w:rFonts w:ascii="Cascadia Code" w:hAnsi="Cascadia Code" w:cs="Cascadia Code"/>
-          <w:color w:val="0E2841" w:themeColor="text2"/>
-          <w:sz w:val="28"/>
-          <w:szCs w:val="28"/>
-        </w:rPr>
-        <w:t>)</w:t>
-      </w:r>
-    </w:p>
-    <w:p>
-      <w:pPr>
-        <w:spacing w:after="0"/>
-        <w:jc w:val="both"/>
-        <w:rPr>
-          <w:rFonts w:ascii="Cascadia Code" w:hAnsi="Cascadia Code" w:cs="Cascadia Code"/>
-          <w:color w:val="0E2841" w:themeColor="text2"/>
-          <w:sz w:val="28"/>
-          <w:szCs w:val="28"/>
-        </w:rPr>
-      </w:pPr>
-    </w:p>
-    <w:p>
-      <w:pPr>
-        <w:spacing w:after="0"/>
-        <w:jc w:val="both"/>
-        <w:rPr>
-          <w:rFonts w:ascii="Cascadia Code" w:hAnsi="Cascadia Code" w:cs="Cascadia Code"/>
-          <w:color w:val="0E2841" w:themeColor="text2"/>
-          <w:sz w:val="28"/>
-          <w:szCs w:val="28"/>
-        </w:rPr>
-      </w:pPr>
-      <w:proofErr w:type="spellStart"/>
-      <w:r>
-        <w:rPr>
-          <w:rFonts w:ascii="Cascadia Code" w:hAnsi="Cascadia Code" w:cs="Cascadia Code"/>
-          <w:color w:val="0E2841" w:themeColor="text2"/>
-          <w:sz w:val="28"/>
-          <w:szCs w:val="28"/>
-        </w:rPr>
-        <w:t>stdin</w:t>
-      </w:r>
-      <w:proofErr w:type="spellEnd"/>
-      <w:r>
-        <w:rPr>
-          <w:rFonts w:ascii="Cascadia Code" w:hAnsi="Cascadia Code" w:cs="Cascadia Code"/>
-          <w:color w:val="0E2841" w:themeColor="text2"/>
-          <w:sz w:val="28"/>
-          <w:szCs w:val="28"/>
-        </w:rPr>
-        <w:t xml:space="preserve">, </w:t>
-      </w:r>
-      <w:proofErr w:type="spellStart"/>
-      <w:r>
-        <w:rPr>
-          <w:rFonts w:ascii="Cascadia Code" w:hAnsi="Cascadia Code" w:cs="Cascadia Code"/>
-          <w:color w:val="0E2841" w:themeColor="text2"/>
-          <w:sz w:val="28"/>
-          <w:szCs w:val="28"/>
-        </w:rPr>
-        <w:t>stdout</w:t>
-      </w:r>
-      <w:proofErr w:type="spellEnd"/>
-      <w:r>
-        <w:rPr>
-          <w:rFonts w:ascii="Cascadia Code" w:hAnsi="Cascadia Code" w:cs="Cascadia Code"/>
-          <w:color w:val="0E2841" w:themeColor="text2"/>
-          <w:sz w:val="28"/>
-          <w:szCs w:val="28"/>
-        </w:rPr>
-        <w:t xml:space="preserve">, </w:t>
-      </w:r>
-      <w:proofErr w:type="spellStart"/>
-      <w:r>
-        <w:rPr>
-          <w:rFonts w:ascii="Cascadia Code" w:hAnsi="Cascadia Code" w:cs="Cascadia Code"/>
-          <w:color w:val="0E2841" w:themeColor="text2"/>
-          <w:sz w:val="28"/>
-          <w:szCs w:val="28"/>
-        </w:rPr>
-        <w:t>stderr</w:t>
-      </w:r>
-      <w:proofErr w:type="spellEnd"/>
-      <w:r>
-        <w:rPr>
-          <w:rFonts w:ascii="Cascadia Code" w:hAnsi="Cascadia Code" w:cs="Cascadia Code"/>
-          <w:color w:val="0E2841" w:themeColor="text2"/>
-          <w:sz w:val="28"/>
-          <w:szCs w:val="28"/>
-        </w:rPr>
-        <w:t xml:space="preserve"> = </w:t>
-      </w:r>
-      <w:proofErr w:type="spellStart"/>
       <w:proofErr w:type="gramStart"/>
       <w:r>
         <w:rPr>
@@ -1842,8 +5335,9 @@
           <w:sz w:val="28"/>
           <w:szCs w:val="28"/>
         </w:rPr>
-        <w:t>client.exec</w:t>
-      </w:r>
+        <w:t>log.write</w:t>
+      </w:r>
+      <w:proofErr w:type="spellEnd"/>
       <w:proofErr w:type="gramEnd"/>
       <w:r>
         <w:rPr>
@@ -1852,2914 +5346,12 @@
           <w:sz w:val="28"/>
           <w:szCs w:val="28"/>
         </w:rPr>
-        <w:t>_</w:t>
-      </w:r>
-      <w:proofErr w:type="gramStart"/>
-      <w:r>
-        <w:rPr>
-          <w:rFonts w:ascii="Cascadia Code" w:hAnsi="Cascadia Code" w:cs="Cascadia Code"/>
-          <w:color w:val="0E2841" w:themeColor="text2"/>
-          <w:sz w:val="28"/>
-          <w:szCs w:val="28"/>
-        </w:rPr>
-        <w:t>command</w:t>
-      </w:r>
-      <w:proofErr w:type="spellEnd"/>
-      <w:r>
-        <w:rPr>
-          <w:rFonts w:ascii="Cascadia Code" w:hAnsi="Cascadia Code" w:cs="Cascadia Code"/>
-          <w:color w:val="0E2841" w:themeColor="text2"/>
-          <w:sz w:val="28"/>
-          <w:szCs w:val="28"/>
-        </w:rPr>
-        <w:t>(</w:t>
-      </w:r>
-      <w:proofErr w:type="gramEnd"/>
-      <w:r>
-        <w:rPr>
-          <w:rFonts w:ascii="Cascadia Code" w:hAnsi="Cascadia Code" w:cs="Cascadia Code"/>
-          <w:color w:val="0E2841" w:themeColor="text2"/>
-          <w:sz w:val="28"/>
-          <w:szCs w:val="28"/>
-        </w:rPr>
-        <w:t xml:space="preserve">"show </w:t>
-      </w:r>
-      <w:proofErr w:type="spellStart"/>
-      <w:r>
-        <w:rPr>
-          <w:rFonts w:ascii="Cascadia Code" w:hAnsi="Cascadia Code" w:cs="Cascadia Code"/>
-          <w:color w:val="0E2841" w:themeColor="text2"/>
-          <w:sz w:val="28"/>
-          <w:szCs w:val="28"/>
-        </w:rPr>
-        <w:t>bgp</w:t>
-      </w:r>
-      <w:proofErr w:type="spellEnd"/>
-      <w:r>
-        <w:rPr>
-          <w:rFonts w:ascii="Cascadia Code" w:hAnsi="Cascadia Code" w:cs="Cascadia Code"/>
-          <w:color w:val="0E2841" w:themeColor="text2"/>
-          <w:sz w:val="28"/>
-          <w:szCs w:val="28"/>
-        </w:rPr>
-        <w:t xml:space="preserve"> </w:t>
-      </w:r>
-      <w:proofErr w:type="spellStart"/>
-      <w:r>
-        <w:rPr>
-          <w:rFonts w:ascii="Cascadia Code" w:hAnsi="Cascadia Code" w:cs="Cascadia Code"/>
-          <w:color w:val="0E2841" w:themeColor="text2"/>
-          <w:sz w:val="28"/>
-          <w:szCs w:val="28"/>
-        </w:rPr>
-        <w:t>summary</w:t>
-      </w:r>
-      <w:proofErr w:type="spellEnd"/>
-      <w:r>
-        <w:rPr>
-          <w:rFonts w:ascii="Cascadia Code" w:hAnsi="Cascadia Code" w:cs="Cascadia Code"/>
-          <w:color w:val="0E2841" w:themeColor="text2"/>
-          <w:sz w:val="28"/>
-          <w:szCs w:val="28"/>
-        </w:rPr>
-        <w:t>")</w:t>
-      </w:r>
-    </w:p>
-    <w:p>
-      <w:pPr>
-        <w:spacing w:after="0"/>
-        <w:jc w:val="both"/>
-        <w:rPr>
-          <w:rFonts w:ascii="Cascadia Code" w:hAnsi="Cascadia Code" w:cs="Cascadia Code"/>
-          <w:color w:val="0E2841" w:themeColor="text2"/>
-          <w:sz w:val="28"/>
-          <w:szCs w:val="28"/>
-        </w:rPr>
-      </w:pPr>
-      <w:r>
-        <w:rPr>
-          <w:rFonts w:ascii="Cascadia Code" w:hAnsi="Cascadia Code" w:cs="Cascadia Code"/>
-          <w:color w:val="0E2841" w:themeColor="text2"/>
-          <w:sz w:val="28"/>
-          <w:szCs w:val="28"/>
-        </w:rPr>
-        <w:t xml:space="preserve">output = </w:t>
-      </w:r>
-      <w:proofErr w:type="spellStart"/>
-      <w:proofErr w:type="gramStart"/>
-      <w:r>
-        <w:rPr>
-          <w:rFonts w:ascii="Cascadia Code" w:hAnsi="Cascadia Code" w:cs="Cascadia Code"/>
-          <w:color w:val="0E2841" w:themeColor="text2"/>
-          <w:sz w:val="28"/>
-          <w:szCs w:val="28"/>
-        </w:rPr>
-        <w:t>stdout.read</w:t>
-      </w:r>
-      <w:proofErr w:type="spellEnd"/>
-      <w:proofErr w:type="gramEnd"/>
-      <w:r>
-        <w:rPr>
-          <w:rFonts w:ascii="Cascadia Code" w:hAnsi="Cascadia Code" w:cs="Cascadia Code"/>
-          <w:color w:val="0E2841" w:themeColor="text2"/>
-          <w:sz w:val="28"/>
-          <w:szCs w:val="28"/>
-        </w:rPr>
-        <w:t>(</w:t>
-      </w:r>
-      <w:proofErr w:type="gramStart"/>
-      <w:r>
-        <w:rPr>
-          <w:rFonts w:ascii="Cascadia Code" w:hAnsi="Cascadia Code" w:cs="Cascadia Code"/>
-          <w:color w:val="0E2841" w:themeColor="text2"/>
-          <w:sz w:val="28"/>
-          <w:szCs w:val="28"/>
-        </w:rPr>
-        <w:t>).</w:t>
-      </w:r>
-      <w:proofErr w:type="spellStart"/>
-      <w:r>
-        <w:rPr>
-          <w:rFonts w:ascii="Cascadia Code" w:hAnsi="Cascadia Code" w:cs="Cascadia Code"/>
-          <w:color w:val="0E2841" w:themeColor="text2"/>
-          <w:sz w:val="28"/>
-          <w:szCs w:val="28"/>
-        </w:rPr>
-        <w:t>decode</w:t>
-      </w:r>
-      <w:proofErr w:type="spellEnd"/>
-      <w:proofErr w:type="gramEnd"/>
-      <w:r>
-        <w:rPr>
-          <w:rFonts w:ascii="Cascadia Code" w:hAnsi="Cascadia Code" w:cs="Cascadia Code"/>
-          <w:color w:val="0E2841" w:themeColor="text2"/>
-          <w:sz w:val="28"/>
-          <w:szCs w:val="28"/>
-        </w:rPr>
-        <w:t>()</w:t>
-      </w:r>
-    </w:p>
-    <w:p>
-      <w:pPr>
-        <w:spacing w:after="0"/>
-        <w:jc w:val="both"/>
-        <w:rPr>
-          <w:rFonts w:ascii="Cascadia Code" w:hAnsi="Cascadia Code" w:cs="Cascadia Code"/>
-          <w:color w:val="0E2841" w:themeColor="text2"/>
-          <w:sz w:val="28"/>
-          <w:szCs w:val="28"/>
-        </w:rPr>
-      </w:pPr>
-      <w:proofErr w:type="spellStart"/>
-      <w:proofErr w:type="gramStart"/>
-      <w:r>
-        <w:rPr>
-          <w:rFonts w:ascii="Cascadia Code" w:hAnsi="Cascadia Code" w:cs="Cascadia Code"/>
-          <w:color w:val="0E2841" w:themeColor="text2"/>
-          <w:sz w:val="28"/>
-          <w:szCs w:val="28"/>
-        </w:rPr>
-        <w:t>client.close</w:t>
-      </w:r>
-      <w:proofErr w:type="spellEnd"/>
-      <w:proofErr w:type="gramEnd"/>
-      <w:r>
-        <w:rPr>
-          <w:rFonts w:ascii="Cascadia Code" w:hAnsi="Cascadia Code" w:cs="Cascadia Code"/>
-          <w:color w:val="0E2841" w:themeColor="text2"/>
-          <w:sz w:val="28"/>
-          <w:szCs w:val="28"/>
-        </w:rPr>
-        <w:t>()</w:t>
-      </w:r>
-    </w:p>
-    <w:p>
-      <w:pPr>
-        <w:spacing w:after="0"/>
-        <w:jc w:val="both"/>
-        <w:rPr>
-          <w:rFonts w:ascii="Cascadia Code" w:hAnsi="Cascadia Code" w:cs="Cascadia Code"/>
-          <w:color w:val="0E2841" w:themeColor="text2"/>
-          <w:sz w:val="28"/>
-          <w:szCs w:val="28"/>
-        </w:rPr>
-      </w:pPr>
-    </w:p>
-    <w:p>
-      <w:pPr>
-        <w:spacing w:after="0"/>
-        <w:jc w:val="both"/>
-        <w:rPr>
-          <w:rFonts w:ascii="Cascadia Code" w:hAnsi="Cascadia Code" w:cs="Cascadia Code"/>
-          <w:color w:val="0E2841" w:themeColor="text2"/>
-          <w:sz w:val="28"/>
-          <w:szCs w:val="28"/>
-        </w:rPr>
-      </w:pPr>
-      <w:proofErr w:type="gramStart"/>
-      <w:r>
-        <w:rPr>
-          <w:rFonts w:ascii="Cascadia Code" w:hAnsi="Cascadia Code" w:cs="Cascadia Code"/>
-          <w:color w:val="0E2841" w:themeColor="text2"/>
-          <w:sz w:val="28"/>
-          <w:szCs w:val="28"/>
-        </w:rPr>
-        <w:t>print(</w:t>
-      </w:r>
-      <w:proofErr w:type="gramEnd"/>
-      <w:r>
-        <w:rPr>
-          <w:rFonts w:ascii="Cascadia Code" w:hAnsi="Cascadia Code" w:cs="Cascadia Code"/>
-          <w:color w:val="0E2841" w:themeColor="text2"/>
-          <w:sz w:val="28"/>
-          <w:szCs w:val="28"/>
-        </w:rPr>
-        <w:t>"\</w:t>
-      </w:r>
-      <w:proofErr w:type="spellStart"/>
-      <w:r>
-        <w:rPr>
-          <w:rFonts w:ascii="Cascadia Code" w:hAnsi="Cascadia Code" w:cs="Cascadia Code"/>
-          <w:color w:val="0E2841" w:themeColor="text2"/>
-          <w:sz w:val="28"/>
-          <w:szCs w:val="28"/>
-        </w:rPr>
-        <w:t>nshow</w:t>
-      </w:r>
-      <w:proofErr w:type="spellEnd"/>
-      <w:r>
-        <w:rPr>
-          <w:rFonts w:ascii="Cascadia Code" w:hAnsi="Cascadia Code" w:cs="Cascadia Code"/>
-          <w:color w:val="0E2841" w:themeColor="text2"/>
-          <w:sz w:val="28"/>
-          <w:szCs w:val="28"/>
-        </w:rPr>
-        <w:t xml:space="preserve"> </w:t>
-      </w:r>
-      <w:proofErr w:type="spellStart"/>
-      <w:r>
-        <w:rPr>
-          <w:rFonts w:ascii="Cascadia Code" w:hAnsi="Cascadia Code" w:cs="Cascadia Code"/>
-          <w:color w:val="0E2841" w:themeColor="text2"/>
-          <w:sz w:val="28"/>
-          <w:szCs w:val="28"/>
-        </w:rPr>
-        <w:t>bgp</w:t>
-      </w:r>
-      <w:proofErr w:type="spellEnd"/>
-      <w:r>
-        <w:rPr>
-          <w:rFonts w:ascii="Cascadia Code" w:hAnsi="Cascadia Code" w:cs="Cascadia Code"/>
-          <w:color w:val="0E2841" w:themeColor="text2"/>
-          <w:sz w:val="28"/>
-          <w:szCs w:val="28"/>
-        </w:rPr>
-        <w:t xml:space="preserve"> </w:t>
-      </w:r>
-      <w:proofErr w:type="spellStart"/>
-      <w:r>
-        <w:rPr>
-          <w:rFonts w:ascii="Cascadia Code" w:hAnsi="Cascadia Code" w:cs="Cascadia Code"/>
-          <w:color w:val="0E2841" w:themeColor="text2"/>
-          <w:sz w:val="28"/>
-          <w:szCs w:val="28"/>
-        </w:rPr>
-        <w:t>summary</w:t>
-      </w:r>
-      <w:proofErr w:type="spellEnd"/>
-      <w:r>
-        <w:rPr>
-          <w:rFonts w:ascii="Cascadia Code" w:hAnsi="Cascadia Code" w:cs="Cascadia Code"/>
-          <w:color w:val="0E2841" w:themeColor="text2"/>
-          <w:sz w:val="28"/>
-          <w:szCs w:val="28"/>
-        </w:rPr>
-        <w:t xml:space="preserve"> kimenet:")</w:t>
-      </w:r>
-    </w:p>
-    <w:p>
-      <w:pPr>
-        <w:spacing w:after="0"/>
-        <w:jc w:val="both"/>
-        <w:rPr>
-          <w:rFonts w:ascii="Cascadia Code" w:hAnsi="Cascadia Code" w:cs="Cascadia Code"/>
-          <w:color w:val="0E2841" w:themeColor="text2"/>
-          <w:sz w:val="28"/>
-          <w:szCs w:val="28"/>
-        </w:rPr>
-      </w:pPr>
-      <w:r>
-        <w:rPr>
-          <w:rFonts w:ascii="Cascadia Code" w:hAnsi="Cascadia Code" w:cs="Cascadia Code"/>
-          <w:color w:val="0E2841" w:themeColor="text2"/>
-          <w:sz w:val="28"/>
-          <w:szCs w:val="28"/>
-        </w:rPr>
-        <w:t>print(output)</w:t>
-      </w:r>
-    </w:p>
-    <w:p>
-      <w:pPr>
-        <w:spacing w:after="0"/>
-        <w:jc w:val="both"/>
-        <w:rPr>
-          <w:rFonts w:ascii="Cascadia Code" w:hAnsi="Cascadia Code" w:cs="Cascadia Code"/>
-          <w:color w:val="0E2841" w:themeColor="text2"/>
-          <w:sz w:val="28"/>
-          <w:szCs w:val="28"/>
-        </w:rPr>
-      </w:pPr>
-    </w:p>
-    <w:p>
-      <w:pPr>
-        <w:spacing w:after="0"/>
-        <w:jc w:val="both"/>
-        <w:rPr>
-          <w:rFonts w:ascii="Cascadia Code" w:hAnsi="Cascadia Code" w:cs="Cascadia Code"/>
-          <w:color w:val="0E2841" w:themeColor="text2"/>
-          <w:sz w:val="28"/>
-          <w:szCs w:val="28"/>
-        </w:rPr>
-      </w:pPr>
-      <w:r>
-        <w:rPr>
-          <w:rFonts w:ascii="Cascadia Code" w:hAnsi="Cascadia Code" w:cs="Cascadia Code"/>
-          <w:color w:val="0E2841" w:themeColor="text2"/>
-          <w:sz w:val="28"/>
-          <w:szCs w:val="28"/>
-        </w:rPr>
-        <w:t># -----------------------------------------------------</w:t>
-      </w:r>
-    </w:p>
-    <w:p>
-      <w:pPr>
-        <w:spacing w:after="0"/>
-        <w:jc w:val="both"/>
-        <w:rPr>
-          <w:rFonts w:ascii="Cascadia Code" w:hAnsi="Cascadia Code" w:cs="Cascadia Code"/>
-          <w:color w:val="0E2841" w:themeColor="text2"/>
-          <w:sz w:val="28"/>
-          <w:szCs w:val="28"/>
-        </w:rPr>
-      </w:pPr>
-      <w:r>
-        <w:rPr>
-          <w:rFonts w:ascii="Cascadia Code" w:hAnsi="Cascadia Code" w:cs="Cascadia Code"/>
-          <w:color w:val="0E2841" w:themeColor="text2"/>
-          <w:sz w:val="28"/>
-          <w:szCs w:val="28"/>
-        </w:rPr>
-        <w:t># 3) BGP állapot feldolgozása (nagyon egyszerű parser)</w:t>
-      </w:r>
-    </w:p>
-    <w:p>
-      <w:pPr>
-        <w:spacing w:after="0"/>
-        <w:jc w:val="both"/>
-        <w:rPr>
-          <w:rFonts w:ascii="Cascadia Code" w:hAnsi="Cascadia Code" w:cs="Cascadia Code"/>
-          <w:color w:val="0E2841" w:themeColor="text2"/>
-          <w:sz w:val="28"/>
-          <w:szCs w:val="28"/>
-        </w:rPr>
-      </w:pPr>
-      <w:r>
-        <w:rPr>
-          <w:rFonts w:ascii="Cascadia Code" w:hAnsi="Cascadia Code" w:cs="Cascadia Code"/>
-          <w:color w:val="0E2841" w:themeColor="text2"/>
-          <w:sz w:val="28"/>
-          <w:szCs w:val="28"/>
-        </w:rPr>
-        <w:t># -----------------------------------------------------</w:t>
-      </w:r>
-    </w:p>
-    <w:p>
-      <w:pPr>
-        <w:spacing w:after="0"/>
-        <w:jc w:val="both"/>
-        <w:rPr>
-          <w:rFonts w:ascii="Cascadia Code" w:hAnsi="Cascadia Code" w:cs="Cascadia Code"/>
-          <w:color w:val="0E2841" w:themeColor="text2"/>
-          <w:sz w:val="28"/>
-          <w:szCs w:val="28"/>
-        </w:rPr>
-      </w:pPr>
-      <w:proofErr w:type="spellStart"/>
-      <w:r>
-        <w:rPr>
-          <w:rFonts w:ascii="Cascadia Code" w:hAnsi="Cascadia Code" w:cs="Cascadia Code"/>
-          <w:color w:val="0E2841" w:themeColor="text2"/>
-          <w:sz w:val="28"/>
-          <w:szCs w:val="28"/>
-        </w:rPr>
-        <w:t>lines</w:t>
-      </w:r>
-      <w:proofErr w:type="spellEnd"/>
-      <w:r>
-        <w:rPr>
-          <w:rFonts w:ascii="Cascadia Code" w:hAnsi="Cascadia Code" w:cs="Cascadia Code"/>
-          <w:color w:val="0E2841" w:themeColor="text2"/>
-          <w:sz w:val="28"/>
-          <w:szCs w:val="28"/>
-        </w:rPr>
-        <w:t xml:space="preserve"> = </w:t>
-      </w:r>
-      <w:proofErr w:type="spellStart"/>
-      <w:proofErr w:type="gramStart"/>
-      <w:r>
-        <w:rPr>
-          <w:rFonts w:ascii="Cascadia Code" w:hAnsi="Cascadia Code" w:cs="Cascadia Code"/>
-          <w:color w:val="0E2841" w:themeColor="text2"/>
-          <w:sz w:val="28"/>
-          <w:szCs w:val="28"/>
-        </w:rPr>
-        <w:t>output.splitlines</w:t>
-      </w:r>
-      <w:proofErr w:type="spellEnd"/>
-      <w:proofErr w:type="gramEnd"/>
-      <w:r>
-        <w:rPr>
-          <w:rFonts w:ascii="Cascadia Code" w:hAnsi="Cascadia Code" w:cs="Cascadia Code"/>
-          <w:color w:val="0E2841" w:themeColor="text2"/>
-          <w:sz w:val="28"/>
-          <w:szCs w:val="28"/>
-        </w:rPr>
-        <w:t>()</w:t>
-      </w:r>
-    </w:p>
-    <w:p>
-      <w:pPr>
-        <w:spacing w:after="0"/>
-        <w:jc w:val="both"/>
-        <w:rPr>
-          <w:rFonts w:ascii="Cascadia Code" w:hAnsi="Cascadia Code" w:cs="Cascadia Code"/>
-          <w:color w:val="0E2841" w:themeColor="text2"/>
-          <w:sz w:val="28"/>
-          <w:szCs w:val="28"/>
-        </w:rPr>
-      </w:pPr>
-      <w:proofErr w:type="spellStart"/>
-      <w:r>
-        <w:rPr>
-          <w:rFonts w:ascii="Cascadia Code" w:hAnsi="Cascadia Code" w:cs="Cascadia Code"/>
-          <w:color w:val="0E2841" w:themeColor="text2"/>
-          <w:sz w:val="28"/>
-          <w:szCs w:val="28"/>
-        </w:rPr>
-        <w:t>neighbors</w:t>
-      </w:r>
-      <w:proofErr w:type="spellEnd"/>
-      <w:r>
-        <w:rPr>
-          <w:rFonts w:ascii="Cascadia Code" w:hAnsi="Cascadia Code" w:cs="Cascadia Code"/>
-          <w:color w:val="0E2841" w:themeColor="text2"/>
-          <w:sz w:val="28"/>
-          <w:szCs w:val="28"/>
-        </w:rPr>
-        <w:t xml:space="preserve"> = []</w:t>
-      </w:r>
-    </w:p>
-    <w:p>
-      <w:pPr>
-        <w:spacing w:after="0"/>
-        <w:jc w:val="both"/>
-        <w:rPr>
-          <w:rFonts w:ascii="Cascadia Code" w:hAnsi="Cascadia Code" w:cs="Cascadia Code"/>
-          <w:color w:val="0E2841" w:themeColor="text2"/>
-          <w:sz w:val="28"/>
-          <w:szCs w:val="28"/>
-        </w:rPr>
-      </w:pPr>
-    </w:p>
-    <w:p>
-      <w:pPr>
-        <w:spacing w:after="0"/>
-        <w:jc w:val="both"/>
-        <w:rPr>
-          <w:rFonts w:ascii="Cascadia Code" w:hAnsi="Cascadia Code" w:cs="Cascadia Code"/>
-          <w:color w:val="0E2841" w:themeColor="text2"/>
-          <w:sz w:val="28"/>
-          <w:szCs w:val="28"/>
-        </w:rPr>
-      </w:pPr>
-      <w:proofErr w:type="spellStart"/>
-      <w:r>
-        <w:rPr>
-          <w:rFonts w:ascii="Cascadia Code" w:hAnsi="Cascadia Code" w:cs="Cascadia Code"/>
-          <w:color w:val="0E2841" w:themeColor="text2"/>
-          <w:sz w:val="28"/>
-          <w:szCs w:val="28"/>
-        </w:rPr>
-        <w:t>for</w:t>
-      </w:r>
-      <w:proofErr w:type="spellEnd"/>
-      <w:r>
-        <w:rPr>
-          <w:rFonts w:ascii="Cascadia Code" w:hAnsi="Cascadia Code" w:cs="Cascadia Code"/>
-          <w:color w:val="0E2841" w:themeColor="text2"/>
-          <w:sz w:val="28"/>
-          <w:szCs w:val="28"/>
-        </w:rPr>
-        <w:t xml:space="preserve"> line in </w:t>
-      </w:r>
-      <w:proofErr w:type="spellStart"/>
-      <w:r>
-        <w:rPr>
-          <w:rFonts w:ascii="Cascadia Code" w:hAnsi="Cascadia Code" w:cs="Cascadia Code"/>
-          <w:color w:val="0E2841" w:themeColor="text2"/>
-          <w:sz w:val="28"/>
-          <w:szCs w:val="28"/>
-        </w:rPr>
-        <w:t>lines</w:t>
-      </w:r>
-      <w:proofErr w:type="spellEnd"/>
-      <w:r>
-        <w:rPr>
-          <w:rFonts w:ascii="Cascadia Code" w:hAnsi="Cascadia Code" w:cs="Cascadia Code"/>
-          <w:color w:val="0E2841" w:themeColor="text2"/>
-          <w:sz w:val="28"/>
-          <w:szCs w:val="28"/>
-        </w:rPr>
-        <w:t>:</w:t>
-      </w:r>
-    </w:p>
-    <w:p>
-      <w:pPr>
-        <w:spacing w:after="0"/>
-        <w:jc w:val="both"/>
-        <w:rPr>
-          <w:rFonts w:ascii="Cascadia Code" w:hAnsi="Cascadia Code" w:cs="Cascadia Code"/>
-          <w:color w:val="0E2841" w:themeColor="text2"/>
-          <w:sz w:val="28"/>
-          <w:szCs w:val="28"/>
-        </w:rPr>
-      </w:pPr>
-      <w:r>
-        <w:rPr>
-          <w:rFonts w:ascii="Cascadia Code" w:hAnsi="Cascadia Code" w:cs="Cascadia Code"/>
-          <w:color w:val="0E2841" w:themeColor="text2"/>
-          <w:sz w:val="28"/>
-          <w:szCs w:val="28"/>
-        </w:rPr>
-        <w:t xml:space="preserve">    </w:t>
-      </w:r>
-      <w:proofErr w:type="spellStart"/>
-      <w:r>
-        <w:rPr>
-          <w:rFonts w:ascii="Cascadia Code" w:hAnsi="Cascadia Code" w:cs="Cascadia Code"/>
-          <w:color w:val="0E2841" w:themeColor="text2"/>
-          <w:sz w:val="28"/>
-          <w:szCs w:val="28"/>
-        </w:rPr>
-        <w:t>parts</w:t>
-      </w:r>
-      <w:proofErr w:type="spellEnd"/>
-      <w:r>
-        <w:rPr>
-          <w:rFonts w:ascii="Cascadia Code" w:hAnsi="Cascadia Code" w:cs="Cascadia Code"/>
-          <w:color w:val="0E2841" w:themeColor="text2"/>
-          <w:sz w:val="28"/>
-          <w:szCs w:val="28"/>
-        </w:rPr>
-        <w:t xml:space="preserve"> = </w:t>
-      </w:r>
-      <w:proofErr w:type="spellStart"/>
-      <w:proofErr w:type="gramStart"/>
-      <w:r>
-        <w:rPr>
-          <w:rFonts w:ascii="Cascadia Code" w:hAnsi="Cascadia Code" w:cs="Cascadia Code"/>
-          <w:color w:val="0E2841" w:themeColor="text2"/>
-          <w:sz w:val="28"/>
-          <w:szCs w:val="28"/>
-        </w:rPr>
-        <w:t>line.split</w:t>
-      </w:r>
-      <w:proofErr w:type="spellEnd"/>
-      <w:proofErr w:type="gramEnd"/>
-      <w:r>
-        <w:rPr>
-          <w:rFonts w:ascii="Cascadia Code" w:hAnsi="Cascadia Code" w:cs="Cascadia Code"/>
-          <w:color w:val="0E2841" w:themeColor="text2"/>
-          <w:sz w:val="28"/>
-          <w:szCs w:val="28"/>
-        </w:rPr>
-        <w:t>()</w:t>
-      </w:r>
-    </w:p>
-    <w:p>
-      <w:pPr>
-        <w:spacing w:after="0"/>
-        <w:jc w:val="both"/>
-        <w:rPr>
-          <w:rFonts w:ascii="Cascadia Code" w:hAnsi="Cascadia Code" w:cs="Cascadia Code"/>
-          <w:color w:val="0E2841" w:themeColor="text2"/>
-          <w:sz w:val="28"/>
-          <w:szCs w:val="28"/>
-        </w:rPr>
-      </w:pPr>
-      <w:r>
-        <w:rPr>
-          <w:rFonts w:ascii="Cascadia Code" w:hAnsi="Cascadia Code" w:cs="Cascadia Code"/>
-          <w:color w:val="0E2841" w:themeColor="text2"/>
-          <w:sz w:val="28"/>
-          <w:szCs w:val="28"/>
-        </w:rPr>
-        <w:t xml:space="preserve">    </w:t>
-      </w:r>
-      <w:proofErr w:type="spellStart"/>
-      <w:r>
-        <w:rPr>
-          <w:rFonts w:ascii="Cascadia Code" w:hAnsi="Cascadia Code" w:cs="Cascadia Code"/>
-          <w:color w:val="0E2841" w:themeColor="text2"/>
-          <w:sz w:val="28"/>
-          <w:szCs w:val="28"/>
-        </w:rPr>
-        <w:t>if</w:t>
-      </w:r>
-      <w:proofErr w:type="spellEnd"/>
-      <w:r>
-        <w:rPr>
-          <w:rFonts w:ascii="Cascadia Code" w:hAnsi="Cascadia Code" w:cs="Cascadia Code"/>
-          <w:color w:val="0E2841" w:themeColor="text2"/>
-          <w:sz w:val="28"/>
-          <w:szCs w:val="28"/>
-        </w:rPr>
-        <w:t xml:space="preserve"> len(</w:t>
-      </w:r>
-      <w:proofErr w:type="spellStart"/>
-      <w:r>
-        <w:rPr>
-          <w:rFonts w:ascii="Cascadia Code" w:hAnsi="Cascadia Code" w:cs="Cascadia Code"/>
-          <w:color w:val="0E2841" w:themeColor="text2"/>
-          <w:sz w:val="28"/>
-          <w:szCs w:val="28"/>
-        </w:rPr>
-        <w:t>parts</w:t>
-      </w:r>
-      <w:proofErr w:type="spellEnd"/>
-      <w:r>
-        <w:rPr>
-          <w:rFonts w:ascii="Cascadia Code" w:hAnsi="Cascadia Code" w:cs="Cascadia Code"/>
-          <w:color w:val="0E2841" w:themeColor="text2"/>
-          <w:sz w:val="28"/>
-          <w:szCs w:val="28"/>
-        </w:rPr>
-        <w:t xml:space="preserve">) &gt; 2 and </w:t>
-      </w:r>
-      <w:proofErr w:type="spellStart"/>
-      <w:r>
-        <w:rPr>
-          <w:rFonts w:ascii="Cascadia Code" w:hAnsi="Cascadia Code" w:cs="Cascadia Code"/>
-          <w:color w:val="0E2841" w:themeColor="text2"/>
-          <w:sz w:val="28"/>
-          <w:szCs w:val="28"/>
-        </w:rPr>
-        <w:t>parts</w:t>
-      </w:r>
-      <w:proofErr w:type="spellEnd"/>
-      <w:r>
-        <w:rPr>
-          <w:rFonts w:ascii="Cascadia Code" w:hAnsi="Cascadia Code" w:cs="Cascadia Code"/>
-          <w:color w:val="0E2841" w:themeColor="text2"/>
-          <w:sz w:val="28"/>
-          <w:szCs w:val="28"/>
-        </w:rPr>
-        <w:t>[0</w:t>
-      </w:r>
-      <w:proofErr w:type="gramStart"/>
-      <w:r>
-        <w:rPr>
-          <w:rFonts w:ascii="Cascadia Code" w:hAnsi="Cascadia Code" w:cs="Cascadia Code"/>
-          <w:color w:val="0E2841" w:themeColor="text2"/>
-          <w:sz w:val="28"/>
-          <w:szCs w:val="28"/>
-        </w:rPr>
-        <w:t>].</w:t>
-      </w:r>
-      <w:proofErr w:type="spellStart"/>
-      <w:r>
-        <w:rPr>
-          <w:rFonts w:ascii="Cascadia Code" w:hAnsi="Cascadia Code" w:cs="Cascadia Code"/>
-          <w:color w:val="0E2841" w:themeColor="text2"/>
-          <w:sz w:val="28"/>
-          <w:szCs w:val="28"/>
-        </w:rPr>
-        <w:t>count</w:t>
-      </w:r>
-      <w:proofErr w:type="spellEnd"/>
-      <w:proofErr w:type="gramEnd"/>
-      <w:r>
-        <w:rPr>
-          <w:rFonts w:ascii="Cascadia Code" w:hAnsi="Cascadia Code" w:cs="Cascadia Code"/>
-          <w:color w:val="0E2841" w:themeColor="text2"/>
-          <w:sz w:val="28"/>
-          <w:szCs w:val="28"/>
-        </w:rPr>
-        <w:t>(".") == 3:</w:t>
-      </w:r>
-    </w:p>
-    <w:p>
-      <w:pPr>
-        <w:spacing w:after="0"/>
-        <w:jc w:val="both"/>
-        <w:rPr>
-          <w:rFonts w:ascii="Cascadia Code" w:hAnsi="Cascadia Code" w:cs="Cascadia Code"/>
-          <w:color w:val="0E2841" w:themeColor="text2"/>
-          <w:sz w:val="28"/>
-          <w:szCs w:val="28"/>
-        </w:rPr>
-      </w:pPr>
-      <w:r>
-        <w:rPr>
-          <w:rFonts w:ascii="Cascadia Code" w:hAnsi="Cascadia Code" w:cs="Cascadia Code"/>
-          <w:color w:val="0E2841" w:themeColor="text2"/>
-          <w:sz w:val="28"/>
-          <w:szCs w:val="28"/>
-        </w:rPr>
-        <w:t xml:space="preserve">        </w:t>
-      </w:r>
-      <w:proofErr w:type="spellStart"/>
-      <w:r>
-        <w:rPr>
-          <w:rFonts w:ascii="Cascadia Code" w:hAnsi="Cascadia Code" w:cs="Cascadia Code"/>
-          <w:color w:val="0E2841" w:themeColor="text2"/>
-          <w:sz w:val="28"/>
-          <w:szCs w:val="28"/>
-        </w:rPr>
-        <w:t>neighbor_ip</w:t>
-      </w:r>
-      <w:proofErr w:type="spellEnd"/>
-      <w:r>
-        <w:rPr>
-          <w:rFonts w:ascii="Cascadia Code" w:hAnsi="Cascadia Code" w:cs="Cascadia Code"/>
-          <w:color w:val="0E2841" w:themeColor="text2"/>
-          <w:sz w:val="28"/>
-          <w:szCs w:val="28"/>
-        </w:rPr>
-        <w:t xml:space="preserve"> = </w:t>
-      </w:r>
-      <w:proofErr w:type="spellStart"/>
-      <w:proofErr w:type="gramStart"/>
-      <w:r>
-        <w:rPr>
-          <w:rFonts w:ascii="Cascadia Code" w:hAnsi="Cascadia Code" w:cs="Cascadia Code"/>
-          <w:color w:val="0E2841" w:themeColor="text2"/>
-          <w:sz w:val="28"/>
-          <w:szCs w:val="28"/>
-        </w:rPr>
-        <w:t>parts</w:t>
-      </w:r>
-      <w:proofErr w:type="spellEnd"/>
-      <w:r>
-        <w:rPr>
-          <w:rFonts w:ascii="Cascadia Code" w:hAnsi="Cascadia Code" w:cs="Cascadia Code"/>
-          <w:color w:val="0E2841" w:themeColor="text2"/>
-          <w:sz w:val="28"/>
-          <w:szCs w:val="28"/>
-        </w:rPr>
-        <w:t>[</w:t>
-      </w:r>
-      <w:proofErr w:type="gramEnd"/>
-      <w:r>
-        <w:rPr>
-          <w:rFonts w:ascii="Cascadia Code" w:hAnsi="Cascadia Code" w:cs="Cascadia Code"/>
-          <w:color w:val="0E2841" w:themeColor="text2"/>
-          <w:sz w:val="28"/>
-          <w:szCs w:val="28"/>
-        </w:rPr>
-        <w:t>0]</w:t>
-      </w:r>
-    </w:p>
-    <w:p>
-      <w:pPr>
-        <w:spacing w:after="0"/>
-        <w:jc w:val="both"/>
-        <w:rPr>
-          <w:rFonts w:ascii="Cascadia Code" w:hAnsi="Cascadia Code" w:cs="Cascadia Code"/>
-          <w:color w:val="0E2841" w:themeColor="text2"/>
-          <w:sz w:val="28"/>
-          <w:szCs w:val="28"/>
-        </w:rPr>
-      </w:pPr>
-      <w:r>
-        <w:rPr>
-          <w:rFonts w:ascii="Cascadia Code" w:hAnsi="Cascadia Code" w:cs="Cascadia Code"/>
-          <w:color w:val="0E2841" w:themeColor="text2"/>
-          <w:sz w:val="28"/>
-          <w:szCs w:val="28"/>
-        </w:rPr>
-        <w:t xml:space="preserve">        </w:t>
-      </w:r>
-      <w:proofErr w:type="spellStart"/>
-      <w:r>
-        <w:rPr>
-          <w:rFonts w:ascii="Cascadia Code" w:hAnsi="Cascadia Code" w:cs="Cascadia Code"/>
-          <w:color w:val="0E2841" w:themeColor="text2"/>
-          <w:sz w:val="28"/>
-          <w:szCs w:val="28"/>
-        </w:rPr>
-        <w:t>state_or_prefix</w:t>
-      </w:r>
-      <w:proofErr w:type="spellEnd"/>
-      <w:r>
-        <w:rPr>
-          <w:rFonts w:ascii="Cascadia Code" w:hAnsi="Cascadia Code" w:cs="Cascadia Code"/>
-          <w:color w:val="0E2841" w:themeColor="text2"/>
-          <w:sz w:val="28"/>
-          <w:szCs w:val="28"/>
-        </w:rPr>
-        <w:t xml:space="preserve"> = </w:t>
-      </w:r>
-      <w:proofErr w:type="spellStart"/>
-      <w:proofErr w:type="gramStart"/>
-      <w:r>
-        <w:rPr>
-          <w:rFonts w:ascii="Cascadia Code" w:hAnsi="Cascadia Code" w:cs="Cascadia Code"/>
-          <w:color w:val="0E2841" w:themeColor="text2"/>
-          <w:sz w:val="28"/>
-          <w:szCs w:val="28"/>
-        </w:rPr>
-        <w:t>parts</w:t>
-      </w:r>
-      <w:proofErr w:type="spellEnd"/>
-      <w:r>
-        <w:rPr>
-          <w:rFonts w:ascii="Cascadia Code" w:hAnsi="Cascadia Code" w:cs="Cascadia Code"/>
-          <w:color w:val="0E2841" w:themeColor="text2"/>
-          <w:sz w:val="28"/>
-          <w:szCs w:val="28"/>
-        </w:rPr>
-        <w:t>[</w:t>
-      </w:r>
-      <w:proofErr w:type="gramEnd"/>
-      <w:r>
-        <w:rPr>
-          <w:rFonts w:ascii="Cascadia Code" w:hAnsi="Cascadia Code" w:cs="Cascadia Code"/>
-          <w:color w:val="0E2841" w:themeColor="text2"/>
-          <w:sz w:val="28"/>
-          <w:szCs w:val="28"/>
-        </w:rPr>
-        <w:t>-1]</w:t>
-      </w:r>
-    </w:p>
-    <w:p>
-      <w:pPr>
-        <w:spacing w:after="0"/>
-        <w:jc w:val="both"/>
-        <w:rPr>
-          <w:rFonts w:ascii="Cascadia Code" w:hAnsi="Cascadia Code" w:cs="Cascadia Code"/>
-          <w:color w:val="0E2841" w:themeColor="text2"/>
-          <w:sz w:val="28"/>
-          <w:szCs w:val="28"/>
-        </w:rPr>
-      </w:pPr>
-      <w:r>
-        <w:rPr>
-          <w:rFonts w:ascii="Cascadia Code" w:hAnsi="Cascadia Code" w:cs="Cascadia Code"/>
-          <w:color w:val="0E2841" w:themeColor="text2"/>
-          <w:sz w:val="28"/>
-          <w:szCs w:val="28"/>
-        </w:rPr>
-        <w:lastRenderedPageBreak/>
-        <w:t xml:space="preserve">        </w:t>
-      </w:r>
-      <w:proofErr w:type="spellStart"/>
-      <w:proofErr w:type="gramStart"/>
-      <w:r>
-        <w:rPr>
-          <w:rFonts w:ascii="Cascadia Code" w:hAnsi="Cascadia Code" w:cs="Cascadia Code"/>
-          <w:color w:val="0E2841" w:themeColor="text2"/>
-          <w:sz w:val="28"/>
-          <w:szCs w:val="28"/>
-        </w:rPr>
-        <w:t>neighbors.append</w:t>
-      </w:r>
-      <w:proofErr w:type="spellEnd"/>
-      <w:proofErr w:type="gramEnd"/>
-      <w:r>
-        <w:rPr>
-          <w:rFonts w:ascii="Cascadia Code" w:hAnsi="Cascadia Code" w:cs="Cascadia Code"/>
-          <w:color w:val="0E2841" w:themeColor="text2"/>
-          <w:sz w:val="28"/>
-          <w:szCs w:val="28"/>
-        </w:rPr>
-        <w:t>((</w:t>
-      </w:r>
-      <w:proofErr w:type="spellStart"/>
-      <w:r>
-        <w:rPr>
-          <w:rFonts w:ascii="Cascadia Code" w:hAnsi="Cascadia Code" w:cs="Cascadia Code"/>
-          <w:color w:val="0E2841" w:themeColor="text2"/>
-          <w:sz w:val="28"/>
-          <w:szCs w:val="28"/>
-        </w:rPr>
-        <w:t>neighbor_ip</w:t>
-      </w:r>
-      <w:proofErr w:type="spellEnd"/>
-      <w:r>
-        <w:rPr>
-          <w:rFonts w:ascii="Cascadia Code" w:hAnsi="Cascadia Code" w:cs="Cascadia Code"/>
-          <w:color w:val="0E2841" w:themeColor="text2"/>
-          <w:sz w:val="28"/>
-          <w:szCs w:val="28"/>
-        </w:rPr>
-        <w:t xml:space="preserve">, </w:t>
-      </w:r>
-      <w:proofErr w:type="spellStart"/>
-      <w:r>
-        <w:rPr>
-          <w:rFonts w:ascii="Cascadia Code" w:hAnsi="Cascadia Code" w:cs="Cascadia Code"/>
-          <w:color w:val="0E2841" w:themeColor="text2"/>
-          <w:sz w:val="28"/>
-          <w:szCs w:val="28"/>
-        </w:rPr>
-        <w:t>state_or_prefix</w:t>
-      </w:r>
-      <w:proofErr w:type="spellEnd"/>
-      <w:r>
-        <w:rPr>
-          <w:rFonts w:ascii="Cascadia Code" w:hAnsi="Cascadia Code" w:cs="Cascadia Code"/>
-          <w:color w:val="0E2841" w:themeColor="text2"/>
-          <w:sz w:val="28"/>
-          <w:szCs w:val="28"/>
-        </w:rPr>
-        <w:t>))</w:t>
-      </w:r>
-    </w:p>
-    <w:p>
-      <w:pPr>
-        <w:spacing w:after="0"/>
-        <w:jc w:val="both"/>
-        <w:rPr>
-          <w:rFonts w:ascii="Cascadia Code" w:hAnsi="Cascadia Code" w:cs="Cascadia Code"/>
-          <w:color w:val="0E2841" w:themeColor="text2"/>
-          <w:sz w:val="28"/>
-          <w:szCs w:val="28"/>
-        </w:rPr>
-      </w:pPr>
-    </w:p>
-    <w:p>
-      <w:pPr>
-        <w:spacing w:after="0"/>
-        <w:jc w:val="both"/>
-        <w:rPr>
-          <w:rFonts w:ascii="Cascadia Code" w:hAnsi="Cascadia Code" w:cs="Cascadia Code"/>
-          <w:color w:val="0E2841" w:themeColor="text2"/>
-          <w:sz w:val="28"/>
-          <w:szCs w:val="28"/>
-        </w:rPr>
-      </w:pPr>
-      <w:r>
-        <w:rPr>
-          <w:rFonts w:ascii="Cascadia Code" w:hAnsi="Cascadia Code" w:cs="Cascadia Code"/>
-          <w:color w:val="0E2841" w:themeColor="text2"/>
-          <w:sz w:val="28"/>
-          <w:szCs w:val="28"/>
-        </w:rPr>
-        <w:t># -----------------------------------------------------</w:t>
-      </w:r>
-    </w:p>
-    <w:p>
-      <w:pPr>
-        <w:spacing w:after="0"/>
-        <w:jc w:val="both"/>
-        <w:rPr>
-          <w:rFonts w:ascii="Cascadia Code" w:hAnsi="Cascadia Code" w:cs="Cascadia Code"/>
-          <w:color w:val="0E2841" w:themeColor="text2"/>
-          <w:sz w:val="28"/>
-          <w:szCs w:val="28"/>
-        </w:rPr>
-      </w:pPr>
-      <w:r>
-        <w:rPr>
-          <w:rFonts w:ascii="Cascadia Code" w:hAnsi="Cascadia Code" w:cs="Cascadia Code"/>
-          <w:color w:val="0E2841" w:themeColor="text2"/>
-          <w:sz w:val="28"/>
-          <w:szCs w:val="28"/>
-        </w:rPr>
-        <w:t># 4) XML riport generálása</w:t>
-      </w:r>
-    </w:p>
-    <w:p>
-      <w:pPr>
-        <w:spacing w:after="0"/>
-        <w:jc w:val="both"/>
-        <w:rPr>
-          <w:rFonts w:ascii="Cascadia Code" w:hAnsi="Cascadia Code" w:cs="Cascadia Code"/>
-          <w:color w:val="0E2841" w:themeColor="text2"/>
-          <w:sz w:val="28"/>
-          <w:szCs w:val="28"/>
-        </w:rPr>
-      </w:pPr>
-      <w:r>
-        <w:rPr>
-          <w:rFonts w:ascii="Cascadia Code" w:hAnsi="Cascadia Code" w:cs="Cascadia Code"/>
-          <w:color w:val="0E2841" w:themeColor="text2"/>
-          <w:sz w:val="28"/>
-          <w:szCs w:val="28"/>
-        </w:rPr>
-        <w:t># -----------------------------------------------------</w:t>
-      </w:r>
-    </w:p>
-    <w:p>
-      <w:pPr>
-        <w:spacing w:after="0"/>
-        <w:jc w:val="both"/>
-        <w:rPr>
-          <w:rFonts w:ascii="Cascadia Code" w:hAnsi="Cascadia Code" w:cs="Cascadia Code"/>
-          <w:color w:val="0E2841" w:themeColor="text2"/>
-          <w:sz w:val="28"/>
-          <w:szCs w:val="28"/>
-        </w:rPr>
-      </w:pPr>
-      <w:proofErr w:type="spellStart"/>
-      <w:r>
-        <w:rPr>
-          <w:rFonts w:ascii="Cascadia Code" w:hAnsi="Cascadia Code" w:cs="Cascadia Code"/>
-          <w:color w:val="0E2841" w:themeColor="text2"/>
-          <w:sz w:val="28"/>
-          <w:szCs w:val="28"/>
-        </w:rPr>
-        <w:t>root</w:t>
-      </w:r>
-      <w:proofErr w:type="spellEnd"/>
-      <w:r>
-        <w:rPr>
-          <w:rFonts w:ascii="Cascadia Code" w:hAnsi="Cascadia Code" w:cs="Cascadia Code"/>
-          <w:color w:val="0E2841" w:themeColor="text2"/>
-          <w:sz w:val="28"/>
-          <w:szCs w:val="28"/>
-        </w:rPr>
-        <w:t xml:space="preserve"> = </w:t>
-      </w:r>
-      <w:proofErr w:type="spellStart"/>
-      <w:r>
-        <w:rPr>
-          <w:rFonts w:ascii="Cascadia Code" w:hAnsi="Cascadia Code" w:cs="Cascadia Code"/>
-          <w:color w:val="0E2841" w:themeColor="text2"/>
-          <w:sz w:val="28"/>
-          <w:szCs w:val="28"/>
-        </w:rPr>
-        <w:t>ET.Element</w:t>
-      </w:r>
-      <w:proofErr w:type="spellEnd"/>
-      <w:r>
-        <w:rPr>
-          <w:rFonts w:ascii="Cascadia Code" w:hAnsi="Cascadia Code" w:cs="Cascadia Code"/>
-          <w:color w:val="0E2841" w:themeColor="text2"/>
-          <w:sz w:val="28"/>
-          <w:szCs w:val="28"/>
-        </w:rPr>
-        <w:t>("</w:t>
-      </w:r>
-      <w:proofErr w:type="spellStart"/>
-      <w:r>
-        <w:rPr>
-          <w:rFonts w:ascii="Cascadia Code" w:hAnsi="Cascadia Code" w:cs="Cascadia Code"/>
-          <w:color w:val="0E2841" w:themeColor="text2"/>
-          <w:sz w:val="28"/>
-          <w:szCs w:val="28"/>
-        </w:rPr>
-        <w:t>bgp_report</w:t>
-      </w:r>
-      <w:proofErr w:type="spellEnd"/>
-      <w:r>
-        <w:rPr>
-          <w:rFonts w:ascii="Cascadia Code" w:hAnsi="Cascadia Code" w:cs="Cascadia Code"/>
-          <w:color w:val="0E2841" w:themeColor="text2"/>
-          <w:sz w:val="28"/>
-          <w:szCs w:val="28"/>
-        </w:rPr>
-        <w:t>")</w:t>
-      </w:r>
-    </w:p>
-    <w:p>
-      <w:pPr>
-        <w:spacing w:after="0"/>
-        <w:jc w:val="both"/>
-        <w:rPr>
-          <w:rFonts w:ascii="Cascadia Code" w:hAnsi="Cascadia Code" w:cs="Cascadia Code"/>
-          <w:color w:val="0E2841" w:themeColor="text2"/>
-          <w:sz w:val="28"/>
-          <w:szCs w:val="28"/>
-        </w:rPr>
-      </w:pPr>
-    </w:p>
-    <w:p>
-      <w:pPr>
-        <w:spacing w:after="0"/>
-        <w:jc w:val="both"/>
-        <w:rPr>
-          <w:rFonts w:ascii="Cascadia Code" w:hAnsi="Cascadia Code" w:cs="Cascadia Code"/>
-          <w:color w:val="0E2841" w:themeColor="text2"/>
-          <w:sz w:val="28"/>
-          <w:szCs w:val="28"/>
-        </w:rPr>
-      </w:pPr>
-      <w:proofErr w:type="spellStart"/>
-      <w:r>
-        <w:rPr>
-          <w:rFonts w:ascii="Cascadia Code" w:hAnsi="Cascadia Code" w:cs="Cascadia Code"/>
-          <w:color w:val="0E2841" w:themeColor="text2"/>
-          <w:sz w:val="28"/>
-          <w:szCs w:val="28"/>
-        </w:rPr>
-        <w:t>for</w:t>
-      </w:r>
-      <w:proofErr w:type="spellEnd"/>
-      <w:r>
-        <w:rPr>
-          <w:rFonts w:ascii="Cascadia Code" w:hAnsi="Cascadia Code" w:cs="Cascadia Code"/>
-          <w:color w:val="0E2841" w:themeColor="text2"/>
-          <w:sz w:val="28"/>
-          <w:szCs w:val="28"/>
-        </w:rPr>
-        <w:t xml:space="preserve"> </w:t>
-      </w:r>
-      <w:proofErr w:type="spellStart"/>
-      <w:r>
-        <w:rPr>
-          <w:rFonts w:ascii="Cascadia Code" w:hAnsi="Cascadia Code" w:cs="Cascadia Code"/>
-          <w:color w:val="0E2841" w:themeColor="text2"/>
-          <w:sz w:val="28"/>
-          <w:szCs w:val="28"/>
-        </w:rPr>
-        <w:t>ip</w:t>
-      </w:r>
-      <w:proofErr w:type="spellEnd"/>
-      <w:r>
-        <w:rPr>
-          <w:rFonts w:ascii="Cascadia Code" w:hAnsi="Cascadia Code" w:cs="Cascadia Code"/>
-          <w:color w:val="0E2841" w:themeColor="text2"/>
-          <w:sz w:val="28"/>
-          <w:szCs w:val="28"/>
-        </w:rPr>
-        <w:t xml:space="preserve">, </w:t>
-      </w:r>
-      <w:proofErr w:type="spellStart"/>
-      <w:r>
-        <w:rPr>
-          <w:rFonts w:ascii="Cascadia Code" w:hAnsi="Cascadia Code" w:cs="Cascadia Code"/>
-          <w:color w:val="0E2841" w:themeColor="text2"/>
-          <w:sz w:val="28"/>
-          <w:szCs w:val="28"/>
-        </w:rPr>
-        <w:t>state</w:t>
-      </w:r>
-      <w:proofErr w:type="spellEnd"/>
-      <w:r>
-        <w:rPr>
-          <w:rFonts w:ascii="Cascadia Code" w:hAnsi="Cascadia Code" w:cs="Cascadia Code"/>
-          <w:color w:val="0E2841" w:themeColor="text2"/>
-          <w:sz w:val="28"/>
-          <w:szCs w:val="28"/>
-        </w:rPr>
-        <w:t xml:space="preserve"> in </w:t>
-      </w:r>
-      <w:proofErr w:type="spellStart"/>
-      <w:r>
-        <w:rPr>
-          <w:rFonts w:ascii="Cascadia Code" w:hAnsi="Cascadia Code" w:cs="Cascadia Code"/>
-          <w:color w:val="0E2841" w:themeColor="text2"/>
-          <w:sz w:val="28"/>
-          <w:szCs w:val="28"/>
-        </w:rPr>
-        <w:t>neighbors</w:t>
-      </w:r>
-      <w:proofErr w:type="spellEnd"/>
-      <w:r>
-        <w:rPr>
-          <w:rFonts w:ascii="Cascadia Code" w:hAnsi="Cascadia Code" w:cs="Cascadia Code"/>
-          <w:color w:val="0E2841" w:themeColor="text2"/>
-          <w:sz w:val="28"/>
-          <w:szCs w:val="28"/>
-        </w:rPr>
-        <w:t>:</w:t>
-      </w:r>
-    </w:p>
-    <w:p>
-      <w:pPr>
-        <w:spacing w:after="0"/>
-        <w:jc w:val="both"/>
-        <w:rPr>
-          <w:rFonts w:ascii="Cascadia Code" w:hAnsi="Cascadia Code" w:cs="Cascadia Code"/>
-          <w:color w:val="0E2841" w:themeColor="text2"/>
-          <w:sz w:val="28"/>
-          <w:szCs w:val="28"/>
-        </w:rPr>
-      </w:pPr>
-      <w:r>
-        <w:rPr>
-          <w:rFonts w:ascii="Cascadia Code" w:hAnsi="Cascadia Code" w:cs="Cascadia Code"/>
-          <w:color w:val="0E2841" w:themeColor="text2"/>
-          <w:sz w:val="28"/>
-          <w:szCs w:val="28"/>
-        </w:rPr>
-        <w:t xml:space="preserve">    </w:t>
-      </w:r>
-      <w:proofErr w:type="spellStart"/>
-      <w:r>
-        <w:rPr>
-          <w:rFonts w:ascii="Cascadia Code" w:hAnsi="Cascadia Code" w:cs="Cascadia Code"/>
-          <w:color w:val="0E2841" w:themeColor="text2"/>
-          <w:sz w:val="28"/>
-          <w:szCs w:val="28"/>
-        </w:rPr>
-        <w:t>entry</w:t>
-      </w:r>
-      <w:proofErr w:type="spellEnd"/>
-      <w:r>
-        <w:rPr>
-          <w:rFonts w:ascii="Cascadia Code" w:hAnsi="Cascadia Code" w:cs="Cascadia Code"/>
-          <w:color w:val="0E2841" w:themeColor="text2"/>
-          <w:sz w:val="28"/>
-          <w:szCs w:val="28"/>
-        </w:rPr>
-        <w:t xml:space="preserve"> = </w:t>
-      </w:r>
-      <w:proofErr w:type="spellStart"/>
-      <w:r>
-        <w:rPr>
-          <w:rFonts w:ascii="Cascadia Code" w:hAnsi="Cascadia Code" w:cs="Cascadia Code"/>
-          <w:color w:val="0E2841" w:themeColor="text2"/>
-          <w:sz w:val="28"/>
-          <w:szCs w:val="28"/>
-        </w:rPr>
-        <w:t>ET.SubElement</w:t>
-      </w:r>
-      <w:proofErr w:type="spellEnd"/>
-      <w:r>
-        <w:rPr>
-          <w:rFonts w:ascii="Cascadia Code" w:hAnsi="Cascadia Code" w:cs="Cascadia Code"/>
-          <w:color w:val="0E2841" w:themeColor="text2"/>
-          <w:sz w:val="28"/>
-          <w:szCs w:val="28"/>
-        </w:rPr>
-        <w:t>(</w:t>
-      </w:r>
-      <w:proofErr w:type="spellStart"/>
-      <w:r>
-        <w:rPr>
-          <w:rFonts w:ascii="Cascadia Code" w:hAnsi="Cascadia Code" w:cs="Cascadia Code"/>
-          <w:color w:val="0E2841" w:themeColor="text2"/>
-          <w:sz w:val="28"/>
-          <w:szCs w:val="28"/>
-        </w:rPr>
-        <w:t>root</w:t>
-      </w:r>
-      <w:proofErr w:type="spellEnd"/>
-      <w:r>
-        <w:rPr>
-          <w:rFonts w:ascii="Cascadia Code" w:hAnsi="Cascadia Code" w:cs="Cascadia Code"/>
-          <w:color w:val="0E2841" w:themeColor="text2"/>
-          <w:sz w:val="28"/>
-          <w:szCs w:val="28"/>
-        </w:rPr>
-        <w:t>, "</w:t>
-      </w:r>
-      <w:proofErr w:type="spellStart"/>
-      <w:r>
-        <w:rPr>
-          <w:rFonts w:ascii="Cascadia Code" w:hAnsi="Cascadia Code" w:cs="Cascadia Code"/>
-          <w:color w:val="0E2841" w:themeColor="text2"/>
-          <w:sz w:val="28"/>
-          <w:szCs w:val="28"/>
-        </w:rPr>
-        <w:t>neighbor</w:t>
-      </w:r>
-      <w:proofErr w:type="spellEnd"/>
-      <w:r>
-        <w:rPr>
-          <w:rFonts w:ascii="Cascadia Code" w:hAnsi="Cascadia Code" w:cs="Cascadia Code"/>
-          <w:color w:val="0E2841" w:themeColor="text2"/>
-          <w:sz w:val="28"/>
-          <w:szCs w:val="28"/>
-        </w:rPr>
-        <w:t>")</w:t>
-      </w:r>
-    </w:p>
-    <w:p>
-      <w:pPr>
-        <w:spacing w:after="0"/>
-        <w:jc w:val="both"/>
-        <w:rPr>
-          <w:rFonts w:ascii="Cascadia Code" w:hAnsi="Cascadia Code" w:cs="Cascadia Code"/>
-          <w:color w:val="0E2841" w:themeColor="text2"/>
-          <w:sz w:val="28"/>
-          <w:szCs w:val="28"/>
-        </w:rPr>
-      </w:pPr>
-      <w:r>
-        <w:rPr>
-          <w:rFonts w:ascii="Cascadia Code" w:hAnsi="Cascadia Code" w:cs="Cascadia Code"/>
-          <w:color w:val="0E2841" w:themeColor="text2"/>
-          <w:sz w:val="28"/>
-          <w:szCs w:val="28"/>
-        </w:rPr>
-        <w:t xml:space="preserve">    </w:t>
-      </w:r>
-      <w:proofErr w:type="spellStart"/>
-      <w:r>
-        <w:rPr>
-          <w:rFonts w:ascii="Cascadia Code" w:hAnsi="Cascadia Code" w:cs="Cascadia Code"/>
-          <w:color w:val="0E2841" w:themeColor="text2"/>
-          <w:sz w:val="28"/>
-          <w:szCs w:val="28"/>
-        </w:rPr>
-        <w:t>ET.SubElement</w:t>
-      </w:r>
-      <w:proofErr w:type="spellEnd"/>
-      <w:r>
-        <w:rPr>
-          <w:rFonts w:ascii="Cascadia Code" w:hAnsi="Cascadia Code" w:cs="Cascadia Code"/>
-          <w:color w:val="0E2841" w:themeColor="text2"/>
-          <w:sz w:val="28"/>
-          <w:szCs w:val="28"/>
-        </w:rPr>
-        <w:t>(</w:t>
-      </w:r>
-      <w:proofErr w:type="spellStart"/>
-      <w:r>
-        <w:rPr>
-          <w:rFonts w:ascii="Cascadia Code" w:hAnsi="Cascadia Code" w:cs="Cascadia Code"/>
-          <w:color w:val="0E2841" w:themeColor="text2"/>
-          <w:sz w:val="28"/>
-          <w:szCs w:val="28"/>
-        </w:rPr>
-        <w:t>entry</w:t>
-      </w:r>
-      <w:proofErr w:type="spellEnd"/>
-      <w:r>
-        <w:rPr>
-          <w:rFonts w:ascii="Cascadia Code" w:hAnsi="Cascadia Code" w:cs="Cascadia Code"/>
-          <w:color w:val="0E2841" w:themeColor="text2"/>
-          <w:sz w:val="28"/>
-          <w:szCs w:val="28"/>
-        </w:rPr>
-        <w:t>, "</w:t>
-      </w:r>
-      <w:proofErr w:type="spellStart"/>
-      <w:r>
-        <w:rPr>
-          <w:rFonts w:ascii="Cascadia Code" w:hAnsi="Cascadia Code" w:cs="Cascadia Code"/>
-          <w:color w:val="0E2841" w:themeColor="text2"/>
-          <w:sz w:val="28"/>
-          <w:szCs w:val="28"/>
-        </w:rPr>
-        <w:t>ip</w:t>
-      </w:r>
-      <w:proofErr w:type="spellEnd"/>
-      <w:r>
-        <w:rPr>
-          <w:rFonts w:ascii="Cascadia Code" w:hAnsi="Cascadia Code" w:cs="Cascadia Code"/>
-          <w:color w:val="0E2841" w:themeColor="text2"/>
-          <w:sz w:val="28"/>
-          <w:szCs w:val="28"/>
-        </w:rPr>
-        <w:t xml:space="preserve">").text = </w:t>
-      </w:r>
-      <w:proofErr w:type="spellStart"/>
-      <w:r>
-        <w:rPr>
-          <w:rFonts w:ascii="Cascadia Code" w:hAnsi="Cascadia Code" w:cs="Cascadia Code"/>
-          <w:color w:val="0E2841" w:themeColor="text2"/>
-          <w:sz w:val="28"/>
-          <w:szCs w:val="28"/>
-        </w:rPr>
-        <w:t>ip</w:t>
-      </w:r>
-      <w:proofErr w:type="spellEnd"/>
-    </w:p>
-    <w:p>
-      <w:pPr>
-        <w:spacing w:after="0"/>
-        <w:jc w:val="both"/>
-        <w:rPr>
-          <w:rFonts w:ascii="Cascadia Code" w:hAnsi="Cascadia Code" w:cs="Cascadia Code"/>
-          <w:color w:val="0E2841" w:themeColor="text2"/>
-          <w:sz w:val="28"/>
-          <w:szCs w:val="28"/>
-        </w:rPr>
-      </w:pPr>
-      <w:r>
-        <w:rPr>
-          <w:rFonts w:ascii="Cascadia Code" w:hAnsi="Cascadia Code" w:cs="Cascadia Code"/>
-          <w:color w:val="0E2841" w:themeColor="text2"/>
-          <w:sz w:val="28"/>
-          <w:szCs w:val="28"/>
-        </w:rPr>
-        <w:t xml:space="preserve">    </w:t>
-      </w:r>
-      <w:proofErr w:type="spellStart"/>
-      <w:r>
-        <w:rPr>
-          <w:rFonts w:ascii="Cascadia Code" w:hAnsi="Cascadia Code" w:cs="Cascadia Code"/>
-          <w:color w:val="0E2841" w:themeColor="text2"/>
-          <w:sz w:val="28"/>
-          <w:szCs w:val="28"/>
-        </w:rPr>
-        <w:t>ET.SubElement</w:t>
-      </w:r>
-      <w:proofErr w:type="spellEnd"/>
-      <w:r>
-        <w:rPr>
-          <w:rFonts w:ascii="Cascadia Code" w:hAnsi="Cascadia Code" w:cs="Cascadia Code"/>
-          <w:color w:val="0E2841" w:themeColor="text2"/>
-          <w:sz w:val="28"/>
-          <w:szCs w:val="28"/>
-        </w:rPr>
-        <w:t>(</w:t>
-      </w:r>
-      <w:proofErr w:type="spellStart"/>
-      <w:r>
-        <w:rPr>
-          <w:rFonts w:ascii="Cascadia Code" w:hAnsi="Cascadia Code" w:cs="Cascadia Code"/>
-          <w:color w:val="0E2841" w:themeColor="text2"/>
-          <w:sz w:val="28"/>
-          <w:szCs w:val="28"/>
-        </w:rPr>
-        <w:t>entry</w:t>
-      </w:r>
-      <w:proofErr w:type="spellEnd"/>
-      <w:r>
-        <w:rPr>
-          <w:rFonts w:ascii="Cascadia Code" w:hAnsi="Cascadia Code" w:cs="Cascadia Code"/>
-          <w:color w:val="0E2841" w:themeColor="text2"/>
-          <w:sz w:val="28"/>
-          <w:szCs w:val="28"/>
-        </w:rPr>
-        <w:t>, "</w:t>
-      </w:r>
-      <w:proofErr w:type="spellStart"/>
-      <w:r>
-        <w:rPr>
-          <w:rFonts w:ascii="Cascadia Code" w:hAnsi="Cascadia Code" w:cs="Cascadia Code"/>
-          <w:color w:val="0E2841" w:themeColor="text2"/>
-          <w:sz w:val="28"/>
-          <w:szCs w:val="28"/>
-        </w:rPr>
-        <w:t>state_or_prefix</w:t>
-      </w:r>
-      <w:proofErr w:type="spellEnd"/>
-      <w:r>
-        <w:rPr>
-          <w:rFonts w:ascii="Cascadia Code" w:hAnsi="Cascadia Code" w:cs="Cascadia Code"/>
-          <w:color w:val="0E2841" w:themeColor="text2"/>
-          <w:sz w:val="28"/>
-          <w:szCs w:val="28"/>
-        </w:rPr>
-        <w:t xml:space="preserve">").text = </w:t>
-      </w:r>
-      <w:proofErr w:type="spellStart"/>
-      <w:r>
-        <w:rPr>
-          <w:rFonts w:ascii="Cascadia Code" w:hAnsi="Cascadia Code" w:cs="Cascadia Code"/>
-          <w:color w:val="0E2841" w:themeColor="text2"/>
-          <w:sz w:val="28"/>
-          <w:szCs w:val="28"/>
-        </w:rPr>
-        <w:t>state</w:t>
-      </w:r>
-      <w:proofErr w:type="spellEnd"/>
-    </w:p>
-    <w:p>
-      <w:pPr>
-        <w:spacing w:after="0"/>
-        <w:jc w:val="both"/>
-        <w:rPr>
-          <w:rFonts w:ascii="Cascadia Code" w:hAnsi="Cascadia Code" w:cs="Cascadia Code"/>
-          <w:color w:val="0E2841" w:themeColor="text2"/>
-          <w:sz w:val="28"/>
-          <w:szCs w:val="28"/>
-        </w:rPr>
-      </w:pPr>
-    </w:p>
-    <w:p>
-      <w:pPr>
-        <w:spacing w:after="0"/>
-        <w:jc w:val="both"/>
-        <w:rPr>
-          <w:rFonts w:ascii="Cascadia Code" w:hAnsi="Cascadia Code" w:cs="Cascadia Code"/>
-          <w:color w:val="0E2841" w:themeColor="text2"/>
-          <w:sz w:val="28"/>
-          <w:szCs w:val="28"/>
-        </w:rPr>
-      </w:pPr>
-      <w:proofErr w:type="spellStart"/>
-      <w:r>
-        <w:rPr>
-          <w:rFonts w:ascii="Cascadia Code" w:hAnsi="Cascadia Code" w:cs="Cascadia Code"/>
-          <w:color w:val="0E2841" w:themeColor="text2"/>
-          <w:sz w:val="28"/>
-          <w:szCs w:val="28"/>
-        </w:rPr>
-        <w:t>tree</w:t>
-      </w:r>
-      <w:proofErr w:type="spellEnd"/>
-      <w:r>
-        <w:rPr>
-          <w:rFonts w:ascii="Cascadia Code" w:hAnsi="Cascadia Code" w:cs="Cascadia Code"/>
-          <w:color w:val="0E2841" w:themeColor="text2"/>
-          <w:sz w:val="28"/>
-          <w:szCs w:val="28"/>
-        </w:rPr>
-        <w:t xml:space="preserve"> = </w:t>
-      </w:r>
-      <w:proofErr w:type="spellStart"/>
-      <w:r>
-        <w:rPr>
-          <w:rFonts w:ascii="Cascadia Code" w:hAnsi="Cascadia Code" w:cs="Cascadia Code"/>
-          <w:color w:val="0E2841" w:themeColor="text2"/>
-          <w:sz w:val="28"/>
-          <w:szCs w:val="28"/>
-        </w:rPr>
-        <w:t>ET.ElementTree</w:t>
-      </w:r>
-      <w:proofErr w:type="spellEnd"/>
-      <w:r>
-        <w:rPr>
-          <w:rFonts w:ascii="Cascadia Code" w:hAnsi="Cascadia Code" w:cs="Cascadia Code"/>
-          <w:color w:val="0E2841" w:themeColor="text2"/>
-          <w:sz w:val="28"/>
-          <w:szCs w:val="28"/>
-        </w:rPr>
-        <w:t>(</w:t>
-      </w:r>
-      <w:proofErr w:type="spellStart"/>
-      <w:r>
-        <w:rPr>
-          <w:rFonts w:ascii="Cascadia Code" w:hAnsi="Cascadia Code" w:cs="Cascadia Code"/>
-          <w:color w:val="0E2841" w:themeColor="text2"/>
-          <w:sz w:val="28"/>
-          <w:szCs w:val="28"/>
-        </w:rPr>
-        <w:t>root</w:t>
-      </w:r>
-      <w:proofErr w:type="spellEnd"/>
-      <w:r>
-        <w:rPr>
-          <w:rFonts w:ascii="Cascadia Code" w:hAnsi="Cascadia Code" w:cs="Cascadia Code"/>
-          <w:color w:val="0E2841" w:themeColor="text2"/>
-          <w:sz w:val="28"/>
-          <w:szCs w:val="28"/>
-        </w:rPr>
-        <w:t>)</w:t>
-      </w:r>
-    </w:p>
-    <w:p>
-      <w:pPr>
-        <w:spacing w:after="0"/>
-        <w:jc w:val="both"/>
-        <w:rPr>
-          <w:rFonts w:ascii="Cascadia Code" w:hAnsi="Cascadia Code" w:cs="Cascadia Code"/>
-          <w:color w:val="0E2841" w:themeColor="text2"/>
-          <w:sz w:val="28"/>
-          <w:szCs w:val="28"/>
-        </w:rPr>
-      </w:pPr>
-      <w:proofErr w:type="spellStart"/>
-      <w:proofErr w:type="gramStart"/>
-      <w:r>
-        <w:rPr>
-          <w:rFonts w:ascii="Cascadia Code" w:hAnsi="Cascadia Code" w:cs="Cascadia Code"/>
-          <w:color w:val="0E2841" w:themeColor="text2"/>
-          <w:sz w:val="28"/>
-          <w:szCs w:val="28"/>
-        </w:rPr>
-        <w:t>tree.write</w:t>
-      </w:r>
-      <w:proofErr w:type="spellEnd"/>
-      <w:proofErr w:type="gramEnd"/>
-      <w:r>
-        <w:rPr>
-          <w:rFonts w:ascii="Cascadia Code" w:hAnsi="Cascadia Code" w:cs="Cascadia Code"/>
-          <w:color w:val="0E2841" w:themeColor="text2"/>
-          <w:sz w:val="28"/>
-          <w:szCs w:val="28"/>
-        </w:rPr>
-        <w:t xml:space="preserve">("bgp_status.xml", </w:t>
-      </w:r>
-      <w:proofErr w:type="spellStart"/>
-      <w:r>
-        <w:rPr>
-          <w:rFonts w:ascii="Cascadia Code" w:hAnsi="Cascadia Code" w:cs="Cascadia Code"/>
-          <w:color w:val="0E2841" w:themeColor="text2"/>
-          <w:sz w:val="28"/>
-          <w:szCs w:val="28"/>
-        </w:rPr>
-        <w:t>encoding</w:t>
-      </w:r>
-      <w:proofErr w:type="spellEnd"/>
-      <w:r>
-        <w:rPr>
-          <w:rFonts w:ascii="Cascadia Code" w:hAnsi="Cascadia Code" w:cs="Cascadia Code"/>
-          <w:color w:val="0E2841" w:themeColor="text2"/>
-          <w:sz w:val="28"/>
-          <w:szCs w:val="28"/>
-        </w:rPr>
-        <w:t xml:space="preserve">="utf-8", </w:t>
-      </w:r>
-      <w:proofErr w:type="spellStart"/>
-      <w:r>
-        <w:rPr>
-          <w:rFonts w:ascii="Cascadia Code" w:hAnsi="Cascadia Code" w:cs="Cascadia Code"/>
-          <w:color w:val="0E2841" w:themeColor="text2"/>
-          <w:sz w:val="28"/>
-          <w:szCs w:val="28"/>
-        </w:rPr>
-        <w:t>xml_declaration</w:t>
-      </w:r>
-      <w:proofErr w:type="spellEnd"/>
-      <w:r>
-        <w:rPr>
-          <w:rFonts w:ascii="Cascadia Code" w:hAnsi="Cascadia Code" w:cs="Cascadia Code"/>
-          <w:color w:val="0E2841" w:themeColor="text2"/>
-          <w:sz w:val="28"/>
-          <w:szCs w:val="28"/>
-        </w:rPr>
-        <w:t>=</w:t>
-      </w:r>
-      <w:proofErr w:type="spellStart"/>
-      <w:r>
-        <w:rPr>
-          <w:rFonts w:ascii="Cascadia Code" w:hAnsi="Cascadia Code" w:cs="Cascadia Code"/>
-          <w:color w:val="0E2841" w:themeColor="text2"/>
-          <w:sz w:val="28"/>
-          <w:szCs w:val="28"/>
-        </w:rPr>
-        <w:t>True</w:t>
-      </w:r>
-      <w:proofErr w:type="spellEnd"/>
-      <w:r>
-        <w:rPr>
-          <w:rFonts w:ascii="Cascadia Code" w:hAnsi="Cascadia Code" w:cs="Cascadia Code"/>
-          <w:color w:val="0E2841" w:themeColor="text2"/>
-          <w:sz w:val="28"/>
-          <w:szCs w:val="28"/>
-        </w:rPr>
-        <w:t>)</w:t>
-      </w:r>
-    </w:p>
-    <w:p>
-      <w:pPr>
-        <w:spacing w:after="0"/>
-        <w:jc w:val="both"/>
-        <w:rPr>
-          <w:rFonts w:ascii="Cascadia Code" w:hAnsi="Cascadia Code" w:cs="Cascadia Code"/>
-          <w:color w:val="0E2841" w:themeColor="text2"/>
-          <w:sz w:val="28"/>
-          <w:szCs w:val="28"/>
-        </w:rPr>
-      </w:pPr>
-    </w:p>
-    <w:p>
-      <w:pPr>
-        <w:spacing w:after="0"/>
-        <w:jc w:val="both"/>
-        <w:rPr>
-          <w:rFonts w:ascii="Cascadia Code" w:hAnsi="Cascadia Code" w:cs="Cascadia Code"/>
-          <w:color w:val="0E2841" w:themeColor="text2"/>
-          <w:sz w:val="28"/>
-          <w:szCs w:val="28"/>
-        </w:rPr>
-      </w:pPr>
-      <w:proofErr w:type="gramStart"/>
-      <w:r>
-        <w:rPr>
-          <w:rFonts w:ascii="Cascadia Code" w:hAnsi="Cascadia Code" w:cs="Cascadia Code"/>
-          <w:color w:val="0E2841" w:themeColor="text2"/>
-          <w:sz w:val="28"/>
-          <w:szCs w:val="28"/>
-        </w:rPr>
-        <w:t>print(</w:t>
-      </w:r>
-      <w:proofErr w:type="gramEnd"/>
-      <w:r>
-        <w:rPr>
-          <w:rFonts w:ascii="Cascadia Code" w:hAnsi="Cascadia Code" w:cs="Cascadia Code"/>
-          <w:color w:val="0E2841" w:themeColor="text2"/>
-          <w:sz w:val="28"/>
-          <w:szCs w:val="28"/>
-        </w:rPr>
-        <w:t>"\</w:t>
-      </w:r>
-      <w:proofErr w:type="spellStart"/>
-      <w:r>
-        <w:rPr>
-          <w:rFonts w:ascii="Cascadia Code" w:hAnsi="Cascadia Code" w:cs="Cascadia Code"/>
-          <w:color w:val="0E2841" w:themeColor="text2"/>
-          <w:sz w:val="28"/>
-          <w:szCs w:val="28"/>
-        </w:rPr>
-        <w:t>nXML</w:t>
-      </w:r>
-      <w:proofErr w:type="spellEnd"/>
-      <w:r>
-        <w:rPr>
-          <w:rFonts w:ascii="Cascadia Code" w:hAnsi="Cascadia Code" w:cs="Cascadia Code"/>
-          <w:color w:val="0E2841" w:themeColor="text2"/>
-          <w:sz w:val="28"/>
-          <w:szCs w:val="28"/>
-        </w:rPr>
-        <w:t xml:space="preserve"> riport elkészült: bgp_status.xml")</w:t>
-      </w:r>
-    </w:p>
-    <w:p>
-      <w:pPr>
-        <w:spacing w:after="0"/>
-        <w:jc w:val="both"/>
-        <w:rPr>
-          <w:rFonts w:ascii="Cascadia Code" w:hAnsi="Cascadia Code" w:cs="Cascadia Code"/>
-          <w:color w:val="0E2841" w:themeColor="text2"/>
-          <w:sz w:val="28"/>
-          <w:szCs w:val="28"/>
-        </w:rPr>
-      </w:pPr>
-    </w:p>
-    <w:p>
-      <w:pPr>
-        <w:spacing w:after="0"/>
-        <w:jc w:val="both"/>
-        <w:rPr>
-          <w:rFonts w:ascii="Cascadia Code" w:hAnsi="Cascadia Code" w:cs="Cascadia Code"/>
-          <w:color w:val="0E2841" w:themeColor="text2"/>
-          <w:sz w:val="28"/>
-          <w:szCs w:val="28"/>
-        </w:rPr>
-      </w:pPr>
-      <w:r>
-        <w:rPr>
-          <w:rFonts w:ascii="Cascadia Code" w:hAnsi="Cascadia Code" w:cs="Cascadia Code"/>
-          <w:color w:val="0E2841" w:themeColor="text2"/>
-          <w:sz w:val="28"/>
-          <w:szCs w:val="28"/>
-        </w:rPr>
-        <w:t># -----------------------------------------------------</w:t>
-      </w:r>
-    </w:p>
-    <w:p>
-      <w:pPr>
-        <w:spacing w:after="0"/>
-        <w:jc w:val="both"/>
-        <w:rPr>
-          <w:rFonts w:ascii="Cascadia Code" w:hAnsi="Cascadia Code" w:cs="Cascadia Code"/>
-          <w:color w:val="0E2841" w:themeColor="text2"/>
-          <w:sz w:val="28"/>
-          <w:szCs w:val="28"/>
-        </w:rPr>
-      </w:pPr>
-      <w:r>
-        <w:rPr>
-          <w:rFonts w:ascii="Cascadia Code" w:hAnsi="Cascadia Code" w:cs="Cascadia Code"/>
-          <w:color w:val="0E2841" w:themeColor="text2"/>
-          <w:sz w:val="28"/>
-          <w:szCs w:val="28"/>
-        </w:rPr>
-        <w:t xml:space="preserve"># 5) BGP állapot ellenőrzése + </w:t>
-      </w:r>
-      <w:proofErr w:type="spellStart"/>
-      <w:r>
-        <w:rPr>
-          <w:rFonts w:ascii="Cascadia Code" w:hAnsi="Cascadia Code" w:cs="Cascadia Code"/>
-          <w:color w:val="0E2841" w:themeColor="text2"/>
-          <w:sz w:val="28"/>
-          <w:szCs w:val="28"/>
-        </w:rPr>
-        <w:t>Discord</w:t>
-      </w:r>
-      <w:proofErr w:type="spellEnd"/>
-      <w:r>
-        <w:rPr>
-          <w:rFonts w:ascii="Cascadia Code" w:hAnsi="Cascadia Code" w:cs="Cascadia Code"/>
-          <w:color w:val="0E2841" w:themeColor="text2"/>
-          <w:sz w:val="28"/>
-          <w:szCs w:val="28"/>
-        </w:rPr>
-        <w:t xml:space="preserve"> riasztás</w:t>
-      </w:r>
-    </w:p>
-    <w:p>
-      <w:pPr>
-        <w:spacing w:after="0"/>
-        <w:jc w:val="both"/>
-        <w:rPr>
-          <w:rFonts w:ascii="Cascadia Code" w:hAnsi="Cascadia Code" w:cs="Cascadia Code"/>
-          <w:color w:val="0E2841" w:themeColor="text2"/>
-          <w:sz w:val="28"/>
-          <w:szCs w:val="28"/>
-        </w:rPr>
-      </w:pPr>
-      <w:r>
-        <w:rPr>
-          <w:rFonts w:ascii="Cascadia Code" w:hAnsi="Cascadia Code" w:cs="Cascadia Code"/>
-          <w:color w:val="0E2841" w:themeColor="text2"/>
-          <w:sz w:val="28"/>
-          <w:szCs w:val="28"/>
-        </w:rPr>
-        <w:t># -----------------------------------------------------</w:t>
-      </w:r>
-    </w:p>
-    <w:p>
-      <w:pPr>
-        <w:spacing w:after="0"/>
-        <w:jc w:val="both"/>
-        <w:rPr>
-          <w:rFonts w:ascii="Cascadia Code" w:hAnsi="Cascadia Code" w:cs="Cascadia Code"/>
-          <w:color w:val="0E2841" w:themeColor="text2"/>
-          <w:sz w:val="28"/>
-          <w:szCs w:val="28"/>
-        </w:rPr>
-      </w:pPr>
-      <w:r>
-        <w:rPr>
-          <w:rFonts w:ascii="Cascadia Code" w:hAnsi="Cascadia Code" w:cs="Cascadia Code"/>
-          <w:color w:val="0E2841" w:themeColor="text2"/>
-          <w:sz w:val="28"/>
-          <w:szCs w:val="28"/>
-        </w:rPr>
-        <w:t>WEBHOOK = "https://discord.com/api/webhooks/1477273390497792030/vCwdhPIOrX5JCG1_JRf8V16c4IX18qFR-2o3686Nr1Ei5Kno4WV9x4Q1VTEVl3JFo2hK"</w:t>
-      </w:r>
-    </w:p>
-    <w:p>
-      <w:pPr>
-        <w:spacing w:after="0"/>
-        <w:jc w:val="both"/>
-        <w:rPr>
-          <w:rFonts w:ascii="Cascadia Code" w:hAnsi="Cascadia Code" w:cs="Cascadia Code"/>
-          <w:color w:val="0E2841" w:themeColor="text2"/>
-          <w:sz w:val="28"/>
-          <w:szCs w:val="28"/>
-        </w:rPr>
-      </w:pPr>
-    </w:p>
-    <w:p>
-      <w:pPr>
-        <w:spacing w:after="0"/>
-        <w:jc w:val="both"/>
-        <w:rPr>
-          <w:rFonts w:ascii="Cascadia Code" w:hAnsi="Cascadia Code" w:cs="Cascadia Code"/>
-          <w:color w:val="0E2841" w:themeColor="text2"/>
-          <w:sz w:val="28"/>
-          <w:szCs w:val="28"/>
-        </w:rPr>
-      </w:pPr>
-      <w:proofErr w:type="spellStart"/>
-      <w:r>
-        <w:rPr>
-          <w:rFonts w:ascii="Cascadia Code" w:hAnsi="Cascadia Code" w:cs="Cascadia Code"/>
-          <w:color w:val="0E2841" w:themeColor="text2"/>
-          <w:sz w:val="28"/>
-          <w:szCs w:val="28"/>
-        </w:rPr>
-        <w:t>problem</w:t>
-      </w:r>
-      <w:proofErr w:type="spellEnd"/>
-      <w:r>
-        <w:rPr>
-          <w:rFonts w:ascii="Cascadia Code" w:hAnsi="Cascadia Code" w:cs="Cascadia Code"/>
-          <w:color w:val="0E2841" w:themeColor="text2"/>
-          <w:sz w:val="28"/>
-          <w:szCs w:val="28"/>
-        </w:rPr>
-        <w:t xml:space="preserve"> = </w:t>
-      </w:r>
-      <w:proofErr w:type="spellStart"/>
-      <w:r>
-        <w:rPr>
-          <w:rFonts w:ascii="Cascadia Code" w:hAnsi="Cascadia Code" w:cs="Cascadia Code"/>
-          <w:color w:val="0E2841" w:themeColor="text2"/>
-          <w:sz w:val="28"/>
-          <w:szCs w:val="28"/>
-        </w:rPr>
-        <w:t>False</w:t>
-      </w:r>
-      <w:proofErr w:type="spellEnd"/>
-    </w:p>
-    <w:p>
-      <w:pPr>
-        <w:spacing w:after="0"/>
-        <w:jc w:val="both"/>
-        <w:rPr>
-          <w:rFonts w:ascii="Cascadia Code" w:hAnsi="Cascadia Code" w:cs="Cascadia Code"/>
-          <w:color w:val="0E2841" w:themeColor="text2"/>
-          <w:sz w:val="28"/>
-          <w:szCs w:val="28"/>
-        </w:rPr>
-      </w:pPr>
-      <w:proofErr w:type="spellStart"/>
-      <w:r>
-        <w:rPr>
-          <w:rFonts w:ascii="Cascadia Code" w:hAnsi="Cascadia Code" w:cs="Cascadia Code"/>
-          <w:color w:val="0E2841" w:themeColor="text2"/>
-          <w:sz w:val="28"/>
-          <w:szCs w:val="28"/>
-        </w:rPr>
-        <w:t>for</w:t>
-      </w:r>
-      <w:proofErr w:type="spellEnd"/>
-      <w:r>
-        <w:rPr>
-          <w:rFonts w:ascii="Cascadia Code" w:hAnsi="Cascadia Code" w:cs="Cascadia Code"/>
-          <w:color w:val="0E2841" w:themeColor="text2"/>
-          <w:sz w:val="28"/>
-          <w:szCs w:val="28"/>
-        </w:rPr>
-        <w:t xml:space="preserve"> </w:t>
-      </w:r>
-      <w:proofErr w:type="spellStart"/>
-      <w:r>
-        <w:rPr>
-          <w:rFonts w:ascii="Cascadia Code" w:hAnsi="Cascadia Code" w:cs="Cascadia Code"/>
-          <w:color w:val="0E2841" w:themeColor="text2"/>
-          <w:sz w:val="28"/>
-          <w:szCs w:val="28"/>
-        </w:rPr>
-        <w:t>ip</w:t>
-      </w:r>
-      <w:proofErr w:type="spellEnd"/>
-      <w:r>
-        <w:rPr>
-          <w:rFonts w:ascii="Cascadia Code" w:hAnsi="Cascadia Code" w:cs="Cascadia Code"/>
-          <w:color w:val="0E2841" w:themeColor="text2"/>
-          <w:sz w:val="28"/>
-          <w:szCs w:val="28"/>
-        </w:rPr>
-        <w:t xml:space="preserve">, </w:t>
-      </w:r>
-      <w:proofErr w:type="spellStart"/>
-      <w:r>
-        <w:rPr>
-          <w:rFonts w:ascii="Cascadia Code" w:hAnsi="Cascadia Code" w:cs="Cascadia Code"/>
-          <w:color w:val="0E2841" w:themeColor="text2"/>
-          <w:sz w:val="28"/>
-          <w:szCs w:val="28"/>
-        </w:rPr>
-        <w:t>state</w:t>
-      </w:r>
-      <w:proofErr w:type="spellEnd"/>
-      <w:r>
-        <w:rPr>
-          <w:rFonts w:ascii="Cascadia Code" w:hAnsi="Cascadia Code" w:cs="Cascadia Code"/>
-          <w:color w:val="0E2841" w:themeColor="text2"/>
-          <w:sz w:val="28"/>
-          <w:szCs w:val="28"/>
-        </w:rPr>
-        <w:t xml:space="preserve"> in </w:t>
-      </w:r>
-      <w:proofErr w:type="spellStart"/>
-      <w:r>
-        <w:rPr>
-          <w:rFonts w:ascii="Cascadia Code" w:hAnsi="Cascadia Code" w:cs="Cascadia Code"/>
-          <w:color w:val="0E2841" w:themeColor="text2"/>
-          <w:sz w:val="28"/>
-          <w:szCs w:val="28"/>
-        </w:rPr>
-        <w:t>neighbors</w:t>
-      </w:r>
-      <w:proofErr w:type="spellEnd"/>
-      <w:r>
-        <w:rPr>
-          <w:rFonts w:ascii="Cascadia Code" w:hAnsi="Cascadia Code" w:cs="Cascadia Code"/>
-          <w:color w:val="0E2841" w:themeColor="text2"/>
-          <w:sz w:val="28"/>
-          <w:szCs w:val="28"/>
-        </w:rPr>
-        <w:t>:</w:t>
-      </w:r>
-    </w:p>
-    <w:p>
-      <w:pPr>
-        <w:spacing w:after="0"/>
-        <w:jc w:val="both"/>
-        <w:rPr>
-          <w:rFonts w:ascii="Cascadia Code" w:hAnsi="Cascadia Code" w:cs="Cascadia Code"/>
-          <w:color w:val="0E2841" w:themeColor="text2"/>
-          <w:sz w:val="28"/>
-          <w:szCs w:val="28"/>
-        </w:rPr>
-      </w:pPr>
-      <w:r>
-        <w:rPr>
-          <w:rFonts w:ascii="Cascadia Code" w:hAnsi="Cascadia Code" w:cs="Cascadia Code"/>
-          <w:color w:val="0E2841" w:themeColor="text2"/>
-          <w:sz w:val="28"/>
-          <w:szCs w:val="28"/>
-        </w:rPr>
-        <w:t xml:space="preserve">    </w:t>
-      </w:r>
-      <w:proofErr w:type="spellStart"/>
-      <w:r>
-        <w:rPr>
-          <w:rFonts w:ascii="Cascadia Code" w:hAnsi="Cascadia Code" w:cs="Cascadia Code"/>
-          <w:color w:val="0E2841" w:themeColor="text2"/>
-          <w:sz w:val="28"/>
-          <w:szCs w:val="28"/>
-        </w:rPr>
-        <w:t>if</w:t>
-      </w:r>
-      <w:proofErr w:type="spellEnd"/>
-      <w:r>
-        <w:rPr>
-          <w:rFonts w:ascii="Cascadia Code" w:hAnsi="Cascadia Code" w:cs="Cascadia Code"/>
-          <w:color w:val="0E2841" w:themeColor="text2"/>
-          <w:sz w:val="28"/>
-          <w:szCs w:val="28"/>
-        </w:rPr>
-        <w:t xml:space="preserve"> not </w:t>
-      </w:r>
-      <w:proofErr w:type="spellStart"/>
-      <w:proofErr w:type="gramStart"/>
-      <w:r>
-        <w:rPr>
-          <w:rFonts w:ascii="Cascadia Code" w:hAnsi="Cascadia Code" w:cs="Cascadia Code"/>
-          <w:color w:val="0E2841" w:themeColor="text2"/>
-          <w:sz w:val="28"/>
-          <w:szCs w:val="28"/>
-        </w:rPr>
-        <w:t>state.isdigit</w:t>
-      </w:r>
-      <w:proofErr w:type="spellEnd"/>
-      <w:proofErr w:type="gramEnd"/>
-      <w:r>
-        <w:rPr>
-          <w:rFonts w:ascii="Cascadia Code" w:hAnsi="Cascadia Code" w:cs="Cascadia Code"/>
-          <w:color w:val="0E2841" w:themeColor="text2"/>
-          <w:sz w:val="28"/>
-          <w:szCs w:val="28"/>
-        </w:rPr>
-        <w:t>():</w:t>
-      </w:r>
-    </w:p>
-    <w:p>
-      <w:pPr>
-        <w:spacing w:after="0"/>
-        <w:jc w:val="both"/>
-        <w:rPr>
-          <w:rFonts w:ascii="Cascadia Code" w:hAnsi="Cascadia Code" w:cs="Cascadia Code"/>
-          <w:color w:val="0E2841" w:themeColor="text2"/>
-          <w:sz w:val="28"/>
-          <w:szCs w:val="28"/>
-        </w:rPr>
-      </w:pPr>
-      <w:r>
-        <w:rPr>
-          <w:rFonts w:ascii="Cascadia Code" w:hAnsi="Cascadia Code" w:cs="Cascadia Code"/>
-          <w:color w:val="0E2841" w:themeColor="text2"/>
-          <w:sz w:val="28"/>
-          <w:szCs w:val="28"/>
-        </w:rPr>
-        <w:t xml:space="preserve">        </w:t>
-      </w:r>
-      <w:proofErr w:type="spellStart"/>
-      <w:r>
-        <w:rPr>
-          <w:rFonts w:ascii="Cascadia Code" w:hAnsi="Cascadia Code" w:cs="Cascadia Code"/>
-          <w:color w:val="0E2841" w:themeColor="text2"/>
-          <w:sz w:val="28"/>
-          <w:szCs w:val="28"/>
-        </w:rPr>
-        <w:t>problem</w:t>
-      </w:r>
-      <w:proofErr w:type="spellEnd"/>
-      <w:r>
-        <w:rPr>
-          <w:rFonts w:ascii="Cascadia Code" w:hAnsi="Cascadia Code" w:cs="Cascadia Code"/>
-          <w:color w:val="0E2841" w:themeColor="text2"/>
-          <w:sz w:val="28"/>
-          <w:szCs w:val="28"/>
-        </w:rPr>
-        <w:t xml:space="preserve"> = </w:t>
-      </w:r>
-      <w:proofErr w:type="spellStart"/>
-      <w:r>
-        <w:rPr>
-          <w:rFonts w:ascii="Cascadia Code" w:hAnsi="Cascadia Code" w:cs="Cascadia Code"/>
-          <w:color w:val="0E2841" w:themeColor="text2"/>
-          <w:sz w:val="28"/>
-          <w:szCs w:val="28"/>
-        </w:rPr>
-        <w:t>True</w:t>
-      </w:r>
-      <w:proofErr w:type="spellEnd"/>
-    </w:p>
-    <w:p>
-      <w:pPr>
-        <w:spacing w:after="0"/>
-        <w:jc w:val="both"/>
-        <w:rPr>
-          <w:rFonts w:ascii="Cascadia Code" w:hAnsi="Cascadia Code" w:cs="Cascadia Code"/>
-          <w:color w:val="0E2841" w:themeColor="text2"/>
-          <w:sz w:val="28"/>
-          <w:szCs w:val="28"/>
-        </w:rPr>
-      </w:pPr>
-    </w:p>
-    <w:p>
-      <w:pPr>
-        <w:spacing w:after="0"/>
-        <w:jc w:val="both"/>
-        <w:rPr>
-          <w:rFonts w:ascii="Cascadia Code" w:hAnsi="Cascadia Code" w:cs="Cascadia Code"/>
-          <w:color w:val="0E2841" w:themeColor="text2"/>
-          <w:sz w:val="28"/>
-          <w:szCs w:val="28"/>
-        </w:rPr>
-      </w:pPr>
-      <w:proofErr w:type="spellStart"/>
-      <w:r>
-        <w:rPr>
-          <w:rFonts w:ascii="Cascadia Code" w:hAnsi="Cascadia Code" w:cs="Cascadia Code"/>
-          <w:color w:val="0E2841" w:themeColor="text2"/>
-          <w:sz w:val="28"/>
-          <w:szCs w:val="28"/>
-        </w:rPr>
-        <w:t>if</w:t>
-      </w:r>
-      <w:proofErr w:type="spellEnd"/>
-      <w:r>
-        <w:rPr>
-          <w:rFonts w:ascii="Cascadia Code" w:hAnsi="Cascadia Code" w:cs="Cascadia Code"/>
-          <w:color w:val="0E2841" w:themeColor="text2"/>
-          <w:sz w:val="28"/>
-          <w:szCs w:val="28"/>
-        </w:rPr>
-        <w:t xml:space="preserve"> </w:t>
-      </w:r>
-      <w:proofErr w:type="spellStart"/>
-      <w:r>
-        <w:rPr>
-          <w:rFonts w:ascii="Cascadia Code" w:hAnsi="Cascadia Code" w:cs="Cascadia Code"/>
-          <w:color w:val="0E2841" w:themeColor="text2"/>
-          <w:sz w:val="28"/>
-          <w:szCs w:val="28"/>
-        </w:rPr>
-        <w:t>problem</w:t>
-      </w:r>
-      <w:proofErr w:type="spellEnd"/>
-      <w:r>
-        <w:rPr>
-          <w:rFonts w:ascii="Cascadia Code" w:hAnsi="Cascadia Code" w:cs="Cascadia Code"/>
-          <w:color w:val="0E2841" w:themeColor="text2"/>
-          <w:sz w:val="28"/>
-          <w:szCs w:val="28"/>
-        </w:rPr>
-        <w:t>:</w:t>
-      </w:r>
-    </w:p>
-    <w:p>
-      <w:pPr>
-        <w:spacing w:after="0"/>
-        <w:jc w:val="both"/>
-        <w:rPr>
-          <w:rFonts w:ascii="Cascadia Code" w:hAnsi="Cascadia Code" w:cs="Cascadia Code"/>
-          <w:color w:val="0E2841" w:themeColor="text2"/>
-          <w:sz w:val="28"/>
-          <w:szCs w:val="28"/>
-        </w:rPr>
-      </w:pPr>
-      <w:r>
-        <w:rPr>
-          <w:rFonts w:ascii="Cascadia Code" w:hAnsi="Cascadia Code" w:cs="Cascadia Code"/>
-          <w:color w:val="0E2841" w:themeColor="text2"/>
-          <w:sz w:val="28"/>
-          <w:szCs w:val="28"/>
-        </w:rPr>
-        <w:t xml:space="preserve">    text = "</w:t>
-      </w:r>
-      <w:r>
-        <w:rPr>
-          <w:rFonts w:ascii="Segoe UI Emoji" w:hAnsi="Segoe UI Emoji" w:cs="Segoe UI Emoji"/>
-          <w:color w:val="0E2841" w:themeColor="text2"/>
-          <w:sz w:val="28"/>
-          <w:szCs w:val="28"/>
-        </w:rPr>
-        <w:t>⚠️</w:t>
-      </w:r>
-      <w:r>
-        <w:rPr>
-          <w:rFonts w:ascii="Cascadia Code" w:hAnsi="Cascadia Code" w:cs="Cascadia Code"/>
-          <w:color w:val="0E2841" w:themeColor="text2"/>
-          <w:sz w:val="28"/>
-          <w:szCs w:val="28"/>
-        </w:rPr>
-        <w:t xml:space="preserve"> BGP SZOMSZÉDSÁG NEM </w:t>
-      </w:r>
-      <w:proofErr w:type="gramStart"/>
-      <w:r>
-        <w:rPr>
-          <w:rFonts w:ascii="Cascadia Code" w:hAnsi="Cascadia Code" w:cs="Cascadia Code"/>
-          <w:color w:val="0E2841" w:themeColor="text2"/>
-          <w:sz w:val="28"/>
-          <w:szCs w:val="28"/>
-        </w:rPr>
-        <w:t>ESTABLISHED!\</w:t>
-      </w:r>
-      <w:proofErr w:type="gramEnd"/>
-      <w:r>
-        <w:rPr>
-          <w:rFonts w:ascii="Cascadia Code" w:hAnsi="Cascadia Code" w:cs="Cascadia Code"/>
-          <w:color w:val="0E2841" w:themeColor="text2"/>
-          <w:sz w:val="28"/>
-          <w:szCs w:val="28"/>
-        </w:rPr>
-        <w:t>n"</w:t>
-      </w:r>
-    </w:p>
-    <w:p>
-      <w:pPr>
-        <w:spacing w:after="0"/>
-        <w:jc w:val="both"/>
-        <w:rPr>
-          <w:rFonts w:ascii="Cascadia Code" w:hAnsi="Cascadia Code" w:cs="Cascadia Code"/>
-          <w:color w:val="0E2841" w:themeColor="text2"/>
-          <w:sz w:val="28"/>
-          <w:szCs w:val="28"/>
-        </w:rPr>
-      </w:pPr>
-      <w:r>
-        <w:rPr>
-          <w:rFonts w:ascii="Cascadia Code" w:hAnsi="Cascadia Code" w:cs="Cascadia Code"/>
-          <w:color w:val="0E2841" w:themeColor="text2"/>
-          <w:sz w:val="28"/>
-          <w:szCs w:val="28"/>
-        </w:rPr>
-        <w:t xml:space="preserve">    text += "\n</w:t>
-      </w:r>
-      <w:proofErr w:type="gramStart"/>
-      <w:r>
-        <w:rPr>
-          <w:rFonts w:ascii="Cascadia Code" w:hAnsi="Cascadia Code" w:cs="Cascadia Code"/>
-          <w:color w:val="0E2841" w:themeColor="text2"/>
-          <w:sz w:val="28"/>
-          <w:szCs w:val="28"/>
-        </w:rPr>
-        <w:t>".</w:t>
-      </w:r>
-      <w:proofErr w:type="spellStart"/>
-      <w:r>
-        <w:rPr>
-          <w:rFonts w:ascii="Cascadia Code" w:hAnsi="Cascadia Code" w:cs="Cascadia Code"/>
-          <w:color w:val="0E2841" w:themeColor="text2"/>
-          <w:sz w:val="28"/>
-          <w:szCs w:val="28"/>
-        </w:rPr>
-        <w:t>join</w:t>
-      </w:r>
-      <w:proofErr w:type="spellEnd"/>
-      <w:proofErr w:type="gramEnd"/>
-      <w:r>
-        <w:rPr>
-          <w:rFonts w:ascii="Cascadia Code" w:hAnsi="Cascadia Code" w:cs="Cascadia Code"/>
-          <w:color w:val="0E2841" w:themeColor="text2"/>
-          <w:sz w:val="28"/>
-          <w:szCs w:val="28"/>
-        </w:rPr>
-        <w:t>([f"{</w:t>
-      </w:r>
-      <w:proofErr w:type="spellStart"/>
-      <w:r>
-        <w:rPr>
-          <w:rFonts w:ascii="Cascadia Code" w:hAnsi="Cascadia Code" w:cs="Cascadia Code"/>
-          <w:color w:val="0E2841" w:themeColor="text2"/>
-          <w:sz w:val="28"/>
-          <w:szCs w:val="28"/>
-        </w:rPr>
-        <w:t>ip</w:t>
-      </w:r>
-      <w:proofErr w:type="spellEnd"/>
-      <w:r>
-        <w:rPr>
-          <w:rFonts w:ascii="Cascadia Code" w:hAnsi="Cascadia Code" w:cs="Cascadia Code"/>
-          <w:color w:val="0E2841" w:themeColor="text2"/>
-          <w:sz w:val="28"/>
-          <w:szCs w:val="28"/>
-        </w:rPr>
-        <w:t>}: {</w:t>
-      </w:r>
-      <w:proofErr w:type="spellStart"/>
-      <w:r>
-        <w:rPr>
-          <w:rFonts w:ascii="Cascadia Code" w:hAnsi="Cascadia Code" w:cs="Cascadia Code"/>
-          <w:color w:val="0E2841" w:themeColor="text2"/>
-          <w:sz w:val="28"/>
-          <w:szCs w:val="28"/>
-        </w:rPr>
-        <w:t>state</w:t>
-      </w:r>
-      <w:proofErr w:type="spellEnd"/>
-      <w:r>
-        <w:rPr>
-          <w:rFonts w:ascii="Cascadia Code" w:hAnsi="Cascadia Code" w:cs="Cascadia Code"/>
-          <w:color w:val="0E2841" w:themeColor="text2"/>
-          <w:sz w:val="28"/>
-          <w:szCs w:val="28"/>
-        </w:rPr>
-        <w:t xml:space="preserve">}" </w:t>
-      </w:r>
-      <w:proofErr w:type="spellStart"/>
-      <w:r>
-        <w:rPr>
-          <w:rFonts w:ascii="Cascadia Code" w:hAnsi="Cascadia Code" w:cs="Cascadia Code"/>
-          <w:color w:val="0E2841" w:themeColor="text2"/>
-          <w:sz w:val="28"/>
-          <w:szCs w:val="28"/>
-        </w:rPr>
-        <w:t>for</w:t>
-      </w:r>
-      <w:proofErr w:type="spellEnd"/>
-      <w:r>
-        <w:rPr>
-          <w:rFonts w:ascii="Cascadia Code" w:hAnsi="Cascadia Code" w:cs="Cascadia Code"/>
-          <w:color w:val="0E2841" w:themeColor="text2"/>
-          <w:sz w:val="28"/>
-          <w:szCs w:val="28"/>
-        </w:rPr>
-        <w:t xml:space="preserve"> </w:t>
-      </w:r>
-      <w:proofErr w:type="spellStart"/>
-      <w:r>
-        <w:rPr>
-          <w:rFonts w:ascii="Cascadia Code" w:hAnsi="Cascadia Code" w:cs="Cascadia Code"/>
-          <w:color w:val="0E2841" w:themeColor="text2"/>
-          <w:sz w:val="28"/>
-          <w:szCs w:val="28"/>
-        </w:rPr>
-        <w:t>ip</w:t>
-      </w:r>
-      <w:proofErr w:type="spellEnd"/>
-      <w:r>
-        <w:rPr>
-          <w:rFonts w:ascii="Cascadia Code" w:hAnsi="Cascadia Code" w:cs="Cascadia Code"/>
-          <w:color w:val="0E2841" w:themeColor="text2"/>
-          <w:sz w:val="28"/>
-          <w:szCs w:val="28"/>
-        </w:rPr>
-        <w:t xml:space="preserve">, </w:t>
-      </w:r>
-      <w:proofErr w:type="spellStart"/>
-      <w:r>
-        <w:rPr>
-          <w:rFonts w:ascii="Cascadia Code" w:hAnsi="Cascadia Code" w:cs="Cascadia Code"/>
-          <w:color w:val="0E2841" w:themeColor="text2"/>
-          <w:sz w:val="28"/>
-          <w:szCs w:val="28"/>
-        </w:rPr>
-        <w:t>state</w:t>
-      </w:r>
-      <w:proofErr w:type="spellEnd"/>
-      <w:r>
-        <w:rPr>
-          <w:rFonts w:ascii="Cascadia Code" w:hAnsi="Cascadia Code" w:cs="Cascadia Code"/>
-          <w:color w:val="0E2841" w:themeColor="text2"/>
-          <w:sz w:val="28"/>
-          <w:szCs w:val="28"/>
-        </w:rPr>
-        <w:t xml:space="preserve"> in </w:t>
-      </w:r>
-      <w:proofErr w:type="spellStart"/>
-      <w:r>
-        <w:rPr>
-          <w:rFonts w:ascii="Cascadia Code" w:hAnsi="Cascadia Code" w:cs="Cascadia Code"/>
-          <w:color w:val="0E2841" w:themeColor="text2"/>
-          <w:sz w:val="28"/>
-          <w:szCs w:val="28"/>
-        </w:rPr>
-        <w:t>neighbors</w:t>
-      </w:r>
-      <w:proofErr w:type="spellEnd"/>
-      <w:r>
-        <w:rPr>
-          <w:rFonts w:ascii="Cascadia Code" w:hAnsi="Cascadia Code" w:cs="Cascadia Code"/>
-          <w:color w:val="0E2841" w:themeColor="text2"/>
-          <w:sz w:val="28"/>
-          <w:szCs w:val="28"/>
-        </w:rPr>
-        <w:t>])</w:t>
-      </w:r>
-    </w:p>
-    <w:p>
-      <w:pPr>
-        <w:spacing w:after="0"/>
-        <w:jc w:val="both"/>
-        <w:rPr>
-          <w:rFonts w:ascii="Cascadia Code" w:hAnsi="Cascadia Code" w:cs="Cascadia Code"/>
-          <w:color w:val="0E2841" w:themeColor="text2"/>
-          <w:sz w:val="28"/>
-          <w:szCs w:val="28"/>
-        </w:rPr>
-      </w:pPr>
-      <w:r>
-        <w:rPr>
-          <w:rFonts w:ascii="Cascadia Code" w:hAnsi="Cascadia Code" w:cs="Cascadia Code"/>
-          <w:color w:val="0E2841" w:themeColor="text2"/>
-          <w:sz w:val="28"/>
-          <w:szCs w:val="28"/>
-        </w:rPr>
-        <w:t xml:space="preserve">    </w:t>
-      </w:r>
-      <w:proofErr w:type="spellStart"/>
-      <w:r>
-        <w:rPr>
-          <w:rFonts w:ascii="Cascadia Code" w:hAnsi="Cascadia Code" w:cs="Cascadia Code"/>
-          <w:color w:val="0E2841" w:themeColor="text2"/>
-          <w:sz w:val="28"/>
-          <w:szCs w:val="28"/>
-        </w:rPr>
-        <w:t>msg</w:t>
-      </w:r>
-      <w:proofErr w:type="spellEnd"/>
-      <w:r>
-        <w:rPr>
-          <w:rFonts w:ascii="Cascadia Code" w:hAnsi="Cascadia Code" w:cs="Cascadia Code"/>
-          <w:color w:val="0E2841" w:themeColor="text2"/>
-          <w:sz w:val="28"/>
-          <w:szCs w:val="28"/>
-        </w:rPr>
-        <w:t xml:space="preserve"> = {"</w:t>
-      </w:r>
-      <w:proofErr w:type="spellStart"/>
-      <w:r>
-        <w:rPr>
-          <w:rFonts w:ascii="Cascadia Code" w:hAnsi="Cascadia Code" w:cs="Cascadia Code"/>
-          <w:color w:val="0E2841" w:themeColor="text2"/>
-          <w:sz w:val="28"/>
-          <w:szCs w:val="28"/>
-        </w:rPr>
-        <w:t>content</w:t>
-      </w:r>
-      <w:proofErr w:type="spellEnd"/>
-      <w:r>
-        <w:rPr>
-          <w:rFonts w:ascii="Cascadia Code" w:hAnsi="Cascadia Code" w:cs="Cascadia Code"/>
-          <w:color w:val="0E2841" w:themeColor="text2"/>
-          <w:sz w:val="28"/>
-          <w:szCs w:val="28"/>
-        </w:rPr>
-        <w:t>": text}</w:t>
-      </w:r>
-    </w:p>
-    <w:p>
-      <w:pPr>
-        <w:spacing w:after="0"/>
-        <w:jc w:val="both"/>
-        <w:rPr>
-          <w:rFonts w:ascii="Cascadia Code" w:hAnsi="Cascadia Code" w:cs="Cascadia Code"/>
-          <w:color w:val="0E2841" w:themeColor="text2"/>
-          <w:sz w:val="28"/>
-          <w:szCs w:val="28"/>
-        </w:rPr>
-      </w:pPr>
-      <w:r>
-        <w:rPr>
-          <w:rFonts w:ascii="Cascadia Code" w:hAnsi="Cascadia Code" w:cs="Cascadia Code"/>
-          <w:color w:val="0E2841" w:themeColor="text2"/>
-          <w:sz w:val="28"/>
-          <w:szCs w:val="28"/>
-        </w:rPr>
-        <w:lastRenderedPageBreak/>
-        <w:t xml:space="preserve">    </w:t>
-      </w:r>
-      <w:proofErr w:type="spellStart"/>
-      <w:proofErr w:type="gramStart"/>
-      <w:r>
-        <w:rPr>
-          <w:rFonts w:ascii="Cascadia Code" w:hAnsi="Cascadia Code" w:cs="Cascadia Code"/>
-          <w:color w:val="0E2841" w:themeColor="text2"/>
-          <w:sz w:val="28"/>
-          <w:szCs w:val="28"/>
-        </w:rPr>
-        <w:t>requests.post</w:t>
-      </w:r>
-      <w:proofErr w:type="spellEnd"/>
-      <w:r>
-        <w:rPr>
-          <w:rFonts w:ascii="Cascadia Code" w:hAnsi="Cascadia Code" w:cs="Cascadia Code"/>
-          <w:color w:val="0E2841" w:themeColor="text2"/>
-          <w:sz w:val="28"/>
-          <w:szCs w:val="28"/>
-        </w:rPr>
-        <w:t>(</w:t>
-      </w:r>
-      <w:proofErr w:type="gramEnd"/>
-      <w:r>
-        <w:rPr>
-          <w:rFonts w:ascii="Cascadia Code" w:hAnsi="Cascadia Code" w:cs="Cascadia Code"/>
-          <w:color w:val="0E2841" w:themeColor="text2"/>
-          <w:sz w:val="28"/>
-          <w:szCs w:val="28"/>
-        </w:rPr>
-        <w:t xml:space="preserve">WEBHOOK, </w:t>
-      </w:r>
-      <w:proofErr w:type="spellStart"/>
-      <w:r>
-        <w:rPr>
-          <w:rFonts w:ascii="Cascadia Code" w:hAnsi="Cascadia Code" w:cs="Cascadia Code"/>
-          <w:color w:val="0E2841" w:themeColor="text2"/>
-          <w:sz w:val="28"/>
-          <w:szCs w:val="28"/>
-        </w:rPr>
-        <w:t>json</w:t>
-      </w:r>
-      <w:proofErr w:type="spellEnd"/>
-      <w:r>
-        <w:rPr>
-          <w:rFonts w:ascii="Cascadia Code" w:hAnsi="Cascadia Code" w:cs="Cascadia Code"/>
-          <w:color w:val="0E2841" w:themeColor="text2"/>
-          <w:sz w:val="28"/>
-          <w:szCs w:val="28"/>
-        </w:rPr>
-        <w:t>=</w:t>
-      </w:r>
-      <w:proofErr w:type="spellStart"/>
-      <w:r>
-        <w:rPr>
-          <w:rFonts w:ascii="Cascadia Code" w:hAnsi="Cascadia Code" w:cs="Cascadia Code"/>
-          <w:color w:val="0E2841" w:themeColor="text2"/>
-          <w:sz w:val="28"/>
-          <w:szCs w:val="28"/>
-        </w:rPr>
-        <w:t>msg</w:t>
-      </w:r>
-      <w:proofErr w:type="spellEnd"/>
-      <w:r>
-        <w:rPr>
-          <w:rFonts w:ascii="Cascadia Code" w:hAnsi="Cascadia Code" w:cs="Cascadia Code"/>
-          <w:color w:val="0E2841" w:themeColor="text2"/>
-          <w:sz w:val="28"/>
-          <w:szCs w:val="28"/>
-        </w:rPr>
-        <w:t>)</w:t>
-      </w:r>
-    </w:p>
-    <w:p>
-      <w:pPr>
-        <w:spacing w:after="0"/>
-        <w:jc w:val="both"/>
-        <w:rPr>
-          <w:rFonts w:ascii="Cascadia Code" w:hAnsi="Cascadia Code" w:cs="Cascadia Code"/>
-          <w:color w:val="0E2841" w:themeColor="text2"/>
-          <w:sz w:val="28"/>
-          <w:szCs w:val="28"/>
-        </w:rPr>
-      </w:pPr>
-      <w:r>
-        <w:rPr>
-          <w:rFonts w:ascii="Cascadia Code" w:hAnsi="Cascadia Code" w:cs="Cascadia Code"/>
-          <w:color w:val="0E2841" w:themeColor="text2"/>
-          <w:sz w:val="28"/>
-          <w:szCs w:val="28"/>
-        </w:rPr>
-        <w:t xml:space="preserve">    </w:t>
-      </w:r>
-      <w:proofErr w:type="gramStart"/>
-      <w:r>
-        <w:rPr>
-          <w:rFonts w:ascii="Cascadia Code" w:hAnsi="Cascadia Code" w:cs="Cascadia Code"/>
-          <w:color w:val="0E2841" w:themeColor="text2"/>
-          <w:sz w:val="28"/>
-          <w:szCs w:val="28"/>
-        </w:rPr>
-        <w:t>print(</w:t>
-      </w:r>
-      <w:proofErr w:type="gramEnd"/>
-      <w:r>
-        <w:rPr>
-          <w:rFonts w:ascii="Cascadia Code" w:hAnsi="Cascadia Code" w:cs="Cascadia Code"/>
-          <w:color w:val="0E2841" w:themeColor="text2"/>
-          <w:sz w:val="28"/>
-          <w:szCs w:val="28"/>
-        </w:rPr>
-        <w:t>"</w:t>
-      </w:r>
-      <w:proofErr w:type="spellStart"/>
-      <w:r>
-        <w:rPr>
-          <w:rFonts w:ascii="Cascadia Code" w:hAnsi="Cascadia Code" w:cs="Cascadia Code"/>
-          <w:color w:val="0E2841" w:themeColor="text2"/>
-          <w:sz w:val="28"/>
-          <w:szCs w:val="28"/>
-        </w:rPr>
-        <w:t>Discord</w:t>
-      </w:r>
-      <w:proofErr w:type="spellEnd"/>
-      <w:r>
-        <w:rPr>
-          <w:rFonts w:ascii="Cascadia Code" w:hAnsi="Cascadia Code" w:cs="Cascadia Code"/>
-          <w:color w:val="0E2841" w:themeColor="text2"/>
-          <w:sz w:val="28"/>
-          <w:szCs w:val="28"/>
-        </w:rPr>
-        <w:t xml:space="preserve"> riasztás elküldve.")</w:t>
-      </w:r>
-    </w:p>
-    <w:p>
-      <w:pPr>
-        <w:spacing w:after="0"/>
-        <w:jc w:val="both"/>
-        <w:rPr>
-          <w:rFonts w:ascii="Cascadia Code" w:hAnsi="Cascadia Code" w:cs="Cascadia Code"/>
-          <w:color w:val="0E2841" w:themeColor="text2"/>
-          <w:sz w:val="28"/>
-          <w:szCs w:val="28"/>
-        </w:rPr>
-      </w:pPr>
-      <w:proofErr w:type="spellStart"/>
-      <w:r>
-        <w:rPr>
-          <w:rFonts w:ascii="Cascadia Code" w:hAnsi="Cascadia Code" w:cs="Cascadia Code"/>
-          <w:color w:val="0E2841" w:themeColor="text2"/>
-          <w:sz w:val="28"/>
-          <w:szCs w:val="28"/>
-        </w:rPr>
-        <w:t>else</w:t>
-      </w:r>
-      <w:proofErr w:type="spellEnd"/>
-      <w:r>
-        <w:rPr>
-          <w:rFonts w:ascii="Cascadia Code" w:hAnsi="Cascadia Code" w:cs="Cascadia Code"/>
-          <w:color w:val="0E2841" w:themeColor="text2"/>
-          <w:sz w:val="28"/>
-          <w:szCs w:val="28"/>
-        </w:rPr>
-        <w:t>:</w:t>
-      </w:r>
-    </w:p>
-    <w:p>
-      <w:pPr>
-        <w:spacing w:after="0"/>
-        <w:jc w:val="both"/>
-        <w:rPr>
-          <w:rFonts w:ascii="Cascadia Code" w:hAnsi="Cascadia Code" w:cs="Cascadia Code"/>
-          <w:color w:val="0E2841" w:themeColor="text2"/>
-          <w:sz w:val="28"/>
-          <w:szCs w:val="28"/>
-        </w:rPr>
-      </w:pPr>
-      <w:r>
-        <w:rPr>
-          <w:rFonts w:ascii="Cascadia Code" w:hAnsi="Cascadia Code" w:cs="Cascadia Code"/>
-          <w:color w:val="0E2841" w:themeColor="text2"/>
-          <w:sz w:val="28"/>
-          <w:szCs w:val="28"/>
-        </w:rPr>
-        <w:t xml:space="preserve">    </w:t>
-      </w:r>
-      <w:proofErr w:type="gramStart"/>
-      <w:r>
-        <w:rPr>
-          <w:rFonts w:ascii="Cascadia Code" w:hAnsi="Cascadia Code" w:cs="Cascadia Code"/>
-          <w:color w:val="0E2841" w:themeColor="text2"/>
-          <w:sz w:val="28"/>
-          <w:szCs w:val="28"/>
-        </w:rPr>
-        <w:t>print(</w:t>
-      </w:r>
-      <w:proofErr w:type="gramEnd"/>
-      <w:r>
-        <w:rPr>
-          <w:rFonts w:ascii="Cascadia Code" w:hAnsi="Cascadia Code" w:cs="Cascadia Code"/>
-          <w:color w:val="0E2841" w:themeColor="text2"/>
-          <w:sz w:val="28"/>
-          <w:szCs w:val="28"/>
-        </w:rPr>
-        <w:t xml:space="preserve">"BGP szomszédság rendben (minden </w:t>
-      </w:r>
-      <w:proofErr w:type="spellStart"/>
-      <w:r>
-        <w:rPr>
-          <w:rFonts w:ascii="Cascadia Code" w:hAnsi="Cascadia Code" w:cs="Cascadia Code"/>
-          <w:color w:val="0E2841" w:themeColor="text2"/>
-          <w:sz w:val="28"/>
-          <w:szCs w:val="28"/>
-        </w:rPr>
-        <w:t>Established</w:t>
-      </w:r>
-      <w:proofErr w:type="spellEnd"/>
-      <w:r>
-        <w:rPr>
-          <w:rFonts w:ascii="Cascadia Code" w:hAnsi="Cascadia Code" w:cs="Cascadia Code"/>
-          <w:color w:val="0E2841" w:themeColor="text2"/>
-          <w:sz w:val="28"/>
-          <w:szCs w:val="28"/>
-        </w:rPr>
-        <w:t>).")</w:t>
-      </w:r>
-    </w:p>
-    <w:p>
-      <w:pPr>
-        <w:spacing w:after="0"/>
-        <w:jc w:val="both"/>
-        <w:rPr>
-          <w:rFonts w:ascii="Cascadia Code" w:hAnsi="Cascadia Code" w:cs="Cascadia Code"/>
-          <w:color w:val="0E2841" w:themeColor="text2"/>
-          <w:sz w:val="28"/>
-          <w:szCs w:val="28"/>
-        </w:rPr>
-      </w:pPr>
-    </w:p>
-    <w:p>
-      <w:pPr>
-        <w:spacing w:after="0"/>
-        <w:jc w:val="both"/>
-        <w:rPr>
-          <w:rFonts w:ascii="Cascadia Code" w:hAnsi="Cascadia Code" w:cs="Cascadia Code"/>
-          <w:color w:val="0E2841" w:themeColor="text2"/>
-          <w:sz w:val="28"/>
-          <w:szCs w:val="28"/>
-        </w:rPr>
-      </w:pPr>
-      <w:proofErr w:type="spellStart"/>
-      <w:r>
-        <w:rPr>
-          <w:rFonts w:ascii="Cascadia Code" w:hAnsi="Cascadia Code" w:cs="Cascadia Code"/>
-          <w:color w:val="0E2841" w:themeColor="text2"/>
-          <w:sz w:val="28"/>
-          <w:szCs w:val="28"/>
-        </w:rPr>
-        <w:t>with</w:t>
-      </w:r>
-      <w:proofErr w:type="spellEnd"/>
-      <w:r>
-        <w:rPr>
-          <w:rFonts w:ascii="Cascadia Code" w:hAnsi="Cascadia Code" w:cs="Cascadia Code"/>
-          <w:color w:val="0E2841" w:themeColor="text2"/>
-          <w:sz w:val="28"/>
-          <w:szCs w:val="28"/>
-        </w:rPr>
-        <w:t xml:space="preserve"> </w:t>
-      </w:r>
-      <w:proofErr w:type="spellStart"/>
-      <w:proofErr w:type="gramStart"/>
-      <w:r>
-        <w:rPr>
-          <w:rFonts w:ascii="Cascadia Code" w:hAnsi="Cascadia Code" w:cs="Cascadia Code"/>
-          <w:color w:val="0E2841" w:themeColor="text2"/>
-          <w:sz w:val="28"/>
-          <w:szCs w:val="28"/>
-        </w:rPr>
-        <w:t>open</w:t>
-      </w:r>
-      <w:proofErr w:type="spellEnd"/>
-      <w:r>
-        <w:rPr>
-          <w:rFonts w:ascii="Cascadia Code" w:hAnsi="Cascadia Code" w:cs="Cascadia Code"/>
-          <w:color w:val="0E2841" w:themeColor="text2"/>
-          <w:sz w:val="28"/>
-          <w:szCs w:val="28"/>
-        </w:rPr>
-        <w:t>(</w:t>
-      </w:r>
-      <w:proofErr w:type="gramEnd"/>
-      <w:r>
-        <w:rPr>
-          <w:rFonts w:ascii="Cascadia Code" w:hAnsi="Cascadia Code" w:cs="Cascadia Code"/>
-          <w:color w:val="0E2841" w:themeColor="text2"/>
-          <w:sz w:val="28"/>
-          <w:szCs w:val="28"/>
-        </w:rPr>
-        <w:t xml:space="preserve">"bgp_log.txt", "a") </w:t>
-      </w:r>
-      <w:proofErr w:type="spellStart"/>
-      <w:r>
-        <w:rPr>
-          <w:rFonts w:ascii="Cascadia Code" w:hAnsi="Cascadia Code" w:cs="Cascadia Code"/>
-          <w:color w:val="0E2841" w:themeColor="text2"/>
-          <w:sz w:val="28"/>
-          <w:szCs w:val="28"/>
-        </w:rPr>
-        <w:t>as</w:t>
-      </w:r>
-      <w:proofErr w:type="spellEnd"/>
-      <w:r>
-        <w:rPr>
-          <w:rFonts w:ascii="Cascadia Code" w:hAnsi="Cascadia Code" w:cs="Cascadia Code"/>
-          <w:color w:val="0E2841" w:themeColor="text2"/>
-          <w:sz w:val="28"/>
-          <w:szCs w:val="28"/>
-        </w:rPr>
-        <w:t xml:space="preserve"> log:</w:t>
-      </w:r>
-    </w:p>
-    <w:p>
-      <w:pPr>
-        <w:spacing w:after="0"/>
-        <w:jc w:val="both"/>
-        <w:rPr>
-          <w:rFonts w:ascii="Cascadia Code" w:hAnsi="Cascadia Code" w:cs="Cascadia Code"/>
-          <w:color w:val="0E2841" w:themeColor="text2"/>
-          <w:sz w:val="28"/>
-          <w:szCs w:val="28"/>
-        </w:rPr>
-      </w:pPr>
-      <w:r>
-        <w:rPr>
-          <w:rFonts w:ascii="Cascadia Code" w:hAnsi="Cascadia Code" w:cs="Cascadia Code"/>
-          <w:color w:val="0E2841" w:themeColor="text2"/>
-          <w:sz w:val="28"/>
-          <w:szCs w:val="28"/>
-        </w:rPr>
-        <w:t xml:space="preserve">    </w:t>
-      </w:r>
-      <w:proofErr w:type="spellStart"/>
-      <w:proofErr w:type="gramStart"/>
-      <w:r>
-        <w:rPr>
-          <w:rFonts w:ascii="Cascadia Code" w:hAnsi="Cascadia Code" w:cs="Cascadia Code"/>
-          <w:color w:val="0E2841" w:themeColor="text2"/>
-          <w:sz w:val="28"/>
-          <w:szCs w:val="28"/>
-        </w:rPr>
-        <w:t>log.write</w:t>
-      </w:r>
-      <w:proofErr w:type="spellEnd"/>
-      <w:proofErr w:type="gramEnd"/>
-      <w:r>
-        <w:rPr>
-          <w:rFonts w:ascii="Cascadia Code" w:hAnsi="Cascadia Code" w:cs="Cascadia Code"/>
-          <w:color w:val="0E2841" w:themeColor="text2"/>
-          <w:sz w:val="28"/>
-          <w:szCs w:val="28"/>
-        </w:rPr>
-        <w:t>(f"\n--- {</w:t>
-      </w:r>
-      <w:proofErr w:type="spellStart"/>
-      <w:proofErr w:type="gramStart"/>
-      <w:r>
-        <w:rPr>
-          <w:rFonts w:ascii="Cascadia Code" w:hAnsi="Cascadia Code" w:cs="Cascadia Code"/>
-          <w:color w:val="0E2841" w:themeColor="text2"/>
-          <w:sz w:val="28"/>
-          <w:szCs w:val="28"/>
-        </w:rPr>
-        <w:t>datetime.now</w:t>
-      </w:r>
-      <w:proofErr w:type="spellEnd"/>
-      <w:r>
-        <w:rPr>
-          <w:rFonts w:ascii="Cascadia Code" w:hAnsi="Cascadia Code" w:cs="Cascadia Code"/>
-          <w:color w:val="0E2841" w:themeColor="text2"/>
-          <w:sz w:val="28"/>
-          <w:szCs w:val="28"/>
-        </w:rPr>
-        <w:t>(</w:t>
-      </w:r>
-      <w:proofErr w:type="gramEnd"/>
-      <w:r>
-        <w:rPr>
-          <w:rFonts w:ascii="Cascadia Code" w:hAnsi="Cascadia Code" w:cs="Cascadia Code"/>
-          <w:color w:val="0E2841" w:themeColor="text2"/>
-          <w:sz w:val="28"/>
-          <w:szCs w:val="28"/>
-        </w:rPr>
-        <w:t>)} ---\n")</w:t>
-      </w:r>
-    </w:p>
-    <w:p>
-      <w:pPr>
-        <w:spacing w:after="0"/>
-        <w:jc w:val="both"/>
-        <w:rPr>
-          <w:rFonts w:ascii="Cascadia Code" w:hAnsi="Cascadia Code" w:cs="Cascadia Code"/>
-          <w:color w:val="0E2841" w:themeColor="text2"/>
-          <w:sz w:val="28"/>
-          <w:szCs w:val="28"/>
-        </w:rPr>
-      </w:pPr>
-      <w:r>
-        <w:rPr>
-          <w:rFonts w:ascii="Cascadia Code" w:hAnsi="Cascadia Code" w:cs="Cascadia Code"/>
-          <w:color w:val="0E2841" w:themeColor="text2"/>
-          <w:sz w:val="28"/>
-          <w:szCs w:val="28"/>
-        </w:rPr>
-        <w:t xml:space="preserve">    </w:t>
-      </w:r>
-      <w:proofErr w:type="spellStart"/>
-      <w:proofErr w:type="gramStart"/>
-      <w:r>
-        <w:rPr>
-          <w:rFonts w:ascii="Cascadia Code" w:hAnsi="Cascadia Code" w:cs="Cascadia Code"/>
-          <w:color w:val="0E2841" w:themeColor="text2"/>
-          <w:sz w:val="28"/>
-          <w:szCs w:val="28"/>
-        </w:rPr>
-        <w:t>log.write</w:t>
-      </w:r>
-      <w:proofErr w:type="spellEnd"/>
-      <w:proofErr w:type="gramEnd"/>
-      <w:r>
-        <w:rPr>
-          <w:rFonts w:ascii="Cascadia Code" w:hAnsi="Cascadia Code" w:cs="Cascadia Code"/>
-          <w:color w:val="0E2841" w:themeColor="text2"/>
-          <w:sz w:val="28"/>
-          <w:szCs w:val="28"/>
-        </w:rPr>
         <w:t>(output)</w:t>
       </w:r>
     </w:p>
     <w:p>
       <w:pPr>
-        <w:jc w:val="center"/>
+        <w:jc w:val="both"/>
         <w:rPr>
           <w:rFonts w:ascii="Times New Roman" w:hAnsi="Times New Roman" w:cs="Times New Roman"/>
           <w:sz w:val="28"/>
@@ -4910,7 +5502,16 @@
           <w:sz w:val="28"/>
           <w:szCs w:val="28"/>
         </w:rPr>
-        <w:t xml:space="preserve"> lehetővé teszi, hogy a script automatikusan elfogadja az ismeretlen </w:t>
+        <w:t xml:space="preserve"> lehetővé teszi, hogy a script automatikusan </w:t>
+      </w:r>
+      <w:r>
+        <w:rPr>
+          <w:rFonts w:ascii="Times New Roman" w:hAnsi="Times New Roman" w:cs="Times New Roman"/>
+          <w:sz w:val="28"/>
+          <w:szCs w:val="28"/>
+        </w:rPr>
+        <w:lastRenderedPageBreak/>
+        <w:t xml:space="preserve">elfogadja az ismeretlen </w:t>
       </w:r>
       <w:proofErr w:type="spellStart"/>
       <w:r>
@@ -5141,7 +5742,6 @@
           <w:sz w:val="28"/>
           <w:szCs w:val="28"/>
         </w:rPr>
-        <w:lastRenderedPageBreak/>
         <w:t xml:space="preserve">A script létrehoz egy XML fájlt (bgp_status.xml), amely tartalmazza az összes BGP szomszéd IP-címét és azok állapotát. Ez hasznos lehet automatizált </w:t>
       </w:r>
       <w:proofErr w:type="spellStart"/>
@@ -5580,7 +6180,16 @@
           <w:sz w:val="28"/>
           <w:szCs w:val="28"/>
         </w:rPr>
-        <w:t xml:space="preserve"> botot kellene írni vagy regisztrálni.</w:t>
+        <w:t xml:space="preserve"> botot </w:t>
+      </w:r>
+      <w:r>
+        <w:rPr>
+          <w:rFonts w:ascii="Times New Roman" w:hAnsi="Times New Roman" w:cs="Times New Roman"/>
+          <w:sz w:val="28"/>
+          <w:szCs w:val="28"/>
+        </w:rPr>
+        <w:lastRenderedPageBreak/>
+        <w:t>kellene írni vagy regisztrálni.</w:t>
       </w:r>
       <w:r>
         <w:rPr>
@@ -5627,7 +6236,7 @@
     </w:p>
     <w:p>
       <w:pPr>
-        <w:jc w:val="center"/>
+        <w:jc w:val="both"/>
         <w:rPr>
           <w:rFonts w:ascii="Times New Roman" w:hAnsi="Times New Roman" w:cs="Times New Roman"/>
           <w:sz w:val="28"/>
@@ -5657,7 +6266,7 @@
                     <pic:cNvPicPr/>
                   </pic:nvPicPr>
                   <pic:blipFill>
-                    <a:blip r:embed="rId7"/>
+                    <a:blip r:embed="rId10"/>
                     <a:stretch>
                       <a:fillRect/>
                     </a:stretch>
@@ -5680,7 +6289,7 @@
     </w:p>
     <w:p>
       <w:pPr>
-        <w:jc w:val="center"/>
+        <w:jc w:val="both"/>
         <w:rPr>
           <w:rFonts w:ascii="Times New Roman" w:hAnsi="Times New Roman" w:cs="Times New Roman"/>
           <w:sz w:val="28"/>
@@ -5694,11 +6303,10 @@
           <w:sz w:val="28"/>
           <w:szCs w:val="28"/>
         </w:rPr>
-        <w:lastRenderedPageBreak/>
         <w:drawing>
-          <wp:inline distT="0" distB="0" distL="0" distR="0" wp14:anchorId="10C1199A" wp14:editId="15A74AC4">
-            <wp:extent cx="5748867" cy="1244600"/>
-            <wp:effectExtent l="0" t="0" r="4445" b="0"/>
+          <wp:inline distT="0" distB="0" distL="0" distR="0" wp14:anchorId="10C1199A" wp14:editId="1033FBAA">
+            <wp:extent cx="5815654" cy="1259059"/>
+            <wp:effectExtent l="0" t="0" r="0" b="0"/>
             <wp:docPr id="1955050424" name="Kép 1" descr="A képen szöveg, Betűtípus, képernyőkép, embléma látható&#10;&#10;Előfordulhat, hogy az AI által létrehozott tartalom helytelen."/>
             <wp:cNvGraphicFramePr>
               <a:graphicFrameLocks xmlns:a="http://schemas.openxmlformats.org/drawingml/2006/main" noChangeAspect="1"/>
@@ -5711,7 +6319,7 @@
                     <pic:cNvPicPr/>
                   </pic:nvPicPr>
                   <pic:blipFill>
-                    <a:blip r:embed="rId8"/>
+                    <a:blip r:embed="rId11"/>
                     <a:stretch>
                       <a:fillRect/>
                     </a:stretch>
@@ -5719,7 +6327,7 @@
                   <pic:spPr>
                     <a:xfrm>
                       <a:off x="0" y="0"/>
-                      <a:ext cx="5759033" cy="1246801"/>
+                      <a:ext cx="5838412" cy="1263986"/>
                     </a:xfrm>
                     <a:prstGeom prst="rect">
                       <a:avLst/>
@@ -5857,9 +6465,9 @@
           <w:szCs w:val="28"/>
         </w:rPr>
         <w:drawing>
-          <wp:inline distT="0" distB="0" distL="0" distR="0" wp14:anchorId="101B039F" wp14:editId="2986F75D">
-            <wp:extent cx="5276850" cy="1812463"/>
-            <wp:effectExtent l="0" t="0" r="0" b="0"/>
+          <wp:inline distT="0" distB="0" distL="0" distR="0" wp14:anchorId="101B039F" wp14:editId="0D56EF07">
+            <wp:extent cx="5815901" cy="1997613"/>
+            <wp:effectExtent l="0" t="0" r="0" b="3175"/>
             <wp:docPr id="89264703" name="Kép 1" descr="A képen szöveg, képernyőkép, Betűtípus látható&#10;&#10;Előfordulhat, hogy az AI által létrehozott tartalom helytelen."/>
             <wp:cNvGraphicFramePr>
               <a:graphicFrameLocks xmlns:a="http://schemas.openxmlformats.org/drawingml/2006/main" noChangeAspect="1"/>
@@ -5872,7 +6480,7 @@
                     <pic:cNvPicPr/>
                   </pic:nvPicPr>
                   <pic:blipFill>
-                    <a:blip r:embed="rId9"/>
+                    <a:blip r:embed="rId12"/>
                     <a:stretch>
                       <a:fillRect/>
                     </a:stretch>
@@ -5880,7 +6488,7 @@
                   <pic:spPr>
                     <a:xfrm>
                       <a:off x="0" y="0"/>
-                      <a:ext cx="5285754" cy="1815521"/>
+                      <a:ext cx="5839490" cy="2005715"/>
                     </a:xfrm>
                     <a:prstGeom prst="rect">
                       <a:avLst/>
@@ -6020,6 +6628,7 @@
           <w:sz w:val="28"/>
           <w:szCs w:val="28"/>
         </w:rPr>
+        <w:lastRenderedPageBreak/>
         <w:t xml:space="preserve">tartalmazza a show </w:t>
       </w:r>
       <w:proofErr w:type="spellStart"/>
@@ -6380,7 +6989,6 @@
           <w:sz w:val="28"/>
           <w:szCs w:val="28"/>
         </w:rPr>
-        <w:lastRenderedPageBreak/>
         <w:t>Ez a fájl ideális:</w:t>
       </w:r>
     </w:p>
@@ -6505,9 +7113,9 @@
           <w:szCs w:val="28"/>
         </w:rPr>
         <w:drawing>
-          <wp:inline distT="0" distB="0" distL="0" distR="0" wp14:anchorId="011199EB" wp14:editId="1223788A">
-            <wp:extent cx="4679516" cy="3086100"/>
-            <wp:effectExtent l="0" t="0" r="6985" b="0"/>
+          <wp:inline distT="0" distB="0" distL="0" distR="0" wp14:anchorId="011199EB" wp14:editId="164428FD">
+            <wp:extent cx="5642083" cy="3720904"/>
+            <wp:effectExtent l="0" t="0" r="0" b="0"/>
             <wp:docPr id="603805145" name="Kép 1" descr="A képen szöveg, képernyőkép, Betűtípus látható&#10;&#10;Előfordulhat, hogy az AI által létrehozott tartalom helytelen."/>
             <wp:cNvGraphicFramePr>
               <a:graphicFrameLocks xmlns:a="http://schemas.openxmlformats.org/drawingml/2006/main" noChangeAspect="1"/>
@@ -6520,7 +7128,7 @@
                     <pic:cNvPicPr/>
                   </pic:nvPicPr>
                   <pic:blipFill>
-                    <a:blip r:embed="rId10"/>
+                    <a:blip r:embed="rId13"/>
                     <a:stretch>
                       <a:fillRect/>
                     </a:stretch>
@@ -6528,7 +7136,7 @@
                   <pic:spPr>
                     <a:xfrm>
                       <a:off x="0" y="0"/>
-                      <a:ext cx="4692670" cy="3094775"/>
+                      <a:ext cx="5673970" cy="3741933"/>
                     </a:xfrm>
                     <a:prstGeom prst="rect">
                       <a:avLst/>
@@ -6557,10 +7165,11 @@
           <w:sz w:val="28"/>
           <w:szCs w:val="28"/>
         </w:rPr>
+        <w:lastRenderedPageBreak/>
         <w:drawing>
-          <wp:inline distT="0" distB="0" distL="0" distR="0" wp14:anchorId="23FF1FC3" wp14:editId="6F16331D">
-            <wp:extent cx="5760720" cy="1166495"/>
-            <wp:effectExtent l="0" t="0" r="0" b="0"/>
+          <wp:inline distT="0" distB="0" distL="0" distR="0" wp14:anchorId="23FF1FC3" wp14:editId="1D897692">
+            <wp:extent cx="5697416" cy="1153676"/>
+            <wp:effectExtent l="0" t="0" r="0" b="8890"/>
             <wp:docPr id="877458746" name="Kép 1"/>
             <wp:cNvGraphicFramePr>
               <a:graphicFrameLocks xmlns:a="http://schemas.openxmlformats.org/drawingml/2006/main" noChangeAspect="1"/>
@@ -6573,7 +7182,7 @@
                     <pic:cNvPicPr/>
                   </pic:nvPicPr>
                   <pic:blipFill>
-                    <a:blip r:embed="rId11"/>
+                    <a:blip r:embed="rId14"/>
                     <a:stretch>
                       <a:fillRect/>
                     </a:stretch>
@@ -6581,7 +7190,7 @@
                   <pic:spPr>
                     <a:xfrm>
                       <a:off x="0" y="0"/>
-                      <a:ext cx="5760720" cy="1166495"/>
+                      <a:ext cx="5716462" cy="1157533"/>
                     </a:xfrm>
                     <a:prstGeom prst="rect">
                       <a:avLst/>
@@ -6616,46 +7225,79 @@
           <w:sz w:val="28"/>
           <w:szCs w:val="28"/>
         </w:rPr>
-        <w:t>A script manuálisan vagy időzítve is futtatható. Időzítéshez ajánlott a Windows Feladatütemező (</w:t>
-      </w:r>
-      <w:proofErr w:type="spellStart"/>
-      <w:r>
-        <w:rPr>
-          <w:sz w:val="28"/>
-          <w:szCs w:val="28"/>
-        </w:rPr>
-        <w:t>Task</w:t>
-      </w:r>
-      <w:proofErr w:type="spellEnd"/>
-      <w:r>
-        <w:rPr>
-          <w:sz w:val="28"/>
-          <w:szCs w:val="28"/>
-        </w:rPr>
-        <w:t xml:space="preserve"> </w:t>
-      </w:r>
-      <w:proofErr w:type="spellStart"/>
-      <w:r>
-        <w:rPr>
-          <w:sz w:val="28"/>
-          <w:szCs w:val="28"/>
-        </w:rPr>
-        <w:t>Scheduler</w:t>
-      </w:r>
-      <w:proofErr w:type="spellEnd"/>
-      <w:r>
-        <w:rPr>
-          <w:sz w:val="28"/>
-          <w:szCs w:val="28"/>
-        </w:rPr>
-        <w:t>) használata, amely lehetővé teszi, hogy a script:</w:t>
-      </w:r>
-      <w:r>
-        <w:rPr>
-          <w:sz w:val="28"/>
-          <w:szCs w:val="28"/>
-        </w:rPr>
-        <w:t xml:space="preserve"> Minden nap 6:30-kor reggel lefut a script. </w:t>
+        <w:t xml:space="preserve">A script manuálisan vagy időzítve is futtatható. </w:t>
+      </w:r>
+      <w:r>
+        <w:rPr>
+          <w:sz w:val="28"/>
+          <w:szCs w:val="28"/>
+        </w:rPr>
+        <w:t xml:space="preserve">Az időzítést a Feladatüzemeltetővel oldottuk meg, ami lokálisan lefuttattja a scriptet, ami </w:t>
+      </w:r>
+      <w:r>
+        <w:rPr>
+          <w:sz w:val="28"/>
+          <w:szCs w:val="28"/>
+        </w:rPr>
+        <w:t>SSH</w:t>
+      </w:r>
+      <w:r>
+        <w:rPr>
+          <w:sz w:val="28"/>
+          <w:szCs w:val="28"/>
+        </w:rPr>
+        <w:t>-</w:t>
+      </w:r>
+      <w:proofErr w:type="spellStart"/>
+      <w:r>
+        <w:rPr>
+          <w:sz w:val="28"/>
+          <w:szCs w:val="28"/>
+        </w:rPr>
+        <w:t>val</w:t>
+      </w:r>
+      <w:proofErr w:type="spellEnd"/>
+      <w:r>
+        <w:rPr>
+          <w:sz w:val="28"/>
+          <w:szCs w:val="28"/>
+        </w:rPr>
+        <w:t xml:space="preserve"> bejelentkezik a routerre és </w:t>
+      </w:r>
+      <w:r>
+        <w:rPr>
+          <w:sz w:val="28"/>
+          <w:szCs w:val="28"/>
+        </w:rPr>
+        <w:t>ellenőrzi a beállításait a Routernek, hogy van-e valami probléma</w:t>
+      </w:r>
+      <w:r>
+        <w:rPr>
+          <w:sz w:val="28"/>
+          <w:szCs w:val="28"/>
+        </w:rPr>
+        <w:t xml:space="preserve">. </w:t>
+      </w:r>
+      <w:r>
+        <w:rPr>
+          <w:sz w:val="28"/>
+          <w:szCs w:val="28"/>
+        </w:rPr>
+        <w:t>0-24</w:t>
+      </w:r>
+      <w:r>
+        <w:rPr>
+          <w:sz w:val="28"/>
+          <w:szCs w:val="28"/>
+        </w:rPr>
+        <w:t xml:space="preserve">, </w:t>
+      </w:r>
+      <w:r>
+        <w:rPr>
+          <w:sz w:val="28"/>
+          <w:szCs w:val="28"/>
+        </w:rPr>
+        <w:t>5 percenként fut le, ez terhelés szempontjából ideális a rendszergazda csapatnak.</w:t>
       </w:r>
     </w:p>
     <w:p>
@@ -6675,7 +7317,6 @@
           <w:sz w:val="28"/>
           <w:szCs w:val="28"/>
         </w:rPr>
-        <w:lastRenderedPageBreak/>
         <w:drawing>
           <wp:inline distT="0" distB="0" distL="0" distR="0" wp14:anchorId="0AC0033B" wp14:editId="45DA9504">
             <wp:extent cx="5289211" cy="3975653"/>
@@ -6692,7 +7333,7 @@
                     <pic:cNvPicPr/>
                   </pic:nvPicPr>
                   <pic:blipFill>
-                    <a:blip r:embed="rId12"/>
+                    <a:blip r:embed="rId15"/>
                     <a:stretch>
                       <a:fillRect/>
                     </a:stretch>
@@ -6730,11 +7371,12 @@
           <w:sz w:val="28"/>
           <w:szCs w:val="28"/>
         </w:rPr>
+        <w:lastRenderedPageBreak/>
         <w:drawing>
-          <wp:inline distT="0" distB="0" distL="0" distR="0" wp14:anchorId="4D0819EA" wp14:editId="3CDEBD68">
-            <wp:extent cx="5312517" cy="4651513"/>
-            <wp:effectExtent l="0" t="0" r="2540" b="0"/>
-            <wp:docPr id="555745868" name="Kép 1" descr="A képen szöveg, képernyőkép, szoftver, szám látható&#10;&#10;Előfordulhat, hogy az AI által létrehozott tartalom helytelen."/>
+          <wp:inline distT="0" distB="0" distL="0" distR="0" wp14:anchorId="076CB45B" wp14:editId="3D0F93EE">
+            <wp:extent cx="5262961" cy="3953022"/>
+            <wp:effectExtent l="0" t="0" r="0" b="9525"/>
+            <wp:docPr id="1234807219" name="Kép 1"/>
             <wp:cNvGraphicFramePr>
               <a:graphicFrameLocks xmlns:a="http://schemas.openxmlformats.org/drawingml/2006/main" noChangeAspect="1"/>
             </wp:cNvGraphicFramePr>
@@ -6742,11 +7384,11 @@
               <a:graphicData uri="http://schemas.openxmlformats.org/drawingml/2006/picture">
                 <pic:pic xmlns:pic="http://schemas.openxmlformats.org/drawingml/2006/picture">
                   <pic:nvPicPr>
-                    <pic:cNvPr id="555745868" name="Kép 1" descr="A képen szöveg, képernyőkép, szoftver, szám látható&#10;&#10;Előfordulhat, hogy az AI által létrehozott tartalom helytelen."/>
+                    <pic:cNvPr id="1234807219" name=""/>
                     <pic:cNvPicPr/>
                   </pic:nvPicPr>
                   <pic:blipFill>
-                    <a:blip r:embed="rId13"/>
+                    <a:blip r:embed="rId16"/>
                     <a:stretch>
                       <a:fillRect/>
                     </a:stretch>
@@ -6754,7 +7396,61 @@
                   <pic:spPr>
                     <a:xfrm>
                       <a:off x="0" y="0"/>
-                      <a:ext cx="5344813" cy="4679791"/>
+                      <a:ext cx="5268518" cy="3957196"/>
+                    </a:xfrm>
+                    <a:prstGeom prst="rect">
+                      <a:avLst/>
+                    </a:prstGeom>
+                  </pic:spPr>
+                </pic:pic>
+              </a:graphicData>
+            </a:graphic>
+          </wp:inline>
+        </w:drawing>
+      </w:r>
+    </w:p>
+    <w:p>
+      <w:pPr>
+        <w:pStyle w:val="Listaszerbekezds"/>
+        <w:jc w:val="center"/>
+        <w:rPr>
+          <w:rFonts w:ascii="Times New Roman" w:hAnsi="Times New Roman" w:cs="Times New Roman"/>
+          <w:sz w:val="28"/>
+          <w:szCs w:val="28"/>
+        </w:rPr>
+      </w:pPr>
+      <w:r>
+        <w:rPr>
+          <w:rFonts w:ascii="Times New Roman" w:hAnsi="Times New Roman" w:cs="Times New Roman"/>
+          <w:noProof/>
+          <w:sz w:val="28"/>
+          <w:szCs w:val="28"/>
+        </w:rPr>
+        <w:drawing>
+          <wp:inline distT="0" distB="0" distL="0" distR="0" wp14:anchorId="1D8C6251" wp14:editId="67C34122">
+            <wp:extent cx="5248421" cy="4548232"/>
+            <wp:effectExtent l="0" t="0" r="0" b="5080"/>
+            <wp:docPr id="59628416" name="Kép 1"/>
+            <wp:cNvGraphicFramePr>
+              <a:graphicFrameLocks xmlns:a="http://schemas.openxmlformats.org/drawingml/2006/main" noChangeAspect="1"/>
+            </wp:cNvGraphicFramePr>
+            <a:graphic xmlns:a="http://schemas.openxmlformats.org/drawingml/2006/main">
+              <a:graphicData uri="http://schemas.openxmlformats.org/drawingml/2006/picture">
+                <pic:pic xmlns:pic="http://schemas.openxmlformats.org/drawingml/2006/picture">
+                  <pic:nvPicPr>
+                    <pic:cNvPr id="59628416" name=""/>
+                    <pic:cNvPicPr/>
+                  </pic:nvPicPr>
+                  <pic:blipFill>
+                    <a:blip r:embed="rId17"/>
+                    <a:stretch>
+                      <a:fillRect/>
+                    </a:stretch>
+                  </pic:blipFill>
+                  <pic:spPr>
+                    <a:xfrm>
+                      <a:off x="0" y="0"/>
+                      <a:ext cx="5285028" cy="4579956"/>
                     </a:xfrm>
                     <a:prstGeom prst="rect">
                       <a:avLst/>
@@ -7126,6 +7822,98 @@
     </w:lvl>
   </w:abstractNum>
   <w:abstractNum w:abstractNumId="2" w15:restartNumberingAfterBreak="0">
+    <w:nsid w:val="092200EC"/>
+    <w:multiLevelType w:val="hybridMultilevel"/>
+    <w:tmpl w:val="8408CD6C"/>
+    <w:lvl w:ilvl="0" w:tplc="FFFFFFFF">
+      <w:start w:val="1"/>
+      <w:numFmt w:val="decimal"/>
+      <w:lvlText w:val="%1."/>
+      <w:lvlJc w:val="left"/>
+      <w:pPr>
+        <w:ind w:left="720" w:hanging="360"/>
+      </w:pPr>
+      <w:rPr>
+        <w:rFonts w:hint="default"/>
+      </w:rPr>
+    </w:lvl>
+    <w:lvl w:ilvl="1" w:tplc="040E0001">
+      <w:start w:val="1"/>
+      <w:numFmt w:val="bullet"/>
+      <w:lvlText w:val=""/>
+      <w:lvlJc w:val="left"/>
+      <w:pPr>
+        <w:ind w:left="1440" w:hanging="360"/>
+      </w:pPr>
+      <w:rPr>
+        <w:rFonts w:ascii="Symbol" w:hAnsi="Symbol" w:hint="default"/>
+      </w:rPr>
+    </w:lvl>
+    <w:lvl w:ilvl="2" w:tplc="FFFFFFFF" w:tentative="1">
+      <w:start w:val="1"/>
+      <w:numFmt w:val="lowerRoman"/>
+      <w:lvlText w:val="%3."/>
+      <w:lvlJc w:val="right"/>
+      <w:pPr>
+        <w:ind w:left="2160" w:hanging="180"/>
+      </w:pPr>
+    </w:lvl>
+    <w:lvl w:ilvl="3" w:tplc="FFFFFFFF" w:tentative="1">
+      <w:start w:val="1"/>
+      <w:numFmt w:val="decimal"/>
+      <w:lvlText w:val="%4."/>
+      <w:lvlJc w:val="left"/>
+      <w:pPr>
+        <w:ind w:left="2880" w:hanging="360"/>
+      </w:pPr>
+    </w:lvl>
+    <w:lvl w:ilvl="4" w:tplc="FFFFFFFF" w:tentative="1">
+      <w:start w:val="1"/>
+      <w:numFmt w:val="lowerLetter"/>
+      <w:lvlText w:val="%5."/>
+      <w:lvlJc w:val="left"/>
+      <w:pPr>
+        <w:ind w:left="3600" w:hanging="360"/>
+      </w:pPr>
+    </w:lvl>
+    <w:lvl w:ilvl="5" w:tplc="FFFFFFFF" w:tentative="1">
+      <w:start w:val="1"/>
+      <w:numFmt w:val="lowerRoman"/>
+      <w:lvlText w:val="%6."/>
+      <w:lvlJc w:val="right"/>
+      <w:pPr>
+        <w:ind w:left="4320" w:hanging="180"/>
+      </w:pPr>
+    </w:lvl>
+    <w:lvl w:ilvl="6" w:tplc="FFFFFFFF" w:tentative="1">
+      <w:start w:val="1"/>
+      <w:numFmt w:val="decimal"/>
+      <w:lvlText w:val="%7."/>
+      <w:lvlJc w:val="left"/>
+      <w:pPr>
+        <w:ind w:left="5040" w:hanging="360"/>
+      </w:pPr>
+    </w:lvl>
+    <w:lvl w:ilvl="7" w:tplc="FFFFFFFF" w:tentative="1">
+      <w:start w:val="1"/>
+      <w:numFmt w:val="lowerLetter"/>
+      <w:lvlText w:val="%8."/>
+      <w:lvlJc w:val="left"/>
+      <w:pPr>
+        <w:ind w:left="5760" w:hanging="360"/>
+      </w:pPr>
+    </w:lvl>
+    <w:lvl w:ilvl="8" w:tplc="FFFFFFFF" w:tentative="1">
+      <w:start w:val="1"/>
+      <w:numFmt w:val="lowerRoman"/>
+      <w:lvlText w:val="%9."/>
+      <w:lvlJc w:val="right"/>
+      <w:pPr>
+        <w:ind w:left="6480" w:hanging="180"/>
+      </w:pPr>
+    </w:lvl>
+  </w:abstractNum>
+  <w:abstractNum w:abstractNumId="3" w15:restartNumberingAfterBreak="0">
     <w:nsid w:val="0BE86DB0"/>
     <w:multiLevelType w:val="hybridMultilevel"/>
     <w:tmpl w:val="2E4C5F34"/>
@@ -7214,7 +8002,7 @@
       </w:pPr>
     </w:lvl>
   </w:abstractNum>
-  <w:abstractNum w:abstractNumId="3" w15:restartNumberingAfterBreak="0">
+  <w:abstractNum w:abstractNumId="4" w15:restartNumberingAfterBreak="0">
     <w:nsid w:val="17F663A5"/>
     <w:multiLevelType w:val="hybridMultilevel"/>
     <w:tmpl w:val="14A8D8E4"/>
@@ -7327,7 +8115,7 @@
       </w:rPr>
     </w:lvl>
   </w:abstractNum>
-  <w:abstractNum w:abstractNumId="4" w15:restartNumberingAfterBreak="0">
+  <w:abstractNum w:abstractNumId="5" w15:restartNumberingAfterBreak="0">
     <w:nsid w:val="212718AC"/>
     <w:multiLevelType w:val="multilevel"/>
     <w:tmpl w:val="5CFA7030"/>
@@ -7476,7 +8264,7 @@
       </w:rPr>
     </w:lvl>
   </w:abstractNum>
-  <w:abstractNum w:abstractNumId="5" w15:restartNumberingAfterBreak="0">
+  <w:abstractNum w:abstractNumId="6" w15:restartNumberingAfterBreak="0">
     <w:nsid w:val="2BA81497"/>
     <w:multiLevelType w:val="hybridMultilevel"/>
     <w:tmpl w:val="4C220182"/>
@@ -7589,7 +8377,7 @@
       </w:rPr>
     </w:lvl>
   </w:abstractNum>
-  <w:abstractNum w:abstractNumId="6" w15:restartNumberingAfterBreak="0">
+  <w:abstractNum w:abstractNumId="7" w15:restartNumberingAfterBreak="0">
     <w:nsid w:val="36EB0CB2"/>
     <w:multiLevelType w:val="hybridMultilevel"/>
     <w:tmpl w:val="59C2C968"/>
@@ -7702,7 +8490,7 @@
       </w:rPr>
     </w:lvl>
   </w:abstractNum>
-  <w:abstractNum w:abstractNumId="7" w15:restartNumberingAfterBreak="0">
+  <w:abstractNum w:abstractNumId="8" w15:restartNumberingAfterBreak="0">
     <w:nsid w:val="46D51E69"/>
     <w:multiLevelType w:val="hybridMultilevel"/>
     <w:tmpl w:val="B72A6D70"/>
@@ -7815,7 +8603,7 @@
       </w:rPr>
     </w:lvl>
   </w:abstractNum>
-  <w:abstractNum w:abstractNumId="8" w15:restartNumberingAfterBreak="0">
+  <w:abstractNum w:abstractNumId="9" w15:restartNumberingAfterBreak="0">
     <w:nsid w:val="4A0317D5"/>
     <w:multiLevelType w:val="multilevel"/>
     <w:tmpl w:val="DC4E383C"/>
@@ -7964,7 +8752,7 @@
       </w:rPr>
     </w:lvl>
   </w:abstractNum>
-  <w:abstractNum w:abstractNumId="9" w15:restartNumberingAfterBreak="0">
+  <w:abstractNum w:abstractNumId="10" w15:restartNumberingAfterBreak="0">
     <w:nsid w:val="55AD0FD8"/>
     <w:multiLevelType w:val="hybridMultilevel"/>
     <w:tmpl w:val="F496CD04"/>
@@ -8077,7 +8865,7 @@
       </w:rPr>
     </w:lvl>
   </w:abstractNum>
-  <w:abstractNum w:abstractNumId="10" w15:restartNumberingAfterBreak="0">
+  <w:abstractNum w:abstractNumId="11" w15:restartNumberingAfterBreak="0">
     <w:nsid w:val="5AF93F83"/>
     <w:multiLevelType w:val="hybridMultilevel"/>
     <w:tmpl w:val="FE64CAC2"/>
@@ -8166,7 +8954,96 @@
       </w:pPr>
     </w:lvl>
   </w:abstractNum>
-  <w:abstractNum w:abstractNumId="11" w15:restartNumberingAfterBreak="0">
+  <w:abstractNum w:abstractNumId="12" w15:restartNumberingAfterBreak="0">
+    <w:nsid w:val="5D247E44"/>
+    <w:multiLevelType w:val="hybridMultilevel"/>
+    <w:tmpl w:val="E1F871BC"/>
+    <w:lvl w:ilvl="0" w:tplc="040E000F">
+      <w:start w:val="1"/>
+      <w:numFmt w:val="decimal"/>
+      <w:lvlText w:val="%1."/>
+      <w:lvlJc w:val="left"/>
+      <w:pPr>
+        <w:ind w:left="720" w:hanging="360"/>
+      </w:pPr>
+      <w:rPr>
+        <w:rFonts w:hint="default"/>
+      </w:rPr>
+    </w:lvl>
+    <w:lvl w:ilvl="1" w:tplc="040E0019">
+      <w:start w:val="1"/>
+      <w:numFmt w:val="lowerLetter"/>
+      <w:lvlText w:val="%2."/>
+      <w:lvlJc w:val="left"/>
+      <w:pPr>
+        <w:ind w:left="1440" w:hanging="360"/>
+      </w:pPr>
+    </w:lvl>
+    <w:lvl w:ilvl="2" w:tplc="040E001B" w:tentative="1">
+      <w:start w:val="1"/>
+      <w:numFmt w:val="lowerRoman"/>
+      <w:lvlText w:val="%3."/>
+      <w:lvlJc w:val="right"/>
+      <w:pPr>
+        <w:ind w:left="2160" w:hanging="180"/>
+      </w:pPr>
+    </w:lvl>
+    <w:lvl w:ilvl="3" w:tplc="040E000F" w:tentative="1">
+      <w:start w:val="1"/>
+      <w:numFmt w:val="decimal"/>
+      <w:lvlText w:val="%4."/>
+      <w:lvlJc w:val="left"/>
+      <w:pPr>
+        <w:ind w:left="2880" w:hanging="360"/>
+      </w:pPr>
+    </w:lvl>
+    <w:lvl w:ilvl="4" w:tplc="040E0019" w:tentative="1">
+      <w:start w:val="1"/>
+      <w:numFmt w:val="lowerLetter"/>
+      <w:lvlText w:val="%5."/>
+      <w:lvlJc w:val="left"/>
+      <w:pPr>
+        <w:ind w:left="3600" w:hanging="360"/>
+      </w:pPr>
+    </w:lvl>
+    <w:lvl w:ilvl="5" w:tplc="040E001B" w:tentative="1">
+      <w:start w:val="1"/>
+      <w:numFmt w:val="lowerRoman"/>
+      <w:lvlText w:val="%6."/>
+      <w:lvlJc w:val="right"/>
+      <w:pPr>
+        <w:ind w:left="4320" w:hanging="180"/>
+      </w:pPr>
+    </w:lvl>
+    <w:lvl w:ilvl="6" w:tplc="040E000F" w:tentative="1">
+      <w:start w:val="1"/>
+      <w:numFmt w:val="decimal"/>
+      <w:lvlText w:val="%7."/>
+      <w:lvlJc w:val="left"/>
+      <w:pPr>
+        <w:ind w:left="5040" w:hanging="360"/>
+      </w:pPr>
+    </w:lvl>
+    <w:lvl w:ilvl="7" w:tplc="040E0019" w:tentative="1">
+      <w:start w:val="1"/>
+      <w:numFmt w:val="lowerLetter"/>
+      <w:lvlText w:val="%8."/>
+      <w:lvlJc w:val="left"/>
+      <w:pPr>
+        <w:ind w:left="5760" w:hanging="360"/>
+      </w:pPr>
+    </w:lvl>
+    <w:lvl w:ilvl="8" w:tplc="040E001B" w:tentative="1">
+      <w:start w:val="1"/>
+      <w:numFmt w:val="lowerRoman"/>
+      <w:lvlText w:val="%9."/>
+      <w:lvlJc w:val="right"/>
+      <w:pPr>
+        <w:ind w:left="6480" w:hanging="180"/>
+      </w:pPr>
+    </w:lvl>
+  </w:abstractNum>
+  <w:abstractNum w:abstractNumId="13" w15:restartNumberingAfterBreak="0">
     <w:nsid w:val="6AAA3F4C"/>
     <w:multiLevelType w:val="hybridMultilevel"/>
     <w:tmpl w:val="7DFA3E4E"/>
@@ -8255,7 +9132,99 @@
       </w:pPr>
     </w:lvl>
   </w:abstractNum>
-  <w:abstractNum w:abstractNumId="12" w15:restartNumberingAfterBreak="0">
+  <w:abstractNum w:abstractNumId="14" w15:restartNumberingAfterBreak="0">
+    <w:nsid w:val="6B0F5DE1"/>
+    <w:multiLevelType w:val="hybridMultilevel"/>
+    <w:tmpl w:val="8A94C996"/>
+    <w:lvl w:ilvl="0" w:tplc="FFFFFFFF">
+      <w:start w:val="1"/>
+      <w:numFmt w:val="decimal"/>
+      <w:lvlText w:val="%1."/>
+      <w:lvlJc w:val="left"/>
+      <w:pPr>
+        <w:ind w:left="720" w:hanging="360"/>
+      </w:pPr>
+      <w:rPr>
+        <w:rFonts w:hint="default"/>
+      </w:rPr>
+    </w:lvl>
+    <w:lvl w:ilvl="1" w:tplc="040E0001">
+      <w:start w:val="1"/>
+      <w:numFmt w:val="bullet"/>
+      <w:lvlText w:val=""/>
+      <w:lvlJc w:val="left"/>
+      <w:pPr>
+        <w:ind w:left="1440" w:hanging="360"/>
+      </w:pPr>
+      <w:rPr>
+        <w:rFonts w:ascii="Symbol" w:hAnsi="Symbol" w:hint="default"/>
+      </w:rPr>
+    </w:lvl>
+    <w:lvl w:ilvl="2" w:tplc="FFFFFFFF" w:tentative="1">
+      <w:start w:val="1"/>
+      <w:numFmt w:val="lowerRoman"/>
+      <w:lvlText w:val="%3."/>
+      <w:lvlJc w:val="right"/>
+      <w:pPr>
+        <w:ind w:left="2160" w:hanging="180"/>
+      </w:pPr>
+    </w:lvl>
+    <w:lvl w:ilvl="3" w:tplc="FFFFFFFF" w:tentative="1">
+      <w:start w:val="1"/>
+      <w:numFmt w:val="decimal"/>
+      <w:lvlText w:val="%4."/>
+      <w:lvlJc w:val="left"/>
+      <w:pPr>
+        <w:ind w:left="2880" w:hanging="360"/>
+      </w:pPr>
+    </w:lvl>
+    <w:lvl w:ilvl="4" w:tplc="FFFFFFFF" w:tentative="1">
+      <w:start w:val="1"/>
+      <w:numFmt w:val="lowerLetter"/>
+      <w:lvlText w:val="%5."/>
+      <w:lvlJc w:val="left"/>
+      <w:pPr>
+        <w:ind w:left="3600" w:hanging="360"/>
+      </w:pPr>
+    </w:lvl>
+    <w:lvl w:ilvl="5" w:tplc="FFFFFFFF" w:tentative="1">
+      <w:start w:val="1"/>
+      <w:numFmt w:val="lowerRoman"/>
+      <w:lvlText w:val="%6."/>
+      <w:lvlJc w:val="right"/>
+      <w:pPr>
+        <w:ind w:left="4320" w:hanging="180"/>
+      </w:pPr>
+    </w:lvl>
+    <w:lvl w:ilvl="6" w:tplc="FFFFFFFF" w:tentative="1">
+      <w:start w:val="1"/>
+      <w:numFmt w:val="decimal"/>
+      <w:lvlText w:val="%7."/>
+      <w:lvlJc w:val="left"/>
+      <w:pPr>
+        <w:ind w:left="5040" w:hanging="360"/>
+      </w:pPr>
+    </w:lvl>
+    <w:lvl w:ilvl="7" w:tplc="FFFFFFFF" w:tentative="1">
+      <w:start w:val="1"/>
+      <w:numFmt w:val="lowerLetter"/>
+      <w:lvlText w:val="%8."/>
+      <w:lvlJc w:val="left"/>
+      <w:pPr>
+        <w:ind w:left="5760" w:hanging="360"/>
+      </w:pPr>
+    </w:lvl>
+    <w:lvl w:ilvl="8" w:tplc="FFFFFFFF" w:tentative="1">
+      <w:start w:val="1"/>
+      <w:numFmt w:val="lowerRoman"/>
+      <w:lvlText w:val="%9."/>
+      <w:lvlJc w:val="right"/>
+      <w:pPr>
+        <w:ind w:left="6480" w:hanging="180"/>
+      </w:pPr>
+    </w:lvl>
+  </w:abstractNum>
+  <w:abstractNum w:abstractNumId="15" w15:restartNumberingAfterBreak="0">
     <w:nsid w:val="7664262D"/>
     <w:multiLevelType w:val="hybridMultilevel"/>
     <w:tmpl w:val="9D5EB23C"/>
@@ -8368,7 +9337,7 @@
       </w:rPr>
     </w:lvl>
   </w:abstractNum>
-  <w:abstractNum w:abstractNumId="13" w15:restartNumberingAfterBreak="0">
+  <w:abstractNum w:abstractNumId="16" w15:restartNumberingAfterBreak="0">
     <w:nsid w:val="79481BA4"/>
     <w:multiLevelType w:val="hybridMultilevel"/>
     <w:tmpl w:val="021E935C"/>
@@ -8481,7 +9450,7 @@
       </w:rPr>
     </w:lvl>
   </w:abstractNum>
-  <w:abstractNum w:abstractNumId="14" w15:restartNumberingAfterBreak="0">
+  <w:abstractNum w:abstractNumId="17" w15:restartNumberingAfterBreak="0">
     <w:nsid w:val="7AA270AA"/>
     <w:multiLevelType w:val="hybridMultilevel"/>
     <w:tmpl w:val="D22EB694"/>
@@ -8594,7 +9563,7 @@
       </w:rPr>
     </w:lvl>
   </w:abstractNum>
-  <w:abstractNum w:abstractNumId="15" w15:restartNumberingAfterBreak="0">
+  <w:abstractNum w:abstractNumId="18" w15:restartNumberingAfterBreak="0">
     <w:nsid w:val="7F62262F"/>
     <w:multiLevelType w:val="hybridMultilevel"/>
     <w:tmpl w:val="44D6235E"/>
@@ -8684,52 +9653,61 @@
     </w:lvl>
   </w:abstractNum>
   <w:num w:numId="1" w16cid:durableId="341081470">
+    <w:abstractNumId w:val="16"/>
+  </w:num>
+  <w:num w:numId="2" w16cid:durableId="1401902228">
+    <w:abstractNumId w:val="15"/>
+  </w:num>
+  <w:num w:numId="3" w16cid:durableId="1076902462">
+    <w:abstractNumId w:val="6"/>
+  </w:num>
+  <w:num w:numId="4" w16cid:durableId="2085105911">
+    <w:abstractNumId w:val="7"/>
+  </w:num>
+  <w:num w:numId="5" w16cid:durableId="467090788">
+    <w:abstractNumId w:val="10"/>
+  </w:num>
+  <w:num w:numId="6" w16cid:durableId="1617640451">
+    <w:abstractNumId w:val="17"/>
+  </w:num>
+  <w:num w:numId="7" w16cid:durableId="118114106">
+    <w:abstractNumId w:val="8"/>
+  </w:num>
+  <w:num w:numId="8" w16cid:durableId="1268348623">
+    <w:abstractNumId w:val="18"/>
+  </w:num>
+  <w:num w:numId="9" w16cid:durableId="1099106831">
+    <w:abstractNumId w:val="3"/>
+  </w:num>
+  <w:num w:numId="10" w16cid:durableId="1402757628">
     <w:abstractNumId w:val="13"/>
   </w:num>
-  <w:num w:numId="2" w16cid:durableId="1401902228">
-    <w:abstractNumId w:val="12"/>
-  </w:num>
-  <w:num w:numId="3" w16cid:durableId="1076902462">
-    <w:abstractNumId w:val="5"/>
-  </w:num>
-  <w:num w:numId="4" w16cid:durableId="2085105911">
-    <w:abstractNumId w:val="6"/>
-  </w:num>
-  <w:num w:numId="5" w16cid:durableId="467090788">
-    <w:abstractNumId w:val="9"/>
-  </w:num>
-  <w:num w:numId="6" w16cid:durableId="1617640451">
-    <w:abstractNumId w:val="14"/>
-  </w:num>
-  <w:num w:numId="7" w16cid:durableId="118114106">
-    <w:abstractNumId w:val="7"/>
-  </w:num>
-  <w:num w:numId="8" w16cid:durableId="1268348623">
-    <w:abstractNumId w:val="15"/>
-  </w:num>
-  <w:num w:numId="9" w16cid:durableId="1099106831">
-    <w:abstractNumId w:val="2"/>
-  </w:num>
-  <w:num w:numId="10" w16cid:durableId="1402757628">
-    <w:abstractNumId w:val="11"/>
-  </w:num>
   <w:num w:numId="11" w16cid:durableId="1709524142">
-    <w:abstractNumId w:val="3"/>
+    <w:abstractNumId w:val="4"/>
   </w:num>
   <w:num w:numId="12" w16cid:durableId="1149205238">
-    <w:abstractNumId w:val="10"/>
+    <w:abstractNumId w:val="11"/>
   </w:num>
   <w:num w:numId="13" w16cid:durableId="66653371">
     <w:abstractNumId w:val="0"/>
   </w:num>
   <w:num w:numId="14" w16cid:durableId="1105349943">
-    <w:abstractNumId w:val="4"/>
+    <w:abstractNumId w:val="5"/>
   </w:num>
   <w:num w:numId="15" w16cid:durableId="2007316915">
     <w:abstractNumId w:val="1"/>
   </w:num>
   <w:num w:numId="16" w16cid:durableId="1820994763">
-    <w:abstractNumId w:val="8"/>
+    <w:abstractNumId w:val="9"/>
+  </w:num>
+  <w:num w:numId="17" w16cid:durableId="784542655">
+    <w:abstractNumId w:val="12"/>
+  </w:num>
+  <w:num w:numId="18" w16cid:durableId="2033921375">
+    <w:abstractNumId w:val="2"/>
+  </w:num>
+  <w:num w:numId="19" w16cid:durableId="1049691667">
+    <w:abstractNumId w:val="14"/>
   </w:num>
 </w:numbering>
 </file>
